--- a/book/docx-por-capitulo/capstone-02-automatizacion-video.docx
+++ b/book/docx-por-capitulo/capstone-02-automatizacion-video.docx
@@ -7,6 +7,7 @@
         <w:pStyle w:val="Endure-ChapterTitle"/>
         <w:keepNext/>
         <w:spacing w:before="480" w:after="240"/>
+        <w:outlineLvl w:val="0"/>
       </w:pPr>
       <w:r>
         <w:rPr>
@@ -26,43 +27,61 @@
         <w:pStyle w:val="Endure-Subhead"/>
         <w:keepNext/>
         <w:spacing w:before="240" w:after="60"/>
+        <w:outlineLvl w:val="1"/>
       </w:pPr>
       <w:r>
+        <w:rPr>
+          <w:sz w:val="24"/>
+        </w:rPr>
         <w:t>Introducción</w:t>
       </w:r>
     </w:p>
     <w:p>
       <w:pPr>
         <w:pStyle w:val="Endure-FirstParagraphBodyText"/>
+        <w:spacing w:before="100" w:after="100"/>
       </w:pPr>
       <w:r>
+        <w:rPr>
+          <w:sz w:val="20"/>
+        </w:rPr>
         <w:t>Este capítulo demuestra cómo construir un sistema de producción de contenido en video completamente automatizado sobre el Jetson AGX Orin 64GB — sin intervención humana en el proceso de creación, con costo operativo menor a $1/mes en electricidad.</w:t>
       </w:r>
     </w:p>
     <w:p>
       <w:pPr>
         <w:pStyle w:val="Endure-ChapterBodyText"/>
+        <w:spacing w:before="100" w:after="100"/>
       </w:pPr>
       <w:r>
+        <w:rPr>
+          <w:sz w:val="20"/>
+        </w:rPr>
         <w:t xml:space="preserve">El caso de uso implementado es el canal </w:t>
       </w:r>
       <w:r>
         <w:rPr>
           <w:b/>
+          <w:sz w:val="20"/>
         </w:rPr>
         <w:t>"Daily Prayers"</w:t>
       </w:r>
       <w:r>
+        <w:rPr>
+          <w:sz w:val="20"/>
+        </w:rPr>
         <w:t xml:space="preserve"> — videos cortos espirituales de 30–40 segundos, publicados diariamente en YouTube Shorts y TikTok, basados en los Salmos y Proverbios de la Biblia, con voz en español latino, imágenes fotorrealistas generadas con IA y sin afiliación a ninguna religión específica. La arquitectura es genérica y puede adaptarse a cualquier tipo de canal de contenido: recetas de cocina, noticias locales, motivación diaria, tutoriales técnicos, etc.</w:t>
       </w:r>
     </w:p>
     <w:p>
       <w:pPr>
         <w:pStyle w:val="Endure-ChapterBodyText"/>
+        <w:spacing w:before="100" w:after="100"/>
       </w:pPr>
       <w:r>
         <w:rPr>
           <w:b/>
+          <w:sz w:val="20"/>
         </w:rPr>
         <w:t>Los 7 agentes del sistema:</w:t>
       </w:r>
@@ -80,20 +99,38 @@
         <w:gridCol w:w="2038"/>
       </w:tblGrid>
       <w:tr>
+        <w:trPr>
+          <w:trHeight w:val="453" w:hRule="atLeast"/>
+          <w:tblHeader/>
+        </w:trPr>
         <w:tc>
           <w:tcPr>
             <w:tcW w:type="dxa" w:w="2038"/>
             <w:shd w:val="clear" w:color="auto" w:fill="1A5A6A"/>
+            <w:tcBorders>
+              <w:top w:val="single" w:sz="12" w:color="FFFFFF"/>
+              <w:left w:val="single" w:sz="12" w:color="FFFFFF"/>
+              <w:bottom w:val="single" w:sz="12" w:color="FFFFFF"/>
+              <w:right w:val="single" w:sz="12" w:color="FFFFFF"/>
+            </w:tcBorders>
+            <w:vAlign w:val="center"/>
+            <w:tcMar>
+              <w:top w:w="60" w:type="dxa"/>
+              <w:left w:w="120" w:type="dxa"/>
+              <w:bottom w:w="60" w:type="dxa"/>
+              <w:right w:w="80" w:type="dxa"/>
+            </w:tcMar>
           </w:tcPr>
           <w:p>
             <w:pPr>
+              <w:spacing w:before="0" w:after="0"/>
               <w:jc w:val="center"/>
             </w:pPr>
             <w:r>
               <w:rPr>
                 <w:b/>
                 <w:color w:val="FFFFFF"/>
-                <w:sz w:val="17"/>
+                <w:sz w:val="16"/>
               </w:rPr>
               <w:t>Agente</w:t>
             </w:r>
@@ -103,16 +140,30 @@
           <w:tcPr>
             <w:tcW w:type="dxa" w:w="2038"/>
             <w:shd w:val="clear" w:color="auto" w:fill="1A5A6A"/>
+            <w:tcBorders>
+              <w:top w:val="single" w:sz="12" w:color="FFFFFF"/>
+              <w:left w:val="single" w:sz="12" w:color="FFFFFF"/>
+              <w:bottom w:val="single" w:sz="12" w:color="FFFFFF"/>
+              <w:right w:val="single" w:sz="12" w:color="FFFFFF"/>
+            </w:tcBorders>
+            <w:vAlign w:val="center"/>
+            <w:tcMar>
+              <w:top w:w="60" w:type="dxa"/>
+              <w:left w:w="120" w:type="dxa"/>
+              <w:bottom w:w="60" w:type="dxa"/>
+              <w:right w:w="80" w:type="dxa"/>
+            </w:tcMar>
           </w:tcPr>
           <w:p>
             <w:pPr>
+              <w:spacing w:before="0" w:after="0"/>
               <w:jc w:val="center"/>
             </w:pPr>
             <w:r>
               <w:rPr>
                 <w:b/>
                 <w:color w:val="FFFFFF"/>
-                <w:sz w:val="17"/>
+                <w:sz w:val="16"/>
               </w:rPr>
               <w:t>Función</w:t>
             </w:r>
@@ -122,16 +173,30 @@
           <w:tcPr>
             <w:tcW w:type="dxa" w:w="2038"/>
             <w:shd w:val="clear" w:color="auto" w:fill="1A5A6A"/>
+            <w:tcBorders>
+              <w:top w:val="single" w:sz="12" w:color="FFFFFF"/>
+              <w:left w:val="single" w:sz="12" w:color="FFFFFF"/>
+              <w:bottom w:val="single" w:sz="12" w:color="FFFFFF"/>
+              <w:right w:val="single" w:sz="12" w:color="FFFFFF"/>
+            </w:tcBorders>
+            <w:vAlign w:val="center"/>
+            <w:tcMar>
+              <w:top w:w="60" w:type="dxa"/>
+              <w:left w:w="120" w:type="dxa"/>
+              <w:bottom w:w="60" w:type="dxa"/>
+              <w:right w:w="80" w:type="dxa"/>
+            </w:tcMar>
           </w:tcPr>
           <w:p>
             <w:pPr>
+              <w:spacing w:before="0" w:after="0"/>
               <w:jc w:val="center"/>
             </w:pPr>
             <w:r>
               <w:rPr>
                 <w:b/>
                 <w:color w:val="FFFFFF"/>
-                <w:sz w:val="17"/>
+                <w:sz w:val="16"/>
               </w:rPr>
               <w:t>Herramienta</w:t>
             </w:r>
@@ -141,16 +206,30 @@
           <w:tcPr>
             <w:tcW w:type="dxa" w:w="2038"/>
             <w:shd w:val="clear" w:color="auto" w:fill="1A5A6A"/>
+            <w:tcBorders>
+              <w:top w:val="single" w:sz="12" w:color="FFFFFF"/>
+              <w:left w:val="single" w:sz="12" w:color="FFFFFF"/>
+              <w:bottom w:val="single" w:sz="12" w:color="FFFFFF"/>
+              <w:right w:val="single" w:sz="12" w:color="FFFFFF"/>
+            </w:tcBorders>
+            <w:vAlign w:val="center"/>
+            <w:tcMar>
+              <w:top w:w="60" w:type="dxa"/>
+              <w:left w:w="120" w:type="dxa"/>
+              <w:bottom w:w="60" w:type="dxa"/>
+              <w:right w:w="80" w:type="dxa"/>
+            </w:tcMar>
           </w:tcPr>
           <w:p>
             <w:pPr>
+              <w:spacing w:before="0" w:after="0"/>
               <w:jc w:val="center"/>
             </w:pPr>
             <w:r>
               <w:rPr>
                 <w:b/>
                 <w:color w:val="FFFFFF"/>
-                <w:sz w:val="17"/>
+                <w:sz w:val="16"/>
               </w:rPr>
               <w:t>Modo</w:t>
             </w:r>
@@ -158,15 +237,35 @@
         </w:tc>
       </w:tr>
       <w:tr>
+        <w:trPr>
+          <w:trHeight w:val="283" w:hRule="atLeast"/>
+        </w:trPr>
         <w:tc>
           <w:tcPr>
             <w:tcW w:type="dxa" w:w="2038"/>
-            <w:shd w:val="clear" w:color="auto" w:fill="F8F8F8"/>
+            <w:shd w:val="clear" w:color="auto" w:fill="EAEAEA"/>
+            <w:tcBorders>
+              <w:top w:val="single" w:sz="12" w:color="FFFFFF"/>
+              <w:left w:val="single" w:sz="12" w:color="FFFFFF"/>
+              <w:bottom w:val="single" w:sz="12" w:color="FFFFFF"/>
+              <w:right w:val="single" w:sz="12" w:color="FFFFFF"/>
+            </w:tcBorders>
+            <w:vAlign w:val="center"/>
+            <w:tcMar>
+              <w:top w:w="40" w:type="dxa"/>
+              <w:left w:w="120" w:type="dxa"/>
+              <w:bottom w:w="40" w:type="dxa"/>
+              <w:right w:w="80" w:type="dxa"/>
+            </w:tcMar>
           </w:tcPr>
           <w:p>
-            <w:r>
-              <w:rPr>
-                <w:sz w:val="17"/>
+            <w:pPr>
+              <w:spacing w:before="0" w:after="0"/>
+              <w:jc w:val="center"/>
+            </w:pPr>
+            <w:r>
+              <w:rPr>
+                <w:sz w:val="16"/>
               </w:rPr>
               <w:t>1</w:t>
             </w:r>
@@ -175,12 +274,29 @@
         <w:tc>
           <w:tcPr>
             <w:tcW w:type="dxa" w:w="2038"/>
-            <w:shd w:val="clear" w:color="auto" w:fill="F8F8F8"/>
+            <w:shd w:val="clear" w:color="auto" w:fill="EAEAEA"/>
+            <w:tcBorders>
+              <w:top w:val="single" w:sz="12" w:color="FFFFFF"/>
+              <w:left w:val="single" w:sz="12" w:color="FFFFFF"/>
+              <w:bottom w:val="single" w:sz="12" w:color="FFFFFF"/>
+              <w:right w:val="single" w:sz="12" w:color="FFFFFF"/>
+            </w:tcBorders>
+            <w:vAlign w:val="center"/>
+            <w:tcMar>
+              <w:top w:w="40" w:type="dxa"/>
+              <w:left w:w="120" w:type="dxa"/>
+              <w:bottom w:w="40" w:type="dxa"/>
+              <w:right w:w="80" w:type="dxa"/>
+            </w:tcMar>
           </w:tcPr>
           <w:p>
-            <w:r>
-              <w:rPr>
-                <w:sz w:val="17"/>
+            <w:pPr>
+              <w:spacing w:before="0" w:after="0"/>
+              <w:jc w:val="center"/>
+            </w:pPr>
+            <w:r>
+              <w:rPr>
+                <w:sz w:val="16"/>
               </w:rPr>
               <w:t>Generador de scripts</w:t>
             </w:r>
@@ -189,12 +305,29 @@
         <w:tc>
           <w:tcPr>
             <w:tcW w:type="dxa" w:w="2038"/>
-            <w:shd w:val="clear" w:color="auto" w:fill="F8F8F8"/>
+            <w:shd w:val="clear" w:color="auto" w:fill="EAEAEA"/>
+            <w:tcBorders>
+              <w:top w:val="single" w:sz="12" w:color="FFFFFF"/>
+              <w:left w:val="single" w:sz="12" w:color="FFFFFF"/>
+              <w:bottom w:val="single" w:sz="12" w:color="FFFFFF"/>
+              <w:right w:val="single" w:sz="12" w:color="FFFFFF"/>
+            </w:tcBorders>
+            <w:vAlign w:val="center"/>
+            <w:tcMar>
+              <w:top w:w="40" w:type="dxa"/>
+              <w:left w:w="120" w:type="dxa"/>
+              <w:bottom w:w="40" w:type="dxa"/>
+              <w:right w:w="80" w:type="dxa"/>
+            </w:tcMar>
           </w:tcPr>
           <w:p>
-            <w:r>
-              <w:rPr>
-                <w:sz w:val="17"/>
+            <w:pPr>
+              <w:spacing w:before="0" w:after="0"/>
+              <w:jc w:val="center"/>
+            </w:pPr>
+            <w:r>
+              <w:rPr>
+                <w:sz w:val="16"/>
               </w:rPr>
               <w:t>Ollama Qwen3.5-4B</w:t>
             </w:r>
@@ -203,12 +336,29 @@
         <w:tc>
           <w:tcPr>
             <w:tcW w:type="dxa" w:w="2038"/>
-            <w:shd w:val="clear" w:color="auto" w:fill="F8F8F8"/>
+            <w:shd w:val="clear" w:color="auto" w:fill="EAEAEA"/>
+            <w:tcBorders>
+              <w:top w:val="single" w:sz="12" w:color="FFFFFF"/>
+              <w:left w:val="single" w:sz="12" w:color="FFFFFF"/>
+              <w:bottom w:val="single" w:sz="12" w:color="FFFFFF"/>
+              <w:right w:val="single" w:sz="12" w:color="FFFFFF"/>
+            </w:tcBorders>
+            <w:vAlign w:val="center"/>
+            <w:tcMar>
+              <w:top w:w="40" w:type="dxa"/>
+              <w:left w:w="120" w:type="dxa"/>
+              <w:bottom w:w="40" w:type="dxa"/>
+              <w:right w:w="80" w:type="dxa"/>
+            </w:tcMar>
           </w:tcPr>
           <w:p>
-            <w:r>
-              <w:rPr>
-                <w:sz w:val="17"/>
+            <w:pPr>
+              <w:spacing w:before="0" w:after="0"/>
+              <w:jc w:val="center"/>
+            </w:pPr>
+            <w:r>
+              <w:rPr>
+                <w:sz w:val="16"/>
               </w:rPr>
               <w:t>30W</w:t>
             </w:r>
@@ -216,15 +366,35 @@
         </w:tc>
       </w:tr>
       <w:tr>
+        <w:trPr>
+          <w:trHeight w:val="283" w:hRule="atLeast"/>
+        </w:trPr>
         <w:tc>
           <w:tcPr>
             <w:tcW w:type="dxa" w:w="2038"/>
-            <w:shd w:val="clear" w:color="auto" w:fill="FFFFFF"/>
+            <w:shd w:val="clear" w:color="auto" w:fill="EAEAEA"/>
+            <w:tcBorders>
+              <w:top w:val="single" w:sz="12" w:color="FFFFFF"/>
+              <w:left w:val="single" w:sz="12" w:color="FFFFFF"/>
+              <w:bottom w:val="single" w:sz="12" w:color="FFFFFF"/>
+              <w:right w:val="single" w:sz="12" w:color="FFFFFF"/>
+            </w:tcBorders>
+            <w:vAlign w:val="center"/>
+            <w:tcMar>
+              <w:top w:w="40" w:type="dxa"/>
+              <w:left w:w="120" w:type="dxa"/>
+              <w:bottom w:w="40" w:type="dxa"/>
+              <w:right w:w="80" w:type="dxa"/>
+            </w:tcMar>
           </w:tcPr>
           <w:p>
-            <w:r>
-              <w:rPr>
-                <w:sz w:val="17"/>
+            <w:pPr>
+              <w:spacing w:before="0" w:after="0"/>
+              <w:jc w:val="center"/>
+            </w:pPr>
+            <w:r>
+              <w:rPr>
+                <w:sz w:val="16"/>
               </w:rPr>
               <w:t>2</w:t>
             </w:r>
@@ -233,12 +403,29 @@
         <w:tc>
           <w:tcPr>
             <w:tcW w:type="dxa" w:w="2038"/>
-            <w:shd w:val="clear" w:color="auto" w:fill="FFFFFF"/>
+            <w:shd w:val="clear" w:color="auto" w:fill="EAEAEA"/>
+            <w:tcBorders>
+              <w:top w:val="single" w:sz="12" w:color="FFFFFF"/>
+              <w:left w:val="single" w:sz="12" w:color="FFFFFF"/>
+              <w:bottom w:val="single" w:sz="12" w:color="FFFFFF"/>
+              <w:right w:val="single" w:sz="12" w:color="FFFFFF"/>
+            </w:tcBorders>
+            <w:vAlign w:val="center"/>
+            <w:tcMar>
+              <w:top w:w="40" w:type="dxa"/>
+              <w:left w:w="120" w:type="dxa"/>
+              <w:bottom w:w="40" w:type="dxa"/>
+              <w:right w:w="80" w:type="dxa"/>
+            </w:tcMar>
           </w:tcPr>
           <w:p>
-            <w:r>
-              <w:rPr>
-                <w:sz w:val="17"/>
+            <w:pPr>
+              <w:spacing w:before="0" w:after="0"/>
+              <w:jc w:val="center"/>
+            </w:pPr>
+            <w:r>
+              <w:rPr>
+                <w:sz w:val="16"/>
               </w:rPr>
               <w:t>Generador de imágenes</w:t>
             </w:r>
@@ -247,12 +434,29 @@
         <w:tc>
           <w:tcPr>
             <w:tcW w:type="dxa" w:w="2038"/>
-            <w:shd w:val="clear" w:color="auto" w:fill="FFFFFF"/>
+            <w:shd w:val="clear" w:color="auto" w:fill="EAEAEA"/>
+            <w:tcBorders>
+              <w:top w:val="single" w:sz="12" w:color="FFFFFF"/>
+              <w:left w:val="single" w:sz="12" w:color="FFFFFF"/>
+              <w:bottom w:val="single" w:sz="12" w:color="FFFFFF"/>
+              <w:right w:val="single" w:sz="12" w:color="FFFFFF"/>
+            </w:tcBorders>
+            <w:vAlign w:val="center"/>
+            <w:tcMar>
+              <w:top w:w="40" w:type="dxa"/>
+              <w:left w:w="120" w:type="dxa"/>
+              <w:bottom w:w="40" w:type="dxa"/>
+              <w:right w:w="80" w:type="dxa"/>
+            </w:tcMar>
           </w:tcPr>
           <w:p>
-            <w:r>
-              <w:rPr>
-                <w:sz w:val="17"/>
+            <w:pPr>
+              <w:spacing w:before="0" w:after="0"/>
+              <w:jc w:val="center"/>
+            </w:pPr>
+            <w:r>
+              <w:rPr>
+                <w:sz w:val="16"/>
               </w:rPr>
               <w:t>Stable Diffusion WebUI</w:t>
             </w:r>
@@ -261,12 +465,29 @@
         <w:tc>
           <w:tcPr>
             <w:tcW w:type="dxa" w:w="2038"/>
-            <w:shd w:val="clear" w:color="auto" w:fill="FFFFFF"/>
+            <w:shd w:val="clear" w:color="auto" w:fill="EAEAEA"/>
+            <w:tcBorders>
+              <w:top w:val="single" w:sz="12" w:color="FFFFFF"/>
+              <w:left w:val="single" w:sz="12" w:color="FFFFFF"/>
+              <w:bottom w:val="single" w:sz="12" w:color="FFFFFF"/>
+              <w:right w:val="single" w:sz="12" w:color="FFFFFF"/>
+            </w:tcBorders>
+            <w:vAlign w:val="center"/>
+            <w:tcMar>
+              <w:top w:w="40" w:type="dxa"/>
+              <w:left w:w="120" w:type="dxa"/>
+              <w:bottom w:w="40" w:type="dxa"/>
+              <w:right w:w="80" w:type="dxa"/>
+            </w:tcMar>
           </w:tcPr>
           <w:p>
-            <w:r>
-              <w:rPr>
-                <w:sz w:val="17"/>
+            <w:pPr>
+              <w:spacing w:before="0" w:after="0"/>
+              <w:jc w:val="center"/>
+            </w:pPr>
+            <w:r>
+              <w:rPr>
+                <w:sz w:val="16"/>
               </w:rPr>
               <w:t>MAXN</w:t>
             </w:r>
@@ -274,15 +495,35 @@
         </w:tc>
       </w:tr>
       <w:tr>
+        <w:trPr>
+          <w:trHeight w:val="283" w:hRule="atLeast"/>
+        </w:trPr>
         <w:tc>
           <w:tcPr>
             <w:tcW w:type="dxa" w:w="2038"/>
-            <w:shd w:val="clear" w:color="auto" w:fill="F8F8F8"/>
+            <w:shd w:val="clear" w:color="auto" w:fill="EAEAEA"/>
+            <w:tcBorders>
+              <w:top w:val="single" w:sz="12" w:color="FFFFFF"/>
+              <w:left w:val="single" w:sz="12" w:color="FFFFFF"/>
+              <w:bottom w:val="single" w:sz="12" w:color="FFFFFF"/>
+              <w:right w:val="single" w:sz="12" w:color="FFFFFF"/>
+            </w:tcBorders>
+            <w:vAlign w:val="center"/>
+            <w:tcMar>
+              <w:top w:w="40" w:type="dxa"/>
+              <w:left w:w="120" w:type="dxa"/>
+              <w:bottom w:w="40" w:type="dxa"/>
+              <w:right w:w="80" w:type="dxa"/>
+            </w:tcMar>
           </w:tcPr>
           <w:p>
-            <w:r>
-              <w:rPr>
-                <w:sz w:val="17"/>
+            <w:pPr>
+              <w:spacing w:before="0" w:after="0"/>
+              <w:jc w:val="center"/>
+            </w:pPr>
+            <w:r>
+              <w:rPr>
+                <w:sz w:val="16"/>
               </w:rPr>
               <w:t>3</w:t>
             </w:r>
@@ -291,12 +532,29 @@
         <w:tc>
           <w:tcPr>
             <w:tcW w:type="dxa" w:w="2038"/>
-            <w:shd w:val="clear" w:color="auto" w:fill="F8F8F8"/>
+            <w:shd w:val="clear" w:color="auto" w:fill="EAEAEA"/>
+            <w:tcBorders>
+              <w:top w:val="single" w:sz="12" w:color="FFFFFF"/>
+              <w:left w:val="single" w:sz="12" w:color="FFFFFF"/>
+              <w:bottom w:val="single" w:sz="12" w:color="FFFFFF"/>
+              <w:right w:val="single" w:sz="12" w:color="FFFFFF"/>
+            </w:tcBorders>
+            <w:vAlign w:val="center"/>
+            <w:tcMar>
+              <w:top w:w="40" w:type="dxa"/>
+              <w:left w:w="120" w:type="dxa"/>
+              <w:bottom w:w="40" w:type="dxa"/>
+              <w:right w:w="80" w:type="dxa"/>
+            </w:tcMar>
           </w:tcPr>
           <w:p>
-            <w:r>
-              <w:rPr>
-                <w:sz w:val="17"/>
+            <w:pPr>
+              <w:spacing w:before="0" w:after="0"/>
+              <w:jc w:val="center"/>
+            </w:pPr>
+            <w:r>
+              <w:rPr>
+                <w:sz w:val="16"/>
               </w:rPr>
               <w:t>Narrador TTS + timestamps</w:t>
             </w:r>
@@ -305,12 +563,29 @@
         <w:tc>
           <w:tcPr>
             <w:tcW w:type="dxa" w:w="2038"/>
-            <w:shd w:val="clear" w:color="auto" w:fill="F8F8F8"/>
+            <w:shd w:val="clear" w:color="auto" w:fill="EAEAEA"/>
+            <w:tcBorders>
+              <w:top w:val="single" w:sz="12" w:color="FFFFFF"/>
+              <w:left w:val="single" w:sz="12" w:color="FFFFFF"/>
+              <w:bottom w:val="single" w:sz="12" w:color="FFFFFF"/>
+              <w:right w:val="single" w:sz="12" w:color="FFFFFF"/>
+            </w:tcBorders>
+            <w:vAlign w:val="center"/>
+            <w:tcMar>
+              <w:top w:w="40" w:type="dxa"/>
+              <w:left w:w="120" w:type="dxa"/>
+              <w:bottom w:w="40" w:type="dxa"/>
+              <w:right w:w="80" w:type="dxa"/>
+            </w:tcMar>
           </w:tcPr>
           <w:p>
-            <w:r>
-              <w:rPr>
-                <w:sz w:val="17"/>
+            <w:pPr>
+              <w:spacing w:before="0" w:after="0"/>
+              <w:jc w:val="center"/>
+            </w:pPr>
+            <w:r>
+              <w:rPr>
+                <w:sz w:val="16"/>
               </w:rPr>
               <w:t>kokoro-tts + faster-whisper</w:t>
             </w:r>
@@ -319,12 +594,29 @@
         <w:tc>
           <w:tcPr>
             <w:tcW w:type="dxa" w:w="2038"/>
-            <w:shd w:val="clear" w:color="auto" w:fill="F8F8F8"/>
+            <w:shd w:val="clear" w:color="auto" w:fill="EAEAEA"/>
+            <w:tcBorders>
+              <w:top w:val="single" w:sz="12" w:color="FFFFFF"/>
+              <w:left w:val="single" w:sz="12" w:color="FFFFFF"/>
+              <w:bottom w:val="single" w:sz="12" w:color="FFFFFF"/>
+              <w:right w:val="single" w:sz="12" w:color="FFFFFF"/>
+            </w:tcBorders>
+            <w:vAlign w:val="center"/>
+            <w:tcMar>
+              <w:top w:w="40" w:type="dxa"/>
+              <w:left w:w="120" w:type="dxa"/>
+              <w:bottom w:w="40" w:type="dxa"/>
+              <w:right w:w="80" w:type="dxa"/>
+            </w:tcMar>
           </w:tcPr>
           <w:p>
-            <w:r>
-              <w:rPr>
-                <w:sz w:val="17"/>
+            <w:pPr>
+              <w:spacing w:before="0" w:after="0"/>
+              <w:jc w:val="center"/>
+            </w:pPr>
+            <w:r>
+              <w:rPr>
+                <w:sz w:val="16"/>
               </w:rPr>
               <w:t>30W</w:t>
             </w:r>
@@ -332,15 +624,35 @@
         </w:tc>
       </w:tr>
       <w:tr>
+        <w:trPr>
+          <w:trHeight w:val="283" w:hRule="atLeast"/>
+        </w:trPr>
         <w:tc>
           <w:tcPr>
             <w:tcW w:type="dxa" w:w="2038"/>
-            <w:shd w:val="clear" w:color="auto" w:fill="FFFFFF"/>
+            <w:shd w:val="clear" w:color="auto" w:fill="EAEAEA"/>
+            <w:tcBorders>
+              <w:top w:val="single" w:sz="12" w:color="FFFFFF"/>
+              <w:left w:val="single" w:sz="12" w:color="FFFFFF"/>
+              <w:bottom w:val="single" w:sz="12" w:color="FFFFFF"/>
+              <w:right w:val="single" w:sz="12" w:color="FFFFFF"/>
+            </w:tcBorders>
+            <w:vAlign w:val="center"/>
+            <w:tcMar>
+              <w:top w:w="40" w:type="dxa"/>
+              <w:left w:w="120" w:type="dxa"/>
+              <w:bottom w:w="40" w:type="dxa"/>
+              <w:right w:w="80" w:type="dxa"/>
+            </w:tcMar>
           </w:tcPr>
           <w:p>
-            <w:r>
-              <w:rPr>
-                <w:sz w:val="17"/>
+            <w:pPr>
+              <w:spacing w:before="0" w:after="0"/>
+              <w:jc w:val="center"/>
+            </w:pPr>
+            <w:r>
+              <w:rPr>
+                <w:sz w:val="16"/>
               </w:rPr>
               <w:t>4</w:t>
             </w:r>
@@ -349,12 +661,29 @@
         <w:tc>
           <w:tcPr>
             <w:tcW w:type="dxa" w:w="2038"/>
-            <w:shd w:val="clear" w:color="auto" w:fill="FFFFFF"/>
+            <w:shd w:val="clear" w:color="auto" w:fill="EAEAEA"/>
+            <w:tcBorders>
+              <w:top w:val="single" w:sz="12" w:color="FFFFFF"/>
+              <w:left w:val="single" w:sz="12" w:color="FFFFFF"/>
+              <w:bottom w:val="single" w:sz="12" w:color="FFFFFF"/>
+              <w:right w:val="single" w:sz="12" w:color="FFFFFF"/>
+            </w:tcBorders>
+            <w:vAlign w:val="center"/>
+            <w:tcMar>
+              <w:top w:w="40" w:type="dxa"/>
+              <w:left w:w="120" w:type="dxa"/>
+              <w:bottom w:w="40" w:type="dxa"/>
+              <w:right w:w="80" w:type="dxa"/>
+            </w:tcMar>
           </w:tcPr>
           <w:p>
-            <w:r>
-              <w:rPr>
-                <w:sz w:val="17"/>
+            <w:pPr>
+              <w:spacing w:before="0" w:after="0"/>
+              <w:jc w:val="center"/>
+            </w:pPr>
+            <w:r>
+              <w:rPr>
+                <w:sz w:val="16"/>
               </w:rPr>
               <w:t>Ensamblador de video</w:t>
             </w:r>
@@ -363,12 +692,29 @@
         <w:tc>
           <w:tcPr>
             <w:tcW w:type="dxa" w:w="2038"/>
-            <w:shd w:val="clear" w:color="auto" w:fill="FFFFFF"/>
+            <w:shd w:val="clear" w:color="auto" w:fill="EAEAEA"/>
+            <w:tcBorders>
+              <w:top w:val="single" w:sz="12" w:color="FFFFFF"/>
+              <w:left w:val="single" w:sz="12" w:color="FFFFFF"/>
+              <w:bottom w:val="single" w:sz="12" w:color="FFFFFF"/>
+              <w:right w:val="single" w:sz="12" w:color="FFFFFF"/>
+            </w:tcBorders>
+            <w:vAlign w:val="center"/>
+            <w:tcMar>
+              <w:top w:w="40" w:type="dxa"/>
+              <w:left w:w="120" w:type="dxa"/>
+              <w:bottom w:w="40" w:type="dxa"/>
+              <w:right w:w="80" w:type="dxa"/>
+            </w:tcMar>
           </w:tcPr>
           <w:p>
-            <w:r>
-              <w:rPr>
-                <w:sz w:val="17"/>
+            <w:pPr>
+              <w:spacing w:before="0" w:after="0"/>
+              <w:jc w:val="center"/>
+            </w:pPr>
+            <w:r>
+              <w:rPr>
+                <w:sz w:val="16"/>
               </w:rPr>
               <w:t>ffmpeg (CPU)</w:t>
             </w:r>
@@ -377,12 +723,29 @@
         <w:tc>
           <w:tcPr>
             <w:tcW w:type="dxa" w:w="2038"/>
-            <w:shd w:val="clear" w:color="auto" w:fill="FFFFFF"/>
+            <w:shd w:val="clear" w:color="auto" w:fill="EAEAEA"/>
+            <w:tcBorders>
+              <w:top w:val="single" w:sz="12" w:color="FFFFFF"/>
+              <w:left w:val="single" w:sz="12" w:color="FFFFFF"/>
+              <w:bottom w:val="single" w:sz="12" w:color="FFFFFF"/>
+              <w:right w:val="single" w:sz="12" w:color="FFFFFF"/>
+            </w:tcBorders>
+            <w:vAlign w:val="center"/>
+            <w:tcMar>
+              <w:top w:w="40" w:type="dxa"/>
+              <w:left w:w="120" w:type="dxa"/>
+              <w:bottom w:w="40" w:type="dxa"/>
+              <w:right w:w="80" w:type="dxa"/>
+            </w:tcMar>
           </w:tcPr>
           <w:p>
-            <w:r>
-              <w:rPr>
-                <w:sz w:val="17"/>
+            <w:pPr>
+              <w:spacing w:before="0" w:after="0"/>
+              <w:jc w:val="center"/>
+            </w:pPr>
+            <w:r>
+              <w:rPr>
+                <w:sz w:val="16"/>
               </w:rPr>
               <w:t>30W</w:t>
             </w:r>
@@ -390,15 +753,35 @@
         </w:tc>
       </w:tr>
       <w:tr>
+        <w:trPr>
+          <w:trHeight w:val="283" w:hRule="atLeast"/>
+        </w:trPr>
         <w:tc>
           <w:tcPr>
             <w:tcW w:type="dxa" w:w="2038"/>
-            <w:shd w:val="clear" w:color="auto" w:fill="F8F8F8"/>
+            <w:shd w:val="clear" w:color="auto" w:fill="EAEAEA"/>
+            <w:tcBorders>
+              <w:top w:val="single" w:sz="12" w:color="FFFFFF"/>
+              <w:left w:val="single" w:sz="12" w:color="FFFFFF"/>
+              <w:bottom w:val="single" w:sz="12" w:color="FFFFFF"/>
+              <w:right w:val="single" w:sz="12" w:color="FFFFFF"/>
+            </w:tcBorders>
+            <w:vAlign w:val="center"/>
+            <w:tcMar>
+              <w:top w:w="40" w:type="dxa"/>
+              <w:left w:w="120" w:type="dxa"/>
+              <w:bottom w:w="40" w:type="dxa"/>
+              <w:right w:w="80" w:type="dxa"/>
+            </w:tcMar>
           </w:tcPr>
           <w:p>
-            <w:r>
-              <w:rPr>
-                <w:sz w:val="17"/>
+            <w:pPr>
+              <w:spacing w:before="0" w:after="0"/>
+              <w:jc w:val="center"/>
+            </w:pPr>
+            <w:r>
+              <w:rPr>
+                <w:sz w:val="16"/>
               </w:rPr>
               <w:t>5</w:t>
             </w:r>
@@ -407,12 +790,29 @@
         <w:tc>
           <w:tcPr>
             <w:tcW w:type="dxa" w:w="2038"/>
-            <w:shd w:val="clear" w:color="auto" w:fill="F8F8F8"/>
+            <w:shd w:val="clear" w:color="auto" w:fill="EAEAEA"/>
+            <w:tcBorders>
+              <w:top w:val="single" w:sz="12" w:color="FFFFFF"/>
+              <w:left w:val="single" w:sz="12" w:color="FFFFFF"/>
+              <w:bottom w:val="single" w:sz="12" w:color="FFFFFF"/>
+              <w:right w:val="single" w:sz="12" w:color="FFFFFF"/>
+            </w:tcBorders>
+            <w:vAlign w:val="center"/>
+            <w:tcMar>
+              <w:top w:w="40" w:type="dxa"/>
+              <w:left w:w="120" w:type="dxa"/>
+              <w:bottom w:w="40" w:type="dxa"/>
+              <w:right w:w="80" w:type="dxa"/>
+            </w:tcMar>
           </w:tcPr>
           <w:p>
-            <w:r>
-              <w:rPr>
-                <w:sz w:val="17"/>
+            <w:pPr>
+              <w:spacing w:before="0" w:after="0"/>
+              <w:jc w:val="center"/>
+            </w:pPr>
+            <w:r>
+              <w:rPr>
+                <w:sz w:val="16"/>
               </w:rPr>
               <w:t>Publicador YouTube</w:t>
             </w:r>
@@ -421,12 +821,29 @@
         <w:tc>
           <w:tcPr>
             <w:tcW w:type="dxa" w:w="2038"/>
-            <w:shd w:val="clear" w:color="auto" w:fill="F8F8F8"/>
+            <w:shd w:val="clear" w:color="auto" w:fill="EAEAEA"/>
+            <w:tcBorders>
+              <w:top w:val="single" w:sz="12" w:color="FFFFFF"/>
+              <w:left w:val="single" w:sz="12" w:color="FFFFFF"/>
+              <w:bottom w:val="single" w:sz="12" w:color="FFFFFF"/>
+              <w:right w:val="single" w:sz="12" w:color="FFFFFF"/>
+            </w:tcBorders>
+            <w:vAlign w:val="center"/>
+            <w:tcMar>
+              <w:top w:w="40" w:type="dxa"/>
+              <w:left w:w="120" w:type="dxa"/>
+              <w:bottom w:w="40" w:type="dxa"/>
+              <w:right w:w="80" w:type="dxa"/>
+            </w:tcMar>
           </w:tcPr>
           <w:p>
-            <w:r>
-              <w:rPr>
-                <w:sz w:val="17"/>
+            <w:pPr>
+              <w:spacing w:before="0" w:after="0"/>
+              <w:jc w:val="center"/>
+            </w:pPr>
+            <w:r>
+              <w:rPr>
+                <w:sz w:val="16"/>
               </w:rPr>
               <w:t>YouTube Data API v3</w:t>
             </w:r>
@@ -435,12 +852,29 @@
         <w:tc>
           <w:tcPr>
             <w:tcW w:type="dxa" w:w="2038"/>
-            <w:shd w:val="clear" w:color="auto" w:fill="F8F8F8"/>
+            <w:shd w:val="clear" w:color="auto" w:fill="EAEAEA"/>
+            <w:tcBorders>
+              <w:top w:val="single" w:sz="12" w:color="FFFFFF"/>
+              <w:left w:val="single" w:sz="12" w:color="FFFFFF"/>
+              <w:bottom w:val="single" w:sz="12" w:color="FFFFFF"/>
+              <w:right w:val="single" w:sz="12" w:color="FFFFFF"/>
+            </w:tcBorders>
+            <w:vAlign w:val="center"/>
+            <w:tcMar>
+              <w:top w:w="40" w:type="dxa"/>
+              <w:left w:w="120" w:type="dxa"/>
+              <w:bottom w:w="40" w:type="dxa"/>
+              <w:right w:w="80" w:type="dxa"/>
+            </w:tcMar>
           </w:tcPr>
           <w:p>
-            <w:r>
-              <w:rPr>
-                <w:sz w:val="17"/>
+            <w:pPr>
+              <w:spacing w:before="0" w:after="0"/>
+              <w:jc w:val="center"/>
+            </w:pPr>
+            <w:r>
+              <w:rPr>
+                <w:sz w:val="16"/>
               </w:rPr>
               <w:t>30W</w:t>
             </w:r>
@@ -448,15 +882,35 @@
         </w:tc>
       </w:tr>
       <w:tr>
+        <w:trPr>
+          <w:trHeight w:val="283" w:hRule="atLeast"/>
+        </w:trPr>
         <w:tc>
           <w:tcPr>
             <w:tcW w:type="dxa" w:w="2038"/>
-            <w:shd w:val="clear" w:color="auto" w:fill="FFFFFF"/>
+            <w:shd w:val="clear" w:color="auto" w:fill="EAEAEA"/>
+            <w:tcBorders>
+              <w:top w:val="single" w:sz="12" w:color="FFFFFF"/>
+              <w:left w:val="single" w:sz="12" w:color="FFFFFF"/>
+              <w:bottom w:val="single" w:sz="12" w:color="FFFFFF"/>
+              <w:right w:val="single" w:sz="12" w:color="FFFFFF"/>
+            </w:tcBorders>
+            <w:vAlign w:val="center"/>
+            <w:tcMar>
+              <w:top w:w="40" w:type="dxa"/>
+              <w:left w:w="120" w:type="dxa"/>
+              <w:bottom w:w="40" w:type="dxa"/>
+              <w:right w:w="80" w:type="dxa"/>
+            </w:tcMar>
           </w:tcPr>
           <w:p>
-            <w:r>
-              <w:rPr>
-                <w:sz w:val="17"/>
+            <w:pPr>
+              <w:spacing w:before="0" w:after="0"/>
+              <w:jc w:val="center"/>
+            </w:pPr>
+            <w:r>
+              <w:rPr>
+                <w:sz w:val="16"/>
               </w:rPr>
               <w:t>6</w:t>
             </w:r>
@@ -465,12 +919,29 @@
         <w:tc>
           <w:tcPr>
             <w:tcW w:type="dxa" w:w="2038"/>
-            <w:shd w:val="clear" w:color="auto" w:fill="FFFFFF"/>
+            <w:shd w:val="clear" w:color="auto" w:fill="EAEAEA"/>
+            <w:tcBorders>
+              <w:top w:val="single" w:sz="12" w:color="FFFFFF"/>
+              <w:left w:val="single" w:sz="12" w:color="FFFFFF"/>
+              <w:bottom w:val="single" w:sz="12" w:color="FFFFFF"/>
+              <w:right w:val="single" w:sz="12" w:color="FFFFFF"/>
+            </w:tcBorders>
+            <w:vAlign w:val="center"/>
+            <w:tcMar>
+              <w:top w:w="40" w:type="dxa"/>
+              <w:left w:w="120" w:type="dxa"/>
+              <w:bottom w:w="40" w:type="dxa"/>
+              <w:right w:w="80" w:type="dxa"/>
+            </w:tcMar>
           </w:tcPr>
           <w:p>
-            <w:r>
-              <w:rPr>
-                <w:sz w:val="17"/>
+            <w:pPr>
+              <w:spacing w:before="0" w:after="0"/>
+              <w:jc w:val="center"/>
+            </w:pPr>
+            <w:r>
+              <w:rPr>
+                <w:sz w:val="16"/>
               </w:rPr>
               <w:t>Publicador TikTok</w:t>
             </w:r>
@@ -479,12 +950,29 @@
         <w:tc>
           <w:tcPr>
             <w:tcW w:type="dxa" w:w="2038"/>
-            <w:shd w:val="clear" w:color="auto" w:fill="FFFFFF"/>
+            <w:shd w:val="clear" w:color="auto" w:fill="EAEAEA"/>
+            <w:tcBorders>
+              <w:top w:val="single" w:sz="12" w:color="FFFFFF"/>
+              <w:left w:val="single" w:sz="12" w:color="FFFFFF"/>
+              <w:bottom w:val="single" w:sz="12" w:color="FFFFFF"/>
+              <w:right w:val="single" w:sz="12" w:color="FFFFFF"/>
+            </w:tcBorders>
+            <w:vAlign w:val="center"/>
+            <w:tcMar>
+              <w:top w:w="40" w:type="dxa"/>
+              <w:left w:w="120" w:type="dxa"/>
+              <w:bottom w:w="40" w:type="dxa"/>
+              <w:right w:w="80" w:type="dxa"/>
+            </w:tcMar>
           </w:tcPr>
           <w:p>
-            <w:r>
-              <w:rPr>
-                <w:sz w:val="17"/>
+            <w:pPr>
+              <w:spacing w:before="0" w:after="0"/>
+              <w:jc w:val="center"/>
+            </w:pPr>
+            <w:r>
+              <w:rPr>
+                <w:sz w:val="16"/>
               </w:rPr>
               <w:t>TikTok Content Posting API</w:t>
             </w:r>
@@ -493,12 +981,29 @@
         <w:tc>
           <w:tcPr>
             <w:tcW w:type="dxa" w:w="2038"/>
-            <w:shd w:val="clear" w:color="auto" w:fill="FFFFFF"/>
+            <w:shd w:val="clear" w:color="auto" w:fill="EAEAEA"/>
+            <w:tcBorders>
+              <w:top w:val="single" w:sz="12" w:color="FFFFFF"/>
+              <w:left w:val="single" w:sz="12" w:color="FFFFFF"/>
+              <w:bottom w:val="single" w:sz="12" w:color="FFFFFF"/>
+              <w:right w:val="single" w:sz="12" w:color="FFFFFF"/>
+            </w:tcBorders>
+            <w:vAlign w:val="center"/>
+            <w:tcMar>
+              <w:top w:w="40" w:type="dxa"/>
+              <w:left w:w="120" w:type="dxa"/>
+              <w:bottom w:w="40" w:type="dxa"/>
+              <w:right w:w="80" w:type="dxa"/>
+            </w:tcMar>
           </w:tcPr>
           <w:p>
-            <w:r>
-              <w:rPr>
-                <w:sz w:val="17"/>
+            <w:pPr>
+              <w:spacing w:before="0" w:after="0"/>
+              <w:jc w:val="center"/>
+            </w:pPr>
+            <w:r>
+              <w:rPr>
+                <w:sz w:val="16"/>
               </w:rPr>
               <w:t>30W</w:t>
             </w:r>
@@ -506,15 +1011,35 @@
         </w:tc>
       </w:tr>
       <w:tr>
+        <w:trPr>
+          <w:trHeight w:val="283" w:hRule="atLeast"/>
+        </w:trPr>
         <w:tc>
           <w:tcPr>
             <w:tcW w:type="dxa" w:w="2038"/>
-            <w:shd w:val="clear" w:color="auto" w:fill="F8F8F8"/>
+            <w:shd w:val="clear" w:color="auto" w:fill="EAEAEA"/>
+            <w:tcBorders>
+              <w:top w:val="single" w:sz="12" w:color="FFFFFF"/>
+              <w:left w:val="single" w:sz="12" w:color="FFFFFF"/>
+              <w:bottom w:val="single" w:sz="12" w:color="FFFFFF"/>
+              <w:right w:val="single" w:sz="12" w:color="FFFFFF"/>
+            </w:tcBorders>
+            <w:vAlign w:val="center"/>
+            <w:tcMar>
+              <w:top w:w="40" w:type="dxa"/>
+              <w:left w:w="120" w:type="dxa"/>
+              <w:bottom w:w="40" w:type="dxa"/>
+              <w:right w:w="80" w:type="dxa"/>
+            </w:tcMar>
           </w:tcPr>
           <w:p>
-            <w:r>
-              <w:rPr>
-                <w:sz w:val="17"/>
+            <w:pPr>
+              <w:spacing w:before="0" w:after="0"/>
+              <w:jc w:val="center"/>
+            </w:pPr>
+            <w:r>
+              <w:rPr>
+                <w:sz w:val="16"/>
               </w:rPr>
               <w:t>7</w:t>
             </w:r>
@@ -523,12 +1048,29 @@
         <w:tc>
           <w:tcPr>
             <w:tcW w:type="dxa" w:w="2038"/>
-            <w:shd w:val="clear" w:color="auto" w:fill="F8F8F8"/>
+            <w:shd w:val="clear" w:color="auto" w:fill="EAEAEA"/>
+            <w:tcBorders>
+              <w:top w:val="single" w:sz="12" w:color="FFFFFF"/>
+              <w:left w:val="single" w:sz="12" w:color="FFFFFF"/>
+              <w:bottom w:val="single" w:sz="12" w:color="FFFFFF"/>
+              <w:right w:val="single" w:sz="12" w:color="FFFFFF"/>
+            </w:tcBorders>
+            <w:vAlign w:val="center"/>
+            <w:tcMar>
+              <w:top w:w="40" w:type="dxa"/>
+              <w:left w:w="120" w:type="dxa"/>
+              <w:bottom w:w="40" w:type="dxa"/>
+              <w:right w:w="80" w:type="dxa"/>
+            </w:tcMar>
           </w:tcPr>
           <w:p>
-            <w:r>
-              <w:rPr>
-                <w:sz w:val="17"/>
+            <w:pPr>
+              <w:spacing w:before="0" w:after="0"/>
+              <w:jc w:val="center"/>
+            </w:pPr>
+            <w:r>
+              <w:rPr>
+                <w:sz w:val="16"/>
               </w:rPr>
               <w:t>Reporter de analytics</w:t>
             </w:r>
@@ -537,12 +1079,29 @@
         <w:tc>
           <w:tcPr>
             <w:tcW w:type="dxa" w:w="2038"/>
-            <w:shd w:val="clear" w:color="auto" w:fill="F8F8F8"/>
+            <w:shd w:val="clear" w:color="auto" w:fill="EAEAEA"/>
+            <w:tcBorders>
+              <w:top w:val="single" w:sz="12" w:color="FFFFFF"/>
+              <w:left w:val="single" w:sz="12" w:color="FFFFFF"/>
+              <w:bottom w:val="single" w:sz="12" w:color="FFFFFF"/>
+              <w:right w:val="single" w:sz="12" w:color="FFFFFF"/>
+            </w:tcBorders>
+            <w:vAlign w:val="center"/>
+            <w:tcMar>
+              <w:top w:w="40" w:type="dxa"/>
+              <w:left w:w="120" w:type="dxa"/>
+              <w:bottom w:w="40" w:type="dxa"/>
+              <w:right w:w="80" w:type="dxa"/>
+            </w:tcMar>
           </w:tcPr>
           <w:p>
-            <w:r>
-              <w:rPr>
-                <w:sz w:val="17"/>
+            <w:pPr>
+              <w:spacing w:before="0" w:after="0"/>
+              <w:jc w:val="center"/>
+            </w:pPr>
+            <w:r>
+              <w:rPr>
+                <w:sz w:val="16"/>
               </w:rPr>
               <w:t>N8N + Analytics APIs</w:t>
             </w:r>
@@ -551,12 +1110,29 @@
         <w:tc>
           <w:tcPr>
             <w:tcW w:type="dxa" w:w="2038"/>
-            <w:shd w:val="clear" w:color="auto" w:fill="F8F8F8"/>
+            <w:shd w:val="clear" w:color="auto" w:fill="EAEAEA"/>
+            <w:tcBorders>
+              <w:top w:val="single" w:sz="12" w:color="FFFFFF"/>
+              <w:left w:val="single" w:sz="12" w:color="FFFFFF"/>
+              <w:bottom w:val="single" w:sz="12" w:color="FFFFFF"/>
+              <w:right w:val="single" w:sz="12" w:color="FFFFFF"/>
+            </w:tcBorders>
+            <w:vAlign w:val="center"/>
+            <w:tcMar>
+              <w:top w:w="40" w:type="dxa"/>
+              <w:left w:w="120" w:type="dxa"/>
+              <w:bottom w:w="40" w:type="dxa"/>
+              <w:right w:w="80" w:type="dxa"/>
+            </w:tcMar>
           </w:tcPr>
           <w:p>
-            <w:r>
-              <w:rPr>
-                <w:sz w:val="17"/>
+            <w:pPr>
+              <w:spacing w:before="0" w:after="0"/>
+              <w:jc w:val="center"/>
+            </w:pPr>
+            <w:r>
+              <w:rPr>
+                <w:sz w:val="16"/>
               </w:rPr>
               <w:t>30W</w:t>
             </w:r>
@@ -572,46 +1148,64 @@
     <w:p>
       <w:pPr>
         <w:pStyle w:val="Endure-ChapterBodyText"/>
+        <w:spacing w:before="100" w:after="100"/>
       </w:pPr>
       <w:r>
         <w:rPr>
           <w:b/>
+          <w:sz w:val="20"/>
         </w:rPr>
         <w:t>Parrilla de contenidos:</w:t>
       </w:r>
       <w:r>
+        <w:rPr>
+          <w:sz w:val="20"/>
+        </w:rPr>
         <w:t xml:space="preserve"> Salmos y Proverbios intercalados, grupos de 10 versículos consecutivos (cruzando capítulos cuando es necesario). Total: ~241 videos ≈ </w:t>
       </w:r>
       <w:r>
         <w:rPr>
           <w:b/>
+          <w:sz w:val="20"/>
         </w:rPr>
         <w:t>8 meses de contenido diario</w:t>
       </w:r>
       <w:r>
+        <w:rPr>
+          <w:sz w:val="20"/>
+        </w:rPr>
         <w:t xml:space="preserve"> sin repetir.</w:t>
       </w:r>
     </w:p>
     <w:p>
       <w:pPr>
         <w:pStyle w:val="Endure-ChapterBodyText"/>
+        <w:spacing w:before="100" w:after="100"/>
       </w:pPr>
       <w:r>
         <w:rPr>
           <w:b/>
+          <w:sz w:val="20"/>
         </w:rPr>
         <w:t>Presupuesto de energía:</w:t>
       </w:r>
       <w:r>
+        <w:rPr>
+          <w:sz w:val="20"/>
+        </w:rPr>
         <w:t xml:space="preserve"> $0.003/hora en modo 30W = menos de </w:t>
       </w:r>
       <w:r>
         <w:rPr>
           <w:b/>
+          <w:sz w:val="20"/>
         </w:rPr>
         <w:t>$0.90/mes</w:t>
       </w:r>
       <w:r>
+        <w:rPr>
+          <w:sz w:val="20"/>
+        </w:rPr>
         <w:t xml:space="preserve"> en electricidad para producir 30 videos.</w:t>
       </w:r>
     </w:p>
@@ -620,8 +1214,12 @@
         <w:pStyle w:val="Endure-Subhead"/>
         <w:keepNext/>
         <w:spacing w:before="240" w:after="60"/>
+        <w:outlineLvl w:val="1"/>
       </w:pPr>
       <w:r>
+        <w:rPr>
+          <w:sz w:val="24"/>
+        </w:rPr>
         <w:t>32.1 Arquitectura del Pipeline</w:t>
       </w:r>
     </w:p>
@@ -673,6 +1271,7 @@
       <w:r>
         <w:rPr>
           <w:i/>
+          <w:sz w:val="16"/>
         </w:rPr>
         <w:t>Arquitectura del Pipeline de 7 Agentes</w:t>
       </w:r>
@@ -690,7 +1289,7 @@
         <w:tc>
           <w:tcPr>
             <w:tcW w:type="dxa" w:w="8152"/>
-            <w:shd w:val="clear" w:color="auto" w:fill="F2F2F2"/>
+            <w:shd w:val="clear" w:color="auto" w:fill="EAEAEA"/>
             <w:tcBorders>
               <w:left w:val="thick" w:sz="24" w:color="1A5A6A"/>
             </w:tcBorders>
@@ -711,6 +1310,7 @@
             <w:r>
               <w:rPr>
                 <w:rFonts w:ascii="Courier New" w:hAnsi="Courier New"/>
+                <w:i/>
                 <w:color w:val="555555"/>
                 <w:sz w:val="16"/>
               </w:rPr>
@@ -727,6 +1327,7 @@
             <w:r>
               <w:rPr>
                 <w:rFonts w:ascii="Courier New" w:hAnsi="Courier New"/>
+                <w:i/>
                 <w:color w:val="555555"/>
                 <w:sz w:val="16"/>
               </w:rPr>
@@ -743,6 +1344,7 @@
             <w:r>
               <w:rPr>
                 <w:rFonts w:ascii="Courier New" w:hAnsi="Courier New"/>
+                <w:i/>
                 <w:color w:val="555555"/>
                 <w:sz w:val="16"/>
               </w:rPr>
@@ -759,6 +1361,7 @@
             <w:r>
               <w:rPr>
                 <w:rFonts w:ascii="Courier New" w:hAnsi="Courier New"/>
+                <w:i/>
                 <w:color w:val="555555"/>
                 <w:sz w:val="16"/>
               </w:rPr>
@@ -775,6 +1378,7 @@
             <w:r>
               <w:rPr>
                 <w:rFonts w:ascii="Courier New" w:hAnsi="Courier New"/>
+                <w:i/>
                 <w:color w:val="555555"/>
                 <w:sz w:val="16"/>
               </w:rPr>
@@ -791,6 +1395,7 @@
             <w:r>
               <w:rPr>
                 <w:rFonts w:ascii="Courier New" w:hAnsi="Courier New"/>
+                <w:i/>
                 <w:color w:val="555555"/>
                 <w:sz w:val="16"/>
               </w:rPr>
@@ -807,6 +1412,7 @@
             <w:r>
               <w:rPr>
                 <w:rFonts w:ascii="Courier New" w:hAnsi="Courier New"/>
+                <w:i/>
                 <w:color w:val="555555"/>
                 <w:sz w:val="16"/>
               </w:rPr>
@@ -823,6 +1429,7 @@
             <w:r>
               <w:rPr>
                 <w:rFonts w:ascii="Courier New" w:hAnsi="Courier New"/>
+                <w:i/>
                 <w:color w:val="555555"/>
                 <w:sz w:val="16"/>
               </w:rPr>
@@ -839,6 +1446,7 @@
             <w:r>
               <w:rPr>
                 <w:rFonts w:ascii="Courier New" w:hAnsi="Courier New"/>
+                <w:i/>
                 <w:color w:val="555555"/>
                 <w:sz w:val="16"/>
               </w:rPr>
@@ -855,6 +1463,7 @@
             <w:r>
               <w:rPr>
                 <w:rFonts w:ascii="Courier New" w:hAnsi="Courier New"/>
+                <w:i/>
                 <w:color w:val="555555"/>
                 <w:sz w:val="16"/>
               </w:rPr>
@@ -871,6 +1480,7 @@
             <w:r>
               <w:rPr>
                 <w:rFonts w:ascii="Courier New" w:hAnsi="Courier New"/>
+                <w:i/>
                 <w:color w:val="555555"/>
                 <w:sz w:val="16"/>
               </w:rPr>
@@ -887,6 +1497,7 @@
             <w:r>
               <w:rPr>
                 <w:rFonts w:ascii="Courier New" w:hAnsi="Courier New"/>
+                <w:i/>
                 <w:color w:val="555555"/>
                 <w:sz w:val="16"/>
               </w:rPr>
@@ -903,6 +1514,7 @@
             <w:r>
               <w:rPr>
                 <w:rFonts w:ascii="Courier New" w:hAnsi="Courier New"/>
+                <w:i/>
                 <w:color w:val="555555"/>
                 <w:sz w:val="16"/>
               </w:rPr>
@@ -919,6 +1531,7 @@
             <w:r>
               <w:rPr>
                 <w:rFonts w:ascii="Courier New" w:hAnsi="Courier New"/>
+                <w:i/>
                 <w:color w:val="555555"/>
                 <w:sz w:val="16"/>
               </w:rPr>
@@ -935,6 +1548,7 @@
             <w:r>
               <w:rPr>
                 <w:rFonts w:ascii="Courier New" w:hAnsi="Courier New"/>
+                <w:i/>
                 <w:color w:val="555555"/>
                 <w:sz w:val="16"/>
               </w:rPr>
@@ -951,6 +1565,7 @@
             <w:r>
               <w:rPr>
                 <w:rFonts w:ascii="Courier New" w:hAnsi="Courier New"/>
+                <w:i/>
                 <w:color w:val="555555"/>
                 <w:sz w:val="16"/>
               </w:rPr>
@@ -967,6 +1582,7 @@
             <w:r>
               <w:rPr>
                 <w:rFonts w:ascii="Courier New" w:hAnsi="Courier New"/>
+                <w:i/>
                 <w:color w:val="555555"/>
                 <w:sz w:val="16"/>
               </w:rPr>
@@ -983,6 +1599,7 @@
             <w:r>
               <w:rPr>
                 <w:rFonts w:ascii="Courier New" w:hAnsi="Courier New"/>
+                <w:i/>
                 <w:color w:val="555555"/>
                 <w:sz w:val="16"/>
               </w:rPr>
@@ -999,6 +1616,7 @@
             <w:r>
               <w:rPr>
                 <w:rFonts w:ascii="Courier New" w:hAnsi="Courier New"/>
+                <w:i/>
                 <w:color w:val="555555"/>
                 <w:sz w:val="16"/>
               </w:rPr>
@@ -1015,6 +1633,7 @@
             <w:r>
               <w:rPr>
                 <w:rFonts w:ascii="Courier New" w:hAnsi="Courier New"/>
+                <w:i/>
                 <w:color w:val="555555"/>
                 <w:sz w:val="16"/>
               </w:rPr>
@@ -1031,6 +1650,7 @@
             <w:r>
               <w:rPr>
                 <w:rFonts w:ascii="Courier New" w:hAnsi="Courier New"/>
+                <w:i/>
                 <w:color w:val="555555"/>
                 <w:sz w:val="16"/>
               </w:rPr>
@@ -1047,6 +1667,7 @@
             <w:r>
               <w:rPr>
                 <w:rFonts w:ascii="Courier New" w:hAnsi="Courier New"/>
+                <w:i/>
                 <w:color w:val="555555"/>
                 <w:sz w:val="16"/>
               </w:rPr>
@@ -1063,6 +1684,7 @@
             <w:r>
               <w:rPr>
                 <w:rFonts w:ascii="Courier New" w:hAnsi="Courier New"/>
+                <w:i/>
                 <w:color w:val="555555"/>
                 <w:sz w:val="16"/>
               </w:rPr>
@@ -1079,6 +1701,7 @@
             <w:r>
               <w:rPr>
                 <w:rFonts w:ascii="Courier New" w:hAnsi="Courier New"/>
+                <w:i/>
                 <w:color w:val="555555"/>
                 <w:sz w:val="16"/>
               </w:rPr>
@@ -1095,6 +1718,7 @@
             <w:r>
               <w:rPr>
                 <w:rFonts w:ascii="Courier New" w:hAnsi="Courier New"/>
+                <w:i/>
                 <w:color w:val="555555"/>
                 <w:sz w:val="16"/>
               </w:rPr>
@@ -1111,6 +1735,7 @@
             <w:r>
               <w:rPr>
                 <w:rFonts w:ascii="Courier New" w:hAnsi="Courier New"/>
+                <w:i/>
                 <w:color w:val="555555"/>
                 <w:sz w:val="16"/>
               </w:rPr>
@@ -1127,6 +1752,7 @@
             <w:r>
               <w:rPr>
                 <w:rFonts w:ascii="Courier New" w:hAnsi="Courier New"/>
+                <w:i/>
                 <w:color w:val="555555"/>
                 <w:sz w:val="16"/>
               </w:rPr>
@@ -1143,6 +1769,7 @@
             <w:r>
               <w:rPr>
                 <w:rFonts w:ascii="Courier New" w:hAnsi="Courier New"/>
+                <w:i/>
                 <w:color w:val="555555"/>
                 <w:sz w:val="16"/>
               </w:rPr>
@@ -1159,6 +1786,7 @@
             <w:r>
               <w:rPr>
                 <w:rFonts w:ascii="Courier New" w:hAnsi="Courier New"/>
+                <w:i/>
                 <w:color w:val="555555"/>
                 <w:sz w:val="16"/>
               </w:rPr>
@@ -1175,6 +1803,7 @@
             <w:r>
               <w:rPr>
                 <w:rFonts w:ascii="Courier New" w:hAnsi="Courier New"/>
+                <w:i/>
                 <w:color w:val="555555"/>
                 <w:sz w:val="16"/>
               </w:rPr>
@@ -1191,6 +1820,7 @@
             <w:r>
               <w:rPr>
                 <w:rFonts w:ascii="Courier New" w:hAnsi="Courier New"/>
+                <w:i/>
                 <w:color w:val="555555"/>
                 <w:sz w:val="16"/>
               </w:rPr>
@@ -1207,6 +1837,7 @@
             <w:r>
               <w:rPr>
                 <w:rFonts w:ascii="Courier New" w:hAnsi="Courier New"/>
+                <w:i/>
                 <w:color w:val="555555"/>
                 <w:sz w:val="16"/>
               </w:rPr>
@@ -1223,6 +1854,7 @@
             <w:r>
               <w:rPr>
                 <w:rFonts w:ascii="Courier New" w:hAnsi="Courier New"/>
+                <w:i/>
                 <w:color w:val="555555"/>
                 <w:sz w:val="16"/>
               </w:rPr>
@@ -1239,6 +1871,7 @@
             <w:r>
               <w:rPr>
                 <w:rFonts w:ascii="Courier New" w:hAnsi="Courier New"/>
+                <w:i/>
                 <w:color w:val="555555"/>
                 <w:sz w:val="16"/>
               </w:rPr>
@@ -1255,6 +1888,7 @@
             <w:r>
               <w:rPr>
                 <w:rFonts w:ascii="Courier New" w:hAnsi="Courier New"/>
+                <w:i/>
                 <w:color w:val="555555"/>
                 <w:sz w:val="16"/>
               </w:rPr>
@@ -1271,6 +1905,7 @@
             <w:r>
               <w:rPr>
                 <w:rFonts w:ascii="Courier New" w:hAnsi="Courier New"/>
+                <w:i/>
                 <w:color w:val="555555"/>
                 <w:sz w:val="16"/>
               </w:rPr>
@@ -1287,6 +1922,7 @@
             <w:r>
               <w:rPr>
                 <w:rFonts w:ascii="Courier New" w:hAnsi="Courier New"/>
+                <w:i/>
                 <w:color w:val="555555"/>
                 <w:sz w:val="16"/>
               </w:rPr>
@@ -1303,6 +1939,7 @@
             <w:r>
               <w:rPr>
                 <w:rFonts w:ascii="Courier New" w:hAnsi="Courier New"/>
+                <w:i/>
                 <w:color w:val="555555"/>
                 <w:sz w:val="16"/>
               </w:rPr>
@@ -1319,6 +1956,7 @@
             <w:r>
               <w:rPr>
                 <w:rFonts w:ascii="Courier New" w:hAnsi="Courier New"/>
+                <w:i/>
                 <w:color w:val="555555"/>
                 <w:sz w:val="16"/>
               </w:rPr>
@@ -1335,6 +1973,7 @@
             <w:r>
               <w:rPr>
                 <w:rFonts w:ascii="Courier New" w:hAnsi="Courier New"/>
+                <w:i/>
                 <w:color w:val="555555"/>
                 <w:sz w:val="16"/>
               </w:rPr>
@@ -1351,6 +1990,7 @@
             <w:r>
               <w:rPr>
                 <w:rFonts w:ascii="Courier New" w:hAnsi="Courier New"/>
+                <w:i/>
                 <w:color w:val="555555"/>
                 <w:sz w:val="16"/>
               </w:rPr>
@@ -1367,6 +2007,7 @@
             <w:r>
               <w:rPr>
                 <w:rFonts w:ascii="Courier New" w:hAnsi="Courier New"/>
+                <w:i/>
                 <w:color w:val="555555"/>
                 <w:sz w:val="16"/>
               </w:rPr>
@@ -1383,6 +2024,7 @@
             <w:r>
               <w:rPr>
                 <w:rFonts w:ascii="Courier New" w:hAnsi="Courier New"/>
+                <w:i/>
                 <w:color w:val="555555"/>
                 <w:sz w:val="16"/>
               </w:rPr>
@@ -1399,6 +2041,7 @@
             <w:r>
               <w:rPr>
                 <w:rFonts w:ascii="Courier New" w:hAnsi="Courier New"/>
+                <w:i/>
                 <w:color w:val="555555"/>
                 <w:sz w:val="16"/>
               </w:rPr>
@@ -1415,6 +2058,7 @@
             <w:r>
               <w:rPr>
                 <w:rFonts w:ascii="Courier New" w:hAnsi="Courier New"/>
+                <w:i/>
                 <w:color w:val="555555"/>
                 <w:sz w:val="16"/>
               </w:rPr>
@@ -1431,6 +2075,7 @@
             <w:r>
               <w:rPr>
                 <w:rFonts w:ascii="Courier New" w:hAnsi="Courier New"/>
+                <w:i/>
                 <w:color w:val="555555"/>
                 <w:sz w:val="16"/>
               </w:rPr>
@@ -1447,6 +2092,7 @@
             <w:r>
               <w:rPr>
                 <w:rFonts w:ascii="Courier New" w:hAnsi="Courier New"/>
+                <w:i/>
                 <w:color w:val="555555"/>
                 <w:sz w:val="16"/>
               </w:rPr>
@@ -1463,6 +2109,7 @@
             <w:r>
               <w:rPr>
                 <w:rFonts w:ascii="Courier New" w:hAnsi="Courier New"/>
+                <w:i/>
                 <w:color w:val="555555"/>
                 <w:sz w:val="16"/>
               </w:rPr>
@@ -1479,6 +2126,7 @@
             <w:r>
               <w:rPr>
                 <w:rFonts w:ascii="Courier New" w:hAnsi="Courier New"/>
+                <w:i/>
                 <w:color w:val="555555"/>
                 <w:sz w:val="16"/>
               </w:rPr>
@@ -1495,6 +2143,7 @@
             <w:r>
               <w:rPr>
                 <w:rFonts w:ascii="Courier New" w:hAnsi="Courier New"/>
+                <w:i/>
                 <w:color w:val="555555"/>
                 <w:sz w:val="16"/>
               </w:rPr>
@@ -1512,10 +2161,12 @@
     <w:p>
       <w:pPr>
         <w:pStyle w:val="Endure-ChapterBodyText"/>
+        <w:spacing w:before="100" w:after="100"/>
       </w:pPr>
       <w:r>
         <w:rPr>
           <w:b/>
+          <w:sz w:val="20"/>
         </w:rPr>
         <w:t>Presupuesto de memoria (pipeline 100% secuencial):</w:t>
       </w:r>
@@ -1532,20 +2183,38 @@
         <w:gridCol w:w="2717"/>
       </w:tblGrid>
       <w:tr>
+        <w:trPr>
+          <w:trHeight w:val="453" w:hRule="atLeast"/>
+          <w:tblHeader/>
+        </w:trPr>
         <w:tc>
           <w:tcPr>
             <w:tcW w:type="dxa" w:w="2717"/>
             <w:shd w:val="clear" w:color="auto" w:fill="1A5A6A"/>
+            <w:tcBorders>
+              <w:top w:val="single" w:sz="12" w:color="FFFFFF"/>
+              <w:left w:val="single" w:sz="12" w:color="FFFFFF"/>
+              <w:bottom w:val="single" w:sz="12" w:color="FFFFFF"/>
+              <w:right w:val="single" w:sz="12" w:color="FFFFFF"/>
+            </w:tcBorders>
+            <w:vAlign w:val="center"/>
+            <w:tcMar>
+              <w:top w:w="60" w:type="dxa"/>
+              <w:left w:w="120" w:type="dxa"/>
+              <w:bottom w:w="60" w:type="dxa"/>
+              <w:right w:w="80" w:type="dxa"/>
+            </w:tcMar>
           </w:tcPr>
           <w:p>
             <w:pPr>
+              <w:spacing w:before="0" w:after="0"/>
               <w:jc w:val="center"/>
             </w:pPr>
             <w:r>
               <w:rPr>
                 <w:b/>
                 <w:color w:val="FFFFFF"/>
-                <w:sz w:val="17"/>
+                <w:sz w:val="16"/>
               </w:rPr>
               <w:t>Etapa</w:t>
             </w:r>
@@ -1555,16 +2224,30 @@
           <w:tcPr>
             <w:tcW w:type="dxa" w:w="2717"/>
             <w:shd w:val="clear" w:color="auto" w:fill="1A5A6A"/>
+            <w:tcBorders>
+              <w:top w:val="single" w:sz="12" w:color="FFFFFF"/>
+              <w:left w:val="single" w:sz="12" w:color="FFFFFF"/>
+              <w:bottom w:val="single" w:sz="12" w:color="FFFFFF"/>
+              <w:right w:val="single" w:sz="12" w:color="FFFFFF"/>
+            </w:tcBorders>
+            <w:vAlign w:val="center"/>
+            <w:tcMar>
+              <w:top w:w="60" w:type="dxa"/>
+              <w:left w:w="120" w:type="dxa"/>
+              <w:bottom w:w="60" w:type="dxa"/>
+              <w:right w:w="80" w:type="dxa"/>
+            </w:tcMar>
           </w:tcPr>
           <w:p>
             <w:pPr>
+              <w:spacing w:before="0" w:after="0"/>
               <w:jc w:val="center"/>
             </w:pPr>
             <w:r>
               <w:rPr>
                 <w:b/>
                 <w:color w:val="FFFFFF"/>
-                <w:sz w:val="17"/>
+                <w:sz w:val="16"/>
               </w:rPr>
               <w:t>GPU RAM pico</w:t>
             </w:r>
@@ -1574,16 +2257,30 @@
           <w:tcPr>
             <w:tcW w:type="dxa" w:w="2717"/>
             <w:shd w:val="clear" w:color="auto" w:fill="1A5A6A"/>
+            <w:tcBorders>
+              <w:top w:val="single" w:sz="12" w:color="FFFFFF"/>
+              <w:left w:val="single" w:sz="12" w:color="FFFFFF"/>
+              <w:bottom w:val="single" w:sz="12" w:color="FFFFFF"/>
+              <w:right w:val="single" w:sz="12" w:color="FFFFFF"/>
+            </w:tcBorders>
+            <w:vAlign w:val="center"/>
+            <w:tcMar>
+              <w:top w:w="60" w:type="dxa"/>
+              <w:left w:w="120" w:type="dxa"/>
+              <w:bottom w:w="60" w:type="dxa"/>
+              <w:right w:w="80" w:type="dxa"/>
+            </w:tcMar>
           </w:tcPr>
           <w:p>
             <w:pPr>
+              <w:spacing w:before="0" w:after="0"/>
               <w:jc w:val="center"/>
             </w:pPr>
             <w:r>
               <w:rPr>
                 <w:b/>
                 <w:color w:val="FFFFFF"/>
-                <w:sz w:val="17"/>
+                <w:sz w:val="16"/>
               </w:rPr>
               <w:t>Tiempo</w:t>
             </w:r>
@@ -1591,15 +2288,35 @@
         </w:tc>
       </w:tr>
       <w:tr>
+        <w:trPr>
+          <w:trHeight w:val="283" w:hRule="atLeast"/>
+        </w:trPr>
         <w:tc>
           <w:tcPr>
             <w:tcW w:type="dxa" w:w="2717"/>
-            <w:shd w:val="clear" w:color="auto" w:fill="F8F8F8"/>
+            <w:shd w:val="clear" w:color="auto" w:fill="EAEAEA"/>
+            <w:tcBorders>
+              <w:top w:val="single" w:sz="12" w:color="FFFFFF"/>
+              <w:left w:val="single" w:sz="12" w:color="FFFFFF"/>
+              <w:bottom w:val="single" w:sz="12" w:color="FFFFFF"/>
+              <w:right w:val="single" w:sz="12" w:color="FFFFFF"/>
+            </w:tcBorders>
+            <w:vAlign w:val="center"/>
+            <w:tcMar>
+              <w:top w:w="40" w:type="dxa"/>
+              <w:left w:w="120" w:type="dxa"/>
+              <w:bottom w:w="40" w:type="dxa"/>
+              <w:right w:w="80" w:type="dxa"/>
+            </w:tcMar>
           </w:tcPr>
           <w:p>
-            <w:r>
-              <w:rPr>
-                <w:sz w:val="17"/>
+            <w:pPr>
+              <w:spacing w:before="0" w:after="0"/>
+              <w:jc w:val="center"/>
+            </w:pPr>
+            <w:r>
+              <w:rPr>
+                <w:sz w:val="16"/>
               </w:rPr>
               <w:t>Script gen (Ollama 4B)</w:t>
             </w:r>
@@ -1608,12 +2325,29 @@
         <w:tc>
           <w:tcPr>
             <w:tcW w:type="dxa" w:w="2717"/>
-            <w:shd w:val="clear" w:color="auto" w:fill="F8F8F8"/>
+            <w:shd w:val="clear" w:color="auto" w:fill="EAEAEA"/>
+            <w:tcBorders>
+              <w:top w:val="single" w:sz="12" w:color="FFFFFF"/>
+              <w:left w:val="single" w:sz="12" w:color="FFFFFF"/>
+              <w:bottom w:val="single" w:sz="12" w:color="FFFFFF"/>
+              <w:right w:val="single" w:sz="12" w:color="FFFFFF"/>
+            </w:tcBorders>
+            <w:vAlign w:val="center"/>
+            <w:tcMar>
+              <w:top w:w="40" w:type="dxa"/>
+              <w:left w:w="120" w:type="dxa"/>
+              <w:bottom w:w="40" w:type="dxa"/>
+              <w:right w:w="80" w:type="dxa"/>
+            </w:tcMar>
           </w:tcPr>
           <w:p>
-            <w:r>
-              <w:rPr>
-                <w:sz w:val="17"/>
+            <w:pPr>
+              <w:spacing w:before="0" w:after="0"/>
+              <w:jc w:val="center"/>
+            </w:pPr>
+            <w:r>
+              <w:rPr>
+                <w:sz w:val="16"/>
               </w:rPr>
               <w:t>~5 GB</w:t>
             </w:r>
@@ -1622,12 +2356,29 @@
         <w:tc>
           <w:tcPr>
             <w:tcW w:type="dxa" w:w="2717"/>
-            <w:shd w:val="clear" w:color="auto" w:fill="F8F8F8"/>
+            <w:shd w:val="clear" w:color="auto" w:fill="EAEAEA"/>
+            <w:tcBorders>
+              <w:top w:val="single" w:sz="12" w:color="FFFFFF"/>
+              <w:left w:val="single" w:sz="12" w:color="FFFFFF"/>
+              <w:bottom w:val="single" w:sz="12" w:color="FFFFFF"/>
+              <w:right w:val="single" w:sz="12" w:color="FFFFFF"/>
+            </w:tcBorders>
+            <w:vAlign w:val="center"/>
+            <w:tcMar>
+              <w:top w:w="40" w:type="dxa"/>
+              <w:left w:w="120" w:type="dxa"/>
+              <w:bottom w:w="40" w:type="dxa"/>
+              <w:right w:w="80" w:type="dxa"/>
+            </w:tcMar>
           </w:tcPr>
           <w:p>
-            <w:r>
-              <w:rPr>
-                <w:sz w:val="17"/>
+            <w:pPr>
+              <w:spacing w:before="0" w:after="0"/>
+              <w:jc w:val="center"/>
+            </w:pPr>
+            <w:r>
+              <w:rPr>
+                <w:sz w:val="16"/>
               </w:rPr>
               <w:t>~2 min</w:t>
             </w:r>
@@ -1635,15 +2386,35 @@
         </w:tc>
       </w:tr>
       <w:tr>
+        <w:trPr>
+          <w:trHeight w:val="283" w:hRule="atLeast"/>
+        </w:trPr>
         <w:tc>
           <w:tcPr>
             <w:tcW w:type="dxa" w:w="2717"/>
-            <w:shd w:val="clear" w:color="auto" w:fill="FFFFFF"/>
+            <w:shd w:val="clear" w:color="auto" w:fill="EAEAEA"/>
+            <w:tcBorders>
+              <w:top w:val="single" w:sz="12" w:color="FFFFFF"/>
+              <w:left w:val="single" w:sz="12" w:color="FFFFFF"/>
+              <w:bottom w:val="single" w:sz="12" w:color="FFFFFF"/>
+              <w:right w:val="single" w:sz="12" w:color="FFFFFF"/>
+            </w:tcBorders>
+            <w:vAlign w:val="center"/>
+            <w:tcMar>
+              <w:top w:w="40" w:type="dxa"/>
+              <w:left w:w="120" w:type="dxa"/>
+              <w:bottom w:w="40" w:type="dxa"/>
+              <w:right w:w="80" w:type="dxa"/>
+            </w:tcMar>
           </w:tcPr>
           <w:p>
-            <w:r>
-              <w:rPr>
-                <w:sz w:val="17"/>
+            <w:pPr>
+              <w:spacing w:before="0" w:after="0"/>
+              <w:jc w:val="center"/>
+            </w:pPr>
+            <w:r>
+              <w:rPr>
+                <w:sz w:val="16"/>
               </w:rPr>
               <w:t>jetson-clean</w:t>
             </w:r>
@@ -1652,12 +2423,29 @@
         <w:tc>
           <w:tcPr>
             <w:tcW w:type="dxa" w:w="2717"/>
-            <w:shd w:val="clear" w:color="auto" w:fill="FFFFFF"/>
+            <w:shd w:val="clear" w:color="auto" w:fill="EAEAEA"/>
+            <w:tcBorders>
+              <w:top w:val="single" w:sz="12" w:color="FFFFFF"/>
+              <w:left w:val="single" w:sz="12" w:color="FFFFFF"/>
+              <w:bottom w:val="single" w:sz="12" w:color="FFFFFF"/>
+              <w:right w:val="single" w:sz="12" w:color="FFFFFF"/>
+            </w:tcBorders>
+            <w:vAlign w:val="center"/>
+            <w:tcMar>
+              <w:top w:w="40" w:type="dxa"/>
+              <w:left w:w="120" w:type="dxa"/>
+              <w:bottom w:w="40" w:type="dxa"/>
+              <w:right w:w="80" w:type="dxa"/>
+            </w:tcMar>
           </w:tcPr>
           <w:p>
-            <w:r>
-              <w:rPr>
-                <w:sz w:val="17"/>
+            <w:pPr>
+              <w:spacing w:before="0" w:after="0"/>
+              <w:jc w:val="center"/>
+            </w:pPr>
+            <w:r>
+              <w:rPr>
+                <w:sz w:val="16"/>
               </w:rPr>
               <w:t>0 GB</w:t>
             </w:r>
@@ -1666,12 +2454,29 @@
         <w:tc>
           <w:tcPr>
             <w:tcW w:type="dxa" w:w="2717"/>
-            <w:shd w:val="clear" w:color="auto" w:fill="FFFFFF"/>
+            <w:shd w:val="clear" w:color="auto" w:fill="EAEAEA"/>
+            <w:tcBorders>
+              <w:top w:val="single" w:sz="12" w:color="FFFFFF"/>
+              <w:left w:val="single" w:sz="12" w:color="FFFFFF"/>
+              <w:bottom w:val="single" w:sz="12" w:color="FFFFFF"/>
+              <w:right w:val="single" w:sz="12" w:color="FFFFFF"/>
+            </w:tcBorders>
+            <w:vAlign w:val="center"/>
+            <w:tcMar>
+              <w:top w:w="40" w:type="dxa"/>
+              <w:left w:w="120" w:type="dxa"/>
+              <w:bottom w:w="40" w:type="dxa"/>
+              <w:right w:w="80" w:type="dxa"/>
+            </w:tcMar>
           </w:tcPr>
           <w:p>
-            <w:r>
-              <w:rPr>
-                <w:sz w:val="17"/>
+            <w:pPr>
+              <w:spacing w:before="0" w:after="0"/>
+              <w:jc w:val="center"/>
+            </w:pPr>
+            <w:r>
+              <w:rPr>
+                <w:sz w:val="16"/>
               </w:rPr>
               <w:t>30s</w:t>
             </w:r>
@@ -1679,15 +2484,35 @@
         </w:tc>
       </w:tr>
       <w:tr>
+        <w:trPr>
+          <w:trHeight w:val="283" w:hRule="atLeast"/>
+        </w:trPr>
         <w:tc>
           <w:tcPr>
             <w:tcW w:type="dxa" w:w="2717"/>
-            <w:shd w:val="clear" w:color="auto" w:fill="F8F8F8"/>
+            <w:shd w:val="clear" w:color="auto" w:fill="EAEAEA"/>
+            <w:tcBorders>
+              <w:top w:val="single" w:sz="12" w:color="FFFFFF"/>
+              <w:left w:val="single" w:sz="12" w:color="FFFFFF"/>
+              <w:bottom w:val="single" w:sz="12" w:color="FFFFFF"/>
+              <w:right w:val="single" w:sz="12" w:color="FFFFFF"/>
+            </w:tcBorders>
+            <w:vAlign w:val="center"/>
+            <w:tcMar>
+              <w:top w:w="40" w:type="dxa"/>
+              <w:left w:w="120" w:type="dxa"/>
+              <w:bottom w:w="40" w:type="dxa"/>
+              <w:right w:w="80" w:type="dxa"/>
+            </w:tcMar>
           </w:tcPr>
           <w:p>
-            <w:r>
-              <w:rPr>
-                <w:sz w:val="17"/>
+            <w:pPr>
+              <w:spacing w:before="0" w:after="0"/>
+              <w:jc w:val="center"/>
+            </w:pPr>
+            <w:r>
+              <w:rPr>
+                <w:sz w:val="16"/>
               </w:rPr>
               <w:t>Imagen ×5 (SD WebUI)</w:t>
             </w:r>
@@ -1696,12 +2521,29 @@
         <w:tc>
           <w:tcPr>
             <w:tcW w:type="dxa" w:w="2717"/>
-            <w:shd w:val="clear" w:color="auto" w:fill="F8F8F8"/>
+            <w:shd w:val="clear" w:color="auto" w:fill="EAEAEA"/>
+            <w:tcBorders>
+              <w:top w:val="single" w:sz="12" w:color="FFFFFF"/>
+              <w:left w:val="single" w:sz="12" w:color="FFFFFF"/>
+              <w:bottom w:val="single" w:sz="12" w:color="FFFFFF"/>
+              <w:right w:val="single" w:sz="12" w:color="FFFFFF"/>
+            </w:tcBorders>
+            <w:vAlign w:val="center"/>
+            <w:tcMar>
+              <w:top w:w="40" w:type="dxa"/>
+              <w:left w:w="120" w:type="dxa"/>
+              <w:bottom w:w="40" w:type="dxa"/>
+              <w:right w:w="80" w:type="dxa"/>
+            </w:tcMar>
           </w:tcPr>
           <w:p>
-            <w:r>
-              <w:rPr>
-                <w:sz w:val="17"/>
+            <w:pPr>
+              <w:spacing w:before="0" w:after="0"/>
+              <w:jc w:val="center"/>
+            </w:pPr>
+            <w:r>
+              <w:rPr>
+                <w:sz w:val="16"/>
               </w:rPr>
               <w:t>~6 GB</w:t>
             </w:r>
@@ -1710,12 +2552,29 @@
         <w:tc>
           <w:tcPr>
             <w:tcW w:type="dxa" w:w="2717"/>
-            <w:shd w:val="clear" w:color="auto" w:fill="F8F8F8"/>
+            <w:shd w:val="clear" w:color="auto" w:fill="EAEAEA"/>
+            <w:tcBorders>
+              <w:top w:val="single" w:sz="12" w:color="FFFFFF"/>
+              <w:left w:val="single" w:sz="12" w:color="FFFFFF"/>
+              <w:bottom w:val="single" w:sz="12" w:color="FFFFFF"/>
+              <w:right w:val="single" w:sz="12" w:color="FFFFFF"/>
+            </w:tcBorders>
+            <w:vAlign w:val="center"/>
+            <w:tcMar>
+              <w:top w:w="40" w:type="dxa"/>
+              <w:left w:w="120" w:type="dxa"/>
+              <w:bottom w:w="40" w:type="dxa"/>
+              <w:right w:w="80" w:type="dxa"/>
+            </w:tcMar>
           </w:tcPr>
           <w:p>
-            <w:r>
-              <w:rPr>
-                <w:sz w:val="17"/>
+            <w:pPr>
+              <w:spacing w:before="0" w:after="0"/>
+              <w:jc w:val="center"/>
+            </w:pPr>
+            <w:r>
+              <w:rPr>
+                <w:sz w:val="16"/>
               </w:rPr>
               <w:t>~15 min</w:t>
             </w:r>
@@ -1723,15 +2582,35 @@
         </w:tc>
       </w:tr>
       <w:tr>
+        <w:trPr>
+          <w:trHeight w:val="283" w:hRule="atLeast"/>
+        </w:trPr>
         <w:tc>
           <w:tcPr>
             <w:tcW w:type="dxa" w:w="2717"/>
-            <w:shd w:val="clear" w:color="auto" w:fill="FFFFFF"/>
+            <w:shd w:val="clear" w:color="auto" w:fill="EAEAEA"/>
+            <w:tcBorders>
+              <w:top w:val="single" w:sz="12" w:color="FFFFFF"/>
+              <w:left w:val="single" w:sz="12" w:color="FFFFFF"/>
+              <w:bottom w:val="single" w:sz="12" w:color="FFFFFF"/>
+              <w:right w:val="single" w:sz="12" w:color="FFFFFF"/>
+            </w:tcBorders>
+            <w:vAlign w:val="center"/>
+            <w:tcMar>
+              <w:top w:w="40" w:type="dxa"/>
+              <w:left w:w="120" w:type="dxa"/>
+              <w:bottom w:w="40" w:type="dxa"/>
+              <w:right w:w="80" w:type="dxa"/>
+            </w:tcMar>
           </w:tcPr>
           <w:p>
-            <w:r>
-              <w:rPr>
-                <w:sz w:val="17"/>
+            <w:pPr>
+              <w:spacing w:before="0" w:after="0"/>
+              <w:jc w:val="center"/>
+            </w:pPr>
+            <w:r>
+              <w:rPr>
+                <w:sz w:val="16"/>
               </w:rPr>
               <w:t>docker stop SD WebUI</w:t>
             </w:r>
@@ -1740,12 +2619,29 @@
         <w:tc>
           <w:tcPr>
             <w:tcW w:type="dxa" w:w="2717"/>
-            <w:shd w:val="clear" w:color="auto" w:fill="FFFFFF"/>
+            <w:shd w:val="clear" w:color="auto" w:fill="EAEAEA"/>
+            <w:tcBorders>
+              <w:top w:val="single" w:sz="12" w:color="FFFFFF"/>
+              <w:left w:val="single" w:sz="12" w:color="FFFFFF"/>
+              <w:bottom w:val="single" w:sz="12" w:color="FFFFFF"/>
+              <w:right w:val="single" w:sz="12" w:color="FFFFFF"/>
+            </w:tcBorders>
+            <w:vAlign w:val="center"/>
+            <w:tcMar>
+              <w:top w:w="40" w:type="dxa"/>
+              <w:left w:w="120" w:type="dxa"/>
+              <w:bottom w:w="40" w:type="dxa"/>
+              <w:right w:w="80" w:type="dxa"/>
+            </w:tcMar>
           </w:tcPr>
           <w:p>
-            <w:r>
-              <w:rPr>
-                <w:sz w:val="17"/>
+            <w:pPr>
+              <w:spacing w:before="0" w:after="0"/>
+              <w:jc w:val="center"/>
+            </w:pPr>
+            <w:r>
+              <w:rPr>
+                <w:sz w:val="16"/>
               </w:rPr>
               <w:t>0 GB</w:t>
             </w:r>
@@ -1754,12 +2650,29 @@
         <w:tc>
           <w:tcPr>
             <w:tcW w:type="dxa" w:w="2717"/>
-            <w:shd w:val="clear" w:color="auto" w:fill="FFFFFF"/>
+            <w:shd w:val="clear" w:color="auto" w:fill="EAEAEA"/>
+            <w:tcBorders>
+              <w:top w:val="single" w:sz="12" w:color="FFFFFF"/>
+              <w:left w:val="single" w:sz="12" w:color="FFFFFF"/>
+              <w:bottom w:val="single" w:sz="12" w:color="FFFFFF"/>
+              <w:right w:val="single" w:sz="12" w:color="FFFFFF"/>
+            </w:tcBorders>
+            <w:vAlign w:val="center"/>
+            <w:tcMar>
+              <w:top w:w="40" w:type="dxa"/>
+              <w:left w:w="120" w:type="dxa"/>
+              <w:bottom w:w="40" w:type="dxa"/>
+              <w:right w:w="80" w:type="dxa"/>
+            </w:tcMar>
           </w:tcPr>
           <w:p>
-            <w:r>
-              <w:rPr>
-                <w:sz w:val="17"/>
+            <w:pPr>
+              <w:spacing w:before="0" w:after="0"/>
+              <w:jc w:val="center"/>
+            </w:pPr>
+            <w:r>
+              <w:rPr>
+                <w:sz w:val="16"/>
               </w:rPr>
               <w:t>10s</w:t>
             </w:r>
@@ -1767,15 +2680,35 @@
         </w:tc>
       </w:tr>
       <w:tr>
+        <w:trPr>
+          <w:trHeight w:val="283" w:hRule="atLeast"/>
+        </w:trPr>
         <w:tc>
           <w:tcPr>
             <w:tcW w:type="dxa" w:w="2717"/>
-            <w:shd w:val="clear" w:color="auto" w:fill="F8F8F8"/>
+            <w:shd w:val="clear" w:color="auto" w:fill="EAEAEA"/>
+            <w:tcBorders>
+              <w:top w:val="single" w:sz="12" w:color="FFFFFF"/>
+              <w:left w:val="single" w:sz="12" w:color="FFFFFF"/>
+              <w:bottom w:val="single" w:sz="12" w:color="FFFFFF"/>
+              <w:right w:val="single" w:sz="12" w:color="FFFFFF"/>
+            </w:tcBorders>
+            <w:vAlign w:val="center"/>
+            <w:tcMar>
+              <w:top w:w="40" w:type="dxa"/>
+              <w:left w:w="120" w:type="dxa"/>
+              <w:bottom w:w="40" w:type="dxa"/>
+              <w:right w:w="80" w:type="dxa"/>
+            </w:tcMar>
           </w:tcPr>
           <w:p>
-            <w:r>
-              <w:rPr>
-                <w:sz w:val="17"/>
+            <w:pPr>
+              <w:spacing w:before="0" w:after="0"/>
+              <w:jc w:val="center"/>
+            </w:pPr>
+            <w:r>
+              <w:rPr>
+                <w:sz w:val="16"/>
               </w:rPr>
               <w:t>TTS + timestamps</w:t>
             </w:r>
@@ -1784,12 +2717,29 @@
         <w:tc>
           <w:tcPr>
             <w:tcW w:type="dxa" w:w="2717"/>
-            <w:shd w:val="clear" w:color="auto" w:fill="F8F8F8"/>
+            <w:shd w:val="clear" w:color="auto" w:fill="EAEAEA"/>
+            <w:tcBorders>
+              <w:top w:val="single" w:sz="12" w:color="FFFFFF"/>
+              <w:left w:val="single" w:sz="12" w:color="FFFFFF"/>
+              <w:bottom w:val="single" w:sz="12" w:color="FFFFFF"/>
+              <w:right w:val="single" w:sz="12" w:color="FFFFFF"/>
+            </w:tcBorders>
+            <w:vAlign w:val="center"/>
+            <w:tcMar>
+              <w:top w:w="40" w:type="dxa"/>
+              <w:left w:w="120" w:type="dxa"/>
+              <w:bottom w:w="40" w:type="dxa"/>
+              <w:right w:w="80" w:type="dxa"/>
+            </w:tcMar>
           </w:tcPr>
           <w:p>
-            <w:r>
-              <w:rPr>
-                <w:sz w:val="17"/>
+            <w:pPr>
+              <w:spacing w:before="0" w:after="0"/>
+              <w:jc w:val="center"/>
+            </w:pPr>
+            <w:r>
+              <w:rPr>
+                <w:sz w:val="16"/>
               </w:rPr>
               <w:t>~3 GB</w:t>
             </w:r>
@@ -1798,12 +2748,29 @@
         <w:tc>
           <w:tcPr>
             <w:tcW w:type="dxa" w:w="2717"/>
-            <w:shd w:val="clear" w:color="auto" w:fill="F8F8F8"/>
+            <w:shd w:val="clear" w:color="auto" w:fill="EAEAEA"/>
+            <w:tcBorders>
+              <w:top w:val="single" w:sz="12" w:color="FFFFFF"/>
+              <w:left w:val="single" w:sz="12" w:color="FFFFFF"/>
+              <w:bottom w:val="single" w:sz="12" w:color="FFFFFF"/>
+              <w:right w:val="single" w:sz="12" w:color="FFFFFF"/>
+            </w:tcBorders>
+            <w:vAlign w:val="center"/>
+            <w:tcMar>
+              <w:top w:w="40" w:type="dxa"/>
+              <w:left w:w="120" w:type="dxa"/>
+              <w:bottom w:w="40" w:type="dxa"/>
+              <w:right w:w="80" w:type="dxa"/>
+            </w:tcMar>
           </w:tcPr>
           <w:p>
-            <w:r>
-              <w:rPr>
-                <w:sz w:val="17"/>
+            <w:pPr>
+              <w:spacing w:before="0" w:after="0"/>
+              <w:jc w:val="center"/>
+            </w:pPr>
+            <w:r>
+              <w:rPr>
+                <w:sz w:val="16"/>
               </w:rPr>
               <w:t>~2 min</w:t>
             </w:r>
@@ -1811,15 +2778,35 @@
         </w:tc>
       </w:tr>
       <w:tr>
+        <w:trPr>
+          <w:trHeight w:val="283" w:hRule="atLeast"/>
+        </w:trPr>
         <w:tc>
           <w:tcPr>
             <w:tcW w:type="dxa" w:w="2717"/>
-            <w:shd w:val="clear" w:color="auto" w:fill="FFFFFF"/>
+            <w:shd w:val="clear" w:color="auto" w:fill="EAEAEA"/>
+            <w:tcBorders>
+              <w:top w:val="single" w:sz="12" w:color="FFFFFF"/>
+              <w:left w:val="single" w:sz="12" w:color="FFFFFF"/>
+              <w:bottom w:val="single" w:sz="12" w:color="FFFFFF"/>
+              <w:right w:val="single" w:sz="12" w:color="FFFFFF"/>
+            </w:tcBorders>
+            <w:vAlign w:val="center"/>
+            <w:tcMar>
+              <w:top w:w="40" w:type="dxa"/>
+              <w:left w:w="120" w:type="dxa"/>
+              <w:bottom w:w="40" w:type="dxa"/>
+              <w:right w:w="80" w:type="dxa"/>
+            </w:tcMar>
           </w:tcPr>
           <w:p>
-            <w:r>
-              <w:rPr>
-                <w:sz w:val="17"/>
+            <w:pPr>
+              <w:spacing w:before="0" w:after="0"/>
+              <w:jc w:val="center"/>
+            </w:pPr>
+            <w:r>
+              <w:rPr>
+                <w:sz w:val="16"/>
               </w:rPr>
               <w:t>docker stop ×2</w:t>
             </w:r>
@@ -1828,12 +2815,29 @@
         <w:tc>
           <w:tcPr>
             <w:tcW w:type="dxa" w:w="2717"/>
-            <w:shd w:val="clear" w:color="auto" w:fill="FFFFFF"/>
+            <w:shd w:val="clear" w:color="auto" w:fill="EAEAEA"/>
+            <w:tcBorders>
+              <w:top w:val="single" w:sz="12" w:color="FFFFFF"/>
+              <w:left w:val="single" w:sz="12" w:color="FFFFFF"/>
+              <w:bottom w:val="single" w:sz="12" w:color="FFFFFF"/>
+              <w:right w:val="single" w:sz="12" w:color="FFFFFF"/>
+            </w:tcBorders>
+            <w:vAlign w:val="center"/>
+            <w:tcMar>
+              <w:top w:w="40" w:type="dxa"/>
+              <w:left w:w="120" w:type="dxa"/>
+              <w:bottom w:w="40" w:type="dxa"/>
+              <w:right w:w="80" w:type="dxa"/>
+            </w:tcMar>
           </w:tcPr>
           <w:p>
-            <w:r>
-              <w:rPr>
-                <w:sz w:val="17"/>
+            <w:pPr>
+              <w:spacing w:before="0" w:after="0"/>
+              <w:jc w:val="center"/>
+            </w:pPr>
+            <w:r>
+              <w:rPr>
+                <w:sz w:val="16"/>
               </w:rPr>
               <w:t>0 GB</w:t>
             </w:r>
@@ -1842,12 +2846,29 @@
         <w:tc>
           <w:tcPr>
             <w:tcW w:type="dxa" w:w="2717"/>
-            <w:shd w:val="clear" w:color="auto" w:fill="FFFFFF"/>
+            <w:shd w:val="clear" w:color="auto" w:fill="EAEAEA"/>
+            <w:tcBorders>
+              <w:top w:val="single" w:sz="12" w:color="FFFFFF"/>
+              <w:left w:val="single" w:sz="12" w:color="FFFFFF"/>
+              <w:bottom w:val="single" w:sz="12" w:color="FFFFFF"/>
+              <w:right w:val="single" w:sz="12" w:color="FFFFFF"/>
+            </w:tcBorders>
+            <w:vAlign w:val="center"/>
+            <w:tcMar>
+              <w:top w:w="40" w:type="dxa"/>
+              <w:left w:w="120" w:type="dxa"/>
+              <w:bottom w:w="40" w:type="dxa"/>
+              <w:right w:w="80" w:type="dxa"/>
+            </w:tcMar>
           </w:tcPr>
           <w:p>
-            <w:r>
-              <w:rPr>
-                <w:sz w:val="17"/>
+            <w:pPr>
+              <w:spacing w:before="0" w:after="0"/>
+              <w:jc w:val="center"/>
+            </w:pPr>
+            <w:r>
+              <w:rPr>
+                <w:sz w:val="16"/>
               </w:rPr>
               <w:t>10s</w:t>
             </w:r>
@@ -1855,15 +2876,35 @@
         </w:tc>
       </w:tr>
       <w:tr>
+        <w:trPr>
+          <w:trHeight w:val="283" w:hRule="atLeast"/>
+        </w:trPr>
         <w:tc>
           <w:tcPr>
             <w:tcW w:type="dxa" w:w="2717"/>
-            <w:shd w:val="clear" w:color="auto" w:fill="F8F8F8"/>
+            <w:shd w:val="clear" w:color="auto" w:fill="EAEAEA"/>
+            <w:tcBorders>
+              <w:top w:val="single" w:sz="12" w:color="FFFFFF"/>
+              <w:left w:val="single" w:sz="12" w:color="FFFFFF"/>
+              <w:bottom w:val="single" w:sz="12" w:color="FFFFFF"/>
+              <w:right w:val="single" w:sz="12" w:color="FFFFFF"/>
+            </w:tcBorders>
+            <w:vAlign w:val="center"/>
+            <w:tcMar>
+              <w:top w:w="40" w:type="dxa"/>
+              <w:left w:w="120" w:type="dxa"/>
+              <w:bottom w:w="40" w:type="dxa"/>
+              <w:right w:w="80" w:type="dxa"/>
+            </w:tcMar>
           </w:tcPr>
           <w:p>
-            <w:r>
-              <w:rPr>
-                <w:sz w:val="17"/>
+            <w:pPr>
+              <w:spacing w:before="0" w:after="0"/>
+              <w:jc w:val="center"/>
+            </w:pPr>
+            <w:r>
+              <w:rPr>
+                <w:sz w:val="16"/>
               </w:rPr>
               <w:t>Video ffmpeg (CPU)</w:t>
             </w:r>
@@ -1872,12 +2913,29 @@
         <w:tc>
           <w:tcPr>
             <w:tcW w:type="dxa" w:w="2717"/>
-            <w:shd w:val="clear" w:color="auto" w:fill="F8F8F8"/>
+            <w:shd w:val="clear" w:color="auto" w:fill="EAEAEA"/>
+            <w:tcBorders>
+              <w:top w:val="single" w:sz="12" w:color="FFFFFF"/>
+              <w:left w:val="single" w:sz="12" w:color="FFFFFF"/>
+              <w:bottom w:val="single" w:sz="12" w:color="FFFFFF"/>
+              <w:right w:val="single" w:sz="12" w:color="FFFFFF"/>
+            </w:tcBorders>
+            <w:vAlign w:val="center"/>
+            <w:tcMar>
+              <w:top w:w="40" w:type="dxa"/>
+              <w:left w:w="120" w:type="dxa"/>
+              <w:bottom w:w="40" w:type="dxa"/>
+              <w:right w:w="80" w:type="dxa"/>
+            </w:tcMar>
           </w:tcPr>
           <w:p>
-            <w:r>
-              <w:rPr>
-                <w:sz w:val="17"/>
+            <w:pPr>
+              <w:spacing w:before="0" w:after="0"/>
+              <w:jc w:val="center"/>
+            </w:pPr>
+            <w:r>
+              <w:rPr>
+                <w:sz w:val="16"/>
               </w:rPr>
               <w:t>0 GB</w:t>
             </w:r>
@@ -1886,12 +2944,29 @@
         <w:tc>
           <w:tcPr>
             <w:tcW w:type="dxa" w:w="2717"/>
-            <w:shd w:val="clear" w:color="auto" w:fill="F8F8F8"/>
+            <w:shd w:val="clear" w:color="auto" w:fill="EAEAEA"/>
+            <w:tcBorders>
+              <w:top w:val="single" w:sz="12" w:color="FFFFFF"/>
+              <w:left w:val="single" w:sz="12" w:color="FFFFFF"/>
+              <w:bottom w:val="single" w:sz="12" w:color="FFFFFF"/>
+              <w:right w:val="single" w:sz="12" w:color="FFFFFF"/>
+            </w:tcBorders>
+            <w:vAlign w:val="center"/>
+            <w:tcMar>
+              <w:top w:w="40" w:type="dxa"/>
+              <w:left w:w="120" w:type="dxa"/>
+              <w:bottom w:w="40" w:type="dxa"/>
+              <w:right w:w="80" w:type="dxa"/>
+            </w:tcMar>
           </w:tcPr>
           <w:p>
-            <w:r>
-              <w:rPr>
-                <w:sz w:val="17"/>
+            <w:pPr>
+              <w:spacing w:before="0" w:after="0"/>
+              <w:jc w:val="center"/>
+            </w:pPr>
+            <w:r>
+              <w:rPr>
+                <w:sz w:val="16"/>
               </w:rPr>
               <w:t>~2 min</w:t>
             </w:r>
@@ -1899,15 +2974,35 @@
         </w:tc>
       </w:tr>
       <w:tr>
+        <w:trPr>
+          <w:trHeight w:val="283" w:hRule="atLeast"/>
+        </w:trPr>
         <w:tc>
           <w:tcPr>
             <w:tcW w:type="dxa" w:w="2717"/>
-            <w:shd w:val="clear" w:color="auto" w:fill="FFFFFF"/>
+            <w:shd w:val="clear" w:color="auto" w:fill="EAEAEA"/>
+            <w:tcBorders>
+              <w:top w:val="single" w:sz="12" w:color="FFFFFF"/>
+              <w:left w:val="single" w:sz="12" w:color="FFFFFF"/>
+              <w:bottom w:val="single" w:sz="12" w:color="FFFFFF"/>
+              <w:right w:val="single" w:sz="12" w:color="FFFFFF"/>
+            </w:tcBorders>
+            <w:vAlign w:val="center"/>
+            <w:tcMar>
+              <w:top w:w="40" w:type="dxa"/>
+              <w:left w:w="120" w:type="dxa"/>
+              <w:bottom w:w="40" w:type="dxa"/>
+              <w:right w:w="80" w:type="dxa"/>
+            </w:tcMar>
           </w:tcPr>
           <w:p>
-            <w:r>
-              <w:rPr>
-                <w:sz w:val="17"/>
+            <w:pPr>
+              <w:spacing w:before="0" w:after="0"/>
+              <w:jc w:val="center"/>
+            </w:pPr>
+            <w:r>
+              <w:rPr>
+                <w:sz w:val="16"/>
               </w:rPr>
               <w:t>Publicar (APIs)</w:t>
             </w:r>
@@ -1916,12 +3011,29 @@
         <w:tc>
           <w:tcPr>
             <w:tcW w:type="dxa" w:w="2717"/>
-            <w:shd w:val="clear" w:color="auto" w:fill="FFFFFF"/>
+            <w:shd w:val="clear" w:color="auto" w:fill="EAEAEA"/>
+            <w:tcBorders>
+              <w:top w:val="single" w:sz="12" w:color="FFFFFF"/>
+              <w:left w:val="single" w:sz="12" w:color="FFFFFF"/>
+              <w:bottom w:val="single" w:sz="12" w:color="FFFFFF"/>
+              <w:right w:val="single" w:sz="12" w:color="FFFFFF"/>
+            </w:tcBorders>
+            <w:vAlign w:val="center"/>
+            <w:tcMar>
+              <w:top w:w="40" w:type="dxa"/>
+              <w:left w:w="120" w:type="dxa"/>
+              <w:bottom w:w="40" w:type="dxa"/>
+              <w:right w:w="80" w:type="dxa"/>
+            </w:tcMar>
           </w:tcPr>
           <w:p>
-            <w:r>
-              <w:rPr>
-                <w:sz w:val="17"/>
+            <w:pPr>
+              <w:spacing w:before="0" w:after="0"/>
+              <w:jc w:val="center"/>
+            </w:pPr>
+            <w:r>
+              <w:rPr>
+                <w:sz w:val="16"/>
               </w:rPr>
               <w:t>0 GB</w:t>
             </w:r>
@@ -1930,12 +3042,29 @@
         <w:tc>
           <w:tcPr>
             <w:tcW w:type="dxa" w:w="2717"/>
-            <w:shd w:val="clear" w:color="auto" w:fill="FFFFFF"/>
+            <w:shd w:val="clear" w:color="auto" w:fill="EAEAEA"/>
+            <w:tcBorders>
+              <w:top w:val="single" w:sz="12" w:color="FFFFFF"/>
+              <w:left w:val="single" w:sz="12" w:color="FFFFFF"/>
+              <w:bottom w:val="single" w:sz="12" w:color="FFFFFF"/>
+              <w:right w:val="single" w:sz="12" w:color="FFFFFF"/>
+            </w:tcBorders>
+            <w:vAlign w:val="center"/>
+            <w:tcMar>
+              <w:top w:w="40" w:type="dxa"/>
+              <w:left w:w="120" w:type="dxa"/>
+              <w:bottom w:w="40" w:type="dxa"/>
+              <w:right w:w="80" w:type="dxa"/>
+            </w:tcMar>
           </w:tcPr>
           <w:p>
-            <w:r>
-              <w:rPr>
-                <w:sz w:val="17"/>
+            <w:pPr>
+              <w:spacing w:before="0" w:after="0"/>
+              <w:jc w:val="center"/>
+            </w:pPr>
+            <w:r>
+              <w:rPr>
+                <w:sz w:val="16"/>
               </w:rPr>
               <w:t>~1 min</w:t>
             </w:r>
@@ -1943,15 +3072,35 @@
         </w:tc>
       </w:tr>
       <w:tr>
+        <w:trPr>
+          <w:trHeight w:val="283" w:hRule="atLeast"/>
+        </w:trPr>
         <w:tc>
           <w:tcPr>
             <w:tcW w:type="dxa" w:w="2717"/>
-            <w:shd w:val="clear" w:color="auto" w:fill="F8F8F8"/>
+            <w:shd w:val="clear" w:color="auto" w:fill="EAEAEA"/>
+            <w:tcBorders>
+              <w:top w:val="single" w:sz="12" w:color="FFFFFF"/>
+              <w:left w:val="single" w:sz="12" w:color="FFFFFF"/>
+              <w:bottom w:val="single" w:sz="12" w:color="FFFFFF"/>
+              <w:right w:val="single" w:sz="12" w:color="FFFFFF"/>
+            </w:tcBorders>
+            <w:vAlign w:val="center"/>
+            <w:tcMar>
+              <w:top w:w="40" w:type="dxa"/>
+              <w:left w:w="120" w:type="dxa"/>
+              <w:bottom w:w="40" w:type="dxa"/>
+              <w:right w:w="80" w:type="dxa"/>
+            </w:tcMar>
           </w:tcPr>
           <w:p>
-            <w:r>
-              <w:rPr>
-                <w:sz w:val="17"/>
+            <w:pPr>
+              <w:spacing w:before="0" w:after="0"/>
+              <w:jc w:val="center"/>
+            </w:pPr>
+            <w:r>
+              <w:rPr>
+                <w:sz w:val="16"/>
               </w:rPr>
               <w:t>Total diario</w:t>
             </w:r>
@@ -1960,12 +3109,29 @@
         <w:tc>
           <w:tcPr>
             <w:tcW w:type="dxa" w:w="2717"/>
-            <w:shd w:val="clear" w:color="auto" w:fill="F8F8F8"/>
+            <w:shd w:val="clear" w:color="auto" w:fill="EAEAEA"/>
+            <w:tcBorders>
+              <w:top w:val="single" w:sz="12" w:color="FFFFFF"/>
+              <w:left w:val="single" w:sz="12" w:color="FFFFFF"/>
+              <w:bottom w:val="single" w:sz="12" w:color="FFFFFF"/>
+              <w:right w:val="single" w:sz="12" w:color="FFFFFF"/>
+            </w:tcBorders>
+            <w:vAlign w:val="center"/>
+            <w:tcMar>
+              <w:top w:w="40" w:type="dxa"/>
+              <w:left w:w="120" w:type="dxa"/>
+              <w:bottom w:w="40" w:type="dxa"/>
+              <w:right w:w="80" w:type="dxa"/>
+            </w:tcMar>
           </w:tcPr>
           <w:p>
-            <w:r>
-              <w:rPr>
-                <w:sz w:val="17"/>
+            <w:pPr>
+              <w:spacing w:before="0" w:after="0"/>
+              <w:jc w:val="center"/>
+            </w:pPr>
+            <w:r>
+              <w:rPr>
+                <w:sz w:val="16"/>
               </w:rPr>
               <w:t>pico 6 GB</w:t>
             </w:r>
@@ -1974,12 +3140,29 @@
         <w:tc>
           <w:tcPr>
             <w:tcW w:type="dxa" w:w="2717"/>
-            <w:shd w:val="clear" w:color="auto" w:fill="F8F8F8"/>
+            <w:shd w:val="clear" w:color="auto" w:fill="EAEAEA"/>
+            <w:tcBorders>
+              <w:top w:val="single" w:sz="12" w:color="FFFFFF"/>
+              <w:left w:val="single" w:sz="12" w:color="FFFFFF"/>
+              <w:bottom w:val="single" w:sz="12" w:color="FFFFFF"/>
+              <w:right w:val="single" w:sz="12" w:color="FFFFFF"/>
+            </w:tcBorders>
+            <w:vAlign w:val="center"/>
+            <w:tcMar>
+              <w:top w:w="40" w:type="dxa"/>
+              <w:left w:w="120" w:type="dxa"/>
+              <w:bottom w:w="40" w:type="dxa"/>
+              <w:right w:w="80" w:type="dxa"/>
+            </w:tcMar>
           </w:tcPr>
           <w:p>
-            <w:r>
-              <w:rPr>
-                <w:sz w:val="17"/>
+            <w:pPr>
+              <w:spacing w:before="0" w:after="0"/>
+              <w:jc w:val="center"/>
+            </w:pPr>
+            <w:r>
+              <w:rPr>
+                <w:sz w:val="16"/>
               </w:rPr>
               <w:t>~22 min</w:t>
             </w:r>
@@ -1997,8 +3180,12 @@
         <w:pStyle w:val="Endure-Subhead"/>
         <w:keepNext/>
         <w:spacing w:before="240" w:after="60"/>
+        <w:outlineLvl w:val="1"/>
       </w:pPr>
       <w:r>
+        <w:rPr>
+          <w:sz w:val="24"/>
+        </w:rPr>
         <w:t>32.2 Preparación del Entorno</w:t>
       </w:r>
     </w:p>
@@ -2007,10 +3194,11 @@
         <w:pStyle w:val="Endure-Subhead"/>
         <w:keepNext/>
         <w:spacing w:before="160" w:after="60"/>
+        <w:outlineLvl w:val="2"/>
       </w:pPr>
       <w:r>
         <w:rPr>
-          <w:sz w:val="18"/>
+          <w:sz w:val="22"/>
         </w:rPr>
         <w:t>32.2.1 Dependencias Python</w:t>
       </w:r>
@@ -2028,7 +3216,7 @@
         <w:tc>
           <w:tcPr>
             <w:tcW w:type="dxa" w:w="8152"/>
-            <w:shd w:val="clear" w:color="auto" w:fill="F2F2F2"/>
+            <w:shd w:val="clear" w:color="auto" w:fill="EAEAEA"/>
             <w:tcBorders>
               <w:left w:val="thick" w:sz="24" w:color="1A5A6A"/>
             </w:tcBorders>
@@ -2098,6 +3286,7 @@
             <w:r>
               <w:rPr>
                 <w:rFonts w:ascii="Courier New" w:hAnsi="Courier New"/>
+                <w:i/>
                 <w:color w:val="555555"/>
                 <w:sz w:val="16"/>
               </w:rPr>
@@ -2114,6 +3303,7 @@
             <w:r>
               <w:rPr>
                 <w:rFonts w:ascii="Courier New" w:hAnsi="Courier New"/>
+                <w:i/>
                 <w:color w:val="555555"/>
                 <w:sz w:val="16"/>
               </w:rPr>
@@ -2130,6 +3320,7 @@
             <w:r>
               <w:rPr>
                 <w:rFonts w:ascii="Courier New" w:hAnsi="Courier New"/>
+                <w:i/>
                 <w:color w:val="555555"/>
                 <w:sz w:val="16"/>
               </w:rPr>
@@ -2146,6 +3337,7 @@
             <w:r>
               <w:rPr>
                 <w:rFonts w:ascii="Courier New" w:hAnsi="Courier New"/>
+                <w:i/>
                 <w:color w:val="555555"/>
                 <w:sz w:val="16"/>
               </w:rPr>
@@ -2162,6 +3354,7 @@
             <w:r>
               <w:rPr>
                 <w:rFonts w:ascii="Courier New" w:hAnsi="Courier New"/>
+                <w:i/>
                 <w:color w:val="555555"/>
                 <w:sz w:val="16"/>
               </w:rPr>
@@ -2178,6 +3371,7 @@
             <w:r>
               <w:rPr>
                 <w:rFonts w:ascii="Courier New" w:hAnsi="Courier New"/>
+                <w:i/>
                 <w:color w:val="555555"/>
                 <w:sz w:val="16"/>
               </w:rPr>
@@ -2228,10 +3422,11 @@
         <w:pStyle w:val="Endure-Subhead"/>
         <w:keepNext/>
         <w:spacing w:before="160" w:after="60"/>
+        <w:outlineLvl w:val="2"/>
       </w:pPr>
       <w:r>
         <w:rPr>
-          <w:sz w:val="18"/>
+          <w:sz w:val="22"/>
         </w:rPr>
         <w:t>32.2.2 Estructura de Directorios</w:t>
       </w:r>
@@ -2249,7 +3444,7 @@
         <w:tc>
           <w:tcPr>
             <w:tcW w:type="dxa" w:w="8152"/>
-            <w:shd w:val="clear" w:color="auto" w:fill="F2F2F2"/>
+            <w:shd w:val="clear" w:color="auto" w:fill="EAEAEA"/>
             <w:tcBorders>
               <w:left w:val="thick" w:sz="24" w:color="1A5A6A"/>
             </w:tcBorders>
@@ -2385,10 +3580,11 @@
         <w:pStyle w:val="Endure-Subhead"/>
         <w:keepNext/>
         <w:spacing w:before="160" w:after="60"/>
+        <w:outlineLvl w:val="2"/>
       </w:pPr>
       <w:r>
         <w:rPr>
-          <w:sz w:val="18"/>
+          <w:sz w:val="22"/>
         </w:rPr>
         <w:t>32.2.3 Google Cloud — Habilitar APIs</w:t>
       </w:r>
@@ -2396,8 +3592,12 @@
     <w:p>
       <w:pPr>
         <w:pStyle w:val="Endure-FirstParagraphBodyText"/>
+        <w:spacing w:before="100" w:after="100"/>
       </w:pPr>
       <w:r>
+        <w:rPr>
+          <w:sz w:val="20"/>
+        </w:rPr>
         <w:t>Las APIs de Google requieren una cuenta de Google Cloud (gratuita hasta ciertos límites):</w:t>
       </w:r>
     </w:p>
@@ -2414,7 +3614,7 @@
         <w:tc>
           <w:tcPr>
             <w:tcW w:type="dxa" w:w="8152"/>
-            <w:shd w:val="clear" w:color="auto" w:fill="F2F2F2"/>
+            <w:shd w:val="clear" w:color="auto" w:fill="EAEAEA"/>
             <w:tcBorders>
               <w:left w:val="thick" w:sz="24" w:color="1A5A6A"/>
             </w:tcBorders>
@@ -2435,6 +3635,7 @@
             <w:r>
               <w:rPr>
                 <w:rFonts w:ascii="Courier New" w:hAnsi="Courier New"/>
+                <w:i/>
                 <w:color w:val="555555"/>
                 <w:sz w:val="16"/>
               </w:rPr>
@@ -2451,6 +3652,7 @@
             <w:r>
               <w:rPr>
                 <w:rFonts w:ascii="Courier New" w:hAnsi="Courier New"/>
+                <w:i/>
                 <w:color w:val="555555"/>
                 <w:sz w:val="16"/>
               </w:rPr>
@@ -2467,6 +3669,7 @@
             <w:r>
               <w:rPr>
                 <w:rFonts w:ascii="Courier New" w:hAnsi="Courier New"/>
+                <w:i/>
                 <w:color w:val="555555"/>
                 <w:sz w:val="16"/>
               </w:rPr>
@@ -2483,6 +3686,7 @@
             <w:r>
               <w:rPr>
                 <w:rFonts w:ascii="Courier New" w:hAnsi="Courier New"/>
+                <w:i/>
                 <w:color w:val="555555"/>
                 <w:sz w:val="16"/>
               </w:rPr>
@@ -2499,6 +3703,7 @@
             <w:r>
               <w:rPr>
                 <w:rFonts w:ascii="Courier New" w:hAnsi="Courier New"/>
+                <w:i/>
                 <w:color w:val="555555"/>
                 <w:sz w:val="16"/>
               </w:rPr>
@@ -2515,6 +3720,7 @@
             <w:r>
               <w:rPr>
                 <w:rFonts w:ascii="Courier New" w:hAnsi="Courier New"/>
+                <w:i/>
                 <w:color w:val="555555"/>
                 <w:sz w:val="16"/>
               </w:rPr>
@@ -2531,6 +3737,7 @@
             <w:r>
               <w:rPr>
                 <w:rFonts w:ascii="Courier New" w:hAnsi="Courier New"/>
+                <w:i/>
                 <w:color w:val="555555"/>
                 <w:sz w:val="16"/>
               </w:rPr>
@@ -2547,6 +3754,7 @@
             <w:r>
               <w:rPr>
                 <w:rFonts w:ascii="Courier New" w:hAnsi="Courier New"/>
+                <w:i/>
                 <w:color w:val="555555"/>
                 <w:sz w:val="16"/>
               </w:rPr>
@@ -2563,6 +3771,7 @@
             <w:r>
               <w:rPr>
                 <w:rFonts w:ascii="Courier New" w:hAnsi="Courier New"/>
+                <w:i/>
                 <w:color w:val="555555"/>
                 <w:sz w:val="16"/>
               </w:rPr>
@@ -2579,6 +3788,7 @@
             <w:r>
               <w:rPr>
                 <w:rFonts w:ascii="Courier New" w:hAnsi="Courier New"/>
+                <w:i/>
                 <w:color w:val="555555"/>
                 <w:sz w:val="16"/>
               </w:rPr>
@@ -2595,6 +3805,7 @@
             <w:r>
               <w:rPr>
                 <w:rFonts w:ascii="Courier New" w:hAnsi="Courier New"/>
+                <w:i/>
                 <w:color w:val="555555"/>
                 <w:sz w:val="16"/>
               </w:rPr>
@@ -2611,6 +3822,7 @@
             <w:r>
               <w:rPr>
                 <w:rFonts w:ascii="Courier New" w:hAnsi="Courier New"/>
+                <w:i/>
                 <w:color w:val="555555"/>
                 <w:sz w:val="16"/>
               </w:rPr>
@@ -2638,7 +3850,7 @@
         <w:tc>
           <w:tcPr>
             <w:tcW w:type="dxa" w:w="8152"/>
-            <w:shd w:val="clear" w:color="auto" w:fill="F2F2F2"/>
+            <w:shd w:val="clear" w:color="auto" w:fill="EAEAEA"/>
             <w:tcBorders>
               <w:left w:val="thick" w:sz="24" w:color="1A5A6A"/>
             </w:tcBorders>
@@ -2746,8 +3958,12 @@
         <w:pStyle w:val="Endure-Subhead"/>
         <w:keepNext/>
         <w:spacing w:before="240" w:after="60"/>
+        <w:outlineLvl w:val="1"/>
       </w:pPr>
       <w:r>
+        <w:rPr>
+          <w:sz w:val="24"/>
+        </w:rPr>
         <w:t>32.3 Parrilla de Contenidos en Google Sheets</w:t>
       </w:r>
     </w:p>
@@ -2756,10 +3972,11 @@
         <w:pStyle w:val="Endure-Subhead"/>
         <w:keepNext/>
         <w:spacing w:before="160" w:after="60"/>
+        <w:outlineLvl w:val="2"/>
       </w:pPr>
       <w:r>
         <w:rPr>
-          <w:sz w:val="18"/>
+          <w:sz w:val="22"/>
         </w:rPr>
         <w:t>32.3.1 Datos de Versículos (Salmos + Proverbios)</w:t>
       </w:r>
@@ -2777,7 +3994,7 @@
         <w:tc>
           <w:tcPr>
             <w:tcW w:type="dxa" w:w="8152"/>
-            <w:shd w:val="clear" w:color="auto" w:fill="F2F2F2"/>
+            <w:shd w:val="clear" w:color="auto" w:fill="EAEAEA"/>
             <w:tcBorders>
               <w:left w:val="thick" w:sz="24" w:color="1A5A6A"/>
             </w:tcBorders>
@@ -2798,7 +4015,8 @@
             <w:r>
               <w:rPr>
                 <w:rFonts w:ascii="Courier New" w:hAnsi="Courier New"/>
-                <w:color w:val="1A1A1A"/>
+                <w:i/>
+                <w:color w:val="888888"/>
                 <w:sz w:val="16"/>
               </w:rPr>
               <w:t>#!/usr/bin/env python3</w:t>
@@ -2925,7 +4143,8 @@
             <w:r>
               <w:rPr>
                 <w:rFonts w:ascii="Courier New" w:hAnsi="Courier New"/>
-                <w:color w:val="1A1A1A"/>
+                <w:i/>
+                <w:color w:val="888888"/>
                 <w:sz w:val="16"/>
               </w:rPr>
               <w:t># Número de versículos por capítulo</w:t>
@@ -2941,7 +4160,8 @@
             <w:r>
               <w:rPr>
                 <w:rFonts w:ascii="Courier New" w:hAnsi="Courier New"/>
-                <w:color w:val="1A1A1A"/>
+                <w:i/>
+                <w:color w:val="888888"/>
                 <w:sz w:val="16"/>
               </w:rPr>
               <w:t># Salmos (150 capítulos)</w:t>
@@ -3244,7 +4464,8 @@
             <w:r>
               <w:rPr>
                 <w:rFonts w:ascii="Courier New" w:hAnsi="Courier New"/>
-                <w:color w:val="1A1A1A"/>
+                <w:i/>
+                <w:color w:val="888888"/>
                 <w:sz w:val="16"/>
               </w:rPr>
               <w:t># Proverbios (31 capítulos)</w:t>
@@ -3403,7 +4624,8 @@
             <w:r>
               <w:rPr>
                 <w:rFonts w:ascii="Courier New" w:hAnsi="Courier New"/>
-                <w:color w:val="1A1A1A"/>
+                <w:i/>
+                <w:color w:val="888888"/>
                 <w:sz w:val="16"/>
               </w:rPr>
               <w:t xml:space="preserve">    # Construir lista lineal de (capitulo, versiculo)</w:t>
@@ -4305,7 +5527,8 @@
             <w:r>
               <w:rPr>
                 <w:rFonts w:ascii="Courier New" w:hAnsi="Courier New"/>
-                <w:color w:val="1A1A1A"/>
+                <w:i/>
+                <w:color w:val="888888"/>
                 <w:sz w:val="16"/>
               </w:rPr>
               <w:t xml:space="preserve">    # Guardar para importar a Google Sheets</w:t>
@@ -4412,7 +5635,7 @@
         <w:tc>
           <w:tcPr>
             <w:tcW w:type="dxa" w:w="8152"/>
-            <w:shd w:val="clear" w:color="auto" w:fill="F2F2F2"/>
+            <w:shd w:val="clear" w:color="auto" w:fill="EAEAEA"/>
             <w:tcBorders>
               <w:left w:val="thick" w:sz="24" w:color="1A5A6A"/>
             </w:tcBorders>
@@ -4450,6 +5673,7 @@
             <w:r>
               <w:rPr>
                 <w:rFonts w:ascii="Courier New" w:hAnsi="Courier New"/>
+                <w:i/>
                 <w:color w:val="555555"/>
                 <w:sz w:val="16"/>
               </w:rPr>
@@ -4466,6 +5690,7 @@
             <w:r>
               <w:rPr>
                 <w:rFonts w:ascii="Courier New" w:hAnsi="Courier New"/>
+                <w:i/>
                 <w:color w:val="555555"/>
                 <w:sz w:val="16"/>
               </w:rPr>
@@ -4482,6 +5707,7 @@
             <w:r>
               <w:rPr>
                 <w:rFonts w:ascii="Courier New" w:hAnsi="Courier New"/>
+                <w:i/>
                 <w:color w:val="555555"/>
                 <w:sz w:val="16"/>
               </w:rPr>
@@ -4498,6 +5724,7 @@
             <w:r>
               <w:rPr>
                 <w:rFonts w:ascii="Courier New" w:hAnsi="Courier New"/>
+                <w:i/>
                 <w:color w:val="555555"/>
                 <w:sz w:val="16"/>
               </w:rPr>
@@ -4529,6 +5756,7 @@
             <w:r>
               <w:rPr>
                 <w:rFonts w:ascii="Courier New" w:hAnsi="Courier New"/>
+                <w:i/>
                 <w:color w:val="555555"/>
                 <w:sz w:val="16"/>
               </w:rPr>
@@ -4545,6 +5773,7 @@
             <w:r>
               <w:rPr>
                 <w:rFonts w:ascii="Courier New" w:hAnsi="Courier New"/>
+                <w:i/>
                 <w:color w:val="555555"/>
                 <w:sz w:val="16"/>
               </w:rPr>
@@ -4561,6 +5790,7 @@
             <w:r>
               <w:rPr>
                 <w:rFonts w:ascii="Courier New" w:hAnsi="Courier New"/>
+                <w:i/>
                 <w:color w:val="555555"/>
                 <w:sz w:val="16"/>
               </w:rPr>
@@ -4577,6 +5807,7 @@
             <w:r>
               <w:rPr>
                 <w:rFonts w:ascii="Courier New" w:hAnsi="Courier New"/>
+                <w:i/>
                 <w:color w:val="555555"/>
                 <w:sz w:val="16"/>
               </w:rPr>
@@ -4593,6 +5824,7 @@
             <w:r>
               <w:rPr>
                 <w:rFonts w:ascii="Courier New" w:hAnsi="Courier New"/>
+                <w:i/>
                 <w:color w:val="555555"/>
                 <w:sz w:val="16"/>
               </w:rPr>
@@ -4609,6 +5841,7 @@
             <w:r>
               <w:rPr>
                 <w:rFonts w:ascii="Courier New" w:hAnsi="Courier New"/>
+                <w:i/>
                 <w:color w:val="555555"/>
                 <w:sz w:val="16"/>
               </w:rPr>
@@ -4628,10 +5861,11 @@
         <w:pStyle w:val="Endure-Subhead"/>
         <w:keepNext/>
         <w:spacing w:before="160" w:after="60"/>
+        <w:outlineLvl w:val="2"/>
       </w:pPr>
       <w:r>
         <w:rPr>
-          <w:sz w:val="18"/>
+          <w:sz w:val="22"/>
         </w:rPr>
         <w:t>32.3.2 Importar Parrilla a Google Sheets</w:t>
       </w:r>
@@ -4649,7 +5883,7 @@
         <w:tc>
           <w:tcPr>
             <w:tcW w:type="dxa" w:w="8152"/>
-            <w:shd w:val="clear" w:color="auto" w:fill="F2F2F2"/>
+            <w:shd w:val="clear" w:color="auto" w:fill="EAEAEA"/>
             <w:tcBorders>
               <w:left w:val="thick" w:sz="24" w:color="1A5A6A"/>
             </w:tcBorders>
@@ -4670,7 +5904,8 @@
             <w:r>
               <w:rPr>
                 <w:rFonts w:ascii="Courier New" w:hAnsi="Courier New"/>
-                <w:color w:val="1A1A1A"/>
+                <w:i/>
+                <w:color w:val="888888"/>
                 <w:sz w:val="16"/>
               </w:rPr>
               <w:t>#!/usr/bin/env python3</w:t>
@@ -4939,7 +6174,8 @@
             <w:r>
               <w:rPr>
                 <w:rFonts w:ascii="Courier New" w:hAnsi="Courier New"/>
-                <w:color w:val="1A1A1A"/>
+                <w:i/>
+                <w:color w:val="888888"/>
                 <w:sz w:val="16"/>
               </w:rPr>
               <w:t xml:space="preserve">    # Autenticar con Service Account</w:t>
@@ -5034,7 +6270,8 @@
             <w:r>
               <w:rPr>
                 <w:rFonts w:ascii="Courier New" w:hAnsi="Courier New"/>
-                <w:color w:val="1A1A1A"/>
+                <w:i/>
+                <w:color w:val="888888"/>
                 <w:sz w:val="16"/>
               </w:rPr>
               <w:t xml:space="preserve">    # Crear o abrir la hoja</w:t>
@@ -5192,7 +6429,8 @@
             <w:r>
               <w:rPr>
                 <w:rFonts w:ascii="Courier New" w:hAnsi="Courier New"/>
-                <w:color w:val="1A1A1A"/>
+                <w:i/>
+                <w:color w:val="888888"/>
                 <w:sz w:val="16"/>
               </w:rPr>
               <w:t xml:space="preserve">    # Encabezados</w:t>
@@ -5335,7 +6573,8 @@
             <w:r>
               <w:rPr>
                 <w:rFonts w:ascii="Courier New" w:hAnsi="Courier New"/>
-                <w:color w:val="1A1A1A"/>
+                <w:i/>
+                <w:color w:val="888888"/>
                 <w:sz w:val="16"/>
               </w:rPr>
               <w:t xml:space="preserve">    # Formatear encabezado (negrita, color)</w:t>
@@ -5446,7 +6685,8 @@
             <w:r>
               <w:rPr>
                 <w:rFonts w:ascii="Courier New" w:hAnsi="Courier New"/>
-                <w:color w:val="1A1A1A"/>
+                <w:i/>
+                <w:color w:val="888888"/>
                 <w:sz w:val="16"/>
               </w:rPr>
               <w:t xml:space="preserve">    # Cargar parrilla generada</w:t>
@@ -5493,7 +6733,8 @@
             <w:r>
               <w:rPr>
                 <w:rFonts w:ascii="Courier New" w:hAnsi="Courier New"/>
-                <w:color w:val="1A1A1A"/>
+                <w:i/>
+                <w:color w:val="888888"/>
                 <w:sz w:val="16"/>
               </w:rPr>
               <w:t xml:space="preserve">    # Llenar filas</w:t>
@@ -5998,7 +7239,7 @@
         <w:tc>
           <w:tcPr>
             <w:tcW w:type="dxa" w:w="8152"/>
-            <w:shd w:val="clear" w:color="auto" w:fill="F2F2F2"/>
+            <w:shd w:val="clear" w:color="auto" w:fill="EAEAEA"/>
             <w:tcBorders>
               <w:left w:val="thick" w:sz="24" w:color="1A5A6A"/>
             </w:tcBorders>
@@ -6087,10 +7328,11 @@
         <w:pStyle w:val="Endure-Subhead"/>
         <w:keepNext/>
         <w:spacing w:before="160" w:after="60"/>
+        <w:outlineLvl w:val="2"/>
       </w:pPr>
       <w:r>
         <w:rPr>
-          <w:sz w:val="18"/>
+          <w:sz w:val="22"/>
         </w:rPr>
         <w:t>32.3.3 Obtener el Texto de los Versículos (API Biblia)</w:t>
       </w:r>
@@ -6098,18 +7340,25 @@
     <w:p>
       <w:pPr>
         <w:pStyle w:val="Endure-FirstParagraphBodyText"/>
+        <w:spacing w:before="100" w:after="100"/>
       </w:pPr>
       <w:r>
+        <w:rPr>
+          <w:sz w:val="20"/>
+        </w:rPr>
         <w:t xml:space="preserve">El texto de los versículos se puede rellenar automáticamente usando una API de la Biblia. La columna </w:t>
       </w:r>
       <w:r>
         <w:rPr>
           <w:rFonts w:ascii="Courier New" w:hAnsi="Courier New"/>
-          <w:sz w:val="17"/>
+          <w:sz w:val="16"/>
         </w:rPr>
         <w:t>versos_texto</w:t>
       </w:r>
       <w:r>
+        <w:rPr>
+          <w:sz w:val="20"/>
+        </w:rPr>
         <w:t xml:space="preserve"> en Google Sheets debe tener el texto en español antes de que el Agente 1 lo procese:</w:t>
       </w:r>
     </w:p>
@@ -6126,7 +7375,7 @@
         <w:tc>
           <w:tcPr>
             <w:tcW w:type="dxa" w:w="8152"/>
-            <w:shd w:val="clear" w:color="auto" w:fill="F2F2F2"/>
+            <w:shd w:val="clear" w:color="auto" w:fill="EAEAEA"/>
             <w:tcBorders>
               <w:left w:val="thick" w:sz="24" w:color="1A5A6A"/>
             </w:tcBorders>
@@ -6147,7 +7396,8 @@
             <w:r>
               <w:rPr>
                 <w:rFonts w:ascii="Courier New" w:hAnsi="Courier New"/>
-                <w:color w:val="1A1A1A"/>
+                <w:i/>
+                <w:color w:val="888888"/>
                 <w:sz w:val="16"/>
               </w:rPr>
               <w:t># scripts/fetch_bible_text.py — Obtiene texto de versículos en español (RVR1960)</w:t>
@@ -6163,7 +7413,8 @@
             <w:r>
               <w:rPr>
                 <w:rFonts w:ascii="Courier New" w:hAnsi="Courier New"/>
-                <w:color w:val="1A1A1A"/>
+                <w:i/>
+                <w:color w:val="888888"/>
                 <w:sz w:val="16"/>
               </w:rPr>
               <w:t># API primaria: getbible.net (gratuita, sin clave, soporte RVR1960)</w:t>
@@ -6179,7 +7430,8 @@
             <w:r>
               <w:rPr>
                 <w:rFonts w:ascii="Courier New" w:hAnsi="Courier New"/>
-                <w:color w:val="1A1A1A"/>
+                <w:i/>
+                <w:color w:val="888888"/>
                 <w:sz w:val="16"/>
               </w:rPr>
               <w:t># API de respaldo: api.esv.org en inglés (requiere clave gratuita, solo inglés)</w:t>
@@ -6195,7 +7447,8 @@
             <w:r>
               <w:rPr>
                 <w:rFonts w:ascii="Courier New" w:hAnsi="Courier New"/>
-                <w:color w:val="1A1A1A"/>
+                <w:i/>
+                <w:color w:val="888888"/>
                 <w:sz w:val="16"/>
               </w:rPr>
               <w:t># API alternativa de respaldo: scripture.api.bible (requiere clave gratuita)</w:t>
@@ -6258,7 +7511,8 @@
             <w:r>
               <w:rPr>
                 <w:rFonts w:ascii="Courier New" w:hAnsi="Courier New"/>
-                <w:color w:val="1A1A1A"/>
+                <w:i/>
+                <w:color w:val="888888"/>
                 <w:sz w:val="16"/>
               </w:rPr>
               <w:t># ⚠ Reemplaza con tu clave si usas scripture.api.bible como primaria</w:t>
@@ -6991,7 +8245,8 @@
             <w:r>
               <w:rPr>
                 <w:rFonts w:ascii="Courier New" w:hAnsi="Courier New"/>
-                <w:color w:val="1A1A1A"/>
+                <w:i/>
+                <w:color w:val="888888"/>
                 <w:sz w:val="16"/>
               </w:rPr>
               <w:t xml:space="preserve">    # Respaldo con api.bible si hay clave</w:t>
@@ -7071,7 +8326,8 @@
             <w:r>
               <w:rPr>
                 <w:rFonts w:ascii="Courier New" w:hAnsi="Courier New"/>
-                <w:color w:val="1A1A1A"/>
+                <w:i/>
+                <w:color w:val="888888"/>
                 <w:sz w:val="16"/>
               </w:rPr>
               <w:t xml:space="preserve">    # Placeholder que el Agente 1 maneja con gracia</w:t>
@@ -7144,7 +8400,7 @@
             <w:r>
               <w:rPr>
                 <w:rFonts w:ascii="Courier New" w:hAnsi="Courier New"/>
-                <w:sz w:val="17"/>
+                <w:sz w:val="16"/>
               </w:rPr>
               <w:t>getbible.net</w:t>
             </w:r>
@@ -7154,7 +8410,7 @@
             <w:r>
               <w:rPr>
                 <w:rFonts w:ascii="Courier New" w:hAnsi="Courier New"/>
-                <w:sz w:val="17"/>
+                <w:sz w:val="16"/>
               </w:rPr>
               <w:t>https://getbible.net/api</w:t>
             </w:r>
@@ -7164,7 +8420,7 @@
             <w:r>
               <w:rPr>
                 <w:rFonts w:ascii="Courier New" w:hAnsi="Courier New"/>
-                <w:sz w:val="17"/>
+                <w:sz w:val="16"/>
               </w:rPr>
               <w:t>scripture.api.bible</w:t>
             </w:r>
@@ -7185,16 +8441,24 @@
         <w:pStyle w:val="Endure-Subhead"/>
         <w:keepNext/>
         <w:spacing w:before="240" w:after="60"/>
+        <w:outlineLvl w:val="1"/>
       </w:pPr>
       <w:r>
+        <w:rPr>
+          <w:sz w:val="24"/>
+        </w:rPr>
         <w:t>32.4 Agente 1 — Generador de Scripts</w:t>
       </w:r>
     </w:p>
     <w:p>
       <w:pPr>
         <w:pStyle w:val="Endure-FirstParagraphBodyText"/>
+        <w:spacing w:before="100" w:after="100"/>
       </w:pPr>
       <w:r>
+        <w:rPr>
+          <w:sz w:val="20"/>
+        </w:rPr>
         <w:t>El Agente 1 toma los versículos del día y genera el guión completo de la plegaria: texto de cada escena, duración, prompt de imagen y arquetipo de personaje.</w:t>
       </w:r>
     </w:p>
@@ -7203,10 +8467,11 @@
         <w:pStyle w:val="Endure-Subhead"/>
         <w:keepNext/>
         <w:spacing w:before="160" w:after="60"/>
+        <w:outlineLvl w:val="2"/>
       </w:pPr>
       <w:r>
         <w:rPr>
-          <w:sz w:val="18"/>
+          <w:sz w:val="22"/>
         </w:rPr>
         <w:t>32.4.1 Sistema de Diversidad de Personajes</w:t>
       </w:r>
@@ -7224,7 +8489,7 @@
         <w:tc>
           <w:tcPr>
             <w:tcW w:type="dxa" w:w="8152"/>
-            <w:shd w:val="clear" w:color="auto" w:fill="F2F2F2"/>
+            <w:shd w:val="clear" w:color="auto" w:fill="EAEAEA"/>
             <w:tcBorders>
               <w:left w:val="thick" w:sz="24" w:color="1A5A6A"/>
             </w:tcBorders>
@@ -7245,7 +8510,8 @@
             <w:r>
               <w:rPr>
                 <w:rFonts w:ascii="Courier New" w:hAnsi="Courier New"/>
-                <w:color w:val="1A1A1A"/>
+                <w:i/>
+                <w:color w:val="888888"/>
                 <w:sz w:val="16"/>
               </w:rPr>
               <w:t># config/archetypes.py — 120 arquetipos rotativos para diversidad de representación</w:t>
@@ -7261,7 +8527,8 @@
             <w:r>
               <w:rPr>
                 <w:rFonts w:ascii="Courier New" w:hAnsi="Courier New"/>
-                <w:color w:val="1A1A1A"/>
+                <w:i/>
+                <w:color w:val="888888"/>
                 <w:sz w:val="16"/>
               </w:rPr>
               <w:t># Cubre: todas las edades (5-80+), razas/etnias, géneros, contextos y situaciones de vida</w:t>
@@ -7293,7 +8560,8 @@
             <w:r>
               <w:rPr>
                 <w:rFonts w:ascii="Courier New" w:hAnsi="Courier New"/>
-                <w:color w:val="1A1A1A"/>
+                <w:i/>
+                <w:color w:val="888888"/>
                 <w:sz w:val="16"/>
               </w:rPr>
               <w:t xml:space="preserve">    # ── Asia Oriental ──────────────────────────────────────────────────────────</w:t>
@@ -7469,7 +8737,8 @@
             <w:r>
               <w:rPr>
                 <w:rFonts w:ascii="Courier New" w:hAnsi="Courier New"/>
-                <w:color w:val="1A1A1A"/>
+                <w:i/>
+                <w:color w:val="888888"/>
                 <w:sz w:val="16"/>
               </w:rPr>
               <w:t xml:space="preserve">    # ── África y Diáspora Africana ─────────────────────────────────────────────</w:t>
@@ -7645,7 +8914,8 @@
             <w:r>
               <w:rPr>
                 <w:rFonts w:ascii="Courier New" w:hAnsi="Courier New"/>
-                <w:color w:val="1A1A1A"/>
+                <w:i/>
+                <w:color w:val="888888"/>
                 <w:sz w:val="16"/>
               </w:rPr>
               <w:t xml:space="preserve">    # ── América Latina y Caribe ────────────────────────────────────────────────</w:t>
@@ -7821,7 +9091,8 @@
             <w:r>
               <w:rPr>
                 <w:rFonts w:ascii="Courier New" w:hAnsi="Courier New"/>
-                <w:color w:val="1A1A1A"/>
+                <w:i/>
+                <w:color w:val="888888"/>
                 <w:sz w:val="16"/>
               </w:rPr>
               <w:t xml:space="preserve">    # ── Europa y América del Norte ─────────────────────────────────────────────</w:t>
@@ -7997,7 +9268,8 @@
             <w:r>
               <w:rPr>
                 <w:rFonts w:ascii="Courier New" w:hAnsi="Courier New"/>
-                <w:color w:val="1A1A1A"/>
+                <w:i/>
+                <w:color w:val="888888"/>
                 <w:sz w:val="16"/>
               </w:rPr>
               <w:t xml:space="preserve">    # ── Oriente Medio y Asia Central ──────────────────────────────────────────</w:t>
@@ -8173,7 +9445,8 @@
             <w:r>
               <w:rPr>
                 <w:rFonts w:ascii="Courier New" w:hAnsi="Courier New"/>
-                <w:color w:val="1A1A1A"/>
+                <w:i/>
+                <w:color w:val="888888"/>
                 <w:sz w:val="16"/>
               </w:rPr>
               <w:t xml:space="preserve">    # ── Pueblos Indígenas y Pacífico ──────────────────────────────────────────</w:t>
@@ -8349,7 +9622,8 @@
             <w:r>
               <w:rPr>
                 <w:rFonts w:ascii="Courier New" w:hAnsi="Courier New"/>
-                <w:color w:val="1A1A1A"/>
+                <w:i/>
+                <w:color w:val="888888"/>
                 <w:sz w:val="16"/>
               </w:rPr>
               <w:t xml:space="preserve">    # ── Personas Mayores (60+) ────────────────────────────────────────────────</w:t>
@@ -8525,7 +9799,8 @@
             <w:r>
               <w:rPr>
                 <w:rFonts w:ascii="Courier New" w:hAnsi="Courier New"/>
-                <w:color w:val="1A1A1A"/>
+                <w:i/>
+                <w:color w:val="888888"/>
                 <w:sz w:val="16"/>
               </w:rPr>
               <w:t xml:space="preserve">    # ── Niños y Jóvenes (5-18) ────────────────────────────────────────────────</w:t>
@@ -8701,7 +9976,8 @@
             <w:r>
               <w:rPr>
                 <w:rFonts w:ascii="Courier New" w:hAnsi="Courier New"/>
-                <w:color w:val="1A1A1A"/>
+                <w:i/>
+                <w:color w:val="888888"/>
                 <w:sz w:val="16"/>
               </w:rPr>
               <w:t xml:space="preserve">    # ── Momentos Cotidianos Universales ───────────────────────────────────────</w:t>
@@ -8877,7 +10153,8 @@
             <w:r>
               <w:rPr>
                 <w:rFonts w:ascii="Courier New" w:hAnsi="Courier New"/>
-                <w:color w:val="1A1A1A"/>
+                <w:i/>
+                <w:color w:val="888888"/>
                 <w:sz w:val="16"/>
               </w:rPr>
               <w:t xml:space="preserve">    # ── Conexión y Comunidad ──────────────────────────────────────────────────</w:t>
@@ -9053,7 +10330,8 @@
             <w:r>
               <w:rPr>
                 <w:rFonts w:ascii="Courier New" w:hAnsi="Courier New"/>
-                <w:color w:val="1A1A1A"/>
+                <w:i/>
+                <w:color w:val="888888"/>
                 <w:sz w:val="16"/>
               </w:rPr>
               <w:t xml:space="preserve">    # ── Oraciones y Espiritualidad ────────────────────────────────────────────</w:t>
@@ -9311,10 +10589,11 @@
         <w:pStyle w:val="Endure-Subhead"/>
         <w:keepNext/>
         <w:spacing w:before="160" w:after="60"/>
+        <w:outlineLvl w:val="2"/>
       </w:pPr>
       <w:r>
         <w:rPr>
-          <w:sz w:val="18"/>
+          <w:sz w:val="22"/>
         </w:rPr>
         <w:t>32.4.2 Prompt del Generador de Scripts</w:t>
       </w:r>
@@ -9332,7 +10611,7 @@
         <w:tc>
           <w:tcPr>
             <w:tcW w:type="dxa" w:w="8152"/>
-            <w:shd w:val="clear" w:color="auto" w:fill="F2F2F2"/>
+            <w:shd w:val="clear" w:color="auto" w:fill="EAEAEA"/>
             <w:tcBorders>
               <w:left w:val="thick" w:sz="24" w:color="1A5A6A"/>
             </w:tcBorders>
@@ -9895,10 +11174,11 @@
         <w:pStyle w:val="Endure-Subhead"/>
         <w:keepNext/>
         <w:spacing w:before="160" w:after="60"/>
+        <w:outlineLvl w:val="2"/>
       </w:pPr>
       <w:r>
         <w:rPr>
-          <w:sz w:val="18"/>
+          <w:sz w:val="22"/>
         </w:rPr>
         <w:t>32.4.3 Script del Agente 1</w:t>
       </w:r>
@@ -9916,7 +11196,7 @@
         <w:tc>
           <w:tcPr>
             <w:tcW w:type="dxa" w:w="8152"/>
-            <w:shd w:val="clear" w:color="auto" w:fill="F2F2F2"/>
+            <w:shd w:val="clear" w:color="auto" w:fill="EAEAEA"/>
             <w:tcBorders>
               <w:left w:val="thick" w:sz="24" w:color="1A5A6A"/>
             </w:tcBorders>
@@ -9937,7 +11217,8 @@
             <w:r>
               <w:rPr>
                 <w:rFonts w:ascii="Courier New" w:hAnsi="Courier New"/>
-                <w:color w:val="1A1A1A"/>
+                <w:i/>
+                <w:color w:val="888888"/>
                 <w:sz w:val="16"/>
               </w:rPr>
               <w:t>#!/usr/bin/env python3</w:t>
@@ -10319,7 +11600,8 @@
             <w:r>
               <w:rPr>
                 <w:rFonts w:ascii="Courier New" w:hAnsi="Courier New"/>
-                <w:color w:val="1A1A1A"/>
+                <w:i/>
+                <w:color w:val="888888"/>
                 <w:sz w:val="16"/>
               </w:rPr>
               <w:t xml:space="preserve">    # Asegurar que Ollama está corriendo</w:t>
@@ -10763,7 +12045,8 @@
             <w:r>
               <w:rPr>
                 <w:rFonts w:ascii="Courier New" w:hAnsi="Courier New"/>
-                <w:color w:val="1A1A1A"/>
+                <w:i/>
+                <w:color w:val="888888"/>
                 <w:sz w:val="16"/>
               </w:rPr>
               <w:t xml:space="preserve">    # Limpiar posible markdown del JSON</w:t>
@@ -11300,7 +12583,8 @@
             <w:r>
               <w:rPr>
                 <w:rFonts w:ascii="Courier New" w:hAnsi="Courier New"/>
-                <w:color w:val="1A1A1A"/>
+                <w:i/>
+                <w:color w:val="888888"/>
                 <w:sz w:val="16"/>
               </w:rPr>
               <w:t xml:space="preserve">    # Guardar metadata completa</w:t>
@@ -11570,7 +12854,8 @@
             <w:r>
               <w:rPr>
                 <w:rFonts w:ascii="Courier New" w:hAnsi="Courier New"/>
-                <w:color w:val="1A1A1A"/>
+                <w:i/>
+                <w:color w:val="888888"/>
                 <w:sz w:val="16"/>
               </w:rPr>
               <w:t xml:space="preserve">    # Detener Ollama para liberar RAM antes de la generación de imágenes</w:t>
@@ -11700,8 +12985,12 @@
         <w:pStyle w:val="Endure-Subhead"/>
         <w:keepNext/>
         <w:spacing w:before="240" w:after="60"/>
+        <w:outlineLvl w:val="1"/>
       </w:pPr>
       <w:r>
+        <w:rPr>
+          <w:sz w:val="24"/>
+        </w:rPr>
         <w:t>32.5 Agente 2 — Generador de Imágenes (Stable Diffusion WebUI)</w:t>
       </w:r>
     </w:p>
@@ -11710,10 +12999,11 @@
         <w:pStyle w:val="Endure-Subhead"/>
         <w:keepNext/>
         <w:spacing w:before="160" w:after="60"/>
+        <w:outlineLvl w:val="2"/>
       </w:pPr>
       <w:r>
         <w:rPr>
-          <w:sz w:val="18"/>
+          <w:sz w:val="22"/>
         </w:rPr>
         <w:t>32.5.1 Instalar Stable Diffusion WebUI</w:t>
       </w:r>
@@ -11731,7 +13021,7 @@
         <w:tc>
           <w:tcPr>
             <w:tcW w:type="dxa" w:w="8152"/>
-            <w:shd w:val="clear" w:color="auto" w:fill="F2F2F2"/>
+            <w:shd w:val="clear" w:color="auto" w:fill="EAEAEA"/>
             <w:tcBorders>
               <w:left w:val="thick" w:sz="24" w:color="1A5A6A"/>
             </w:tcBorders>
@@ -11785,6 +13075,7 @@
             <w:r>
               <w:rPr>
                 <w:rFonts w:ascii="Courier New" w:hAnsi="Courier New"/>
+                <w:i/>
                 <w:color w:val="555555"/>
                 <w:sz w:val="16"/>
               </w:rPr>
@@ -11865,6 +13156,7 @@
             <w:r>
               <w:rPr>
                 <w:rFonts w:ascii="Courier New" w:hAnsi="Courier New"/>
+                <w:i/>
                 <w:color w:val="555555"/>
                 <w:sz w:val="16"/>
               </w:rPr>
@@ -11881,6 +13173,7 @@
             <w:r>
               <w:rPr>
                 <w:rFonts w:ascii="Courier New" w:hAnsi="Courier New"/>
+                <w:i/>
                 <w:color w:val="555555"/>
                 <w:sz w:val="16"/>
               </w:rPr>
@@ -11897,6 +13190,7 @@
             <w:r>
               <w:rPr>
                 <w:rFonts w:ascii="Courier New" w:hAnsi="Courier New"/>
+                <w:i/>
                 <w:color w:val="555555"/>
                 <w:sz w:val="16"/>
               </w:rPr>
@@ -11913,6 +13207,7 @@
             <w:r>
               <w:rPr>
                 <w:rFonts w:ascii="Courier New" w:hAnsi="Courier New"/>
+                <w:i/>
                 <w:color w:val="555555"/>
                 <w:sz w:val="16"/>
               </w:rPr>
@@ -11929,6 +13224,7 @@
             <w:r>
               <w:rPr>
                 <w:rFonts w:ascii="Courier New" w:hAnsi="Courier New"/>
+                <w:i/>
                 <w:color w:val="555555"/>
                 <w:sz w:val="16"/>
               </w:rPr>
@@ -11945,6 +13241,7 @@
             <w:r>
               <w:rPr>
                 <w:rFonts w:ascii="Courier New" w:hAnsi="Courier New"/>
+                <w:i/>
                 <w:color w:val="555555"/>
                 <w:sz w:val="16"/>
               </w:rPr>
@@ -11961,6 +13258,7 @@
             <w:r>
               <w:rPr>
                 <w:rFonts w:ascii="Courier New" w:hAnsi="Courier New"/>
+                <w:i/>
                 <w:color w:val="555555"/>
                 <w:sz w:val="16"/>
               </w:rPr>
@@ -12008,6 +13306,7 @@
             <w:r>
               <w:rPr>
                 <w:rFonts w:ascii="Courier New" w:hAnsi="Courier New"/>
+                <w:i/>
                 <w:color w:val="555555"/>
                 <w:sz w:val="16"/>
               </w:rPr>
@@ -12040,6 +13339,7 @@
             <w:r>
               <w:rPr>
                 <w:rFonts w:ascii="Courier New" w:hAnsi="Courier New"/>
+                <w:i/>
                 <w:color w:val="555555"/>
                 <w:sz w:val="16"/>
               </w:rPr>
@@ -12147,7 +13447,7 @@
             <w:r>
               <w:rPr>
                 <w:rFonts w:ascii="Courier New" w:hAnsi="Courier New"/>
-                <w:sz w:val="17"/>
+                <w:sz w:val="16"/>
               </w:rPr>
               <w:t>.safetensors</w:t>
             </w:r>
@@ -12157,7 +13457,7 @@
             <w:r>
               <w:rPr>
                 <w:rFonts w:ascii="Courier New" w:hAnsi="Courier New"/>
-                <w:sz w:val="17"/>
+                <w:sz w:val="16"/>
               </w:rPr>
               <w:t>/data/sd-models/Stable-diffusion/</w:t>
             </w:r>
@@ -12176,10 +13476,12 @@
     <w:p>
       <w:pPr>
         <w:pStyle w:val="Endure-ChapterBodyText"/>
+        <w:spacing w:before="100" w:after="100"/>
       </w:pPr>
       <w:r>
         <w:rPr>
           <w:b/>
+          <w:sz w:val="20"/>
         </w:rPr>
         <w:t>Guardrails de generación — parámetros obligatorios para resultados consistentes:</w:t>
       </w:r>
@@ -12197,7 +13499,7 @@
         <w:tc>
           <w:tcPr>
             <w:tcW w:type="dxa" w:w="8152"/>
-            <w:shd w:val="clear" w:color="auto" w:fill="F2F2F2"/>
+            <w:shd w:val="clear" w:color="auto" w:fill="EAEAEA"/>
             <w:tcBorders>
               <w:left w:val="thick" w:sz="24" w:color="1A5A6A"/>
             </w:tcBorders>
@@ -12218,7 +13520,8 @@
             <w:r>
               <w:rPr>
                 <w:rFonts w:ascii="Courier New" w:hAnsi="Courier New"/>
-                <w:color w:val="1A1A1A"/>
+                <w:i/>
+                <w:color w:val="888888"/>
                 <w:sz w:val="16"/>
               </w:rPr>
               <w:t># En agent_02_image_generator.py — configuración de generación</w:t>
@@ -12362,7 +13665,8 @@
             <w:r>
               <w:rPr>
                 <w:rFonts w:ascii="Courier New" w:hAnsi="Courier New"/>
-                <w:color w:val="1A1A1A"/>
+                <w:i/>
+                <w:color w:val="888888"/>
                 <w:sz w:val="16"/>
               </w:rPr>
               <w:t xml:space="preserve">    # Prompt negativo global — aplicado a TODAS las imágenes</w:t>
@@ -12522,7 +13826,8 @@
             <w:r>
               <w:rPr>
                 <w:rFonts w:ascii="Courier New" w:hAnsi="Courier New"/>
-                <w:color w:val="1A1A1A"/>
+                <w:i/>
+                <w:color w:val="888888"/>
                 <w:sz w:val="16"/>
               </w:rPr>
               <w:t># NOTA: "restore_faces" activa GFPGAN internamente — evita deformidades</w:t>
@@ -12538,7 +13843,8 @@
             <w:r>
               <w:rPr>
                 <w:rFonts w:ascii="Courier New" w:hAnsi="Courier New"/>
-                <w:color w:val="1A1A1A"/>
+                <w:i/>
+                <w:color w:val="888888"/>
                 <w:sz w:val="16"/>
               </w:rPr>
               <w:t># La proporción 608x1080 se escala a 1080x1920 con ffmpeg en el Agente 4</w:t>
@@ -12565,7 +13871,7 @@
         <w:tc>
           <w:tcPr>
             <w:tcW w:type="dxa" w:w="8152"/>
-            <w:shd w:val="clear" w:color="auto" w:fill="F2F2F2"/>
+            <w:shd w:val="clear" w:color="auto" w:fill="EAEAEA"/>
             <w:tcBorders>
               <w:left w:val="thick" w:sz="24" w:color="1A5A6A"/>
             </w:tcBorders>
@@ -12619,6 +13925,7 @@
             <w:r>
               <w:rPr>
                 <w:rFonts w:ascii="Courier New" w:hAnsi="Courier New"/>
+                <w:i/>
                 <w:color w:val="555555"/>
                 <w:sz w:val="16"/>
               </w:rPr>
@@ -12638,10 +13945,11 @@
         <w:pStyle w:val="Endure-Subhead"/>
         <w:keepNext/>
         <w:spacing w:before="160" w:after="60"/>
+        <w:outlineLvl w:val="2"/>
       </w:pPr>
       <w:r>
         <w:rPr>
-          <w:sz w:val="18"/>
+          <w:sz w:val="22"/>
         </w:rPr>
         <w:t>32.5.2 Script del Agente 2</w:t>
       </w:r>
@@ -12659,7 +13967,7 @@
         <w:tc>
           <w:tcPr>
             <w:tcW w:type="dxa" w:w="8152"/>
-            <w:shd w:val="clear" w:color="auto" w:fill="F2F2F2"/>
+            <w:shd w:val="clear" w:color="auto" w:fill="EAEAEA"/>
             <w:tcBorders>
               <w:left w:val="thick" w:sz="24" w:color="1A5A6A"/>
             </w:tcBorders>
@@ -12680,7 +13988,8 @@
             <w:r>
               <w:rPr>
                 <w:rFonts w:ascii="Courier New" w:hAnsi="Courier New"/>
-                <w:color w:val="1A1A1A"/>
+                <w:i/>
+                <w:color w:val="888888"/>
                 <w:sz w:val="16"/>
               </w:rPr>
               <w:t>#!/usr/bin/env python3</w:t>
@@ -12902,7 +14211,8 @@
             <w:r>
               <w:rPr>
                 <w:rFonts w:ascii="Courier New" w:hAnsi="Courier New"/>
-                <w:color w:val="1A1A1A"/>
+                <w:i/>
+                <w:color w:val="888888"/>
                 <w:sz w:val="16"/>
               </w:rPr>
               <w:t># Configuración de generación</w:t>
@@ -14040,7 +15350,8 @@
             <w:r>
               <w:rPr>
                 <w:rFonts w:ascii="Courier New" w:hAnsi="Courier New"/>
-                <w:color w:val="1A1A1A"/>
+                <w:i/>
+                <w:color w:val="888888"/>
                 <w:sz w:val="16"/>
               </w:rPr>
               <w:t xml:space="preserve">    # Actualizar metadata</w:t>
@@ -14150,7 +15461,8 @@
             <w:r>
               <w:rPr>
                 <w:rFonts w:ascii="Courier New" w:hAnsi="Courier New"/>
-                <w:color w:val="1A1A1A"/>
+                <w:i/>
+                <w:color w:val="888888"/>
                 <w:sz w:val="16"/>
               </w:rPr>
               <w:t xml:space="preserve">    # Detener SD WebUI para liberar GPU</w:t>
@@ -14296,8 +15608,12 @@
         <w:pStyle w:val="Endure-Subhead"/>
         <w:keepNext/>
         <w:spacing w:before="240" w:after="60"/>
+        <w:outlineLvl w:val="1"/>
       </w:pPr>
       <w:r>
+        <w:rPr>
+          <w:sz w:val="24"/>
+        </w:rPr>
         <w:t>32.6 Agente 3 — TTS + Subtítulos Sincronizados</w:t>
       </w:r>
     </w:p>
@@ -14306,10 +15622,11 @@
         <w:pStyle w:val="Endure-Subhead"/>
         <w:keepNext/>
         <w:spacing w:before="160" w:after="60"/>
+        <w:outlineLvl w:val="2"/>
       </w:pPr>
       <w:r>
         <w:rPr>
-          <w:sz w:val="18"/>
+          <w:sz w:val="22"/>
         </w:rPr>
         <w:t>32.6.1 Síntesis de Voz con kokoro-tts</w:t>
       </w:r>
@@ -14327,7 +15644,7 @@
         <w:tc>
           <w:tcPr>
             <w:tcW w:type="dxa" w:w="8152"/>
-            <w:shd w:val="clear" w:color="auto" w:fill="F2F2F2"/>
+            <w:shd w:val="clear" w:color="auto" w:fill="EAEAEA"/>
             <w:tcBorders>
               <w:left w:val="thick" w:sz="24" w:color="1A5A6A"/>
             </w:tcBorders>
@@ -14348,7 +15665,8 @@
             <w:r>
               <w:rPr>
                 <w:rFonts w:ascii="Courier New" w:hAnsi="Courier New"/>
-                <w:color w:val="1A1A1A"/>
+                <w:i/>
+                <w:color w:val="888888"/>
                 <w:sz w:val="16"/>
               </w:rPr>
               <w:t>#!/usr/bin/env python3</w:t>
@@ -14618,7 +15936,8 @@
             <w:r>
               <w:rPr>
                 <w:rFonts w:ascii="Courier New" w:hAnsi="Courier New"/>
-                <w:color w:val="1A1A1A"/>
+                <w:i/>
+                <w:color w:val="888888"/>
                 <w:sz w:val="16"/>
               </w:rPr>
               <w:t># Formato ASS para subtítulos estéticos</w:t>
@@ -14856,7 +16175,8 @@
             <w:r>
               <w:rPr>
                 <w:rFonts w:ascii="Courier New" w:hAnsi="Courier New"/>
-                <w:color w:val="1A1A1A"/>
+                <w:i/>
+                <w:color w:val="888888"/>
                 <w:sz w:val="16"/>
               </w:rPr>
               <w:t># Alignment=5: centrado horizontal Y vertical (mitad del alto del frame 1920px)</w:t>
@@ -14872,7 +16192,8 @@
             <w:r>
               <w:rPr>
                 <w:rFonts w:ascii="Courier New" w:hAnsi="Courier New"/>
-                <w:color w:val="1A1A1A"/>
+                <w:i/>
+                <w:color w:val="888888"/>
                 <w:sz w:val="16"/>
               </w:rPr>
               <w:t># \fad(150,150) en cada línea Dialogue → fade-in 150ms + fade-out 150ms</w:t>
@@ -16591,7 +17912,8 @@
             <w:r>
               <w:rPr>
                 <w:rFonts w:ascii="Courier New" w:hAnsi="Courier New"/>
-                <w:color w:val="1A1A1A"/>
+                <w:i/>
+                <w:color w:val="888888"/>
                 <w:sz w:val="16"/>
               </w:rPr>
               <w:t xml:space="preserve">    # Generar SRT</w:t>
@@ -16718,7 +18040,8 @@
             <w:r>
               <w:rPr>
                 <w:rFonts w:ascii="Courier New" w:hAnsi="Courier New"/>
-                <w:color w:val="1A1A1A"/>
+                <w:i/>
+                <w:color w:val="888888"/>
                 <w:sz w:val="16"/>
               </w:rPr>
               <w:t xml:space="preserve">    # Generar ASS</w:t>
@@ -16878,7 +18201,8 @@
             <w:r>
               <w:rPr>
                 <w:rFonts w:ascii="Courier New" w:hAnsi="Courier New"/>
-                <w:color w:val="1A1A1A"/>
+                <w:i/>
+                <w:color w:val="888888"/>
                 <w:sz w:val="16"/>
               </w:rPr>
               <w:t xml:space="preserve">            # \fad(150,150) → fade-in 150ms + fade-out 150ms por línea</w:t>
@@ -17223,7 +18547,8 @@
             <w:r>
               <w:rPr>
                 <w:rFonts w:ascii="Courier New" w:hAnsi="Courier New"/>
-                <w:color w:val="1A1A1A"/>
+                <w:i/>
+                <w:color w:val="888888"/>
                 <w:sz w:val="16"/>
               </w:rPr>
               <w:t xml:space="preserve">    # Guardar timestamps raw</w:t>
@@ -17333,7 +18658,8 @@
             <w:r>
               <w:rPr>
                 <w:rFonts w:ascii="Courier New" w:hAnsi="Courier New"/>
-                <w:color w:val="1A1A1A"/>
+                <w:i/>
+                <w:color w:val="888888"/>
                 <w:sz w:val="16"/>
               </w:rPr>
               <w:t xml:space="preserve">    # Detener containers</w:t>
@@ -17605,8 +18931,12 @@
         <w:pStyle w:val="Endure-Subhead"/>
         <w:keepNext/>
         <w:spacing w:before="240" w:after="60"/>
+        <w:outlineLvl w:val="1"/>
       </w:pPr>
       <w:r>
+        <w:rPr>
+          <w:sz w:val="24"/>
+        </w:rPr>
         <w:t>32.7 Agente 4 — Ensamblaje de Video con ffmpeg</w:t>
       </w:r>
     </w:p>
@@ -17615,30 +18945,52 @@
         <w:pStyle w:val="Endure-Subhead"/>
         <w:keepNext/>
         <w:spacing w:before="160" w:after="60"/>
+        <w:outlineLvl w:val="2"/>
       </w:pPr>
       <w:r>
         <w:rPr>
-          <w:sz w:val="18"/>
+          <w:sz w:val="22"/>
         </w:rPr>
         <w:t>32.7.1 Estrategia de Composición</w:t>
       </w:r>
     </w:p>
     <w:p>
       <w:pPr>
-        <w:pStyle w:val="Endure-FirstParagraphBodyText"/>
+        <w:jc w:val="center"/>
       </w:pPr>
       <w:r>
-        <w:t xml:space="preserve">Cada imagen recibe un efecto Ken Burns (zoom lento 1.0→1.05, centrado) durante su duración de escena. Las imágenes se concatenan con transiciones </w:t>
-      </w:r>
-      <w:r>
-        <w:rPr>
-          <w:rFonts w:ascii="Courier New" w:hAnsi="Courier New"/>
-          <w:sz w:val="17"/>
-        </w:rPr>
-        <w:t>xfade</w:t>
-      </w:r>
-      <w:r>
-        <w:t xml:space="preserve"> de 0.5 segundos. Finalmente se mezclan con el audio y se añaden los subtítulos.</w:t>
+        <w:drawing>
+          <wp:inline xmlns:a="http://schemas.openxmlformats.org/drawingml/2006/main" xmlns:pic="http://schemas.openxmlformats.org/drawingml/2006/picture">
+            <wp:extent cx="5029200" cy="500046"/>
+            <wp:docPr id="2" name="Picture 2"/>
+            <wp:cNvGraphicFramePr>
+              <a:graphicFrameLocks noChangeAspect="1"/>
+            </wp:cNvGraphicFramePr>
+            <a:graphic>
+              <a:graphicData uri="http://schemas.openxmlformats.org/drawingml/2006/picture">
+                <pic:pic>
+                  <pic:nvPicPr>
+                    <pic:cNvPr id="0" name="ascii_88750.png"/>
+                    <pic:cNvPicPr/>
+                  </pic:nvPicPr>
+                  <pic:blipFill>
+                    <a:blip r:embed="rId47"/>
+                    <a:stretch>
+                      <a:fillRect/>
+                    </a:stretch>
+                  </pic:blipFill>
+                  <pic:spPr>
+                    <a:xfrm>
+                      <a:off x="0" y="0"/>
+                      <a:ext cx="5029200" cy="500046"/>
+                    </a:xfrm>
+                    <a:prstGeom prst="rect"/>
+                  </pic:spPr>
+                </pic:pic>
+              </a:graphicData>
+            </a:graphic>
+          </wp:inline>
+        </w:drawing>
       </w:r>
     </w:p>
     <w:tbl>
@@ -17654,7 +19006,7 @@
         <w:tc>
           <w:tcPr>
             <w:tcW w:type="dxa" w:w="8152"/>
-            <w:shd w:val="clear" w:color="auto" w:fill="F2F2F2"/>
+            <w:shd w:val="clear" w:color="auto" w:fill="EAEAEA"/>
             <w:tcBorders>
               <w:left w:val="thick" w:sz="24" w:color="1A5A6A"/>
             </w:tcBorders>
@@ -17675,7 +19027,8 @@
             <w:r>
               <w:rPr>
                 <w:rFonts w:ascii="Courier New" w:hAnsi="Courier New"/>
-                <w:color w:val="1A1A1A"/>
+                <w:i/>
+                <w:color w:val="888888"/>
                 <w:sz w:val="16"/>
               </w:rPr>
               <w:t>#!/usr/bin/env python3</w:t>
@@ -18008,7 +19361,8 @@
             <w:r>
               <w:rPr>
                 <w:rFonts w:ascii="Courier New" w:hAnsi="Courier New"/>
-                <w:color w:val="1A1A1A"/>
+                <w:i/>
+                <w:color w:val="888888"/>
                 <w:sz w:val="16"/>
               </w:rPr>
               <w:t xml:space="preserve">    # Upscale imagen a 1080×1920 y aplicar Ken Burns</w:t>
@@ -18374,7 +19728,8 @@
             <w:r>
               <w:rPr>
                 <w:rFonts w:ascii="Courier New" w:hAnsi="Courier New"/>
-                <w:color w:val="1A1A1A"/>
+                <w:i/>
+                <w:color w:val="888888"/>
                 <w:sz w:val="16"/>
               </w:rPr>
               <w:t xml:space="preserve">    # Construir filtergraph de xfade encadenado</w:t>
@@ -18453,7 +19808,8 @@
             <w:r>
               <w:rPr>
                 <w:rFonts w:ascii="Courier New" w:hAnsi="Courier New"/>
-                <w:color w:val="1A1A1A"/>
+                <w:i/>
+                <w:color w:val="888888"/>
                 <w:sz w:val="16"/>
               </w:rPr>
               <w:t xml:space="preserve">    # Calcular offsets para xfade (fin de cada clip - transicion)</w:t>
@@ -19025,7 +20381,8 @@
             <w:r>
               <w:rPr>
                 <w:rFonts w:ascii="Courier New" w:hAnsi="Courier New"/>
-                <w:color w:val="1A1A1A"/>
+                <w:i/>
+                <w:color w:val="888888"/>
                 <w:sz w:val="16"/>
               </w:rPr>
               <w:t xml:space="preserve">    # Video social: subtítulos quemados (burned-in)</w:t>
@@ -19248,7 +20605,8 @@
             <w:r>
               <w:rPr>
                 <w:rFonts w:ascii="Courier New" w:hAnsi="Courier New"/>
-                <w:color w:val="1A1A1A"/>
+                <w:i/>
+                <w:color w:val="888888"/>
                 <w:sz w:val="16"/>
               </w:rPr>
               <w:t xml:space="preserve">    # Video editable: subtítulos como pista separada (soft subs)</w:t>
@@ -19660,7 +21018,8 @@
             <w:r>
               <w:rPr>
                 <w:rFonts w:ascii="Courier New" w:hAnsi="Courier New"/>
-                <w:color w:val="1A1A1A"/>
+                <w:i/>
+                <w:color w:val="888888"/>
                 <w:sz w:val="16"/>
               </w:rPr>
               <w:t xml:space="preserve">    # 1. Generar clips Ken Burns por escena</w:t>
@@ -19835,7 +21194,8 @@
             <w:r>
               <w:rPr>
                 <w:rFonts w:ascii="Courier New" w:hAnsi="Courier New"/>
-                <w:color w:val="1A1A1A"/>
+                <w:i/>
+                <w:color w:val="888888"/>
                 <w:sz w:val="16"/>
               </w:rPr>
               <w:t xml:space="preserve">    # 2. Concatenar con xfade</w:t>
@@ -19914,7 +21274,8 @@
             <w:r>
               <w:rPr>
                 <w:rFonts w:ascii="Courier New" w:hAnsi="Courier New"/>
-                <w:color w:val="1A1A1A"/>
+                <w:i/>
+                <w:color w:val="888888"/>
                 <w:sz w:val="16"/>
               </w:rPr>
               <w:t xml:space="preserve">    # 3. Mezclar audio + subtítulos</w:t>
@@ -20073,7 +21434,8 @@
             <w:r>
               <w:rPr>
                 <w:rFonts w:ascii="Courier New" w:hAnsi="Courier New"/>
-                <w:color w:val="1A1A1A"/>
+                <w:i/>
+                <w:color w:val="888888"/>
                 <w:sz w:val="16"/>
               </w:rPr>
               <w:t xml:space="preserve">    # 4. Limpiar temporales</w:t>
@@ -20120,7 +21482,8 @@
             <w:r>
               <w:rPr>
                 <w:rFonts w:ascii="Courier New" w:hAnsi="Courier New"/>
-                <w:color w:val="1A1A1A"/>
+                <w:i/>
+                <w:color w:val="888888"/>
                 <w:sz w:val="16"/>
               </w:rPr>
               <w:t xml:space="preserve">    # Verificar duración del video final</w:t>
@@ -20455,26 +21818,37 @@
         <w:pStyle w:val="Endure-Subhead"/>
         <w:keepNext/>
         <w:spacing w:before="240" w:after="60"/>
+        <w:outlineLvl w:val="1"/>
       </w:pPr>
       <w:r>
+        <w:rPr>
+          <w:sz w:val="24"/>
+        </w:rPr>
         <w:t>32.8 Pipeline FastAPI Server (Puerto 8090)</w:t>
       </w:r>
     </w:p>
     <w:p>
       <w:pPr>
         <w:pStyle w:val="Endure-FirstParagraphBodyText"/>
+        <w:spacing w:before="100" w:after="100"/>
       </w:pPr>
       <w:r>
+        <w:rPr>
+          <w:sz w:val="20"/>
+        </w:rPr>
         <w:t xml:space="preserve">N8N (en Docker bridge) llama al pipeline server vía </w:t>
       </w:r>
       <w:r>
         <w:rPr>
           <w:rFonts w:ascii="Courier New" w:hAnsi="Courier New"/>
-          <w:sz w:val="17"/>
+          <w:sz w:val="16"/>
         </w:rPr>
         <w:t>http://172.18.0.1:8090/</w:t>
       </w:r>
       <w:r>
+        <w:rPr>
+          <w:sz w:val="20"/>
+        </w:rPr>
         <w:t>. El servidor orquesta los 4 agentes secuencialmente y reporta el estado.</w:t>
       </w:r>
     </w:p>
@@ -20491,7 +21865,7 @@
         <w:tc>
           <w:tcPr>
             <w:tcW w:type="dxa" w:w="8152"/>
-            <w:shd w:val="clear" w:color="auto" w:fill="F2F2F2"/>
+            <w:shd w:val="clear" w:color="auto" w:fill="EAEAEA"/>
             <w:tcBorders>
               <w:left w:val="thick" w:sz="24" w:color="1A5A6A"/>
             </w:tcBorders>
@@ -20512,7 +21886,8 @@
             <w:r>
               <w:rPr>
                 <w:rFonts w:ascii="Courier New" w:hAnsi="Courier New"/>
-                <w:color w:val="1A1A1A"/>
+                <w:i/>
+                <w:color w:val="888888"/>
                 <w:sz w:val="16"/>
               </w:rPr>
               <w:t>#!/usr/bin/env python3</w:t>
@@ -20735,7 +22110,8 @@
             <w:r>
               <w:rPr>
                 <w:rFonts w:ascii="Courier New" w:hAnsi="Courier New"/>
-                <w:color w:val="1A1A1A"/>
+                <w:i/>
+                <w:color w:val="888888"/>
                 <w:sz w:val="16"/>
               </w:rPr>
               <w:t># Importar los 4 agentes</w:t>
@@ -20893,7 +22269,8 @@
             <w:r>
               <w:rPr>
                 <w:rFonts w:ascii="Courier New" w:hAnsi="Courier New"/>
-                <w:color w:val="1A1A1A"/>
+                <w:i/>
+                <w:color w:val="888888"/>
                 <w:sz w:val="16"/>
               </w:rPr>
               <w:t># Estado de jobs en memoria</w:t>
@@ -21194,7 +22571,8 @@
             <w:r>
               <w:rPr>
                 <w:rFonts w:ascii="Courier New" w:hAnsi="Courier New"/>
-                <w:color w:val="1A1A1A"/>
+                <w:i/>
+                <w:color w:val="888888"/>
                 <w:sz w:val="16"/>
               </w:rPr>
               <w:t xml:space="preserve">        # Etapa 1: Script</w:t>
@@ -21273,7 +22651,8 @@
             <w:r>
               <w:rPr>
                 <w:rFonts w:ascii="Courier New" w:hAnsi="Courier New"/>
-                <w:color w:val="1A1A1A"/>
+                <w:i/>
+                <w:color w:val="888888"/>
                 <w:sz w:val="16"/>
               </w:rPr>
               <w:t xml:space="preserve">        # Etapa 2: Imágenes</w:t>
@@ -21336,7 +22715,8 @@
             <w:r>
               <w:rPr>
                 <w:rFonts w:ascii="Courier New" w:hAnsi="Courier New"/>
-                <w:color w:val="1A1A1A"/>
+                <w:i/>
+                <w:color w:val="888888"/>
                 <w:sz w:val="16"/>
               </w:rPr>
               <w:t xml:space="preserve">        # Etapa 3: Audio + subtítulos</w:t>
@@ -21399,7 +22779,8 @@
             <w:r>
               <w:rPr>
                 <w:rFonts w:ascii="Courier New" w:hAnsi="Courier New"/>
-                <w:color w:val="1A1A1A"/>
+                <w:i/>
+                <w:color w:val="888888"/>
                 <w:sz w:val="16"/>
               </w:rPr>
               <w:t xml:space="preserve">        # Etapa 4: Video</w:t>
@@ -21573,7 +22954,8 @@
             <w:r>
               <w:rPr>
                 <w:rFonts w:ascii="Courier New" w:hAnsi="Courier New"/>
-                <w:color w:val="1A1A1A"/>
+                <w:i/>
+                <w:color w:val="888888"/>
                 <w:sz w:val="16"/>
               </w:rPr>
               <w:t xml:space="preserve">        # Limpieza de emergencia</w:t>
@@ -22204,7 +23586,7 @@
         <w:tc>
           <w:tcPr>
             <w:tcW w:type="dxa" w:w="8152"/>
-            <w:shd w:val="clear" w:color="auto" w:fill="F2F2F2"/>
+            <w:shd w:val="clear" w:color="auto" w:fill="EAEAEA"/>
             <w:tcBorders>
               <w:left w:val="thick" w:sz="24" w:color="1A5A6A"/>
             </w:tcBorders>
@@ -22258,6 +23640,7 @@
             <w:r>
               <w:rPr>
                 <w:rFonts w:ascii="Courier New" w:hAnsi="Courier New"/>
+                <w:i/>
                 <w:color w:val="555555"/>
                 <w:sz w:val="16"/>
               </w:rPr>
@@ -22274,6 +23657,7 @@
             <w:r>
               <w:rPr>
                 <w:rFonts w:ascii="Courier New" w:hAnsi="Courier New"/>
+                <w:i/>
                 <w:color w:val="555555"/>
                 <w:sz w:val="16"/>
               </w:rPr>
@@ -22373,8 +23757,12 @@
         <w:pStyle w:val="Endure-Subhead"/>
         <w:keepNext/>
         <w:spacing w:before="240" w:after="60"/>
+        <w:outlineLvl w:val="1"/>
       </w:pPr>
       <w:r>
+        <w:rPr>
+          <w:sz w:val="24"/>
+        </w:rPr>
         <w:t>32.9 N8N Workflows</w:t>
       </w:r>
     </w:p>
@@ -22383,30 +23771,52 @@
         <w:pStyle w:val="Endure-Subhead"/>
         <w:keepNext/>
         <w:spacing w:before="160" w:after="60"/>
+        <w:outlineLvl w:val="2"/>
       </w:pPr>
       <w:r>
         <w:rPr>
-          <w:sz w:val="18"/>
+          <w:sz w:val="22"/>
         </w:rPr>
         <w:t>32.9.1 Workflow 1 — Producción Diaria (Cron 7 AM)</w:t>
       </w:r>
     </w:p>
     <w:p>
       <w:pPr>
-        <w:pStyle w:val="Endure-FirstParagraphBodyText"/>
+        <w:jc w:val="center"/>
       </w:pPr>
       <w:r>
-        <w:t>Importar en N8N (</w:t>
-      </w:r>
-      <w:r>
-        <w:rPr>
-          <w:rFonts w:ascii="Courier New" w:hAnsi="Courier New"/>
-          <w:sz w:val="17"/>
-        </w:rPr>
-        <w:t>http://localhost:5678</w:t>
-      </w:r>
-      <w:r>
-        <w:t>) → Settings → Import Workflow:</w:t>
+        <w:drawing>
+          <wp:inline xmlns:a="http://schemas.openxmlformats.org/drawingml/2006/main" xmlns:pic="http://schemas.openxmlformats.org/drawingml/2006/picture">
+            <wp:extent cx="5029200" cy="1557083"/>
+            <wp:docPr id="3" name="Picture 3"/>
+            <wp:cNvGraphicFramePr>
+              <a:graphicFrameLocks noChangeAspect="1"/>
+            </wp:cNvGraphicFramePr>
+            <a:graphic>
+              <a:graphicData uri="http://schemas.openxmlformats.org/drawingml/2006/picture">
+                <pic:pic>
+                  <pic:nvPicPr>
+                    <pic:cNvPr id="0" name="ascii_32991.png"/>
+                    <pic:cNvPicPr/>
+                  </pic:nvPicPr>
+                  <pic:blipFill>
+                    <a:blip r:embed="rId48"/>
+                    <a:stretch>
+                      <a:fillRect/>
+                    </a:stretch>
+                  </pic:blipFill>
+                  <pic:spPr>
+                    <a:xfrm>
+                      <a:off x="0" y="0"/>
+                      <a:ext cx="5029200" cy="1557083"/>
+                    </a:xfrm>
+                    <a:prstGeom prst="rect"/>
+                  </pic:spPr>
+                </pic:pic>
+              </a:graphicData>
+            </a:graphic>
+          </wp:inline>
+        </w:drawing>
       </w:r>
     </w:p>
     <w:tbl>
@@ -22422,7 +23832,7 @@
         <w:tc>
           <w:tcPr>
             <w:tcW w:type="dxa" w:w="8152"/>
-            <w:shd w:val="clear" w:color="auto" w:fill="F2F2F2"/>
+            <w:shd w:val="clear" w:color="auto" w:fill="EAEAEA"/>
             <w:tcBorders>
               <w:left w:val="thick" w:sz="24" w:color="1A5A6A"/>
             </w:tcBorders>
@@ -23358,10 +24768,11 @@
         <w:pStyle w:val="Endure-Subhead"/>
         <w:keepNext/>
         <w:spacing w:before="160" w:after="60"/>
+        <w:outlineLvl w:val="2"/>
       </w:pPr>
       <w:r>
         <w:rPr>
-          <w:sz w:val="18"/>
+          <w:sz w:val="22"/>
         </w:rPr>
         <w:t>32.9.2 Workflow 2 — Publicación con Aprobación Humana</w:t>
       </w:r>
@@ -23421,10 +24832,12 @@
     <w:p>
       <w:pPr>
         <w:pStyle w:val="Endure-ChapterBodyText"/>
+        <w:spacing w:before="100" w:after="100"/>
       </w:pPr>
       <w:r>
         <w:rPr>
           <w:b/>
+          <w:sz w:val="20"/>
         </w:rPr>
         <w:t>Flujo:</w:t>
       </w:r>
@@ -23442,7 +24855,7 @@
         <w:tc>
           <w:tcPr>
             <w:tcW w:type="dxa" w:w="8152"/>
-            <w:shd w:val="clear" w:color="auto" w:fill="F2F2F2"/>
+            <w:shd w:val="clear" w:color="auto" w:fill="EAEAEA"/>
             <w:tcBorders>
               <w:left w:val="thick" w:sz="24" w:color="1A5A6A"/>
             </w:tcBorders>
@@ -23463,6 +24876,7 @@
             <w:r>
               <w:rPr>
                 <w:rFonts w:ascii="Courier New" w:hAnsi="Courier New"/>
+                <w:i/>
                 <w:color w:val="555555"/>
                 <w:sz w:val="16"/>
               </w:rPr>
@@ -23479,6 +24893,7 @@
             <w:r>
               <w:rPr>
                 <w:rFonts w:ascii="Courier New" w:hAnsi="Courier New"/>
+                <w:i/>
                 <w:color w:val="555555"/>
                 <w:sz w:val="16"/>
               </w:rPr>
@@ -23495,6 +24910,7 @@
             <w:r>
               <w:rPr>
                 <w:rFonts w:ascii="Courier New" w:hAnsi="Courier New"/>
+                <w:i/>
                 <w:color w:val="555555"/>
                 <w:sz w:val="16"/>
               </w:rPr>
@@ -23511,6 +24927,7 @@
             <w:r>
               <w:rPr>
                 <w:rFonts w:ascii="Courier New" w:hAnsi="Courier New"/>
+                <w:i/>
                 <w:color w:val="555555"/>
                 <w:sz w:val="16"/>
               </w:rPr>
@@ -23527,6 +24944,7 @@
             <w:r>
               <w:rPr>
                 <w:rFonts w:ascii="Courier New" w:hAnsi="Courier New"/>
+                <w:i/>
                 <w:color w:val="555555"/>
                 <w:sz w:val="16"/>
               </w:rPr>
@@ -23543,6 +24961,7 @@
             <w:r>
               <w:rPr>
                 <w:rFonts w:ascii="Courier New" w:hAnsi="Courier New"/>
+                <w:i/>
                 <w:color w:val="555555"/>
                 <w:sz w:val="16"/>
               </w:rPr>
@@ -23559,6 +24978,7 @@
             <w:r>
               <w:rPr>
                 <w:rFonts w:ascii="Courier New" w:hAnsi="Courier New"/>
+                <w:i/>
                 <w:color w:val="555555"/>
                 <w:sz w:val="16"/>
               </w:rPr>
@@ -23575,6 +24995,7 @@
             <w:r>
               <w:rPr>
                 <w:rFonts w:ascii="Courier New" w:hAnsi="Courier New"/>
+                <w:i/>
                 <w:color w:val="555555"/>
                 <w:sz w:val="16"/>
               </w:rPr>
@@ -23591,6 +25012,7 @@
             <w:r>
               <w:rPr>
                 <w:rFonts w:ascii="Courier New" w:hAnsi="Courier New"/>
+                <w:i/>
                 <w:color w:val="555555"/>
                 <w:sz w:val="16"/>
               </w:rPr>
@@ -23607,6 +25029,7 @@
             <w:r>
               <w:rPr>
                 <w:rFonts w:ascii="Courier New" w:hAnsi="Courier New"/>
+                <w:i/>
                 <w:color w:val="555555"/>
                 <w:sz w:val="16"/>
               </w:rPr>
@@ -23623,6 +25046,7 @@
             <w:r>
               <w:rPr>
                 <w:rFonts w:ascii="Courier New" w:hAnsi="Courier New"/>
+                <w:i/>
                 <w:color w:val="555555"/>
                 <w:sz w:val="16"/>
               </w:rPr>
@@ -23639,6 +25063,7 @@
             <w:r>
               <w:rPr>
                 <w:rFonts w:ascii="Courier New" w:hAnsi="Courier New"/>
+                <w:i/>
                 <w:color w:val="555555"/>
                 <w:sz w:val="16"/>
               </w:rPr>
@@ -23655,6 +25080,7 @@
             <w:r>
               <w:rPr>
                 <w:rFonts w:ascii="Courier New" w:hAnsi="Courier New"/>
+                <w:i/>
                 <w:color w:val="555555"/>
                 <w:sz w:val="16"/>
               </w:rPr>
@@ -23671,6 +25097,7 @@
             <w:r>
               <w:rPr>
                 <w:rFonts w:ascii="Courier New" w:hAnsi="Courier New"/>
+                <w:i/>
                 <w:color w:val="555555"/>
                 <w:sz w:val="16"/>
               </w:rPr>
@@ -23698,7 +25125,7 @@
         <w:tc>
           <w:tcPr>
             <w:tcW w:type="dxa" w:w="8152"/>
-            <w:shd w:val="clear" w:color="auto" w:fill="F2F2F2"/>
+            <w:shd w:val="clear" w:color="auto" w:fill="EAEAEA"/>
             <w:tcBorders>
               <w:left w:val="thick" w:sz="24" w:color="1A5A6A"/>
             </w:tcBorders>
@@ -24819,7 +26246,7 @@
             <w:r>
               <w:rPr>
                 <w:rFonts w:ascii="Courier New" w:hAnsi="Courier New"/>
-                <w:sz w:val="17"/>
+                <w:sz w:val="16"/>
               </w:rPr>
               <w:t>approval_token = str(uuid.uuid4())</w:t>
             </w:r>
@@ -24829,7 +26256,7 @@
             <w:r>
               <w:rPr>
                 <w:rFonts w:ascii="Courier New" w:hAnsi="Courier New"/>
-                <w:sz w:val="17"/>
+                <w:sz w:val="16"/>
               </w:rPr>
               <w:t>metadata.json</w:t>
             </w:r>
@@ -24839,7 +26266,7 @@
             <w:r>
               <w:rPr>
                 <w:rFonts w:ascii="Courier New" w:hAnsi="Courier New"/>
-                <w:sz w:val="17"/>
+                <w:sz w:val="16"/>
               </w:rPr>
               <w:t>review_failed</w:t>
             </w:r>
@@ -24860,8 +26287,12 @@
         <w:pStyle w:val="Endure-Subhead"/>
         <w:keepNext/>
         <w:spacing w:before="240" w:after="60"/>
+        <w:outlineLvl w:val="1"/>
       </w:pPr>
       <w:r>
+        <w:rPr>
+          <w:sz w:val="24"/>
+        </w:rPr>
         <w:t>32.10 Agente 5 — Publicación en YouTube Shorts</w:t>
       </w:r>
     </w:p>
@@ -24878,7 +26309,7 @@
         <w:tc>
           <w:tcPr>
             <w:tcW w:type="dxa" w:w="8152"/>
-            <w:shd w:val="clear" w:color="auto" w:fill="F2F2F2"/>
+            <w:shd w:val="clear" w:color="auto" w:fill="EAEAEA"/>
             <w:tcBorders>
               <w:left w:val="thick" w:sz="24" w:color="1A5A6A"/>
             </w:tcBorders>
@@ -24899,7 +26330,8 @@
             <w:r>
               <w:rPr>
                 <w:rFonts w:ascii="Courier New" w:hAnsi="Courier New"/>
-                <w:color w:val="1A1A1A"/>
+                <w:i/>
+                <w:color w:val="888888"/>
                 <w:sz w:val="16"/>
               </w:rPr>
               <w:t>#!/usr/bin/env python3</w:t>
@@ -26536,8 +27968,12 @@
         <w:pStyle w:val="Endure-Subhead"/>
         <w:keepNext/>
         <w:spacing w:before="240" w:after="60"/>
+        <w:outlineLvl w:val="1"/>
       </w:pPr>
       <w:r>
+        <w:rPr>
+          <w:sz w:val="24"/>
+        </w:rPr>
         <w:t>32.11 Agente 6 — Publicación en TikTok</w:t>
       </w:r>
     </w:p>
@@ -26606,7 +28042,7 @@
         <w:tc>
           <w:tcPr>
             <w:tcW w:type="dxa" w:w="8152"/>
-            <w:shd w:val="clear" w:color="auto" w:fill="F2F2F2"/>
+            <w:shd w:val="clear" w:color="auto" w:fill="EAEAEA"/>
             <w:tcBorders>
               <w:left w:val="thick" w:sz="24" w:color="1A5A6A"/>
             </w:tcBorders>
@@ -26627,7 +28063,8 @@
             <w:r>
               <w:rPr>
                 <w:rFonts w:ascii="Courier New" w:hAnsi="Courier New"/>
-                <w:color w:val="1A1A1A"/>
+                <w:i/>
+                <w:color w:val="888888"/>
                 <w:sz w:val="16"/>
               </w:rPr>
               <w:t>#!/usr/bin/env python3</w:t>
@@ -27198,7 +28635,8 @@
             <w:r>
               <w:rPr>
                 <w:rFonts w:ascii="Courier New" w:hAnsi="Courier New"/>
-                <w:color w:val="1A1A1A"/>
+                <w:i/>
+                <w:color w:val="888888"/>
                 <w:sz w:val="16"/>
               </w:rPr>
               <w:t xml:space="preserve">    # Paso 1: Inicializar upload</w:t>
@@ -27613,7 +29051,8 @@
             <w:r>
               <w:rPr>
                 <w:rFonts w:ascii="Courier New" w:hAnsi="Courier New"/>
-                <w:color w:val="1A1A1A"/>
+                <w:i/>
+                <w:color w:val="888888"/>
                 <w:sz w:val="16"/>
               </w:rPr>
               <w:t xml:space="preserve">    # Paso 2: Upload del video</w:t>
@@ -27871,8 +29310,12 @@
         <w:pStyle w:val="Endure-Subhead"/>
         <w:keepNext/>
         <w:spacing w:before="240" w:after="60"/>
+        <w:outlineLvl w:val="1"/>
       </w:pPr>
       <w:r>
+        <w:rPr>
+          <w:sz w:val="24"/>
+        </w:rPr>
         <w:t>32.12 Agente 7 — Reporte Diario de Analytics</w:t>
       </w:r>
     </w:p>
@@ -27889,7 +29332,7 @@
         <w:tc>
           <w:tcPr>
             <w:tcW w:type="dxa" w:w="8152"/>
-            <w:shd w:val="clear" w:color="auto" w:fill="F2F2F2"/>
+            <w:shd w:val="clear" w:color="auto" w:fill="EAEAEA"/>
             <w:tcBorders>
               <w:left w:val="thick" w:sz="24" w:color="1A5A6A"/>
             </w:tcBorders>
@@ -27910,7 +29353,8 @@
             <w:r>
               <w:rPr>
                 <w:rFonts w:ascii="Courier New" w:hAnsi="Courier New"/>
-                <w:color w:val="1A1A1A"/>
+                <w:i/>
+                <w:color w:val="888888"/>
                 <w:sz w:val="16"/>
               </w:rPr>
               <w:t>#!/usr/bin/env python3</w:t>
@@ -28275,7 +29719,8 @@
             <w:r>
               <w:rPr>
                 <w:rFonts w:ascii="Courier New" w:hAnsi="Courier New"/>
-                <w:color w:val="1A1A1A"/>
+                <w:i/>
+                <w:color w:val="888888"/>
                 <w:sz w:val="16"/>
               </w:rPr>
               <w:t xml:space="preserve">    # Info del canal</w:t>
@@ -28338,7 +29783,8 @@
             <w:r>
               <w:rPr>
                 <w:rFonts w:ascii="Courier New" w:hAnsi="Courier New"/>
-                <w:color w:val="1A1A1A"/>
+                <w:i/>
+                <w:color w:val="888888"/>
                 <w:sz w:val="16"/>
               </w:rPr>
               <w:t xml:space="preserve">    # Métricas de los últimos 7 días</w:t>
@@ -29242,7 +30688,8 @@
             <w:r>
               <w:rPr>
                 <w:rFonts w:ascii="Courier New" w:hAnsi="Courier New"/>
-                <w:color w:val="1A1A1A"/>
+                <w:i/>
+                <w:color w:val="888888"/>
                 <w:sz w:val="16"/>
               </w:rPr>
               <w:t xml:space="preserve">    # Guardar reporte</w:t>
@@ -29341,8 +30788,12 @@
         <w:pStyle w:val="Endure-Subhead"/>
         <w:keepNext/>
         <w:spacing w:before="240" w:after="60"/>
+        <w:outlineLvl w:val="1"/>
       </w:pPr>
       <w:r>
+        <w:rPr>
+          <w:sz w:val="24"/>
+        </w:rPr>
         <w:t>32.13 Modo Energético y Prevención OOM</w:t>
       </w:r>
     </w:p>
@@ -29351,10 +30802,11 @@
         <w:pStyle w:val="Endure-Subhead"/>
         <w:keepNext/>
         <w:spacing w:before="160" w:after="60"/>
+        <w:outlineLvl w:val="2"/>
       </w:pPr>
       <w:r>
         <w:rPr>
-          <w:sz w:val="18"/>
+          <w:sz w:val="22"/>
         </w:rPr>
         <w:t>32.13.1 Secuencia de Energía del Pipeline Completo</w:t>
       </w:r>
@@ -29372,7 +30824,7 @@
         <w:tc>
           <w:tcPr>
             <w:tcW w:type="dxa" w:w="8152"/>
-            <w:shd w:val="clear" w:color="auto" w:fill="F2F2F2"/>
+            <w:shd w:val="clear" w:color="auto" w:fill="EAEAEA"/>
             <w:tcBorders>
               <w:left w:val="thick" w:sz="24" w:color="1A5A6A"/>
             </w:tcBorders>
@@ -29459,6 +30911,7 @@
             <w:r>
               <w:rPr>
                 <w:rFonts w:ascii="Courier New" w:hAnsi="Courier New"/>
+                <w:i/>
                 <w:color w:val="555555"/>
                 <w:sz w:val="16"/>
               </w:rPr>
@@ -29492,6 +30945,7 @@
             <w:r>
               <w:rPr>
                 <w:rFonts w:ascii="Courier New" w:hAnsi="Courier New"/>
+                <w:i/>
                 <w:color w:val="555555"/>
                 <w:sz w:val="16"/>
               </w:rPr>
@@ -29540,6 +30994,7 @@
             <w:r>
               <w:rPr>
                 <w:rFonts w:ascii="Courier New" w:hAnsi="Courier New"/>
+                <w:i/>
                 <w:color w:val="555555"/>
                 <w:sz w:val="16"/>
               </w:rPr>
@@ -29621,6 +31076,7 @@
             <w:r>
               <w:rPr>
                 <w:rFonts w:ascii="Courier New" w:hAnsi="Courier New"/>
+                <w:i/>
                 <w:color w:val="555555"/>
                 <w:sz w:val="16"/>
               </w:rPr>
@@ -29669,6 +31125,7 @@
             <w:r>
               <w:rPr>
                 <w:rFonts w:ascii="Courier New" w:hAnsi="Courier New"/>
+                <w:i/>
                 <w:color w:val="555555"/>
                 <w:sz w:val="16"/>
               </w:rPr>
@@ -29848,6 +31305,7 @@
             <w:r>
               <w:rPr>
                 <w:rFonts w:ascii="Courier New" w:hAnsi="Courier New"/>
+                <w:i/>
                 <w:color w:val="555555"/>
                 <w:sz w:val="16"/>
               </w:rPr>
@@ -29867,10 +31325,11 @@
         <w:pStyle w:val="Endure-Subhead"/>
         <w:keepNext/>
         <w:spacing w:before="160" w:after="60"/>
+        <w:outlineLvl w:val="2"/>
       </w:pPr>
       <w:r>
         <w:rPr>
-          <w:sz w:val="18"/>
+          <w:sz w:val="22"/>
         </w:rPr>
         <w:t>32.13.2 Aliases</w:t>
       </w:r>
@@ -29888,7 +31347,7 @@
         <w:tc>
           <w:tcPr>
             <w:tcW w:type="dxa" w:w="8152"/>
-            <w:shd w:val="clear" w:color="auto" w:fill="F2F2F2"/>
+            <w:shd w:val="clear" w:color="auto" w:fill="EAEAEA"/>
             <w:tcBorders>
               <w:left w:val="thick" w:sz="24" w:color="1A5A6A"/>
             </w:tcBorders>
@@ -29974,6 +31433,7 @@
             <w:r>
               <w:rPr>
                 <w:rFonts w:ascii="Courier New" w:hAnsi="Courier New"/>
+                <w:i/>
                 <w:color w:val="555555"/>
                 <w:sz w:val="16"/>
               </w:rPr>
@@ -29990,6 +31450,7 @@
             <w:r>
               <w:rPr>
                 <w:rFonts w:ascii="Courier New" w:hAnsi="Courier New"/>
+                <w:i/>
                 <w:color w:val="555555"/>
                 <w:sz w:val="16"/>
               </w:rPr>
@@ -30006,6 +31467,7 @@
             <w:r>
               <w:rPr>
                 <w:rFonts w:ascii="Courier New" w:hAnsi="Courier New"/>
+                <w:i/>
                 <w:color w:val="555555"/>
                 <w:sz w:val="16"/>
               </w:rPr>
@@ -30022,6 +31484,7 @@
             <w:r>
               <w:rPr>
                 <w:rFonts w:ascii="Courier New" w:hAnsi="Courier New"/>
+                <w:i/>
                 <w:color w:val="555555"/>
                 <w:sz w:val="16"/>
               </w:rPr>
@@ -30038,6 +31501,7 @@
             <w:r>
               <w:rPr>
                 <w:rFonts w:ascii="Courier New" w:hAnsi="Courier New"/>
+                <w:i/>
                 <w:color w:val="555555"/>
                 <w:sz w:val="16"/>
               </w:rPr>
@@ -30054,6 +31518,7 @@
             <w:r>
               <w:rPr>
                 <w:rFonts w:ascii="Courier New" w:hAnsi="Courier New"/>
+                <w:i/>
                 <w:color w:val="555555"/>
                 <w:sz w:val="16"/>
               </w:rPr>
@@ -30070,6 +31535,7 @@
             <w:r>
               <w:rPr>
                 <w:rFonts w:ascii="Courier New" w:hAnsi="Courier New"/>
+                <w:i/>
                 <w:color w:val="555555"/>
                 <w:sz w:val="16"/>
               </w:rPr>
@@ -30086,6 +31552,7 @@
             <w:r>
               <w:rPr>
                 <w:rFonts w:ascii="Courier New" w:hAnsi="Courier New"/>
+                <w:i/>
                 <w:color w:val="555555"/>
                 <w:sz w:val="16"/>
               </w:rPr>
@@ -30102,6 +31569,7 @@
             <w:r>
               <w:rPr>
                 <w:rFonts w:ascii="Courier New" w:hAnsi="Courier New"/>
+                <w:i/>
                 <w:color w:val="555555"/>
                 <w:sz w:val="16"/>
               </w:rPr>
@@ -30118,6 +31586,7 @@
             <w:r>
               <w:rPr>
                 <w:rFonts w:ascii="Courier New" w:hAnsi="Courier New"/>
+                <w:i/>
                 <w:color w:val="555555"/>
                 <w:sz w:val="16"/>
               </w:rPr>
@@ -30168,8 +31637,12 @@
         <w:pStyle w:val="Endure-Subhead"/>
         <w:keepNext/>
         <w:spacing w:before="240" w:after="60"/>
+        <w:outlineLvl w:val="1"/>
       </w:pPr>
       <w:r>
+        <w:rPr>
+          <w:sz w:val="24"/>
+        </w:rPr>
         <w:t>32.14 Solución de Problemas</w:t>
       </w:r>
     </w:p>
@@ -30178,10 +31651,11 @@
         <w:pStyle w:val="Endure-Subhead"/>
         <w:keepNext/>
         <w:spacing w:before="160" w:after="60"/>
+        <w:outlineLvl w:val="2"/>
       </w:pPr>
       <w:r>
         <w:rPr>
-          <w:sz w:val="18"/>
+          <w:sz w:val="22"/>
         </w:rPr>
         <w:t>SD WebUI: OOM durante generación de imagen</w:t>
       </w:r>
@@ -30199,7 +31673,7 @@
         <w:tc>
           <w:tcPr>
             <w:tcW w:type="dxa" w:w="8152"/>
-            <w:shd w:val="clear" w:color="auto" w:fill="F2F2F2"/>
+            <w:shd w:val="clear" w:color="auto" w:fill="EAEAEA"/>
             <w:tcBorders>
               <w:left w:val="thick" w:sz="24" w:color="1A5A6A"/>
             </w:tcBorders>
@@ -30320,6 +31794,7 @@
             <w:r>
               <w:rPr>
                 <w:rFonts w:ascii="Courier New" w:hAnsi="Courier New"/>
+                <w:i/>
                 <w:color w:val="555555"/>
                 <w:sz w:val="16"/>
               </w:rPr>
@@ -30355,10 +31830,11 @@
         <w:pStyle w:val="Endure-Subhead"/>
         <w:keepNext/>
         <w:spacing w:before="160" w:after="60"/>
+        <w:outlineLvl w:val="2"/>
       </w:pPr>
       <w:r>
         <w:rPr>
-          <w:sz w:val="18"/>
+          <w:sz w:val="22"/>
         </w:rPr>
         <w:t>kokoro-tts: Voz `es_e` no disponible</w:t>
       </w:r>
@@ -30376,7 +31852,7 @@
         <w:tc>
           <w:tcPr>
             <w:tcW w:type="dxa" w:w="8152"/>
-            <w:shd w:val="clear" w:color="auto" w:fill="F2F2F2"/>
+            <w:shd w:val="clear" w:color="auto" w:fill="EAEAEA"/>
             <w:tcBorders>
               <w:left w:val="thick" w:sz="24" w:color="1A5A6A"/>
             </w:tcBorders>
@@ -30512,6 +31988,7 @@
             <w:r>
               <w:rPr>
                 <w:rFonts w:ascii="Courier New" w:hAnsi="Courier New"/>
+                <w:i/>
                 <w:color w:val="555555"/>
                 <w:sz w:val="16"/>
               </w:rPr>
@@ -30531,10 +32008,11 @@
         <w:pStyle w:val="Endure-Subhead"/>
         <w:keepNext/>
         <w:spacing w:before="160" w:after="60"/>
+        <w:outlineLvl w:val="2"/>
       </w:pPr>
       <w:r>
         <w:rPr>
-          <w:sz w:val="18"/>
+          <w:sz w:val="22"/>
         </w:rPr>
         <w:t>ffmpeg xfade: `Invalid option: transition`</w:t>
       </w:r>
@@ -30552,7 +32030,7 @@
         <w:tc>
           <w:tcPr>
             <w:tcW w:type="dxa" w:w="8152"/>
-            <w:shd w:val="clear" w:color="auto" w:fill="F2F2F2"/>
+            <w:shd w:val="clear" w:color="auto" w:fill="EAEAEA"/>
             <w:tcBorders>
               <w:left w:val="thick" w:sz="24" w:color="1A5A6A"/>
             </w:tcBorders>
@@ -30590,6 +32068,7 @@
             <w:r>
               <w:rPr>
                 <w:rFonts w:ascii="Courier New" w:hAnsi="Courier New"/>
+                <w:i/>
                 <w:color w:val="555555"/>
                 <w:sz w:val="16"/>
               </w:rPr>
@@ -30676,10 +32155,11 @@
         <w:pStyle w:val="Endure-Subhead"/>
         <w:keepNext/>
         <w:spacing w:before="160" w:after="60"/>
+        <w:outlineLvl w:val="2"/>
       </w:pPr>
       <w:r>
         <w:rPr>
-          <w:sz w:val="18"/>
+          <w:sz w:val="22"/>
         </w:rPr>
         <w:t>YouTube: `quotaExceeded` en la API</w:t>
       </w:r>
@@ -30697,7 +32177,7 @@
         <w:tc>
           <w:tcPr>
             <w:tcW w:type="dxa" w:w="8152"/>
-            <w:shd w:val="clear" w:color="auto" w:fill="F2F2F2"/>
+            <w:shd w:val="clear" w:color="auto" w:fill="EAEAEA"/>
             <w:tcBorders>
               <w:left w:val="thick" w:sz="24" w:color="1A5A6A"/>
             </w:tcBorders>
@@ -30789,10 +32269,11 @@
         <w:pStyle w:val="Endure-Subhead"/>
         <w:keepNext/>
         <w:spacing w:before="160" w:after="60"/>
+        <w:outlineLvl w:val="2"/>
       </w:pPr>
       <w:r>
         <w:rPr>
-          <w:sz w:val="18"/>
+          <w:sz w:val="22"/>
         </w:rPr>
         <w:t>TikTok: `access_token` expirado</w:t>
       </w:r>
@@ -30810,7 +32291,7 @@
         <w:tc>
           <w:tcPr>
             <w:tcW w:type="dxa" w:w="8152"/>
-            <w:shd w:val="clear" w:color="auto" w:fill="F2F2F2"/>
+            <w:shd w:val="clear" w:color="auto" w:fill="EAEAEA"/>
             <w:tcBorders>
               <w:left w:val="thick" w:sz="24" w:color="1A5A6A"/>
             </w:tcBorders>
@@ -30902,8 +32383,12 @@
         <w:pStyle w:val="Endure-Subhead"/>
         <w:keepNext/>
         <w:spacing w:before="240" w:after="60"/>
+        <w:outlineLvl w:val="1"/>
       </w:pPr>
       <w:r>
+        <w:rPr>
+          <w:sz w:val="24"/>
+        </w:rPr>
         <w:t>32.15 Escalabilidad y Extensiones</w:t>
       </w:r>
     </w:p>
@@ -30912,10 +32397,11 @@
         <w:pStyle w:val="Endure-Subhead"/>
         <w:keepNext/>
         <w:spacing w:before="160" w:after="60"/>
+        <w:outlineLvl w:val="2"/>
       </w:pPr>
       <w:r>
         <w:rPr>
-          <w:sz w:val="18"/>
+          <w:sz w:val="22"/>
         </w:rPr>
         <w:t>32.15.1 Advertencia de Memoria — Qué Cargar y Cuándo</w:t>
       </w:r>
@@ -30923,17 +32409,25 @@
     <w:p>
       <w:pPr>
         <w:pStyle w:val="Endure-FirstParagraphBodyText"/>
+        <w:spacing w:before="100" w:after="100"/>
       </w:pPr>
       <w:r>
+        <w:rPr>
+          <w:sz w:val="20"/>
+        </w:rPr>
         <w:t xml:space="preserve">El pipeline de video usa múltiples servicios pesados. El Jetson tiene </w:t>
       </w:r>
       <w:r>
         <w:rPr>
           <w:b/>
+          <w:sz w:val="20"/>
         </w:rPr>
         <w:t>~59 GB disponibles</w:t>
       </w:r>
       <w:r>
+        <w:rPr>
+          <w:sz w:val="20"/>
+        </w:rPr>
         <w:t xml:space="preserve"> (64 GB menos el OS base), pero no todos los agentes deben estar activos simultáneamente:</w:t>
       </w:r>
     </w:p>
@@ -30950,20 +32444,38 @@
         <w:gridCol w:w="2038"/>
       </w:tblGrid>
       <w:tr>
+        <w:trPr>
+          <w:trHeight w:val="453" w:hRule="atLeast"/>
+          <w:tblHeader/>
+        </w:trPr>
         <w:tc>
           <w:tcPr>
             <w:tcW w:type="dxa" w:w="2038"/>
             <w:shd w:val="clear" w:color="auto" w:fill="1A5A6A"/>
+            <w:tcBorders>
+              <w:top w:val="single" w:sz="12" w:color="FFFFFF"/>
+              <w:left w:val="single" w:sz="12" w:color="FFFFFF"/>
+              <w:bottom w:val="single" w:sz="12" w:color="FFFFFF"/>
+              <w:right w:val="single" w:sz="12" w:color="FFFFFF"/>
+            </w:tcBorders>
+            <w:vAlign w:val="center"/>
+            <w:tcMar>
+              <w:top w:w="60" w:type="dxa"/>
+              <w:left w:w="120" w:type="dxa"/>
+              <w:bottom w:w="60" w:type="dxa"/>
+              <w:right w:w="80" w:type="dxa"/>
+            </w:tcMar>
           </w:tcPr>
           <w:p>
             <w:pPr>
+              <w:spacing w:before="0" w:after="0"/>
               <w:jc w:val="center"/>
             </w:pPr>
             <w:r>
               <w:rPr>
                 <w:b/>
                 <w:color w:val="FFFFFF"/>
-                <w:sz w:val="17"/>
+                <w:sz w:val="16"/>
               </w:rPr>
               <w:t>Fase del pipeline</w:t>
             </w:r>
@@ -30973,16 +32485,30 @@
           <w:tcPr>
             <w:tcW w:type="dxa" w:w="2038"/>
             <w:shd w:val="clear" w:color="auto" w:fill="1A5A6A"/>
+            <w:tcBorders>
+              <w:top w:val="single" w:sz="12" w:color="FFFFFF"/>
+              <w:left w:val="single" w:sz="12" w:color="FFFFFF"/>
+              <w:bottom w:val="single" w:sz="12" w:color="FFFFFF"/>
+              <w:right w:val="single" w:sz="12" w:color="FFFFFF"/>
+            </w:tcBorders>
+            <w:vAlign w:val="center"/>
+            <w:tcMar>
+              <w:top w:w="60" w:type="dxa"/>
+              <w:left w:w="120" w:type="dxa"/>
+              <w:bottom w:w="60" w:type="dxa"/>
+              <w:right w:w="80" w:type="dxa"/>
+            </w:tcMar>
           </w:tcPr>
           <w:p>
             <w:pPr>
+              <w:spacing w:before="0" w:after="0"/>
               <w:jc w:val="center"/>
             </w:pPr>
             <w:r>
               <w:rPr>
                 <w:b/>
                 <w:color w:val="FFFFFF"/>
-                <w:sz w:val="17"/>
+                <w:sz w:val="16"/>
               </w:rPr>
               <w:t>Agentes activos</w:t>
             </w:r>
@@ -30992,16 +32518,30 @@
           <w:tcPr>
             <w:tcW w:type="dxa" w:w="2038"/>
             <w:shd w:val="clear" w:color="auto" w:fill="1A5A6A"/>
+            <w:tcBorders>
+              <w:top w:val="single" w:sz="12" w:color="FFFFFF"/>
+              <w:left w:val="single" w:sz="12" w:color="FFFFFF"/>
+              <w:bottom w:val="single" w:sz="12" w:color="FFFFFF"/>
+              <w:right w:val="single" w:sz="12" w:color="FFFFFF"/>
+            </w:tcBorders>
+            <w:vAlign w:val="center"/>
+            <w:tcMar>
+              <w:top w:w="60" w:type="dxa"/>
+              <w:left w:w="120" w:type="dxa"/>
+              <w:bottom w:w="60" w:type="dxa"/>
+              <w:right w:w="80" w:type="dxa"/>
+            </w:tcMar>
           </w:tcPr>
           <w:p>
             <w:pPr>
+              <w:spacing w:before="0" w:after="0"/>
               <w:jc w:val="center"/>
             </w:pPr>
             <w:r>
               <w:rPr>
                 <w:b/>
                 <w:color w:val="FFFFFF"/>
-                <w:sz w:val="17"/>
+                <w:sz w:val="16"/>
               </w:rPr>
               <w:t>VRAM/RAM usada</w:t>
             </w:r>
@@ -31011,16 +32551,30 @@
           <w:tcPr>
             <w:tcW w:type="dxa" w:w="2038"/>
             <w:shd w:val="clear" w:color="auto" w:fill="1A5A6A"/>
+            <w:tcBorders>
+              <w:top w:val="single" w:sz="12" w:color="FFFFFF"/>
+              <w:left w:val="single" w:sz="12" w:color="FFFFFF"/>
+              <w:bottom w:val="single" w:sz="12" w:color="FFFFFF"/>
+              <w:right w:val="single" w:sz="12" w:color="FFFFFF"/>
+            </w:tcBorders>
+            <w:vAlign w:val="center"/>
+            <w:tcMar>
+              <w:top w:w="60" w:type="dxa"/>
+              <w:left w:w="120" w:type="dxa"/>
+              <w:bottom w:w="60" w:type="dxa"/>
+              <w:right w:w="80" w:type="dxa"/>
+            </w:tcMar>
           </w:tcPr>
           <w:p>
             <w:pPr>
+              <w:spacing w:before="0" w:after="0"/>
               <w:jc w:val="center"/>
             </w:pPr>
             <w:r>
               <w:rPr>
                 <w:b/>
                 <w:color w:val="FFFFFF"/>
-                <w:sz w:val="17"/>
+                <w:sz w:val="16"/>
               </w:rPr>
               <w:t>VRAM libre aprox.</w:t>
             </w:r>
@@ -31028,15 +32582,35 @@
         </w:tc>
       </w:tr>
       <w:tr>
+        <w:trPr>
+          <w:trHeight w:val="283" w:hRule="atLeast"/>
+        </w:trPr>
         <w:tc>
           <w:tcPr>
             <w:tcW w:type="dxa" w:w="2038"/>
-            <w:shd w:val="clear" w:color="auto" w:fill="F8F8F8"/>
+            <w:shd w:val="clear" w:color="auto" w:fill="EAEAEA"/>
+            <w:tcBorders>
+              <w:top w:val="single" w:sz="12" w:color="FFFFFF"/>
+              <w:left w:val="single" w:sz="12" w:color="FFFFFF"/>
+              <w:bottom w:val="single" w:sz="12" w:color="FFFFFF"/>
+              <w:right w:val="single" w:sz="12" w:color="FFFFFF"/>
+            </w:tcBorders>
+            <w:vAlign w:val="center"/>
+            <w:tcMar>
+              <w:top w:w="40" w:type="dxa"/>
+              <w:left w:w="120" w:type="dxa"/>
+              <w:bottom w:w="40" w:type="dxa"/>
+              <w:right w:w="80" w:type="dxa"/>
+            </w:tcMar>
           </w:tcPr>
           <w:p>
-            <w:r>
-              <w:rPr>
-                <w:sz w:val="17"/>
+            <w:pPr>
+              <w:spacing w:before="0" w:after="0"/>
+              <w:jc w:val="center"/>
+            </w:pPr>
+            <w:r>
+              <w:rPr>
+                <w:sz w:val="16"/>
               </w:rPr>
               <w:t>Generación de script (Agente 1)</w:t>
             </w:r>
@@ -31045,12 +32619,29 @@
         <w:tc>
           <w:tcPr>
             <w:tcW w:type="dxa" w:w="2038"/>
-            <w:shd w:val="clear" w:color="auto" w:fill="F8F8F8"/>
+            <w:shd w:val="clear" w:color="auto" w:fill="EAEAEA"/>
+            <w:tcBorders>
+              <w:top w:val="single" w:sz="12" w:color="FFFFFF"/>
+              <w:left w:val="single" w:sz="12" w:color="FFFFFF"/>
+              <w:bottom w:val="single" w:sz="12" w:color="FFFFFF"/>
+              <w:right w:val="single" w:sz="12" w:color="FFFFFF"/>
+            </w:tcBorders>
+            <w:vAlign w:val="center"/>
+            <w:tcMar>
+              <w:top w:w="40" w:type="dxa"/>
+              <w:left w:w="120" w:type="dxa"/>
+              <w:bottom w:w="40" w:type="dxa"/>
+              <w:right w:w="80" w:type="dxa"/>
+            </w:tcMar>
           </w:tcPr>
           <w:p>
-            <w:r>
-              <w:rPr>
-                <w:sz w:val="17"/>
+            <w:pPr>
+              <w:spacing w:before="0" w:after="0"/>
+              <w:jc w:val="center"/>
+            </w:pPr>
+            <w:r>
+              <w:rPr>
+                <w:sz w:val="16"/>
               </w:rPr>
               <w:t>Ollama Qwen3.5-4B</w:t>
             </w:r>
@@ -31059,12 +32650,29 @@
         <w:tc>
           <w:tcPr>
             <w:tcW w:type="dxa" w:w="2038"/>
-            <w:shd w:val="clear" w:color="auto" w:fill="F8F8F8"/>
+            <w:shd w:val="clear" w:color="auto" w:fill="EAEAEA"/>
+            <w:tcBorders>
+              <w:top w:val="single" w:sz="12" w:color="FFFFFF"/>
+              <w:left w:val="single" w:sz="12" w:color="FFFFFF"/>
+              <w:bottom w:val="single" w:sz="12" w:color="FFFFFF"/>
+              <w:right w:val="single" w:sz="12" w:color="FFFFFF"/>
+            </w:tcBorders>
+            <w:vAlign w:val="center"/>
+            <w:tcMar>
+              <w:top w:w="40" w:type="dxa"/>
+              <w:left w:w="120" w:type="dxa"/>
+              <w:bottom w:w="40" w:type="dxa"/>
+              <w:right w:w="80" w:type="dxa"/>
+            </w:tcMar>
           </w:tcPr>
           <w:p>
-            <w:r>
-              <w:rPr>
-                <w:sz w:val="17"/>
+            <w:pPr>
+              <w:spacing w:before="0" w:after="0"/>
+              <w:jc w:val="center"/>
+            </w:pPr>
+            <w:r>
+              <w:rPr>
+                <w:sz w:val="16"/>
               </w:rPr>
               <w:t>~5 GB</w:t>
             </w:r>
@@ -31073,12 +32681,29 @@
         <w:tc>
           <w:tcPr>
             <w:tcW w:type="dxa" w:w="2038"/>
-            <w:shd w:val="clear" w:color="auto" w:fill="F8F8F8"/>
+            <w:shd w:val="clear" w:color="auto" w:fill="EAEAEA"/>
+            <w:tcBorders>
+              <w:top w:val="single" w:sz="12" w:color="FFFFFF"/>
+              <w:left w:val="single" w:sz="12" w:color="FFFFFF"/>
+              <w:bottom w:val="single" w:sz="12" w:color="FFFFFF"/>
+              <w:right w:val="single" w:sz="12" w:color="FFFFFF"/>
+            </w:tcBorders>
+            <w:vAlign w:val="center"/>
+            <w:tcMar>
+              <w:top w:w="40" w:type="dxa"/>
+              <w:left w:w="120" w:type="dxa"/>
+              <w:bottom w:w="40" w:type="dxa"/>
+              <w:right w:w="80" w:type="dxa"/>
+            </w:tcMar>
           </w:tcPr>
           <w:p>
-            <w:r>
-              <w:rPr>
-                <w:sz w:val="17"/>
+            <w:pPr>
+              <w:spacing w:before="0" w:after="0"/>
+              <w:jc w:val="center"/>
+            </w:pPr>
+            <w:r>
+              <w:rPr>
+                <w:sz w:val="16"/>
               </w:rPr>
               <w:t>~54 GB</w:t>
             </w:r>
@@ -31086,15 +32711,35 @@
         </w:tc>
       </w:tr>
       <w:tr>
+        <w:trPr>
+          <w:trHeight w:val="283" w:hRule="atLeast"/>
+        </w:trPr>
         <w:tc>
           <w:tcPr>
             <w:tcW w:type="dxa" w:w="2038"/>
-            <w:shd w:val="clear" w:color="auto" w:fill="FFFFFF"/>
+            <w:shd w:val="clear" w:color="auto" w:fill="EAEAEA"/>
+            <w:tcBorders>
+              <w:top w:val="single" w:sz="12" w:color="FFFFFF"/>
+              <w:left w:val="single" w:sz="12" w:color="FFFFFF"/>
+              <w:bottom w:val="single" w:sz="12" w:color="FFFFFF"/>
+              <w:right w:val="single" w:sz="12" w:color="FFFFFF"/>
+            </w:tcBorders>
+            <w:vAlign w:val="center"/>
+            <w:tcMar>
+              <w:top w:w="40" w:type="dxa"/>
+              <w:left w:w="120" w:type="dxa"/>
+              <w:bottom w:w="40" w:type="dxa"/>
+              <w:right w:w="80" w:type="dxa"/>
+            </w:tcMar>
           </w:tcPr>
           <w:p>
-            <w:r>
-              <w:rPr>
-                <w:sz w:val="17"/>
+            <w:pPr>
+              <w:spacing w:before="0" w:after="0"/>
+              <w:jc w:val="center"/>
+            </w:pPr>
+            <w:r>
+              <w:rPr>
+                <w:sz w:val="16"/>
               </w:rPr>
               <w:t>Generación de imagen (Agente 2)</w:t>
             </w:r>
@@ -31103,12 +32748,29 @@
         <w:tc>
           <w:tcPr>
             <w:tcW w:type="dxa" w:w="2038"/>
-            <w:shd w:val="clear" w:color="auto" w:fill="FFFFFF"/>
+            <w:shd w:val="clear" w:color="auto" w:fill="EAEAEA"/>
+            <w:tcBorders>
+              <w:top w:val="single" w:sz="12" w:color="FFFFFF"/>
+              <w:left w:val="single" w:sz="12" w:color="FFFFFF"/>
+              <w:bottom w:val="single" w:sz="12" w:color="FFFFFF"/>
+              <w:right w:val="single" w:sz="12" w:color="FFFFFF"/>
+            </w:tcBorders>
+            <w:vAlign w:val="center"/>
+            <w:tcMar>
+              <w:top w:w="40" w:type="dxa"/>
+              <w:left w:w="120" w:type="dxa"/>
+              <w:bottom w:w="40" w:type="dxa"/>
+              <w:right w:w="80" w:type="dxa"/>
+            </w:tcMar>
           </w:tcPr>
           <w:p>
-            <w:r>
-              <w:rPr>
-                <w:sz w:val="17"/>
+            <w:pPr>
+              <w:spacing w:before="0" w:after="0"/>
+              <w:jc w:val="center"/>
+            </w:pPr>
+            <w:r>
+              <w:rPr>
+                <w:sz w:val="16"/>
               </w:rPr>
               <w:t>SD WebUI</w:t>
             </w:r>
@@ -31117,12 +32779,29 @@
         <w:tc>
           <w:tcPr>
             <w:tcW w:type="dxa" w:w="2038"/>
-            <w:shd w:val="clear" w:color="auto" w:fill="FFFFFF"/>
+            <w:shd w:val="clear" w:color="auto" w:fill="EAEAEA"/>
+            <w:tcBorders>
+              <w:top w:val="single" w:sz="12" w:color="FFFFFF"/>
+              <w:left w:val="single" w:sz="12" w:color="FFFFFF"/>
+              <w:bottom w:val="single" w:sz="12" w:color="FFFFFF"/>
+              <w:right w:val="single" w:sz="12" w:color="FFFFFF"/>
+            </w:tcBorders>
+            <w:vAlign w:val="center"/>
+            <w:tcMar>
+              <w:top w:w="40" w:type="dxa"/>
+              <w:left w:w="120" w:type="dxa"/>
+              <w:bottom w:w="40" w:type="dxa"/>
+              <w:right w:w="80" w:type="dxa"/>
+            </w:tcMar>
           </w:tcPr>
           <w:p>
-            <w:r>
-              <w:rPr>
-                <w:sz w:val="17"/>
+            <w:pPr>
+              <w:spacing w:before="0" w:after="0"/>
+              <w:jc w:val="center"/>
+            </w:pPr>
+            <w:r>
+              <w:rPr>
+                <w:sz w:val="16"/>
               </w:rPr>
               <w:t>~8–12 GB</w:t>
             </w:r>
@@ -31131,12 +32810,29 @@
         <w:tc>
           <w:tcPr>
             <w:tcW w:type="dxa" w:w="2038"/>
-            <w:shd w:val="clear" w:color="auto" w:fill="FFFFFF"/>
+            <w:shd w:val="clear" w:color="auto" w:fill="EAEAEA"/>
+            <w:tcBorders>
+              <w:top w:val="single" w:sz="12" w:color="FFFFFF"/>
+              <w:left w:val="single" w:sz="12" w:color="FFFFFF"/>
+              <w:bottom w:val="single" w:sz="12" w:color="FFFFFF"/>
+              <w:right w:val="single" w:sz="12" w:color="FFFFFF"/>
+            </w:tcBorders>
+            <w:vAlign w:val="center"/>
+            <w:tcMar>
+              <w:top w:w="40" w:type="dxa"/>
+              <w:left w:w="120" w:type="dxa"/>
+              <w:bottom w:w="40" w:type="dxa"/>
+              <w:right w:w="80" w:type="dxa"/>
+            </w:tcMar>
           </w:tcPr>
           <w:p>
-            <w:r>
-              <w:rPr>
-                <w:sz w:val="17"/>
+            <w:pPr>
+              <w:spacing w:before="0" w:after="0"/>
+              <w:jc w:val="center"/>
+            </w:pPr>
+            <w:r>
+              <w:rPr>
+                <w:sz w:val="16"/>
               </w:rPr>
               <w:t>~42–46 GB</w:t>
             </w:r>
@@ -31144,15 +32840,35 @@
         </w:tc>
       </w:tr>
       <w:tr>
+        <w:trPr>
+          <w:trHeight w:val="283" w:hRule="atLeast"/>
+        </w:trPr>
         <w:tc>
           <w:tcPr>
             <w:tcW w:type="dxa" w:w="2038"/>
-            <w:shd w:val="clear" w:color="auto" w:fill="F8F8F8"/>
+            <w:shd w:val="clear" w:color="auto" w:fill="EAEAEA"/>
+            <w:tcBorders>
+              <w:top w:val="single" w:sz="12" w:color="FFFFFF"/>
+              <w:left w:val="single" w:sz="12" w:color="FFFFFF"/>
+              <w:bottom w:val="single" w:sz="12" w:color="FFFFFF"/>
+              <w:right w:val="single" w:sz="12" w:color="FFFFFF"/>
+            </w:tcBorders>
+            <w:vAlign w:val="center"/>
+            <w:tcMar>
+              <w:top w:w="40" w:type="dxa"/>
+              <w:left w:w="120" w:type="dxa"/>
+              <w:bottom w:w="40" w:type="dxa"/>
+              <w:right w:w="80" w:type="dxa"/>
+            </w:tcMar>
           </w:tcPr>
           <w:p>
-            <w:r>
-              <w:rPr>
-                <w:sz w:val="17"/>
+            <w:pPr>
+              <w:spacing w:before="0" w:after="0"/>
+              <w:jc w:val="center"/>
+            </w:pPr>
+            <w:r>
+              <w:rPr>
+                <w:sz w:val="16"/>
               </w:rPr>
               <w:t>TTS + Subtítulos (Agente 3)</w:t>
             </w:r>
@@ -31161,12 +32877,29 @@
         <w:tc>
           <w:tcPr>
             <w:tcW w:type="dxa" w:w="2038"/>
-            <w:shd w:val="clear" w:color="auto" w:fill="F8F8F8"/>
+            <w:shd w:val="clear" w:color="auto" w:fill="EAEAEA"/>
+            <w:tcBorders>
+              <w:top w:val="single" w:sz="12" w:color="FFFFFF"/>
+              <w:left w:val="single" w:sz="12" w:color="FFFFFF"/>
+              <w:bottom w:val="single" w:sz="12" w:color="FFFFFF"/>
+              <w:right w:val="single" w:sz="12" w:color="FFFFFF"/>
+            </w:tcBorders>
+            <w:vAlign w:val="center"/>
+            <w:tcMar>
+              <w:top w:w="40" w:type="dxa"/>
+              <w:left w:w="120" w:type="dxa"/>
+              <w:bottom w:w="40" w:type="dxa"/>
+              <w:right w:w="80" w:type="dxa"/>
+            </w:tcMar>
           </w:tcPr>
           <w:p>
-            <w:r>
-              <w:rPr>
-                <w:sz w:val="17"/>
+            <w:pPr>
+              <w:spacing w:before="0" w:after="0"/>
+              <w:jc w:val="center"/>
+            </w:pPr>
+            <w:r>
+              <w:rPr>
+                <w:sz w:val="16"/>
               </w:rPr>
               <w:t>kokoro-tts + faster-whisper</w:t>
             </w:r>
@@ -31175,12 +32908,29 @@
         <w:tc>
           <w:tcPr>
             <w:tcW w:type="dxa" w:w="2038"/>
-            <w:shd w:val="clear" w:color="auto" w:fill="F8F8F8"/>
+            <w:shd w:val="clear" w:color="auto" w:fill="EAEAEA"/>
+            <w:tcBorders>
+              <w:top w:val="single" w:sz="12" w:color="FFFFFF"/>
+              <w:left w:val="single" w:sz="12" w:color="FFFFFF"/>
+              <w:bottom w:val="single" w:sz="12" w:color="FFFFFF"/>
+              <w:right w:val="single" w:sz="12" w:color="FFFFFF"/>
+            </w:tcBorders>
+            <w:vAlign w:val="center"/>
+            <w:tcMar>
+              <w:top w:w="40" w:type="dxa"/>
+              <w:left w:w="120" w:type="dxa"/>
+              <w:bottom w:w="40" w:type="dxa"/>
+              <w:right w:w="80" w:type="dxa"/>
+            </w:tcMar>
           </w:tcPr>
           <w:p>
-            <w:r>
-              <w:rPr>
-                <w:sz w:val="17"/>
+            <w:pPr>
+              <w:spacing w:before="0" w:after="0"/>
+              <w:jc w:val="center"/>
+            </w:pPr>
+            <w:r>
+              <w:rPr>
+                <w:sz w:val="16"/>
               </w:rPr>
               <w:t>~4 GB</w:t>
             </w:r>
@@ -31189,12 +32939,29 @@
         <w:tc>
           <w:tcPr>
             <w:tcW w:type="dxa" w:w="2038"/>
-            <w:shd w:val="clear" w:color="auto" w:fill="F8F8F8"/>
+            <w:shd w:val="clear" w:color="auto" w:fill="EAEAEA"/>
+            <w:tcBorders>
+              <w:top w:val="single" w:sz="12" w:color="FFFFFF"/>
+              <w:left w:val="single" w:sz="12" w:color="FFFFFF"/>
+              <w:bottom w:val="single" w:sz="12" w:color="FFFFFF"/>
+              <w:right w:val="single" w:sz="12" w:color="FFFFFF"/>
+            </w:tcBorders>
+            <w:vAlign w:val="center"/>
+            <w:tcMar>
+              <w:top w:w="40" w:type="dxa"/>
+              <w:left w:w="120" w:type="dxa"/>
+              <w:bottom w:w="40" w:type="dxa"/>
+              <w:right w:w="80" w:type="dxa"/>
+            </w:tcMar>
           </w:tcPr>
           <w:p>
-            <w:r>
-              <w:rPr>
-                <w:sz w:val="17"/>
+            <w:pPr>
+              <w:spacing w:before="0" w:after="0"/>
+              <w:jc w:val="center"/>
+            </w:pPr>
+            <w:r>
+              <w:rPr>
+                <w:sz w:val="16"/>
               </w:rPr>
               <w:t>~50 GB</w:t>
             </w:r>
@@ -31202,15 +32969,35 @@
         </w:tc>
       </w:tr>
       <w:tr>
+        <w:trPr>
+          <w:trHeight w:val="283" w:hRule="atLeast"/>
+        </w:trPr>
         <w:tc>
           <w:tcPr>
             <w:tcW w:type="dxa" w:w="2038"/>
-            <w:shd w:val="clear" w:color="auto" w:fill="FFFFFF"/>
+            <w:shd w:val="clear" w:color="auto" w:fill="EAEAEA"/>
+            <w:tcBorders>
+              <w:top w:val="single" w:sz="12" w:color="FFFFFF"/>
+              <w:left w:val="single" w:sz="12" w:color="FFFFFF"/>
+              <w:bottom w:val="single" w:sz="12" w:color="FFFFFF"/>
+              <w:right w:val="single" w:sz="12" w:color="FFFFFF"/>
+            </w:tcBorders>
+            <w:vAlign w:val="center"/>
+            <w:tcMar>
+              <w:top w:w="40" w:type="dxa"/>
+              <w:left w:w="120" w:type="dxa"/>
+              <w:bottom w:w="40" w:type="dxa"/>
+              <w:right w:w="80" w:type="dxa"/>
+            </w:tcMar>
           </w:tcPr>
           <w:p>
-            <w:r>
-              <w:rPr>
-                <w:sz w:val="17"/>
+            <w:pPr>
+              <w:spacing w:before="0" w:after="0"/>
+              <w:jc w:val="center"/>
+            </w:pPr>
+            <w:r>
+              <w:rPr>
+                <w:sz w:val="16"/>
               </w:rPr>
               <w:t>Ensamble de video (Agente 4)</w:t>
             </w:r>
@@ -31219,12 +33006,29 @@
         <w:tc>
           <w:tcPr>
             <w:tcW w:type="dxa" w:w="2038"/>
-            <w:shd w:val="clear" w:color="auto" w:fill="FFFFFF"/>
+            <w:shd w:val="clear" w:color="auto" w:fill="EAEAEA"/>
+            <w:tcBorders>
+              <w:top w:val="single" w:sz="12" w:color="FFFFFF"/>
+              <w:left w:val="single" w:sz="12" w:color="FFFFFF"/>
+              <w:bottom w:val="single" w:sz="12" w:color="FFFFFF"/>
+              <w:right w:val="single" w:sz="12" w:color="FFFFFF"/>
+            </w:tcBorders>
+            <w:vAlign w:val="center"/>
+            <w:tcMar>
+              <w:top w:w="40" w:type="dxa"/>
+              <w:left w:w="120" w:type="dxa"/>
+              <w:bottom w:w="40" w:type="dxa"/>
+              <w:right w:w="80" w:type="dxa"/>
+            </w:tcMar>
           </w:tcPr>
           <w:p>
-            <w:r>
-              <w:rPr>
-                <w:sz w:val="17"/>
+            <w:pPr>
+              <w:spacing w:before="0" w:after="0"/>
+              <w:jc w:val="center"/>
+            </w:pPr>
+            <w:r>
+              <w:rPr>
+                <w:sz w:val="16"/>
               </w:rPr>
               <w:t>ffmpeg (CPU)</w:t>
             </w:r>
@@ -31233,12 +33037,29 @@
         <w:tc>
           <w:tcPr>
             <w:tcW w:type="dxa" w:w="2038"/>
-            <w:shd w:val="clear" w:color="auto" w:fill="FFFFFF"/>
+            <w:shd w:val="clear" w:color="auto" w:fill="EAEAEA"/>
+            <w:tcBorders>
+              <w:top w:val="single" w:sz="12" w:color="FFFFFF"/>
+              <w:left w:val="single" w:sz="12" w:color="FFFFFF"/>
+              <w:bottom w:val="single" w:sz="12" w:color="FFFFFF"/>
+              <w:right w:val="single" w:sz="12" w:color="FFFFFF"/>
+            </w:tcBorders>
+            <w:vAlign w:val="center"/>
+            <w:tcMar>
+              <w:top w:w="40" w:type="dxa"/>
+              <w:left w:w="120" w:type="dxa"/>
+              <w:bottom w:w="40" w:type="dxa"/>
+              <w:right w:w="80" w:type="dxa"/>
+            </w:tcMar>
           </w:tcPr>
           <w:p>
-            <w:r>
-              <w:rPr>
-                <w:sz w:val="17"/>
+            <w:pPr>
+              <w:spacing w:before="0" w:after="0"/>
+              <w:jc w:val="center"/>
+            </w:pPr>
+            <w:r>
+              <w:rPr>
+                <w:sz w:val="16"/>
               </w:rPr>
               <w:t>~1 GB RAM</w:t>
             </w:r>
@@ -31247,12 +33068,29 @@
         <w:tc>
           <w:tcPr>
             <w:tcW w:type="dxa" w:w="2038"/>
-            <w:shd w:val="clear" w:color="auto" w:fill="FFFFFF"/>
+            <w:shd w:val="clear" w:color="auto" w:fill="EAEAEA"/>
+            <w:tcBorders>
+              <w:top w:val="single" w:sz="12" w:color="FFFFFF"/>
+              <w:left w:val="single" w:sz="12" w:color="FFFFFF"/>
+              <w:bottom w:val="single" w:sz="12" w:color="FFFFFF"/>
+              <w:right w:val="single" w:sz="12" w:color="FFFFFF"/>
+            </w:tcBorders>
+            <w:vAlign w:val="center"/>
+            <w:tcMar>
+              <w:top w:w="40" w:type="dxa"/>
+              <w:left w:w="120" w:type="dxa"/>
+              <w:bottom w:w="40" w:type="dxa"/>
+              <w:right w:w="80" w:type="dxa"/>
+            </w:tcMar>
           </w:tcPr>
           <w:p>
-            <w:r>
-              <w:rPr>
-                <w:sz w:val="17"/>
+            <w:pPr>
+              <w:spacing w:before="0" w:after="0"/>
+              <w:jc w:val="center"/>
+            </w:pPr>
+            <w:r>
+              <w:rPr>
+                <w:sz w:val="16"/>
               </w:rPr>
               <w:t>~58 GB</w:t>
             </w:r>
@@ -31260,15 +33098,35 @@
         </w:tc>
       </w:tr>
       <w:tr>
+        <w:trPr>
+          <w:trHeight w:val="283" w:hRule="atLeast"/>
+        </w:trPr>
         <w:tc>
           <w:tcPr>
             <w:tcW w:type="dxa" w:w="2038"/>
-            <w:shd w:val="clear" w:color="auto" w:fill="F8F8F8"/>
+            <w:shd w:val="clear" w:color="auto" w:fill="EAEAEA"/>
+            <w:tcBorders>
+              <w:top w:val="single" w:sz="12" w:color="FFFFFF"/>
+              <w:left w:val="single" w:sz="12" w:color="FFFFFF"/>
+              <w:bottom w:val="single" w:sz="12" w:color="FFFFFF"/>
+              <w:right w:val="single" w:sz="12" w:color="FFFFFF"/>
+            </w:tcBorders>
+            <w:vAlign w:val="center"/>
+            <w:tcMar>
+              <w:top w:w="40" w:type="dxa"/>
+              <w:left w:w="120" w:type="dxa"/>
+              <w:bottom w:w="40" w:type="dxa"/>
+              <w:right w:w="80" w:type="dxa"/>
+            </w:tcMar>
           </w:tcPr>
           <w:p>
-            <w:r>
-              <w:rPr>
-                <w:sz w:val="17"/>
+            <w:pPr>
+              <w:spacing w:before="0" w:after="0"/>
+              <w:jc w:val="center"/>
+            </w:pPr>
+            <w:r>
+              <w:rPr>
+                <w:sz w:val="16"/>
               </w:rPr>
               <w:t>Pipeline completo encadenado</w:t>
             </w:r>
@@ -31277,12 +33135,29 @@
         <w:tc>
           <w:tcPr>
             <w:tcW w:type="dxa" w:w="2038"/>
-            <w:shd w:val="clear" w:color="auto" w:fill="F8F8F8"/>
+            <w:shd w:val="clear" w:color="auto" w:fill="EAEAEA"/>
+            <w:tcBorders>
+              <w:top w:val="single" w:sz="12" w:color="FFFFFF"/>
+              <w:left w:val="single" w:sz="12" w:color="FFFFFF"/>
+              <w:bottom w:val="single" w:sz="12" w:color="FFFFFF"/>
+              <w:right w:val="single" w:sz="12" w:color="FFFFFF"/>
+            </w:tcBorders>
+            <w:vAlign w:val="center"/>
+            <w:tcMar>
+              <w:top w:w="40" w:type="dxa"/>
+              <w:left w:w="120" w:type="dxa"/>
+              <w:bottom w:w="40" w:type="dxa"/>
+              <w:right w:w="80" w:type="dxa"/>
+            </w:tcMar>
           </w:tcPr>
           <w:p>
-            <w:r>
-              <w:rPr>
-                <w:sz w:val="17"/>
+            <w:pPr>
+              <w:spacing w:before="0" w:after="0"/>
+              <w:jc w:val="center"/>
+            </w:pPr>
+            <w:r>
+              <w:rPr>
+                <w:sz w:val="16"/>
               </w:rPr>
               <w:t>Secuencial (no simultáneo)</w:t>
             </w:r>
@@ -31291,12 +33166,29 @@
         <w:tc>
           <w:tcPr>
             <w:tcW w:type="dxa" w:w="2038"/>
-            <w:shd w:val="clear" w:color="auto" w:fill="F8F8F8"/>
+            <w:shd w:val="clear" w:color="auto" w:fill="EAEAEA"/>
+            <w:tcBorders>
+              <w:top w:val="single" w:sz="12" w:color="FFFFFF"/>
+              <w:left w:val="single" w:sz="12" w:color="FFFFFF"/>
+              <w:bottom w:val="single" w:sz="12" w:color="FFFFFF"/>
+              <w:right w:val="single" w:sz="12" w:color="FFFFFF"/>
+            </w:tcBorders>
+            <w:vAlign w:val="center"/>
+            <w:tcMar>
+              <w:top w:w="40" w:type="dxa"/>
+              <w:left w:w="120" w:type="dxa"/>
+              <w:bottom w:w="40" w:type="dxa"/>
+              <w:right w:w="80" w:type="dxa"/>
+            </w:tcMar>
           </w:tcPr>
           <w:p>
-            <w:r>
-              <w:rPr>
-                <w:sz w:val="17"/>
+            <w:pPr>
+              <w:spacing w:before="0" w:after="0"/>
+              <w:jc w:val="center"/>
+            </w:pPr>
+            <w:r>
+              <w:rPr>
+                <w:sz w:val="16"/>
               </w:rPr>
               <w:t>~12 GB pico</w:t>
             </w:r>
@@ -31305,12 +33197,29 @@
         <w:tc>
           <w:tcPr>
             <w:tcW w:type="dxa" w:w="2038"/>
-            <w:shd w:val="clear" w:color="auto" w:fill="F8F8F8"/>
+            <w:shd w:val="clear" w:color="auto" w:fill="EAEAEA"/>
+            <w:tcBorders>
+              <w:top w:val="single" w:sz="12" w:color="FFFFFF"/>
+              <w:left w:val="single" w:sz="12" w:color="FFFFFF"/>
+              <w:bottom w:val="single" w:sz="12" w:color="FFFFFF"/>
+              <w:right w:val="single" w:sz="12" w:color="FFFFFF"/>
+            </w:tcBorders>
+            <w:vAlign w:val="center"/>
+            <w:tcMar>
+              <w:top w:w="40" w:type="dxa"/>
+              <w:left w:w="120" w:type="dxa"/>
+              <w:bottom w:w="40" w:type="dxa"/>
+              <w:right w:w="80" w:type="dxa"/>
+            </w:tcMar>
           </w:tcPr>
           <w:p>
-            <w:r>
-              <w:rPr>
-                <w:sz w:val="17"/>
+            <w:pPr>
+              <w:spacing w:before="0" w:after="0"/>
+              <w:jc w:val="center"/>
+            </w:pPr>
+            <w:r>
+              <w:rPr>
+                <w:sz w:val="16"/>
               </w:rPr>
               <w:t>~47 GB</w:t>
             </w:r>
@@ -31378,10 +33287,12 @@
     <w:p>
       <w:pPr>
         <w:pStyle w:val="Endure-ChapterBodyText"/>
+        <w:spacing w:before="100" w:after="100"/>
       </w:pPr>
       <w:r>
         <w:rPr>
           <w:b/>
+          <w:sz w:val="20"/>
         </w:rPr>
         <w:t>Script de verificación de memoria antes de ejecutar el pipeline:</w:t>
       </w:r>
@@ -31399,7 +33310,7 @@
         <w:tc>
           <w:tcPr>
             <w:tcW w:type="dxa" w:w="8152"/>
-            <w:shd w:val="clear" w:color="auto" w:fill="F2F2F2"/>
+            <w:shd w:val="clear" w:color="auto" w:fill="EAEAEA"/>
             <w:tcBorders>
               <w:left w:val="thick" w:sz="24" w:color="1A5A6A"/>
             </w:tcBorders>
@@ -31437,89 +33348,91 @@
             <w:r>
               <w:rPr>
                 <w:rFonts w:ascii="Courier New" w:hAnsi="Courier New"/>
+                <w:color w:val="1A1A1A"/>
+                <w:sz w:val="16"/>
+              </w:rPr>
+              <w:t>RAM_LIBRE=$(free -g | awk '/^Mem:/{print $7}')</w:t>
+            </w:r>
+          </w:p>
+          <w:p>
+            <w:pPr>
+              <w:spacing w:before="0" w:after="0"/>
+              <w:jc w:val="left"/>
+              <w:keepLines/>
+              <w:keepNext/>
+            </w:pPr>
+            <w:r>
+              <w:rPr>
+                <w:rFonts w:ascii="Courier New" w:hAnsi="Courier New"/>
+                <w:i/>
                 <w:color w:val="555555"/>
                 <w:sz w:val="16"/>
               </w:rPr>
-              <w:t>RAM_LIBRE=$(free -g | awk '/^Mem:/{print $7}')</w:t>
-            </w:r>
-          </w:p>
-          <w:p>
-            <w:pPr>
-              <w:spacing w:before="0" w:after="0"/>
-              <w:jc w:val="left"/>
-              <w:keepLines/>
-              <w:keepNext/>
-            </w:pPr>
-            <w:r>
-              <w:rPr>
-                <w:rFonts w:ascii="Courier New" w:hAnsi="Courier New"/>
+              <w:t>if [ "$RAM_LIBRE" -lt 20 ]; then</w:t>
+            </w:r>
+          </w:p>
+          <w:p>
+            <w:pPr>
+              <w:spacing w:before="0" w:after="0"/>
+              <w:jc w:val="left"/>
+              <w:keepLines/>
+              <w:keepNext/>
+            </w:pPr>
+            <w:r>
+              <w:rPr>
+                <w:rFonts w:ascii="Courier New" w:hAnsi="Courier New"/>
+                <w:color w:val="1A1A1A"/>
+                <w:sz w:val="16"/>
+              </w:rPr>
+              <w:t xml:space="preserve">    echo "[WARN] Menos de 20 GB libres ($RAM_LIBRE GB) — ejecutando limpieza"</w:t>
+            </w:r>
+          </w:p>
+          <w:p>
+            <w:pPr>
+              <w:spacing w:before="0" w:after="0"/>
+              <w:jc w:val="left"/>
+              <w:keepLines/>
+              <w:keepNext/>
+            </w:pPr>
+            <w:r>
+              <w:rPr>
+                <w:rFonts w:ascii="Courier New" w:hAnsi="Courier New"/>
+                <w:color w:val="1A1A1A"/>
+                <w:sz w:val="16"/>
+              </w:rPr>
+              <w:t xml:space="preserve">    docker stop kokoro-tts sd-webui 2&gt;/dev/null</w:t>
+            </w:r>
+          </w:p>
+          <w:p>
+            <w:pPr>
+              <w:spacing w:before="0" w:after="0"/>
+              <w:jc w:val="left"/>
+              <w:keepLines/>
+              <w:keepNext/>
+            </w:pPr>
+            <w:r>
+              <w:rPr>
+                <w:rFonts w:ascii="Courier New" w:hAnsi="Courier New"/>
+                <w:color w:val="1A1A1A"/>
+                <w:sz w:val="16"/>
+              </w:rPr>
+              <w:t xml:space="preserve">    sudo sync &amp;&amp; echo 3 | sudo tee /proc/sys/vm/drop_caches &gt; /dev/null</w:t>
+            </w:r>
+          </w:p>
+          <w:p>
+            <w:pPr>
+              <w:spacing w:before="0" w:after="0"/>
+              <w:jc w:val="left"/>
+              <w:keepLines/>
+              <w:keepNext/>
+            </w:pPr>
+            <w:r>
+              <w:rPr>
+                <w:rFonts w:ascii="Courier New" w:hAnsi="Courier New"/>
+                <w:i/>
                 <w:color w:val="555555"/>
                 <w:sz w:val="16"/>
               </w:rPr>
-              <w:t>if [ "$RAM_LIBRE" -lt 20 ]; then</w:t>
-            </w:r>
-          </w:p>
-          <w:p>
-            <w:pPr>
-              <w:spacing w:before="0" w:after="0"/>
-              <w:jc w:val="left"/>
-              <w:keepLines/>
-              <w:keepNext/>
-            </w:pPr>
-            <w:r>
-              <w:rPr>
-                <w:rFonts w:ascii="Courier New" w:hAnsi="Courier New"/>
-                <w:color w:val="1A1A1A"/>
-                <w:sz w:val="16"/>
-              </w:rPr>
-              <w:t xml:space="preserve">    echo "[WARN] Menos de 20 GB libres ($RAM_LIBRE GB) — ejecutando limpieza"</w:t>
-            </w:r>
-          </w:p>
-          <w:p>
-            <w:pPr>
-              <w:spacing w:before="0" w:after="0"/>
-              <w:jc w:val="left"/>
-              <w:keepLines/>
-              <w:keepNext/>
-            </w:pPr>
-            <w:r>
-              <w:rPr>
-                <w:rFonts w:ascii="Courier New" w:hAnsi="Courier New"/>
-                <w:color w:val="1A1A1A"/>
-                <w:sz w:val="16"/>
-              </w:rPr>
-              <w:t xml:space="preserve">    docker stop kokoro-tts sd-webui 2&gt;/dev/null</w:t>
-            </w:r>
-          </w:p>
-          <w:p>
-            <w:pPr>
-              <w:spacing w:before="0" w:after="0"/>
-              <w:jc w:val="left"/>
-              <w:keepLines/>
-              <w:keepNext/>
-            </w:pPr>
-            <w:r>
-              <w:rPr>
-                <w:rFonts w:ascii="Courier New" w:hAnsi="Courier New"/>
-                <w:color w:val="1A1A1A"/>
-                <w:sz w:val="16"/>
-              </w:rPr>
-              <w:t xml:space="preserve">    sudo sync &amp;&amp; echo 3 | sudo tee /proc/sys/vm/drop_caches &gt; /dev/null</w:t>
-            </w:r>
-          </w:p>
-          <w:p>
-            <w:pPr>
-              <w:spacing w:before="0" w:after="0"/>
-              <w:jc w:val="left"/>
-              <w:keepLines/>
-              <w:keepNext/>
-            </w:pPr>
-            <w:r>
-              <w:rPr>
-                <w:rFonts w:ascii="Courier New" w:hAnsi="Courier New"/>
-                <w:color w:val="555555"/>
-                <w:sz w:val="16"/>
-              </w:rPr>
               <w:t xml:space="preserve">    sleep 2</w:t>
             </w:r>
           </w:p>
@@ -31533,6 +33446,7 @@
             <w:r>
               <w:rPr>
                 <w:rFonts w:ascii="Courier New" w:hAnsi="Courier New"/>
+                <w:i/>
                 <w:color w:val="555555"/>
                 <w:sz w:val="16"/>
               </w:rPr>
@@ -31552,10 +33466,11 @@
         <w:pStyle w:val="Endure-Subhead"/>
         <w:keepNext/>
         <w:spacing w:before="160" w:after="60"/>
+        <w:outlineLvl w:val="2"/>
       </w:pPr>
       <w:r>
         <w:rPr>
-          <w:sz w:val="18"/>
+          <w:sz w:val="22"/>
         </w:rPr>
         <w:t>32.15.2 Evaluación de Backend LLM para Generación de Scripts</w:t>
       </w:r>
@@ -31563,8 +33478,12 @@
     <w:p>
       <w:pPr>
         <w:pStyle w:val="Endure-FirstParagraphBodyText"/>
+        <w:spacing w:before="100" w:after="100"/>
       </w:pPr>
       <w:r>
+        <w:rPr>
+          <w:sz w:val="20"/>
+        </w:rPr>
         <w:t>El Agente 1 (generación de scripts) es el único que usa un LLM. Los scripts de video son cortos (~200 palabras), lo que limita la ventana de contexto necesaria:</w:t>
       </w:r>
     </w:p>
@@ -31582,20 +33501,38 @@
         <w:gridCol w:w="1630"/>
       </w:tblGrid>
       <w:tr>
+        <w:trPr>
+          <w:trHeight w:val="453" w:hRule="atLeast"/>
+          <w:tblHeader/>
+        </w:trPr>
         <w:tc>
           <w:tcPr>
             <w:tcW w:type="dxa" w:w="1630"/>
             <w:shd w:val="clear" w:color="auto" w:fill="1A5A6A"/>
+            <w:tcBorders>
+              <w:top w:val="single" w:sz="12" w:color="FFFFFF"/>
+              <w:left w:val="single" w:sz="12" w:color="FFFFFF"/>
+              <w:bottom w:val="single" w:sz="12" w:color="FFFFFF"/>
+              <w:right w:val="single" w:sz="12" w:color="FFFFFF"/>
+            </w:tcBorders>
+            <w:vAlign w:val="center"/>
+            <w:tcMar>
+              <w:top w:w="60" w:type="dxa"/>
+              <w:left w:w="120" w:type="dxa"/>
+              <w:bottom w:w="60" w:type="dxa"/>
+              <w:right w:w="80" w:type="dxa"/>
+            </w:tcMar>
           </w:tcPr>
           <w:p>
             <w:pPr>
+              <w:spacing w:before="0" w:after="0"/>
               <w:jc w:val="center"/>
             </w:pPr>
             <w:r>
               <w:rPr>
                 <w:b/>
                 <w:color w:val="FFFFFF"/>
-                <w:sz w:val="17"/>
+                <w:sz w:val="16"/>
               </w:rPr>
               <w:t>Backend</w:t>
             </w:r>
@@ -31605,16 +33542,30 @@
           <w:tcPr>
             <w:tcW w:type="dxa" w:w="1630"/>
             <w:shd w:val="clear" w:color="auto" w:fill="1A5A6A"/>
+            <w:tcBorders>
+              <w:top w:val="single" w:sz="12" w:color="FFFFFF"/>
+              <w:left w:val="single" w:sz="12" w:color="FFFFFF"/>
+              <w:bottom w:val="single" w:sz="12" w:color="FFFFFF"/>
+              <w:right w:val="single" w:sz="12" w:color="FFFFFF"/>
+            </w:tcBorders>
+            <w:vAlign w:val="center"/>
+            <w:tcMar>
+              <w:top w:w="60" w:type="dxa"/>
+              <w:left w:w="120" w:type="dxa"/>
+              <w:bottom w:w="60" w:type="dxa"/>
+              <w:right w:w="80" w:type="dxa"/>
+            </w:tcMar>
           </w:tcPr>
           <w:p>
             <w:pPr>
+              <w:spacing w:before="0" w:after="0"/>
               <w:jc w:val="center"/>
             </w:pPr>
             <w:r>
               <w:rPr>
                 <w:b/>
                 <w:color w:val="FFFFFF"/>
-                <w:sz w:val="17"/>
+                <w:sz w:val="16"/>
               </w:rPr>
               <w:t>Modelo recomendado</w:t>
             </w:r>
@@ -31624,16 +33575,30 @@
           <w:tcPr>
             <w:tcW w:type="dxa" w:w="1630"/>
             <w:shd w:val="clear" w:color="auto" w:fill="1A5A6A"/>
+            <w:tcBorders>
+              <w:top w:val="single" w:sz="12" w:color="FFFFFF"/>
+              <w:left w:val="single" w:sz="12" w:color="FFFFFF"/>
+              <w:bottom w:val="single" w:sz="12" w:color="FFFFFF"/>
+              <w:right w:val="single" w:sz="12" w:color="FFFFFF"/>
+            </w:tcBorders>
+            <w:vAlign w:val="center"/>
+            <w:tcMar>
+              <w:top w:w="60" w:type="dxa"/>
+              <w:left w:w="120" w:type="dxa"/>
+              <w:bottom w:w="60" w:type="dxa"/>
+              <w:right w:w="80" w:type="dxa"/>
+            </w:tcMar>
           </w:tcPr>
           <w:p>
             <w:pPr>
+              <w:spacing w:before="0" w:after="0"/>
               <w:jc w:val="center"/>
             </w:pPr>
             <w:r>
               <w:rPr>
                 <w:b/>
                 <w:color w:val="FFFFFF"/>
-                <w:sz w:val="17"/>
+                <w:sz w:val="16"/>
               </w:rPr>
               <w:t>VRAM</w:t>
             </w:r>
@@ -31643,16 +33608,30 @@
           <w:tcPr>
             <w:tcW w:type="dxa" w:w="1630"/>
             <w:shd w:val="clear" w:color="auto" w:fill="1A5A6A"/>
+            <w:tcBorders>
+              <w:top w:val="single" w:sz="12" w:color="FFFFFF"/>
+              <w:left w:val="single" w:sz="12" w:color="FFFFFF"/>
+              <w:bottom w:val="single" w:sz="12" w:color="FFFFFF"/>
+              <w:right w:val="single" w:sz="12" w:color="FFFFFF"/>
+            </w:tcBorders>
+            <w:vAlign w:val="center"/>
+            <w:tcMar>
+              <w:top w:w="60" w:type="dxa"/>
+              <w:left w:w="120" w:type="dxa"/>
+              <w:bottom w:w="60" w:type="dxa"/>
+              <w:right w:w="80" w:type="dxa"/>
+            </w:tcMar>
           </w:tcPr>
           <w:p>
             <w:pPr>
+              <w:spacing w:before="0" w:after="0"/>
               <w:jc w:val="center"/>
             </w:pPr>
             <w:r>
               <w:rPr>
                 <w:b/>
                 <w:color w:val="FFFFFF"/>
-                <w:sz w:val="17"/>
+                <w:sz w:val="16"/>
               </w:rPr>
               <w:t>Velocidad script (~200 palabras)</w:t>
             </w:r>
@@ -31662,16 +33641,30 @@
           <w:tcPr>
             <w:tcW w:type="dxa" w:w="1630"/>
             <w:shd w:val="clear" w:color="auto" w:fill="1A5A6A"/>
+            <w:tcBorders>
+              <w:top w:val="single" w:sz="12" w:color="FFFFFF"/>
+              <w:left w:val="single" w:sz="12" w:color="FFFFFF"/>
+              <w:bottom w:val="single" w:sz="12" w:color="FFFFFF"/>
+              <w:right w:val="single" w:sz="12" w:color="FFFFFF"/>
+            </w:tcBorders>
+            <w:vAlign w:val="center"/>
+            <w:tcMar>
+              <w:top w:w="60" w:type="dxa"/>
+              <w:left w:w="120" w:type="dxa"/>
+              <w:bottom w:w="60" w:type="dxa"/>
+              <w:right w:w="80" w:type="dxa"/>
+            </w:tcMar>
           </w:tcPr>
           <w:p>
             <w:pPr>
+              <w:spacing w:before="0" w:after="0"/>
               <w:jc w:val="center"/>
             </w:pPr>
             <w:r>
               <w:rPr>
                 <w:b/>
                 <w:color w:val="FFFFFF"/>
-                <w:sz w:val="17"/>
+                <w:sz w:val="16"/>
               </w:rPr>
               <w:t>Calidad</w:t>
             </w:r>
@@ -31679,15 +33672,35 @@
         </w:tc>
       </w:tr>
       <w:tr>
+        <w:trPr>
+          <w:trHeight w:val="283" w:hRule="atLeast"/>
+        </w:trPr>
         <w:tc>
           <w:tcPr>
             <w:tcW w:type="dxa" w:w="1630"/>
-            <w:shd w:val="clear" w:color="auto" w:fill="F8F8F8"/>
+            <w:shd w:val="clear" w:color="auto" w:fill="EAEAEA"/>
+            <w:tcBorders>
+              <w:top w:val="single" w:sz="12" w:color="FFFFFF"/>
+              <w:left w:val="single" w:sz="12" w:color="FFFFFF"/>
+              <w:bottom w:val="single" w:sz="12" w:color="FFFFFF"/>
+              <w:right w:val="single" w:sz="12" w:color="FFFFFF"/>
+            </w:tcBorders>
+            <w:vAlign w:val="center"/>
+            <w:tcMar>
+              <w:top w:w="40" w:type="dxa"/>
+              <w:left w:w="120" w:type="dxa"/>
+              <w:bottom w:w="40" w:type="dxa"/>
+              <w:right w:w="80" w:type="dxa"/>
+            </w:tcMar>
           </w:tcPr>
           <w:p>
-            <w:r>
-              <w:rPr>
-                <w:sz w:val="17"/>
+            <w:pPr>
+              <w:spacing w:before="0" w:after="0"/>
+              <w:jc w:val="center"/>
+            </w:pPr>
+            <w:r>
+              <w:rPr>
+                <w:sz w:val="16"/>
               </w:rPr>
               <w:t>Ollama (actual)</w:t>
             </w:r>
@@ -31696,12 +33709,29 @@
         <w:tc>
           <w:tcPr>
             <w:tcW w:type="dxa" w:w="1630"/>
-            <w:shd w:val="clear" w:color="auto" w:fill="F8F8F8"/>
+            <w:shd w:val="clear" w:color="auto" w:fill="EAEAEA"/>
+            <w:tcBorders>
+              <w:top w:val="single" w:sz="12" w:color="FFFFFF"/>
+              <w:left w:val="single" w:sz="12" w:color="FFFFFF"/>
+              <w:bottom w:val="single" w:sz="12" w:color="FFFFFF"/>
+              <w:right w:val="single" w:sz="12" w:color="FFFFFF"/>
+            </w:tcBorders>
+            <w:vAlign w:val="center"/>
+            <w:tcMar>
+              <w:top w:w="40" w:type="dxa"/>
+              <w:left w:w="120" w:type="dxa"/>
+              <w:bottom w:w="40" w:type="dxa"/>
+              <w:right w:w="80" w:type="dxa"/>
+            </w:tcMar>
           </w:tcPr>
           <w:p>
-            <w:r>
-              <w:rPr>
-                <w:sz w:val="17"/>
+            <w:pPr>
+              <w:spacing w:before="0" w:after="0"/>
+              <w:jc w:val="center"/>
+            </w:pPr>
+            <w:r>
+              <w:rPr>
+                <w:sz w:val="16"/>
               </w:rPr>
               <w:t>Qwen3.5-4B</w:t>
             </w:r>
@@ -31710,12 +33740,29 @@
         <w:tc>
           <w:tcPr>
             <w:tcW w:type="dxa" w:w="1630"/>
-            <w:shd w:val="clear" w:color="auto" w:fill="F8F8F8"/>
+            <w:shd w:val="clear" w:color="auto" w:fill="EAEAEA"/>
+            <w:tcBorders>
+              <w:top w:val="single" w:sz="12" w:color="FFFFFF"/>
+              <w:left w:val="single" w:sz="12" w:color="FFFFFF"/>
+              <w:bottom w:val="single" w:sz="12" w:color="FFFFFF"/>
+              <w:right w:val="single" w:sz="12" w:color="FFFFFF"/>
+            </w:tcBorders>
+            <w:vAlign w:val="center"/>
+            <w:tcMar>
+              <w:top w:w="40" w:type="dxa"/>
+              <w:left w:w="120" w:type="dxa"/>
+              <w:bottom w:w="40" w:type="dxa"/>
+              <w:right w:w="80" w:type="dxa"/>
+            </w:tcMar>
           </w:tcPr>
           <w:p>
-            <w:r>
-              <w:rPr>
-                <w:sz w:val="17"/>
+            <w:pPr>
+              <w:spacing w:before="0" w:after="0"/>
+              <w:jc w:val="center"/>
+            </w:pPr>
+            <w:r>
+              <w:rPr>
+                <w:sz w:val="16"/>
               </w:rPr>
               <w:t>~5 GB</w:t>
             </w:r>
@@ -31724,12 +33771,29 @@
         <w:tc>
           <w:tcPr>
             <w:tcW w:type="dxa" w:w="1630"/>
-            <w:shd w:val="clear" w:color="auto" w:fill="F8F8F8"/>
+            <w:shd w:val="clear" w:color="auto" w:fill="EAEAEA"/>
+            <w:tcBorders>
+              <w:top w:val="single" w:sz="12" w:color="FFFFFF"/>
+              <w:left w:val="single" w:sz="12" w:color="FFFFFF"/>
+              <w:bottom w:val="single" w:sz="12" w:color="FFFFFF"/>
+              <w:right w:val="single" w:sz="12" w:color="FFFFFF"/>
+            </w:tcBorders>
+            <w:vAlign w:val="center"/>
+            <w:tcMar>
+              <w:top w:w="40" w:type="dxa"/>
+              <w:left w:w="120" w:type="dxa"/>
+              <w:bottom w:w="40" w:type="dxa"/>
+              <w:right w:w="80" w:type="dxa"/>
+            </w:tcMar>
           </w:tcPr>
           <w:p>
-            <w:r>
-              <w:rPr>
-                <w:sz w:val="17"/>
+            <w:pPr>
+              <w:spacing w:before="0" w:after="0"/>
+              <w:jc w:val="center"/>
+            </w:pPr>
+            <w:r>
+              <w:rPr>
+                <w:sz w:val="16"/>
               </w:rPr>
               <w:t>~15–25 seg</w:t>
             </w:r>
@@ -31738,12 +33802,29 @@
         <w:tc>
           <w:tcPr>
             <w:tcW w:type="dxa" w:w="1630"/>
-            <w:shd w:val="clear" w:color="auto" w:fill="F8F8F8"/>
+            <w:shd w:val="clear" w:color="auto" w:fill="EAEAEA"/>
+            <w:tcBorders>
+              <w:top w:val="single" w:sz="12" w:color="FFFFFF"/>
+              <w:left w:val="single" w:sz="12" w:color="FFFFFF"/>
+              <w:bottom w:val="single" w:sz="12" w:color="FFFFFF"/>
+              <w:right w:val="single" w:sz="12" w:color="FFFFFF"/>
+            </w:tcBorders>
+            <w:vAlign w:val="center"/>
+            <w:tcMar>
+              <w:top w:w="40" w:type="dxa"/>
+              <w:left w:w="120" w:type="dxa"/>
+              <w:bottom w:w="40" w:type="dxa"/>
+              <w:right w:w="80" w:type="dxa"/>
+            </w:tcMar>
           </w:tcPr>
           <w:p>
-            <w:r>
-              <w:rPr>
-                <w:sz w:val="17"/>
+            <w:pPr>
+              <w:spacing w:before="0" w:after="0"/>
+              <w:jc w:val="center"/>
+            </w:pPr>
+            <w:r>
+              <w:rPr>
+                <w:sz w:val="16"/>
               </w:rPr>
               <w:t>Alta</w:t>
             </w:r>
@@ -31751,15 +33832,35 @@
         </w:tc>
       </w:tr>
       <w:tr>
+        <w:trPr>
+          <w:trHeight w:val="283" w:hRule="atLeast"/>
+        </w:trPr>
         <w:tc>
           <w:tcPr>
             <w:tcW w:type="dxa" w:w="1630"/>
-            <w:shd w:val="clear" w:color="auto" w:fill="FFFFFF"/>
+            <w:shd w:val="clear" w:color="auto" w:fill="EAEAEA"/>
+            <w:tcBorders>
+              <w:top w:val="single" w:sz="12" w:color="FFFFFF"/>
+              <w:left w:val="single" w:sz="12" w:color="FFFFFF"/>
+              <w:bottom w:val="single" w:sz="12" w:color="FFFFFF"/>
+              <w:right w:val="single" w:sz="12" w:color="FFFFFF"/>
+            </w:tcBorders>
+            <w:vAlign w:val="center"/>
+            <w:tcMar>
+              <w:top w:w="40" w:type="dxa"/>
+              <w:left w:w="120" w:type="dxa"/>
+              <w:bottom w:w="40" w:type="dxa"/>
+              <w:right w:w="80" w:type="dxa"/>
+            </w:tcMar>
           </w:tcPr>
           <w:p>
-            <w:r>
-              <w:rPr>
-                <w:sz w:val="17"/>
+            <w:pPr>
+              <w:spacing w:before="0" w:after="0"/>
+              <w:jc w:val="center"/>
+            </w:pPr>
+            <w:r>
+              <w:rPr>
+                <w:sz w:val="16"/>
               </w:rPr>
               <w:t>llama.cpp</w:t>
             </w:r>
@@ -31768,12 +33869,29 @@
         <w:tc>
           <w:tcPr>
             <w:tcW w:type="dxa" w:w="1630"/>
-            <w:shd w:val="clear" w:color="auto" w:fill="FFFFFF"/>
+            <w:shd w:val="clear" w:color="auto" w:fill="EAEAEA"/>
+            <w:tcBorders>
+              <w:top w:val="single" w:sz="12" w:color="FFFFFF"/>
+              <w:left w:val="single" w:sz="12" w:color="FFFFFF"/>
+              <w:bottom w:val="single" w:sz="12" w:color="FFFFFF"/>
+              <w:right w:val="single" w:sz="12" w:color="FFFFFF"/>
+            </w:tcBorders>
+            <w:vAlign w:val="center"/>
+            <w:tcMar>
+              <w:top w:w="40" w:type="dxa"/>
+              <w:left w:w="120" w:type="dxa"/>
+              <w:bottom w:w="40" w:type="dxa"/>
+              <w:right w:w="80" w:type="dxa"/>
+            </w:tcMar>
           </w:tcPr>
           <w:p>
-            <w:r>
-              <w:rPr>
-                <w:sz w:val="17"/>
+            <w:pPr>
+              <w:spacing w:before="0" w:after="0"/>
+              <w:jc w:val="center"/>
+            </w:pPr>
+            <w:r>
+              <w:rPr>
+                <w:sz w:val="16"/>
               </w:rPr>
               <w:t>Qwen3.5-4B Q4_K_M</w:t>
             </w:r>
@@ -31782,12 +33900,29 @@
         <w:tc>
           <w:tcPr>
             <w:tcW w:type="dxa" w:w="1630"/>
-            <w:shd w:val="clear" w:color="auto" w:fill="FFFFFF"/>
+            <w:shd w:val="clear" w:color="auto" w:fill="EAEAEA"/>
+            <w:tcBorders>
+              <w:top w:val="single" w:sz="12" w:color="FFFFFF"/>
+              <w:left w:val="single" w:sz="12" w:color="FFFFFF"/>
+              <w:bottom w:val="single" w:sz="12" w:color="FFFFFF"/>
+              <w:right w:val="single" w:sz="12" w:color="FFFFFF"/>
+            </w:tcBorders>
+            <w:vAlign w:val="center"/>
+            <w:tcMar>
+              <w:top w:w="40" w:type="dxa"/>
+              <w:left w:w="120" w:type="dxa"/>
+              <w:bottom w:w="40" w:type="dxa"/>
+              <w:right w:w="80" w:type="dxa"/>
+            </w:tcMar>
           </w:tcPr>
           <w:p>
-            <w:r>
-              <w:rPr>
-                <w:sz w:val="17"/>
+            <w:pPr>
+              <w:spacing w:before="0" w:after="0"/>
+              <w:jc w:val="center"/>
+            </w:pPr>
+            <w:r>
+              <w:rPr>
+                <w:sz w:val="16"/>
               </w:rPr>
               <w:t>~2.5 GB</w:t>
             </w:r>
@@ -31796,12 +33931,29 @@
         <w:tc>
           <w:tcPr>
             <w:tcW w:type="dxa" w:w="1630"/>
-            <w:shd w:val="clear" w:color="auto" w:fill="FFFFFF"/>
+            <w:shd w:val="clear" w:color="auto" w:fill="EAEAEA"/>
+            <w:tcBorders>
+              <w:top w:val="single" w:sz="12" w:color="FFFFFF"/>
+              <w:left w:val="single" w:sz="12" w:color="FFFFFF"/>
+              <w:bottom w:val="single" w:sz="12" w:color="FFFFFF"/>
+              <w:right w:val="single" w:sz="12" w:color="FFFFFF"/>
+            </w:tcBorders>
+            <w:vAlign w:val="center"/>
+            <w:tcMar>
+              <w:top w:w="40" w:type="dxa"/>
+              <w:left w:w="120" w:type="dxa"/>
+              <w:bottom w:w="40" w:type="dxa"/>
+              <w:right w:w="80" w:type="dxa"/>
+            </w:tcMar>
           </w:tcPr>
           <w:p>
-            <w:r>
-              <w:rPr>
-                <w:sz w:val="17"/>
+            <w:pPr>
+              <w:spacing w:before="0" w:after="0"/>
+              <w:jc w:val="center"/>
+            </w:pPr>
+            <w:r>
+              <w:rPr>
+                <w:sz w:val="16"/>
               </w:rPr>
               <w:t>~8–12 seg</w:t>
             </w:r>
@@ -31810,12 +33962,29 @@
         <w:tc>
           <w:tcPr>
             <w:tcW w:type="dxa" w:w="1630"/>
-            <w:shd w:val="clear" w:color="auto" w:fill="FFFFFF"/>
+            <w:shd w:val="clear" w:color="auto" w:fill="EAEAEA"/>
+            <w:tcBorders>
+              <w:top w:val="single" w:sz="12" w:color="FFFFFF"/>
+              <w:left w:val="single" w:sz="12" w:color="FFFFFF"/>
+              <w:bottom w:val="single" w:sz="12" w:color="FFFFFF"/>
+              <w:right w:val="single" w:sz="12" w:color="FFFFFF"/>
+            </w:tcBorders>
+            <w:vAlign w:val="center"/>
+            <w:tcMar>
+              <w:top w:w="40" w:type="dxa"/>
+              <w:left w:w="120" w:type="dxa"/>
+              <w:bottom w:w="40" w:type="dxa"/>
+              <w:right w:w="80" w:type="dxa"/>
+            </w:tcMar>
           </w:tcPr>
           <w:p>
-            <w:r>
-              <w:rPr>
-                <w:sz w:val="17"/>
+            <w:pPr>
+              <w:spacing w:before="0" w:after="0"/>
+              <w:jc w:val="center"/>
+            </w:pPr>
+            <w:r>
+              <w:rPr>
+                <w:sz w:val="16"/>
               </w:rPr>
               <w:t>Alta</w:t>
             </w:r>
@@ -31823,15 +33992,35 @@
         </w:tc>
       </w:tr>
       <w:tr>
+        <w:trPr>
+          <w:trHeight w:val="283" w:hRule="atLeast"/>
+        </w:trPr>
         <w:tc>
           <w:tcPr>
             <w:tcW w:type="dxa" w:w="1630"/>
-            <w:shd w:val="clear" w:color="auto" w:fill="F8F8F8"/>
+            <w:shd w:val="clear" w:color="auto" w:fill="EAEAEA"/>
+            <w:tcBorders>
+              <w:top w:val="single" w:sz="12" w:color="FFFFFF"/>
+              <w:left w:val="single" w:sz="12" w:color="FFFFFF"/>
+              <w:bottom w:val="single" w:sz="12" w:color="FFFFFF"/>
+              <w:right w:val="single" w:sz="12" w:color="FFFFFF"/>
+            </w:tcBorders>
+            <w:vAlign w:val="center"/>
+            <w:tcMar>
+              <w:top w:w="40" w:type="dxa"/>
+              <w:left w:w="120" w:type="dxa"/>
+              <w:bottom w:w="40" w:type="dxa"/>
+              <w:right w:w="80" w:type="dxa"/>
+            </w:tcMar>
           </w:tcPr>
           <w:p>
-            <w:r>
-              <w:rPr>
-                <w:sz w:val="17"/>
+            <w:pPr>
+              <w:spacing w:before="0" w:after="0"/>
+              <w:jc w:val="center"/>
+            </w:pPr>
+            <w:r>
+              <w:rPr>
+                <w:sz w:val="16"/>
               </w:rPr>
               <w:t>llama.cpp</w:t>
             </w:r>
@@ -31840,12 +34029,29 @@
         <w:tc>
           <w:tcPr>
             <w:tcW w:type="dxa" w:w="1630"/>
-            <w:shd w:val="clear" w:color="auto" w:fill="F8F8F8"/>
+            <w:shd w:val="clear" w:color="auto" w:fill="EAEAEA"/>
+            <w:tcBorders>
+              <w:top w:val="single" w:sz="12" w:color="FFFFFF"/>
+              <w:left w:val="single" w:sz="12" w:color="FFFFFF"/>
+              <w:bottom w:val="single" w:sz="12" w:color="FFFFFF"/>
+              <w:right w:val="single" w:sz="12" w:color="FFFFFF"/>
+            </w:tcBorders>
+            <w:vAlign w:val="center"/>
+            <w:tcMar>
+              <w:top w:w="40" w:type="dxa"/>
+              <w:left w:w="120" w:type="dxa"/>
+              <w:bottom w:w="40" w:type="dxa"/>
+              <w:right w:w="80" w:type="dxa"/>
+            </w:tcMar>
           </w:tcPr>
           <w:p>
-            <w:r>
-              <w:rPr>
-                <w:sz w:val="17"/>
+            <w:pPr>
+              <w:spacing w:before="0" w:after="0"/>
+              <w:jc w:val="center"/>
+            </w:pPr>
+            <w:r>
+              <w:rPr>
+                <w:sz w:val="16"/>
               </w:rPr>
               <w:t>Mistral-7B Q4_K_M</w:t>
             </w:r>
@@ -31854,12 +34060,29 @@
         <w:tc>
           <w:tcPr>
             <w:tcW w:type="dxa" w:w="1630"/>
-            <w:shd w:val="clear" w:color="auto" w:fill="F8F8F8"/>
+            <w:shd w:val="clear" w:color="auto" w:fill="EAEAEA"/>
+            <w:tcBorders>
+              <w:top w:val="single" w:sz="12" w:color="FFFFFF"/>
+              <w:left w:val="single" w:sz="12" w:color="FFFFFF"/>
+              <w:bottom w:val="single" w:sz="12" w:color="FFFFFF"/>
+              <w:right w:val="single" w:sz="12" w:color="FFFFFF"/>
+            </w:tcBorders>
+            <w:vAlign w:val="center"/>
+            <w:tcMar>
+              <w:top w:w="40" w:type="dxa"/>
+              <w:left w:w="120" w:type="dxa"/>
+              <w:bottom w:w="40" w:type="dxa"/>
+              <w:right w:w="80" w:type="dxa"/>
+            </w:tcMar>
           </w:tcPr>
           <w:p>
-            <w:r>
-              <w:rPr>
-                <w:sz w:val="17"/>
+            <w:pPr>
+              <w:spacing w:before="0" w:after="0"/>
+              <w:jc w:val="center"/>
+            </w:pPr>
+            <w:r>
+              <w:rPr>
+                <w:sz w:val="16"/>
               </w:rPr>
               <w:t>~4 GB</w:t>
             </w:r>
@@ -31868,12 +34091,29 @@
         <w:tc>
           <w:tcPr>
             <w:tcW w:type="dxa" w:w="1630"/>
-            <w:shd w:val="clear" w:color="auto" w:fill="F8F8F8"/>
+            <w:shd w:val="clear" w:color="auto" w:fill="EAEAEA"/>
+            <w:tcBorders>
+              <w:top w:val="single" w:sz="12" w:color="FFFFFF"/>
+              <w:left w:val="single" w:sz="12" w:color="FFFFFF"/>
+              <w:bottom w:val="single" w:sz="12" w:color="FFFFFF"/>
+              <w:right w:val="single" w:sz="12" w:color="FFFFFF"/>
+            </w:tcBorders>
+            <w:vAlign w:val="center"/>
+            <w:tcMar>
+              <w:top w:w="40" w:type="dxa"/>
+              <w:left w:w="120" w:type="dxa"/>
+              <w:bottom w:w="40" w:type="dxa"/>
+              <w:right w:w="80" w:type="dxa"/>
+            </w:tcMar>
           </w:tcPr>
           <w:p>
-            <w:r>
-              <w:rPr>
-                <w:sz w:val="17"/>
+            <w:pPr>
+              <w:spacing w:before="0" w:after="0"/>
+              <w:jc w:val="center"/>
+            </w:pPr>
+            <w:r>
+              <w:rPr>
+                <w:sz w:val="16"/>
               </w:rPr>
               <w:t>~12–18 seg</w:t>
             </w:r>
@@ -31882,12 +34122,29 @@
         <w:tc>
           <w:tcPr>
             <w:tcW w:type="dxa" w:w="1630"/>
-            <w:shd w:val="clear" w:color="auto" w:fill="F8F8F8"/>
+            <w:shd w:val="clear" w:color="auto" w:fill="EAEAEA"/>
+            <w:tcBorders>
+              <w:top w:val="single" w:sz="12" w:color="FFFFFF"/>
+              <w:left w:val="single" w:sz="12" w:color="FFFFFF"/>
+              <w:bottom w:val="single" w:sz="12" w:color="FFFFFF"/>
+              <w:right w:val="single" w:sz="12" w:color="FFFFFF"/>
+            </w:tcBorders>
+            <w:vAlign w:val="center"/>
+            <w:tcMar>
+              <w:top w:w="40" w:type="dxa"/>
+              <w:left w:w="120" w:type="dxa"/>
+              <w:bottom w:w="40" w:type="dxa"/>
+              <w:right w:w="80" w:type="dxa"/>
+            </w:tcMar>
           </w:tcPr>
           <w:p>
-            <w:r>
-              <w:rPr>
-                <w:sz w:val="17"/>
+            <w:pPr>
+              <w:spacing w:before="0" w:after="0"/>
+              <w:jc w:val="center"/>
+            </w:pPr>
+            <w:r>
+              <w:rPr>
+                <w:sz w:val="16"/>
               </w:rPr>
               <w:t>Alta</w:t>
             </w:r>
@@ -31895,15 +34152,35 @@
         </w:tc>
       </w:tr>
       <w:tr>
+        <w:trPr>
+          <w:trHeight w:val="283" w:hRule="atLeast"/>
+        </w:trPr>
         <w:tc>
           <w:tcPr>
             <w:tcW w:type="dxa" w:w="1630"/>
-            <w:shd w:val="clear" w:color="auto" w:fill="FFFFFF"/>
+            <w:shd w:val="clear" w:color="auto" w:fill="EAEAEA"/>
+            <w:tcBorders>
+              <w:top w:val="single" w:sz="12" w:color="FFFFFF"/>
+              <w:left w:val="single" w:sz="12" w:color="FFFFFF"/>
+              <w:bottom w:val="single" w:sz="12" w:color="FFFFFF"/>
+              <w:right w:val="single" w:sz="12" w:color="FFFFFF"/>
+            </w:tcBorders>
+            <w:vAlign w:val="center"/>
+            <w:tcMar>
+              <w:top w:w="40" w:type="dxa"/>
+              <w:left w:w="120" w:type="dxa"/>
+              <w:bottom w:w="40" w:type="dxa"/>
+              <w:right w:w="80" w:type="dxa"/>
+            </w:tcMar>
           </w:tcPr>
           <w:p>
-            <w:r>
-              <w:rPr>
-                <w:sz w:val="17"/>
+            <w:pPr>
+              <w:spacing w:before="0" w:after="0"/>
+              <w:jc w:val="center"/>
+            </w:pPr>
+            <w:r>
+              <w:rPr>
+                <w:sz w:val="16"/>
               </w:rPr>
               <w:t>vLLM</w:t>
             </w:r>
@@ -31912,12 +34189,29 @@
         <w:tc>
           <w:tcPr>
             <w:tcW w:type="dxa" w:w="1630"/>
-            <w:shd w:val="clear" w:color="auto" w:fill="FFFFFF"/>
+            <w:shd w:val="clear" w:color="auto" w:fill="EAEAEA"/>
+            <w:tcBorders>
+              <w:top w:val="single" w:sz="12" w:color="FFFFFF"/>
+              <w:left w:val="single" w:sz="12" w:color="FFFFFF"/>
+              <w:bottom w:val="single" w:sz="12" w:color="FFFFFF"/>
+              <w:right w:val="single" w:sz="12" w:color="FFFFFF"/>
+            </w:tcBorders>
+            <w:vAlign w:val="center"/>
+            <w:tcMar>
+              <w:top w:w="40" w:type="dxa"/>
+              <w:left w:w="120" w:type="dxa"/>
+              <w:bottom w:w="40" w:type="dxa"/>
+              <w:right w:w="80" w:type="dxa"/>
+            </w:tcMar>
           </w:tcPr>
           <w:p>
-            <w:r>
-              <w:rPr>
-                <w:sz w:val="17"/>
+            <w:pPr>
+              <w:spacing w:before="0" w:after="0"/>
+              <w:jc w:val="center"/>
+            </w:pPr>
+            <w:r>
+              <w:rPr>
+                <w:sz w:val="16"/>
               </w:rPr>
               <w:t>Qwen3.5-7B</w:t>
             </w:r>
@@ -31926,12 +34220,29 @@
         <w:tc>
           <w:tcPr>
             <w:tcW w:type="dxa" w:w="1630"/>
-            <w:shd w:val="clear" w:color="auto" w:fill="FFFFFF"/>
+            <w:shd w:val="clear" w:color="auto" w:fill="EAEAEA"/>
+            <w:tcBorders>
+              <w:top w:val="single" w:sz="12" w:color="FFFFFF"/>
+              <w:left w:val="single" w:sz="12" w:color="FFFFFF"/>
+              <w:bottom w:val="single" w:sz="12" w:color="FFFFFF"/>
+              <w:right w:val="single" w:sz="12" w:color="FFFFFF"/>
+            </w:tcBorders>
+            <w:vAlign w:val="center"/>
+            <w:tcMar>
+              <w:top w:w="40" w:type="dxa"/>
+              <w:left w:w="120" w:type="dxa"/>
+              <w:bottom w:w="40" w:type="dxa"/>
+              <w:right w:w="80" w:type="dxa"/>
+            </w:tcMar>
           </w:tcPr>
           <w:p>
-            <w:r>
-              <w:rPr>
-                <w:sz w:val="17"/>
+            <w:pPr>
+              <w:spacing w:before="0" w:after="0"/>
+              <w:jc w:val="center"/>
+            </w:pPr>
+            <w:r>
+              <w:rPr>
+                <w:sz w:val="16"/>
               </w:rPr>
               <w:t>~7 GB</w:t>
             </w:r>
@@ -31940,12 +34251,29 @@
         <w:tc>
           <w:tcPr>
             <w:tcW w:type="dxa" w:w="1630"/>
-            <w:shd w:val="clear" w:color="auto" w:fill="FFFFFF"/>
+            <w:shd w:val="clear" w:color="auto" w:fill="EAEAEA"/>
+            <w:tcBorders>
+              <w:top w:val="single" w:sz="12" w:color="FFFFFF"/>
+              <w:left w:val="single" w:sz="12" w:color="FFFFFF"/>
+              <w:bottom w:val="single" w:sz="12" w:color="FFFFFF"/>
+              <w:right w:val="single" w:sz="12" w:color="FFFFFF"/>
+            </w:tcBorders>
+            <w:vAlign w:val="center"/>
+            <w:tcMar>
+              <w:top w:w="40" w:type="dxa"/>
+              <w:left w:w="120" w:type="dxa"/>
+              <w:bottom w:w="40" w:type="dxa"/>
+              <w:right w:w="80" w:type="dxa"/>
+            </w:tcMar>
           </w:tcPr>
           <w:p>
-            <w:r>
-              <w:rPr>
-                <w:sz w:val="17"/>
+            <w:pPr>
+              <w:spacing w:before="0" w:after="0"/>
+              <w:jc w:val="center"/>
+            </w:pPr>
+            <w:r>
+              <w:rPr>
+                <w:sz w:val="16"/>
               </w:rPr>
               <w:t>~20 seg (startup alto)</w:t>
             </w:r>
@@ -31954,12 +34282,29 @@
         <w:tc>
           <w:tcPr>
             <w:tcW w:type="dxa" w:w="1630"/>
-            <w:shd w:val="clear" w:color="auto" w:fill="FFFFFF"/>
+            <w:shd w:val="clear" w:color="auto" w:fill="EAEAEA"/>
+            <w:tcBorders>
+              <w:top w:val="single" w:sz="12" w:color="FFFFFF"/>
+              <w:left w:val="single" w:sz="12" w:color="FFFFFF"/>
+              <w:bottom w:val="single" w:sz="12" w:color="FFFFFF"/>
+              <w:right w:val="single" w:sz="12" w:color="FFFFFF"/>
+            </w:tcBorders>
+            <w:vAlign w:val="center"/>
+            <w:tcMar>
+              <w:top w:w="40" w:type="dxa"/>
+              <w:left w:w="120" w:type="dxa"/>
+              <w:bottom w:w="40" w:type="dxa"/>
+              <w:right w:w="80" w:type="dxa"/>
+            </w:tcMar>
           </w:tcPr>
           <w:p>
-            <w:r>
-              <w:rPr>
-                <w:sz w:val="17"/>
+            <w:pPr>
+              <w:spacing w:before="0" w:after="0"/>
+              <w:jc w:val="center"/>
+            </w:pPr>
+            <w:r>
+              <w:rPr>
+                <w:sz w:val="16"/>
               </w:rPr>
               <w:t>Muy Alta</w:t>
             </w:r>
@@ -32027,10 +34372,12 @@
     <w:p>
       <w:pPr>
         <w:pStyle w:val="Endure-ChapterBodyText"/>
+        <w:spacing w:before="100" w:after="100"/>
       </w:pPr>
       <w:r>
         <w:rPr>
           <w:b/>
+          <w:sz w:val="20"/>
         </w:rPr>
         <w:t>Configurar llama.cpp como reemplazo de Ollama (Agente 1):</w:t>
       </w:r>
@@ -32048,7 +34395,7 @@
         <w:tc>
           <w:tcPr>
             <w:tcW w:type="dxa" w:w="8152"/>
-            <w:shd w:val="clear" w:color="auto" w:fill="F2F2F2"/>
+            <w:shd w:val="clear" w:color="auto" w:fill="EAEAEA"/>
             <w:tcBorders>
               <w:left w:val="thick" w:sz="24" w:color="1A5A6A"/>
             </w:tcBorders>
@@ -32086,6 +34433,7 @@
             <w:r>
               <w:rPr>
                 <w:rFonts w:ascii="Courier New" w:hAnsi="Courier New"/>
+                <w:i/>
                 <w:color w:val="555555"/>
                 <w:sz w:val="16"/>
               </w:rPr>
@@ -32102,6 +34450,7 @@
             <w:r>
               <w:rPr>
                 <w:rFonts w:ascii="Courier New" w:hAnsi="Courier New"/>
+                <w:i/>
                 <w:color w:val="555555"/>
                 <w:sz w:val="16"/>
               </w:rPr>
@@ -32118,6 +34467,7 @@
             <w:r>
               <w:rPr>
                 <w:rFonts w:ascii="Courier New" w:hAnsi="Courier New"/>
+                <w:i/>
                 <w:color w:val="555555"/>
                 <w:sz w:val="16"/>
               </w:rPr>
@@ -32166,6 +34516,7 @@
             <w:r>
               <w:rPr>
                 <w:rFonts w:ascii="Courier New" w:hAnsi="Courier New"/>
+                <w:i/>
                 <w:color w:val="555555"/>
                 <w:sz w:val="16"/>
               </w:rPr>
@@ -32182,6 +34533,7 @@
             <w:r>
               <w:rPr>
                 <w:rFonts w:ascii="Courier New" w:hAnsi="Courier New"/>
+                <w:i/>
                 <w:color w:val="555555"/>
                 <w:sz w:val="16"/>
               </w:rPr>
@@ -32198,6 +34550,7 @@
             <w:r>
               <w:rPr>
                 <w:rFonts w:ascii="Courier New" w:hAnsi="Courier New"/>
+                <w:i/>
                 <w:color w:val="555555"/>
                 <w:sz w:val="16"/>
               </w:rPr>
@@ -32214,6 +34567,7 @@
             <w:r>
               <w:rPr>
                 <w:rFonts w:ascii="Courier New" w:hAnsi="Courier New"/>
+                <w:i/>
                 <w:color w:val="555555"/>
                 <w:sz w:val="16"/>
               </w:rPr>
@@ -32230,6 +34584,7 @@
             <w:r>
               <w:rPr>
                 <w:rFonts w:ascii="Courier New" w:hAnsi="Courier New"/>
+                <w:i/>
                 <w:color w:val="555555"/>
                 <w:sz w:val="16"/>
               </w:rPr>
@@ -32246,6 +34601,7 @@
             <w:r>
               <w:rPr>
                 <w:rFonts w:ascii="Courier New" w:hAnsi="Courier New"/>
+                <w:i/>
                 <w:color w:val="555555"/>
                 <w:sz w:val="16"/>
               </w:rPr>
@@ -32311,6 +34667,7 @@
             <w:r>
               <w:rPr>
                 <w:rFonts w:ascii="Courier New" w:hAnsi="Courier New"/>
+                <w:i/>
                 <w:color w:val="555555"/>
                 <w:sz w:val="16"/>
               </w:rPr>
@@ -32330,10 +34687,11 @@
         <w:pStyle w:val="Endure-Subhead"/>
         <w:keepNext/>
         <w:spacing w:before="160" w:after="60"/>
+        <w:outlineLvl w:val="2"/>
       </w:pPr>
       <w:r>
         <w:rPr>
-          <w:sz w:val="18"/>
+          <w:sz w:val="22"/>
         </w:rPr>
         <w:t>32.15.3 Extensión a Otros Tipos de Canal</w:t>
       </w:r>
@@ -32341,8 +34699,12 @@
     <w:p>
       <w:pPr>
         <w:pStyle w:val="Endure-FirstParagraphBodyText"/>
+        <w:spacing w:before="100" w:after="100"/>
       </w:pPr>
       <w:r>
+        <w:rPr>
+          <w:sz w:val="20"/>
+        </w:rPr>
         <w:t>La arquitectura es completamente adaptable. Solo es necesario cambiar el Agente 1 (generador de scripts) y la parrilla de contenidos en Google Sheets:</w:t>
       </w:r>
     </w:p>
@@ -32358,20 +34720,38 @@
         <w:gridCol w:w="2717"/>
       </w:tblGrid>
       <w:tr>
+        <w:trPr>
+          <w:trHeight w:val="453" w:hRule="atLeast"/>
+          <w:tblHeader/>
+        </w:trPr>
         <w:tc>
           <w:tcPr>
             <w:tcW w:type="dxa" w:w="2717"/>
             <w:shd w:val="clear" w:color="auto" w:fill="1A5A6A"/>
+            <w:tcBorders>
+              <w:top w:val="single" w:sz="12" w:color="FFFFFF"/>
+              <w:left w:val="single" w:sz="12" w:color="FFFFFF"/>
+              <w:bottom w:val="single" w:sz="12" w:color="FFFFFF"/>
+              <w:right w:val="single" w:sz="12" w:color="FFFFFF"/>
+            </w:tcBorders>
+            <w:vAlign w:val="center"/>
+            <w:tcMar>
+              <w:top w:w="60" w:type="dxa"/>
+              <w:left w:w="120" w:type="dxa"/>
+              <w:bottom w:w="60" w:type="dxa"/>
+              <w:right w:w="80" w:type="dxa"/>
+            </w:tcMar>
           </w:tcPr>
           <w:p>
             <w:pPr>
+              <w:spacing w:before="0" w:after="0"/>
               <w:jc w:val="center"/>
             </w:pPr>
             <w:r>
               <w:rPr>
                 <w:b/>
                 <w:color w:val="FFFFFF"/>
-                <w:sz w:val="17"/>
+                <w:sz w:val="16"/>
               </w:rPr>
               <w:t>Tipo de canal</w:t>
             </w:r>
@@ -32381,16 +34761,30 @@
           <w:tcPr>
             <w:tcW w:type="dxa" w:w="2717"/>
             <w:shd w:val="clear" w:color="auto" w:fill="1A5A6A"/>
+            <w:tcBorders>
+              <w:top w:val="single" w:sz="12" w:color="FFFFFF"/>
+              <w:left w:val="single" w:sz="12" w:color="FFFFFF"/>
+              <w:bottom w:val="single" w:sz="12" w:color="FFFFFF"/>
+              <w:right w:val="single" w:sz="12" w:color="FFFFFF"/>
+            </w:tcBorders>
+            <w:vAlign w:val="center"/>
+            <w:tcMar>
+              <w:top w:w="60" w:type="dxa"/>
+              <w:left w:w="120" w:type="dxa"/>
+              <w:bottom w:w="60" w:type="dxa"/>
+              <w:right w:w="80" w:type="dxa"/>
+            </w:tcMar>
           </w:tcPr>
           <w:p>
             <w:pPr>
+              <w:spacing w:before="0" w:after="0"/>
               <w:jc w:val="center"/>
             </w:pPr>
             <w:r>
               <w:rPr>
                 <w:b/>
                 <w:color w:val="FFFFFF"/>
-                <w:sz w:val="17"/>
+                <w:sz w:val="16"/>
               </w:rPr>
               <w:t>Cambios en Agente 1</w:t>
             </w:r>
@@ -32400,16 +34794,30 @@
           <w:tcPr>
             <w:tcW w:type="dxa" w:w="2717"/>
             <w:shd w:val="clear" w:color="auto" w:fill="1A5A6A"/>
+            <w:tcBorders>
+              <w:top w:val="single" w:sz="12" w:color="FFFFFF"/>
+              <w:left w:val="single" w:sz="12" w:color="FFFFFF"/>
+              <w:bottom w:val="single" w:sz="12" w:color="FFFFFF"/>
+              <w:right w:val="single" w:sz="12" w:color="FFFFFF"/>
+            </w:tcBorders>
+            <w:vAlign w:val="center"/>
+            <w:tcMar>
+              <w:top w:w="60" w:type="dxa"/>
+              <w:left w:w="120" w:type="dxa"/>
+              <w:bottom w:w="60" w:type="dxa"/>
+              <w:right w:w="80" w:type="dxa"/>
+            </w:tcMar>
           </w:tcPr>
           <w:p>
             <w:pPr>
+              <w:spacing w:before="0" w:after="0"/>
               <w:jc w:val="center"/>
             </w:pPr>
             <w:r>
               <w:rPr>
                 <w:b/>
                 <w:color w:val="FFFFFF"/>
-                <w:sz w:val="17"/>
+                <w:sz w:val="16"/>
               </w:rPr>
               <w:t>Parrilla de contenidos</w:t>
             </w:r>
@@ -32417,15 +34825,35 @@
         </w:tc>
       </w:tr>
       <w:tr>
+        <w:trPr>
+          <w:trHeight w:val="283" w:hRule="atLeast"/>
+        </w:trPr>
         <w:tc>
           <w:tcPr>
             <w:tcW w:type="dxa" w:w="2717"/>
-            <w:shd w:val="clear" w:color="auto" w:fill="F8F8F8"/>
+            <w:shd w:val="clear" w:color="auto" w:fill="EAEAEA"/>
+            <w:tcBorders>
+              <w:top w:val="single" w:sz="12" w:color="FFFFFF"/>
+              <w:left w:val="single" w:sz="12" w:color="FFFFFF"/>
+              <w:bottom w:val="single" w:sz="12" w:color="FFFFFF"/>
+              <w:right w:val="single" w:sz="12" w:color="FFFFFF"/>
+            </w:tcBorders>
+            <w:vAlign w:val="center"/>
+            <w:tcMar>
+              <w:top w:w="40" w:type="dxa"/>
+              <w:left w:w="120" w:type="dxa"/>
+              <w:bottom w:w="40" w:type="dxa"/>
+              <w:right w:w="80" w:type="dxa"/>
+            </w:tcMar>
           </w:tcPr>
           <w:p>
-            <w:r>
-              <w:rPr>
-                <w:sz w:val="17"/>
+            <w:pPr>
+              <w:spacing w:before="0" w:after="0"/>
+              <w:jc w:val="center"/>
+            </w:pPr>
+            <w:r>
+              <w:rPr>
+                <w:sz w:val="16"/>
               </w:rPr>
               <w:t>Recetas de cocina</w:t>
             </w:r>
@@ -32434,12 +34862,29 @@
         <w:tc>
           <w:tcPr>
             <w:tcW w:type="dxa" w:w="2717"/>
-            <w:shd w:val="clear" w:color="auto" w:fill="F8F8F8"/>
+            <w:shd w:val="clear" w:color="auto" w:fill="EAEAEA"/>
+            <w:tcBorders>
+              <w:top w:val="single" w:sz="12" w:color="FFFFFF"/>
+              <w:left w:val="single" w:sz="12" w:color="FFFFFF"/>
+              <w:bottom w:val="single" w:sz="12" w:color="FFFFFF"/>
+              <w:right w:val="single" w:sz="12" w:color="FFFFFF"/>
+            </w:tcBorders>
+            <w:vAlign w:val="center"/>
+            <w:tcMar>
+              <w:top w:w="40" w:type="dxa"/>
+              <w:left w:w="120" w:type="dxa"/>
+              <w:bottom w:w="40" w:type="dxa"/>
+              <w:right w:w="80" w:type="dxa"/>
+            </w:tcMar>
           </w:tcPr>
           <w:p>
-            <w:r>
-              <w:rPr>
-                <w:sz w:val="17"/>
+            <w:pPr>
+              <w:spacing w:before="0" w:after="0"/>
+              <w:jc w:val="both"/>
+            </w:pPr>
+            <w:r>
+              <w:rPr>
+                <w:sz w:val="16"/>
               </w:rPr>
               <w:t>Prompt: "genera receta de 30 seg para..."</w:t>
             </w:r>
@@ -32448,12 +34893,29 @@
         <w:tc>
           <w:tcPr>
             <w:tcW w:type="dxa" w:w="2717"/>
-            <w:shd w:val="clear" w:color="auto" w:fill="F8F8F8"/>
+            <w:shd w:val="clear" w:color="auto" w:fill="EAEAEA"/>
+            <w:tcBorders>
+              <w:top w:val="single" w:sz="12" w:color="FFFFFF"/>
+              <w:left w:val="single" w:sz="12" w:color="FFFFFF"/>
+              <w:bottom w:val="single" w:sz="12" w:color="FFFFFF"/>
+              <w:right w:val="single" w:sz="12" w:color="FFFFFF"/>
+            </w:tcBorders>
+            <w:vAlign w:val="center"/>
+            <w:tcMar>
+              <w:top w:w="40" w:type="dxa"/>
+              <w:left w:w="120" w:type="dxa"/>
+              <w:bottom w:w="40" w:type="dxa"/>
+              <w:right w:w="80" w:type="dxa"/>
+            </w:tcMar>
           </w:tcPr>
           <w:p>
-            <w:r>
-              <w:rPr>
-                <w:sz w:val="17"/>
+            <w:pPr>
+              <w:spacing w:before="0" w:after="0"/>
+              <w:jc w:val="center"/>
+            </w:pPr>
+            <w:r>
+              <w:rPr>
+                <w:sz w:val="16"/>
               </w:rPr>
               <w:t>Base de datos de ingredientes</w:t>
             </w:r>
@@ -32461,15 +34923,35 @@
         </w:tc>
       </w:tr>
       <w:tr>
+        <w:trPr>
+          <w:trHeight w:val="283" w:hRule="atLeast"/>
+        </w:trPr>
         <w:tc>
           <w:tcPr>
             <w:tcW w:type="dxa" w:w="2717"/>
-            <w:shd w:val="clear" w:color="auto" w:fill="FFFFFF"/>
+            <w:shd w:val="clear" w:color="auto" w:fill="EAEAEA"/>
+            <w:tcBorders>
+              <w:top w:val="single" w:sz="12" w:color="FFFFFF"/>
+              <w:left w:val="single" w:sz="12" w:color="FFFFFF"/>
+              <w:bottom w:val="single" w:sz="12" w:color="FFFFFF"/>
+              <w:right w:val="single" w:sz="12" w:color="FFFFFF"/>
+            </w:tcBorders>
+            <w:vAlign w:val="center"/>
+            <w:tcMar>
+              <w:top w:w="40" w:type="dxa"/>
+              <w:left w:w="120" w:type="dxa"/>
+              <w:bottom w:w="40" w:type="dxa"/>
+              <w:right w:w="80" w:type="dxa"/>
+            </w:tcMar>
           </w:tcPr>
           <w:p>
-            <w:r>
-              <w:rPr>
-                <w:sz w:val="17"/>
+            <w:pPr>
+              <w:spacing w:before="0" w:after="0"/>
+              <w:jc w:val="center"/>
+            </w:pPr>
+            <w:r>
+              <w:rPr>
+                <w:sz w:val="16"/>
               </w:rPr>
               <w:t>Noticias locales</w:t>
             </w:r>
@@ -32478,12 +34960,29 @@
         <w:tc>
           <w:tcPr>
             <w:tcW w:type="dxa" w:w="2717"/>
-            <w:shd w:val="clear" w:color="auto" w:fill="FFFFFF"/>
+            <w:shd w:val="clear" w:color="auto" w:fill="EAEAEA"/>
+            <w:tcBorders>
+              <w:top w:val="single" w:sz="12" w:color="FFFFFF"/>
+              <w:left w:val="single" w:sz="12" w:color="FFFFFF"/>
+              <w:bottom w:val="single" w:sz="12" w:color="FFFFFF"/>
+              <w:right w:val="single" w:sz="12" w:color="FFFFFF"/>
+            </w:tcBorders>
+            <w:vAlign w:val="center"/>
+            <w:tcMar>
+              <w:top w:w="40" w:type="dxa"/>
+              <w:left w:w="120" w:type="dxa"/>
+              <w:bottom w:w="40" w:type="dxa"/>
+              <w:right w:w="80" w:type="dxa"/>
+            </w:tcMar>
           </w:tcPr>
           <w:p>
-            <w:r>
-              <w:rPr>
-                <w:sz w:val="17"/>
+            <w:pPr>
+              <w:spacing w:before="0" w:after="0"/>
+              <w:jc w:val="both"/>
+            </w:pPr>
+            <w:r>
+              <w:rPr>
+                <w:sz w:val="16"/>
               </w:rPr>
               <w:t>Prompt: "resume esta noticia en 40 seg..."</w:t>
             </w:r>
@@ -32492,12 +34991,29 @@
         <w:tc>
           <w:tcPr>
             <w:tcW w:type="dxa" w:w="2717"/>
-            <w:shd w:val="clear" w:color="auto" w:fill="FFFFFF"/>
+            <w:shd w:val="clear" w:color="auto" w:fill="EAEAEA"/>
+            <w:tcBorders>
+              <w:top w:val="single" w:sz="12" w:color="FFFFFF"/>
+              <w:left w:val="single" w:sz="12" w:color="FFFFFF"/>
+              <w:bottom w:val="single" w:sz="12" w:color="FFFFFF"/>
+              <w:right w:val="single" w:sz="12" w:color="FFFFFF"/>
+            </w:tcBorders>
+            <w:vAlign w:val="center"/>
+            <w:tcMar>
+              <w:top w:w="40" w:type="dxa"/>
+              <w:left w:w="120" w:type="dxa"/>
+              <w:bottom w:w="40" w:type="dxa"/>
+              <w:right w:w="80" w:type="dxa"/>
+            </w:tcMar>
           </w:tcPr>
           <w:p>
-            <w:r>
-              <w:rPr>
-                <w:sz w:val="17"/>
+            <w:pPr>
+              <w:spacing w:before="0" w:after="0"/>
+              <w:jc w:val="center"/>
+            </w:pPr>
+            <w:r>
+              <w:rPr>
+                <w:sz w:val="16"/>
               </w:rPr>
               <w:t>RSS feed de fuentes locales</w:t>
             </w:r>
@@ -32505,15 +35021,35 @@
         </w:tc>
       </w:tr>
       <w:tr>
+        <w:trPr>
+          <w:trHeight w:val="283" w:hRule="atLeast"/>
+        </w:trPr>
         <w:tc>
           <w:tcPr>
             <w:tcW w:type="dxa" w:w="2717"/>
-            <w:shd w:val="clear" w:color="auto" w:fill="F8F8F8"/>
+            <w:shd w:val="clear" w:color="auto" w:fill="EAEAEA"/>
+            <w:tcBorders>
+              <w:top w:val="single" w:sz="12" w:color="FFFFFF"/>
+              <w:left w:val="single" w:sz="12" w:color="FFFFFF"/>
+              <w:bottom w:val="single" w:sz="12" w:color="FFFFFF"/>
+              <w:right w:val="single" w:sz="12" w:color="FFFFFF"/>
+            </w:tcBorders>
+            <w:vAlign w:val="center"/>
+            <w:tcMar>
+              <w:top w:w="40" w:type="dxa"/>
+              <w:left w:w="120" w:type="dxa"/>
+              <w:bottom w:w="40" w:type="dxa"/>
+              <w:right w:w="80" w:type="dxa"/>
+            </w:tcMar>
           </w:tcPr>
           <w:p>
-            <w:r>
-              <w:rPr>
-                <w:sz w:val="17"/>
+            <w:pPr>
+              <w:spacing w:before="0" w:after="0"/>
+              <w:jc w:val="center"/>
+            </w:pPr>
+            <w:r>
+              <w:rPr>
+                <w:sz w:val="16"/>
               </w:rPr>
               <w:t>Frases motivacionales</w:t>
             </w:r>
@@ -32522,12 +35058,29 @@
         <w:tc>
           <w:tcPr>
             <w:tcW w:type="dxa" w:w="2717"/>
-            <w:shd w:val="clear" w:color="auto" w:fill="F8F8F8"/>
+            <w:shd w:val="clear" w:color="auto" w:fill="EAEAEA"/>
+            <w:tcBorders>
+              <w:top w:val="single" w:sz="12" w:color="FFFFFF"/>
+              <w:left w:val="single" w:sz="12" w:color="FFFFFF"/>
+              <w:bottom w:val="single" w:sz="12" w:color="FFFFFF"/>
+              <w:right w:val="single" w:sz="12" w:color="FFFFFF"/>
+            </w:tcBorders>
+            <w:vAlign w:val="center"/>
+            <w:tcMar>
+              <w:top w:w="40" w:type="dxa"/>
+              <w:left w:w="120" w:type="dxa"/>
+              <w:bottom w:w="40" w:type="dxa"/>
+              <w:right w:w="80" w:type="dxa"/>
+            </w:tcMar>
           </w:tcPr>
           <w:p>
-            <w:r>
-              <w:rPr>
-                <w:sz w:val="17"/>
+            <w:pPr>
+              <w:spacing w:before="0" w:after="0"/>
+              <w:jc w:val="both"/>
+            </w:pPr>
+            <w:r>
+              <w:rPr>
+                <w:sz w:val="16"/>
               </w:rPr>
               <w:t>Prompt: "crea reflexión de 30 seg sobre..."</w:t>
             </w:r>
@@ -32536,12 +35089,29 @@
         <w:tc>
           <w:tcPr>
             <w:tcW w:type="dxa" w:w="2717"/>
-            <w:shd w:val="clear" w:color="auto" w:fill="F8F8F8"/>
+            <w:shd w:val="clear" w:color="auto" w:fill="EAEAEA"/>
+            <w:tcBorders>
+              <w:top w:val="single" w:sz="12" w:color="FFFFFF"/>
+              <w:left w:val="single" w:sz="12" w:color="FFFFFF"/>
+              <w:bottom w:val="single" w:sz="12" w:color="FFFFFF"/>
+              <w:right w:val="single" w:sz="12" w:color="FFFFFF"/>
+            </w:tcBorders>
+            <w:vAlign w:val="center"/>
+            <w:tcMar>
+              <w:top w:w="40" w:type="dxa"/>
+              <w:left w:w="120" w:type="dxa"/>
+              <w:bottom w:w="40" w:type="dxa"/>
+              <w:right w:w="80" w:type="dxa"/>
+            </w:tcMar>
           </w:tcPr>
           <w:p>
-            <w:r>
-              <w:rPr>
-                <w:sz w:val="17"/>
+            <w:pPr>
+              <w:spacing w:before="0" w:after="0"/>
+              <w:jc w:val="center"/>
+            </w:pPr>
+            <w:r>
+              <w:rPr>
+                <w:sz w:val="16"/>
               </w:rPr>
               <w:t>CSV con temas diarios</w:t>
             </w:r>
@@ -32549,15 +35119,35 @@
         </w:tc>
       </w:tr>
       <w:tr>
+        <w:trPr>
+          <w:trHeight w:val="283" w:hRule="atLeast"/>
+        </w:trPr>
         <w:tc>
           <w:tcPr>
             <w:tcW w:type="dxa" w:w="2717"/>
-            <w:shd w:val="clear" w:color="auto" w:fill="FFFFFF"/>
+            <w:shd w:val="clear" w:color="auto" w:fill="EAEAEA"/>
+            <w:tcBorders>
+              <w:top w:val="single" w:sz="12" w:color="FFFFFF"/>
+              <w:left w:val="single" w:sz="12" w:color="FFFFFF"/>
+              <w:bottom w:val="single" w:sz="12" w:color="FFFFFF"/>
+              <w:right w:val="single" w:sz="12" w:color="FFFFFF"/>
+            </w:tcBorders>
+            <w:vAlign w:val="center"/>
+            <w:tcMar>
+              <w:top w:w="40" w:type="dxa"/>
+              <w:left w:w="120" w:type="dxa"/>
+              <w:bottom w:w="40" w:type="dxa"/>
+              <w:right w:w="80" w:type="dxa"/>
+            </w:tcMar>
           </w:tcPr>
           <w:p>
-            <w:r>
-              <w:rPr>
-                <w:sz w:val="17"/>
+            <w:pPr>
+              <w:spacing w:before="0" w:after="0"/>
+              <w:jc w:val="center"/>
+            </w:pPr>
+            <w:r>
+              <w:rPr>
+                <w:sz w:val="16"/>
               </w:rPr>
               <w:t>Tutoriales técnicos</w:t>
             </w:r>
@@ -32566,12 +35156,29 @@
         <w:tc>
           <w:tcPr>
             <w:tcW w:type="dxa" w:w="2717"/>
-            <w:shd w:val="clear" w:color="auto" w:fill="FFFFFF"/>
+            <w:shd w:val="clear" w:color="auto" w:fill="EAEAEA"/>
+            <w:tcBorders>
+              <w:top w:val="single" w:sz="12" w:color="FFFFFF"/>
+              <w:left w:val="single" w:sz="12" w:color="FFFFFF"/>
+              <w:bottom w:val="single" w:sz="12" w:color="FFFFFF"/>
+              <w:right w:val="single" w:sz="12" w:color="FFFFFF"/>
+            </w:tcBorders>
+            <w:vAlign w:val="center"/>
+            <w:tcMar>
+              <w:top w:w="40" w:type="dxa"/>
+              <w:left w:w="120" w:type="dxa"/>
+              <w:bottom w:w="40" w:type="dxa"/>
+              <w:right w:w="80" w:type="dxa"/>
+            </w:tcMar>
           </w:tcPr>
           <w:p>
-            <w:r>
-              <w:rPr>
-                <w:sz w:val="17"/>
+            <w:pPr>
+              <w:spacing w:before="0" w:after="0"/>
+              <w:jc w:val="both"/>
+            </w:pPr>
+            <w:r>
+              <w:rPr>
+                <w:sz w:val="16"/>
               </w:rPr>
               <w:t>Prompt: "explica concepto X en 45 seg..."</w:t>
             </w:r>
@@ -32580,12 +35187,29 @@
         <w:tc>
           <w:tcPr>
             <w:tcW w:type="dxa" w:w="2717"/>
-            <w:shd w:val="clear" w:color="auto" w:fill="FFFFFF"/>
+            <w:shd w:val="clear" w:color="auto" w:fill="EAEAEA"/>
+            <w:tcBorders>
+              <w:top w:val="single" w:sz="12" w:color="FFFFFF"/>
+              <w:left w:val="single" w:sz="12" w:color="FFFFFF"/>
+              <w:bottom w:val="single" w:sz="12" w:color="FFFFFF"/>
+              <w:right w:val="single" w:sz="12" w:color="FFFFFF"/>
+            </w:tcBorders>
+            <w:vAlign w:val="center"/>
+            <w:tcMar>
+              <w:top w:w="40" w:type="dxa"/>
+              <w:left w:w="120" w:type="dxa"/>
+              <w:bottom w:w="40" w:type="dxa"/>
+              <w:right w:w="80" w:type="dxa"/>
+            </w:tcMar>
           </w:tcPr>
           <w:p>
-            <w:r>
-              <w:rPr>
-                <w:sz w:val="17"/>
+            <w:pPr>
+              <w:spacing w:before="0" w:after="0"/>
+              <w:jc w:val="center"/>
+            </w:pPr>
+            <w:r>
+              <w:rPr>
+                <w:sz w:val="16"/>
               </w:rPr>
               <w:t>Lista de conceptos</w:t>
             </w:r>
@@ -32611,7 +35235,7 @@
         <w:tc>
           <w:tcPr>
             <w:tcW w:type="dxa" w:w="8152"/>
-            <w:shd w:val="clear" w:color="auto" w:fill="F2F2F2"/>
+            <w:shd w:val="clear" w:color="auto" w:fill="EAEAEA"/>
             <w:tcBorders>
               <w:left w:val="thick" w:sz="24" w:color="1A5A6A"/>
             </w:tcBorders>
@@ -32632,7 +35256,8 @@
             <w:r>
               <w:rPr>
                 <w:rFonts w:ascii="Courier New" w:hAnsi="Courier New"/>
-                <w:color w:val="1A1A1A"/>
+                <w:i/>
+                <w:color w:val="888888"/>
                 <w:sz w:val="16"/>
               </w:rPr>
               <w:t># En agent_01_script_generator.py — sistema parametrizable</w:t>
@@ -32809,157 +35434,193 @@
         <w:pStyle w:val="Endure-Subhead"/>
         <w:keepNext/>
         <w:spacing w:before="240" w:after="60"/>
+        <w:outlineLvl w:val="1"/>
       </w:pPr>
       <w:r>
+        <w:rPr>
+          <w:sz w:val="24"/>
+        </w:rPr>
         <w:t>Resumen del Capítulo</w:t>
       </w:r>
     </w:p>
     <w:p>
       <w:pPr>
         <w:pStyle w:val="Endure-FirstParagraphBodyText"/>
+        <w:spacing w:before="100" w:after="100"/>
       </w:pPr>
       <w:r>
+        <w:rPr>
+          <w:sz w:val="20"/>
+        </w:rPr>
         <w:t xml:space="preserve">El canal </w:t>
       </w:r>
       <w:r>
         <w:rPr>
           <w:b/>
+          <w:sz w:val="20"/>
         </w:rPr>
         <w:t>Daily Prayers</w:t>
       </w:r>
       <w:r>
+        <w:rPr>
+          <w:sz w:val="20"/>
+        </w:rPr>
         <w:t xml:space="preserve"> es un negocio de contenido completamente automatizado funcionando desde el Jetson AGX Orin 64GB:</w:t>
       </w:r>
     </w:p>
     <w:p>
       <w:pPr>
         <w:pStyle w:val="Endure-ChapterBodyText"/>
-        <w:spacing w:before="20" w:after="20"/>
+        <w:spacing w:before="40" w:after="40"/>
         <w:ind w:left="360" w:hanging="216"/>
       </w:pPr>
       <w:r>
         <w:rPr>
-          <w:sz w:val="18"/>
+          <w:sz w:val="20"/>
         </w:rPr>
         <w:t xml:space="preserve">• </w:t>
       </w:r>
       <w:r>
         <w:rPr>
           <w:b/>
+          <w:sz w:val="20"/>
         </w:rPr>
         <w:t>241 videos</w:t>
       </w:r>
       <w:r>
+        <w:rPr>
+          <w:sz w:val="20"/>
+        </w:rPr>
         <w:t xml:space="preserve"> pre-planificados (8 meses de contenido) almacenados en Google Sheets</w:t>
       </w:r>
     </w:p>
     <w:p>
       <w:pPr>
         <w:pStyle w:val="Endure-ChapterBodyText"/>
-        <w:spacing w:before="20" w:after="20"/>
+        <w:spacing w:before="40" w:after="40"/>
         <w:ind w:left="360" w:hanging="216"/>
       </w:pPr>
       <w:r>
         <w:rPr>
-          <w:sz w:val="18"/>
+          <w:sz w:val="20"/>
         </w:rPr>
         <w:t xml:space="preserve">• </w:t>
       </w:r>
       <w:r>
         <w:rPr>
           <w:b/>
+          <w:sz w:val="20"/>
         </w:rPr>
         <w:t>7 agentes</w:t>
       </w:r>
       <w:r>
+        <w:rPr>
+          <w:sz w:val="20"/>
+        </w:rPr>
         <w:t xml:space="preserve"> especializados, cada uno haciendo un trabajo, conectados vía N8N y FastAPI</w:t>
       </w:r>
     </w:p>
     <w:p>
       <w:pPr>
         <w:pStyle w:val="Endure-ChapterBodyText"/>
-        <w:spacing w:before="20" w:after="20"/>
+        <w:spacing w:before="40" w:after="40"/>
         <w:ind w:left="360" w:hanging="216"/>
       </w:pPr>
       <w:r>
         <w:rPr>
-          <w:sz w:val="18"/>
+          <w:sz w:val="20"/>
         </w:rPr>
         <w:t xml:space="preserve">• </w:t>
       </w:r>
       <w:r>
         <w:rPr>
           <w:b/>
+          <w:sz w:val="20"/>
         </w:rPr>
         <w:t>100% offline</w:t>
       </w:r>
       <w:r>
+        <w:rPr>
+          <w:sz w:val="20"/>
+        </w:rPr>
         <w:t xml:space="preserve"> para producción (Ollama + SD WebUI + kokoro-tts + ffmpeg)</w:t>
       </w:r>
     </w:p>
     <w:p>
       <w:pPr>
         <w:pStyle w:val="Endure-ChapterBodyText"/>
-        <w:spacing w:before="20" w:after="20"/>
+        <w:spacing w:before="40" w:after="40"/>
         <w:ind w:left="360" w:hanging="216"/>
       </w:pPr>
       <w:r>
         <w:rPr>
-          <w:sz w:val="18"/>
+          <w:sz w:val="20"/>
         </w:rPr>
         <w:t xml:space="preserve">• </w:t>
       </w:r>
       <w:r>
         <w:rPr>
           <w:b/>
+          <w:sz w:val="20"/>
         </w:rPr>
         <w:t>API para publicación</w:t>
       </w:r>
       <w:r>
+        <w:rPr>
+          <w:sz w:val="20"/>
+        </w:rPr>
         <w:t xml:space="preserve"> (YouTube Data API + TikTok Content Posting API)</w:t>
       </w:r>
     </w:p>
     <w:p>
       <w:pPr>
         <w:pStyle w:val="Endure-ChapterBodyText"/>
-        <w:spacing w:before="20" w:after="20"/>
+        <w:spacing w:before="40" w:after="40"/>
         <w:ind w:left="360" w:hanging="216"/>
       </w:pPr>
       <w:r>
         <w:rPr>
-          <w:sz w:val="18"/>
+          <w:sz w:val="20"/>
         </w:rPr>
         <w:t xml:space="preserve">• </w:t>
       </w:r>
       <w:r>
         <w:rPr>
           <w:b/>
+          <w:sz w:val="20"/>
         </w:rPr>
         <w:t>Costo operativo</w:t>
       </w:r>
       <w:r>
+        <w:rPr>
+          <w:sz w:val="20"/>
+        </w:rPr>
         <w:t>: ~$0.90/mes en electricidad para producir 30 videos mensuales</w:t>
       </w:r>
     </w:p>
     <w:p>
       <w:pPr>
         <w:pStyle w:val="Endure-ChapterBodyText"/>
-        <w:spacing w:before="20" w:after="20"/>
+        <w:spacing w:before="40" w:after="40"/>
         <w:ind w:left="360" w:hanging="216"/>
       </w:pPr>
       <w:r>
         <w:rPr>
-          <w:sz w:val="18"/>
+          <w:sz w:val="20"/>
         </w:rPr>
         <w:t xml:space="preserve">• </w:t>
       </w:r>
       <w:r>
         <w:rPr>
           <w:b/>
+          <w:sz w:val="20"/>
         </w:rPr>
         <w:t>Tiempo de producción</w:t>
       </w:r>
       <w:r>
+        <w:rPr>
+          <w:sz w:val="20"/>
+        </w:rPr>
         <w:t>: ~22 minutos por video, ejecutado automáticamente a las 7 AM</w:t>
       </w:r>
     </w:p>
@@ -32971,18 +35632,24 @@
     <w:p>
       <w:pPr>
         <w:pStyle w:val="Endure-ChapterBodyText"/>
+        <w:spacing w:before="100" w:after="100"/>
       </w:pPr>
       <w:r>
+        <w:rPr>
+          <w:sz w:val="20"/>
+        </w:rPr>
         <w:t>No se construye un equipo de producción de video — se construyen 7 agentes pequeños, cada uno haciendo un trabajo, y se conectan entre sí. La diferencia con las soluciones cloud es que aquí el servidor está en su escritorio, consume 30 vatios, y sus datos no salen de su red local.</w:t>
       </w:r>
     </w:p>
     <w:p>
       <w:pPr>
         <w:pStyle w:val="Endure-ChapterBodyText"/>
+        <w:spacing w:before="100" w:after="100"/>
       </w:pPr>
       <w:r>
         <w:rPr>
           <w:b/>
+          <w:sz w:val="20"/>
         </w:rPr>
         <w:t>Este es el poder real de la computación en el borde con IA.</w:t>
       </w:r>

--- a/book/docx-por-capitulo/capstone-02-automatizacion-video.docx
+++ b/book/docx-por-capitulo/capstone-02-automatizacion-video.docx
@@ -26,7 +26,7 @@
       <w:pPr>
         <w:pStyle w:val="Endure-Subhead"/>
         <w:keepNext/>
-        <w:spacing w:before="240" w:after="60"/>
+        <w:spacing w:before="240" w:after="60" w:line="240" w:lineRule="auto"/>
         <w:outlineLvl w:val="1"/>
       </w:pPr>
       <w:r>
@@ -39,7 +39,7 @@
     <w:p>
       <w:pPr>
         <w:pStyle w:val="Endure-FirstParagraphBodyText"/>
-        <w:spacing w:before="100" w:after="100"/>
+        <w:spacing w:before="100" w:after="100" w:line="240" w:lineRule="auto"/>
       </w:pPr>
       <w:r>
         <w:rPr>
@@ -51,7 +51,7 @@
     <w:p>
       <w:pPr>
         <w:pStyle w:val="Endure-ChapterBodyText"/>
-        <w:spacing w:before="100" w:after="100"/>
+        <w:spacing w:before="100" w:after="100" w:line="240" w:lineRule="auto"/>
       </w:pPr>
       <w:r>
         <w:rPr>
@@ -76,7 +76,7 @@
     <w:p>
       <w:pPr>
         <w:pStyle w:val="Endure-ChapterBodyText"/>
-        <w:spacing w:before="100" w:after="100"/>
+        <w:spacing w:before="100" w:after="100" w:line="240" w:lineRule="auto"/>
       </w:pPr>
       <w:r>
         <w:rPr>
@@ -123,7 +123,7 @@
           </w:tcPr>
           <w:p>
             <w:pPr>
-              <w:spacing w:before="0" w:after="0"/>
+              <w:spacing w:before="0" w:after="0" w:line="240" w:lineRule="auto"/>
               <w:jc w:val="center"/>
             </w:pPr>
             <w:r>
@@ -156,7 +156,7 @@
           </w:tcPr>
           <w:p>
             <w:pPr>
-              <w:spacing w:before="0" w:after="0"/>
+              <w:spacing w:before="0" w:after="0" w:line="240" w:lineRule="auto"/>
               <w:jc w:val="center"/>
             </w:pPr>
             <w:r>
@@ -189,7 +189,7 @@
           </w:tcPr>
           <w:p>
             <w:pPr>
-              <w:spacing w:before="0" w:after="0"/>
+              <w:spacing w:before="0" w:after="0" w:line="240" w:lineRule="auto"/>
               <w:jc w:val="center"/>
             </w:pPr>
             <w:r>
@@ -222,7 +222,7 @@
           </w:tcPr>
           <w:p>
             <w:pPr>
-              <w:spacing w:before="0" w:after="0"/>
+              <w:spacing w:before="0" w:after="0" w:line="240" w:lineRule="auto"/>
               <w:jc w:val="center"/>
             </w:pPr>
             <w:r>
@@ -260,7 +260,7 @@
           </w:tcPr>
           <w:p>
             <w:pPr>
-              <w:spacing w:before="0" w:after="0"/>
+              <w:spacing w:before="0" w:after="0" w:line="240" w:lineRule="auto"/>
               <w:jc w:val="center"/>
             </w:pPr>
             <w:r>
@@ -291,7 +291,7 @@
           </w:tcPr>
           <w:p>
             <w:pPr>
-              <w:spacing w:before="0" w:after="0"/>
+              <w:spacing w:before="0" w:after="0" w:line="240" w:lineRule="auto"/>
               <w:jc w:val="center"/>
             </w:pPr>
             <w:r>
@@ -322,7 +322,7 @@
           </w:tcPr>
           <w:p>
             <w:pPr>
-              <w:spacing w:before="0" w:after="0"/>
+              <w:spacing w:before="0" w:after="0" w:line="240" w:lineRule="auto"/>
               <w:jc w:val="center"/>
             </w:pPr>
             <w:r>
@@ -353,7 +353,7 @@
           </w:tcPr>
           <w:p>
             <w:pPr>
-              <w:spacing w:before="0" w:after="0"/>
+              <w:spacing w:before="0" w:after="0" w:line="240" w:lineRule="auto"/>
               <w:jc w:val="center"/>
             </w:pPr>
             <w:r>
@@ -389,7 +389,7 @@
           </w:tcPr>
           <w:p>
             <w:pPr>
-              <w:spacing w:before="0" w:after="0"/>
+              <w:spacing w:before="0" w:after="0" w:line="240" w:lineRule="auto"/>
               <w:jc w:val="center"/>
             </w:pPr>
             <w:r>
@@ -420,7 +420,7 @@
           </w:tcPr>
           <w:p>
             <w:pPr>
-              <w:spacing w:before="0" w:after="0"/>
+              <w:spacing w:before="0" w:after="0" w:line="240" w:lineRule="auto"/>
               <w:jc w:val="center"/>
             </w:pPr>
             <w:r>
@@ -451,7 +451,7 @@
           </w:tcPr>
           <w:p>
             <w:pPr>
-              <w:spacing w:before="0" w:after="0"/>
+              <w:spacing w:before="0" w:after="0" w:line="240" w:lineRule="auto"/>
               <w:jc w:val="center"/>
             </w:pPr>
             <w:r>
@@ -482,7 +482,7 @@
           </w:tcPr>
           <w:p>
             <w:pPr>
-              <w:spacing w:before="0" w:after="0"/>
+              <w:spacing w:before="0" w:after="0" w:line="240" w:lineRule="auto"/>
               <w:jc w:val="center"/>
             </w:pPr>
             <w:r>
@@ -518,7 +518,7 @@
           </w:tcPr>
           <w:p>
             <w:pPr>
-              <w:spacing w:before="0" w:after="0"/>
+              <w:spacing w:before="0" w:after="0" w:line="240" w:lineRule="auto"/>
               <w:jc w:val="center"/>
             </w:pPr>
             <w:r>
@@ -549,7 +549,7 @@
           </w:tcPr>
           <w:p>
             <w:pPr>
-              <w:spacing w:before="0" w:after="0"/>
+              <w:spacing w:before="0" w:after="0" w:line="240" w:lineRule="auto"/>
               <w:jc w:val="center"/>
             </w:pPr>
             <w:r>
@@ -580,7 +580,7 @@
           </w:tcPr>
           <w:p>
             <w:pPr>
-              <w:spacing w:before="0" w:after="0"/>
+              <w:spacing w:before="0" w:after="0" w:line="240" w:lineRule="auto"/>
               <w:jc w:val="center"/>
             </w:pPr>
             <w:r>
@@ -611,7 +611,7 @@
           </w:tcPr>
           <w:p>
             <w:pPr>
-              <w:spacing w:before="0" w:after="0"/>
+              <w:spacing w:before="0" w:after="0" w:line="240" w:lineRule="auto"/>
               <w:jc w:val="center"/>
             </w:pPr>
             <w:r>
@@ -647,7 +647,7 @@
           </w:tcPr>
           <w:p>
             <w:pPr>
-              <w:spacing w:before="0" w:after="0"/>
+              <w:spacing w:before="0" w:after="0" w:line="240" w:lineRule="auto"/>
               <w:jc w:val="center"/>
             </w:pPr>
             <w:r>
@@ -678,7 +678,7 @@
           </w:tcPr>
           <w:p>
             <w:pPr>
-              <w:spacing w:before="0" w:after="0"/>
+              <w:spacing w:before="0" w:after="0" w:line="240" w:lineRule="auto"/>
               <w:jc w:val="center"/>
             </w:pPr>
             <w:r>
@@ -709,7 +709,7 @@
           </w:tcPr>
           <w:p>
             <w:pPr>
-              <w:spacing w:before="0" w:after="0"/>
+              <w:spacing w:before="0" w:after="0" w:line="240" w:lineRule="auto"/>
               <w:jc w:val="center"/>
             </w:pPr>
             <w:r>
@@ -740,7 +740,7 @@
           </w:tcPr>
           <w:p>
             <w:pPr>
-              <w:spacing w:before="0" w:after="0"/>
+              <w:spacing w:before="0" w:after="0" w:line="240" w:lineRule="auto"/>
               <w:jc w:val="center"/>
             </w:pPr>
             <w:r>
@@ -776,7 +776,7 @@
           </w:tcPr>
           <w:p>
             <w:pPr>
-              <w:spacing w:before="0" w:after="0"/>
+              <w:spacing w:before="0" w:after="0" w:line="240" w:lineRule="auto"/>
               <w:jc w:val="center"/>
             </w:pPr>
             <w:r>
@@ -807,7 +807,7 @@
           </w:tcPr>
           <w:p>
             <w:pPr>
-              <w:spacing w:before="0" w:after="0"/>
+              <w:spacing w:before="0" w:after="0" w:line="240" w:lineRule="auto"/>
               <w:jc w:val="center"/>
             </w:pPr>
             <w:r>
@@ -838,7 +838,7 @@
           </w:tcPr>
           <w:p>
             <w:pPr>
-              <w:spacing w:before="0" w:after="0"/>
+              <w:spacing w:before="0" w:after="0" w:line="240" w:lineRule="auto"/>
               <w:jc w:val="center"/>
             </w:pPr>
             <w:r>
@@ -869,7 +869,7 @@
           </w:tcPr>
           <w:p>
             <w:pPr>
-              <w:spacing w:before="0" w:after="0"/>
+              <w:spacing w:before="0" w:after="0" w:line="240" w:lineRule="auto"/>
               <w:jc w:val="center"/>
             </w:pPr>
             <w:r>
@@ -905,7 +905,7 @@
           </w:tcPr>
           <w:p>
             <w:pPr>
-              <w:spacing w:before="0" w:after="0"/>
+              <w:spacing w:before="0" w:after="0" w:line="240" w:lineRule="auto"/>
               <w:jc w:val="center"/>
             </w:pPr>
             <w:r>
@@ -936,7 +936,7 @@
           </w:tcPr>
           <w:p>
             <w:pPr>
-              <w:spacing w:before="0" w:after="0"/>
+              <w:spacing w:before="0" w:after="0" w:line="240" w:lineRule="auto"/>
               <w:jc w:val="center"/>
             </w:pPr>
             <w:r>
@@ -967,7 +967,7 @@
           </w:tcPr>
           <w:p>
             <w:pPr>
-              <w:spacing w:before="0" w:after="0"/>
+              <w:spacing w:before="0" w:after="0" w:line="240" w:lineRule="auto"/>
               <w:jc w:val="center"/>
             </w:pPr>
             <w:r>
@@ -998,7 +998,7 @@
           </w:tcPr>
           <w:p>
             <w:pPr>
-              <w:spacing w:before="0" w:after="0"/>
+              <w:spacing w:before="0" w:after="0" w:line="240" w:lineRule="auto"/>
               <w:jc w:val="center"/>
             </w:pPr>
             <w:r>
@@ -1034,7 +1034,7 @@
           </w:tcPr>
           <w:p>
             <w:pPr>
-              <w:spacing w:before="0" w:after="0"/>
+              <w:spacing w:before="0" w:after="0" w:line="240" w:lineRule="auto"/>
               <w:jc w:val="center"/>
             </w:pPr>
             <w:r>
@@ -1065,7 +1065,7 @@
           </w:tcPr>
           <w:p>
             <w:pPr>
-              <w:spacing w:before="0" w:after="0"/>
+              <w:spacing w:before="0" w:after="0" w:line="240" w:lineRule="auto"/>
               <w:jc w:val="center"/>
             </w:pPr>
             <w:r>
@@ -1096,7 +1096,7 @@
           </w:tcPr>
           <w:p>
             <w:pPr>
-              <w:spacing w:before="0" w:after="0"/>
+              <w:spacing w:before="0" w:after="0" w:line="240" w:lineRule="auto"/>
               <w:jc w:val="center"/>
             </w:pPr>
             <w:r>
@@ -1127,7 +1127,7 @@
           </w:tcPr>
           <w:p>
             <w:pPr>
-              <w:spacing w:before="0" w:after="0"/>
+              <w:spacing w:before="0" w:after="0" w:line="240" w:lineRule="auto"/>
               <w:jc w:val="center"/>
             </w:pPr>
             <w:r>
@@ -1148,7 +1148,7 @@
     <w:p>
       <w:pPr>
         <w:pStyle w:val="Endure-ChapterBodyText"/>
-        <w:spacing w:before="100" w:after="100"/>
+        <w:spacing w:before="100" w:after="100" w:line="240" w:lineRule="auto"/>
       </w:pPr>
       <w:r>
         <w:rPr>
@@ -1180,7 +1180,7 @@
     <w:p>
       <w:pPr>
         <w:pStyle w:val="Endure-ChapterBodyText"/>
-        <w:spacing w:before="100" w:after="100"/>
+        <w:spacing w:before="100" w:after="100" w:line="240" w:lineRule="auto"/>
       </w:pPr>
       <w:r>
         <w:rPr>
@@ -1213,14 +1213,14 @@
       <w:pPr>
         <w:pStyle w:val="Endure-Subhead"/>
         <w:keepNext/>
-        <w:spacing w:before="240" w:after="60"/>
+        <w:spacing w:before="240" w:after="60" w:line="240" w:lineRule="auto"/>
         <w:outlineLvl w:val="1"/>
       </w:pPr>
       <w:r>
         <w:rPr>
           <w:sz w:val="24"/>
         </w:rPr>
-        <w:t>32.1 Arquitectura del Pipeline</w:t>
+        <w:t>C2.1 Arquitectura del Pipeline</w:t>
       </w:r>
     </w:p>
     <w:p>
@@ -1243,7 +1243,7 @@
                     <pic:cNvPicPr/>
                   </pic:nvPicPr>
                   <pic:blipFill>
-                    <a:blip r:embed="rId46"/>
+                    <a:blip r:embed="rId51"/>
                     <a:stretch>
                       <a:fillRect/>
                     </a:stretch>
@@ -1265,7 +1265,7 @@
     <w:p>
       <w:pPr>
         <w:pStyle w:val="Endure-CopyrightPage"/>
-        <w:spacing w:before="40" w:after="160"/>
+        <w:spacing w:before="40" w:after="160" w:line="240" w:lineRule="auto"/>
         <w:jc w:val="center"/>
       </w:pPr>
       <w:r>
@@ -2161,7 +2161,7 @@
     <w:p>
       <w:pPr>
         <w:pStyle w:val="Endure-ChapterBodyText"/>
-        <w:spacing w:before="100" w:after="100"/>
+        <w:spacing w:before="100" w:after="100" w:line="240" w:lineRule="auto"/>
       </w:pPr>
       <w:r>
         <w:rPr>
@@ -2207,7 +2207,7 @@
           </w:tcPr>
           <w:p>
             <w:pPr>
-              <w:spacing w:before="0" w:after="0"/>
+              <w:spacing w:before="0" w:after="0" w:line="240" w:lineRule="auto"/>
               <w:jc w:val="center"/>
             </w:pPr>
             <w:r>
@@ -2240,7 +2240,7 @@
           </w:tcPr>
           <w:p>
             <w:pPr>
-              <w:spacing w:before="0" w:after="0"/>
+              <w:spacing w:before="0" w:after="0" w:line="240" w:lineRule="auto"/>
               <w:jc w:val="center"/>
             </w:pPr>
             <w:r>
@@ -2273,7 +2273,7 @@
           </w:tcPr>
           <w:p>
             <w:pPr>
-              <w:spacing w:before="0" w:after="0"/>
+              <w:spacing w:before="0" w:after="0" w:line="240" w:lineRule="auto"/>
               <w:jc w:val="center"/>
             </w:pPr>
             <w:r>
@@ -2311,7 +2311,7 @@
           </w:tcPr>
           <w:p>
             <w:pPr>
-              <w:spacing w:before="0" w:after="0"/>
+              <w:spacing w:before="0" w:after="0" w:line="240" w:lineRule="auto"/>
               <w:jc w:val="center"/>
             </w:pPr>
             <w:r>
@@ -2342,7 +2342,7 @@
           </w:tcPr>
           <w:p>
             <w:pPr>
-              <w:spacing w:before="0" w:after="0"/>
+              <w:spacing w:before="0" w:after="0" w:line="240" w:lineRule="auto"/>
               <w:jc w:val="center"/>
             </w:pPr>
             <w:r>
@@ -2373,7 +2373,7 @@
           </w:tcPr>
           <w:p>
             <w:pPr>
-              <w:spacing w:before="0" w:after="0"/>
+              <w:spacing w:before="0" w:after="0" w:line="240" w:lineRule="auto"/>
               <w:jc w:val="center"/>
             </w:pPr>
             <w:r>
@@ -2409,7 +2409,7 @@
           </w:tcPr>
           <w:p>
             <w:pPr>
-              <w:spacing w:before="0" w:after="0"/>
+              <w:spacing w:before="0" w:after="0" w:line="240" w:lineRule="auto"/>
               <w:jc w:val="center"/>
             </w:pPr>
             <w:r>
@@ -2440,7 +2440,7 @@
           </w:tcPr>
           <w:p>
             <w:pPr>
-              <w:spacing w:before="0" w:after="0"/>
+              <w:spacing w:before="0" w:after="0" w:line="240" w:lineRule="auto"/>
               <w:jc w:val="center"/>
             </w:pPr>
             <w:r>
@@ -2471,7 +2471,7 @@
           </w:tcPr>
           <w:p>
             <w:pPr>
-              <w:spacing w:before="0" w:after="0"/>
+              <w:spacing w:before="0" w:after="0" w:line="240" w:lineRule="auto"/>
               <w:jc w:val="center"/>
             </w:pPr>
             <w:r>
@@ -2507,7 +2507,7 @@
           </w:tcPr>
           <w:p>
             <w:pPr>
-              <w:spacing w:before="0" w:after="0"/>
+              <w:spacing w:before="0" w:after="0" w:line="240" w:lineRule="auto"/>
               <w:jc w:val="center"/>
             </w:pPr>
             <w:r>
@@ -2538,7 +2538,7 @@
           </w:tcPr>
           <w:p>
             <w:pPr>
-              <w:spacing w:before="0" w:after="0"/>
+              <w:spacing w:before="0" w:after="0" w:line="240" w:lineRule="auto"/>
               <w:jc w:val="center"/>
             </w:pPr>
             <w:r>
@@ -2569,7 +2569,7 @@
           </w:tcPr>
           <w:p>
             <w:pPr>
-              <w:spacing w:before="0" w:after="0"/>
+              <w:spacing w:before="0" w:after="0" w:line="240" w:lineRule="auto"/>
               <w:jc w:val="center"/>
             </w:pPr>
             <w:r>
@@ -2605,7 +2605,7 @@
           </w:tcPr>
           <w:p>
             <w:pPr>
-              <w:spacing w:before="0" w:after="0"/>
+              <w:spacing w:before="0" w:after="0" w:line="240" w:lineRule="auto"/>
               <w:jc w:val="center"/>
             </w:pPr>
             <w:r>
@@ -2636,7 +2636,7 @@
           </w:tcPr>
           <w:p>
             <w:pPr>
-              <w:spacing w:before="0" w:after="0"/>
+              <w:spacing w:before="0" w:after="0" w:line="240" w:lineRule="auto"/>
               <w:jc w:val="center"/>
             </w:pPr>
             <w:r>
@@ -2667,7 +2667,7 @@
           </w:tcPr>
           <w:p>
             <w:pPr>
-              <w:spacing w:before="0" w:after="0"/>
+              <w:spacing w:before="0" w:after="0" w:line="240" w:lineRule="auto"/>
               <w:jc w:val="center"/>
             </w:pPr>
             <w:r>
@@ -2703,7 +2703,7 @@
           </w:tcPr>
           <w:p>
             <w:pPr>
-              <w:spacing w:before="0" w:after="0"/>
+              <w:spacing w:before="0" w:after="0" w:line="240" w:lineRule="auto"/>
               <w:jc w:val="center"/>
             </w:pPr>
             <w:r>
@@ -2734,7 +2734,7 @@
           </w:tcPr>
           <w:p>
             <w:pPr>
-              <w:spacing w:before="0" w:after="0"/>
+              <w:spacing w:before="0" w:after="0" w:line="240" w:lineRule="auto"/>
               <w:jc w:val="center"/>
             </w:pPr>
             <w:r>
@@ -2765,7 +2765,7 @@
           </w:tcPr>
           <w:p>
             <w:pPr>
-              <w:spacing w:before="0" w:after="0"/>
+              <w:spacing w:before="0" w:after="0" w:line="240" w:lineRule="auto"/>
               <w:jc w:val="center"/>
             </w:pPr>
             <w:r>
@@ -2801,7 +2801,7 @@
           </w:tcPr>
           <w:p>
             <w:pPr>
-              <w:spacing w:before="0" w:after="0"/>
+              <w:spacing w:before="0" w:after="0" w:line="240" w:lineRule="auto"/>
               <w:jc w:val="center"/>
             </w:pPr>
             <w:r>
@@ -2832,7 +2832,7 @@
           </w:tcPr>
           <w:p>
             <w:pPr>
-              <w:spacing w:before="0" w:after="0"/>
+              <w:spacing w:before="0" w:after="0" w:line="240" w:lineRule="auto"/>
               <w:jc w:val="center"/>
             </w:pPr>
             <w:r>
@@ -2863,7 +2863,7 @@
           </w:tcPr>
           <w:p>
             <w:pPr>
-              <w:spacing w:before="0" w:after="0"/>
+              <w:spacing w:before="0" w:after="0" w:line="240" w:lineRule="auto"/>
               <w:jc w:val="center"/>
             </w:pPr>
             <w:r>
@@ -2899,7 +2899,7 @@
           </w:tcPr>
           <w:p>
             <w:pPr>
-              <w:spacing w:before="0" w:after="0"/>
+              <w:spacing w:before="0" w:after="0" w:line="240" w:lineRule="auto"/>
               <w:jc w:val="center"/>
             </w:pPr>
             <w:r>
@@ -2930,7 +2930,7 @@
           </w:tcPr>
           <w:p>
             <w:pPr>
-              <w:spacing w:before="0" w:after="0"/>
+              <w:spacing w:before="0" w:after="0" w:line="240" w:lineRule="auto"/>
               <w:jc w:val="center"/>
             </w:pPr>
             <w:r>
@@ -2961,7 +2961,7 @@
           </w:tcPr>
           <w:p>
             <w:pPr>
-              <w:spacing w:before="0" w:after="0"/>
+              <w:spacing w:before="0" w:after="0" w:line="240" w:lineRule="auto"/>
               <w:jc w:val="center"/>
             </w:pPr>
             <w:r>
@@ -2997,7 +2997,7 @@
           </w:tcPr>
           <w:p>
             <w:pPr>
-              <w:spacing w:before="0" w:after="0"/>
+              <w:spacing w:before="0" w:after="0" w:line="240" w:lineRule="auto"/>
               <w:jc w:val="center"/>
             </w:pPr>
             <w:r>
@@ -3028,7 +3028,7 @@
           </w:tcPr>
           <w:p>
             <w:pPr>
-              <w:spacing w:before="0" w:after="0"/>
+              <w:spacing w:before="0" w:after="0" w:line="240" w:lineRule="auto"/>
               <w:jc w:val="center"/>
             </w:pPr>
             <w:r>
@@ -3059,7 +3059,7 @@
           </w:tcPr>
           <w:p>
             <w:pPr>
-              <w:spacing w:before="0" w:after="0"/>
+              <w:spacing w:before="0" w:after="0" w:line="240" w:lineRule="auto"/>
               <w:jc w:val="center"/>
             </w:pPr>
             <w:r>
@@ -3095,7 +3095,7 @@
           </w:tcPr>
           <w:p>
             <w:pPr>
-              <w:spacing w:before="0" w:after="0"/>
+              <w:spacing w:before="0" w:after="0" w:line="240" w:lineRule="auto"/>
               <w:jc w:val="center"/>
             </w:pPr>
             <w:r>
@@ -3126,7 +3126,7 @@
           </w:tcPr>
           <w:p>
             <w:pPr>
-              <w:spacing w:before="0" w:after="0"/>
+              <w:spacing w:before="0" w:after="0" w:line="240" w:lineRule="auto"/>
               <w:jc w:val="center"/>
             </w:pPr>
             <w:r>
@@ -3157,7 +3157,7 @@
           </w:tcPr>
           <w:p>
             <w:pPr>
-              <w:spacing w:before="0" w:after="0"/>
+              <w:spacing w:before="0" w:after="0" w:line="240" w:lineRule="auto"/>
               <w:jc w:val="center"/>
             </w:pPr>
             <w:r>
@@ -3179,28 +3179,28 @@
       <w:pPr>
         <w:pStyle w:val="Endure-Subhead"/>
         <w:keepNext/>
-        <w:spacing w:before="240" w:after="60"/>
+        <w:spacing w:before="240" w:after="60" w:line="240" w:lineRule="auto"/>
         <w:outlineLvl w:val="1"/>
       </w:pPr>
       <w:r>
         <w:rPr>
           <w:sz w:val="24"/>
         </w:rPr>
-        <w:t>32.2 Preparación del Entorno</w:t>
+        <w:t>C2.2 Preparación del Entorno</w:t>
       </w:r>
     </w:p>
     <w:p>
       <w:pPr>
         <w:pStyle w:val="Endure-Subhead"/>
         <w:keepNext/>
-        <w:spacing w:before="160" w:after="60"/>
+        <w:spacing w:before="160" w:after="60" w:line="240" w:lineRule="auto"/>
         <w:outlineLvl w:val="2"/>
       </w:pPr>
       <w:r>
         <w:rPr>
           <w:sz w:val="22"/>
         </w:rPr>
-        <w:t>32.2.1 Dependencias Python</w:t>
+        <w:t>C2.2.1 Dependencias Python</w:t>
       </w:r>
     </w:p>
     <w:tbl>
@@ -3421,14 +3421,14 @@
       <w:pPr>
         <w:pStyle w:val="Endure-Subhead"/>
         <w:keepNext/>
-        <w:spacing w:before="160" w:after="60"/>
+        <w:spacing w:before="160" w:after="60" w:line="240" w:lineRule="auto"/>
         <w:outlineLvl w:val="2"/>
       </w:pPr>
       <w:r>
         <w:rPr>
           <w:sz w:val="22"/>
         </w:rPr>
-        <w:t>32.2.2 Estructura de Directorios</w:t>
+        <w:t>C2.2.2 Estructura de Directorios</w:t>
       </w:r>
     </w:p>
     <w:tbl>
@@ -3579,20 +3579,20 @@
       <w:pPr>
         <w:pStyle w:val="Endure-Subhead"/>
         <w:keepNext/>
-        <w:spacing w:before="160" w:after="60"/>
+        <w:spacing w:before="160" w:after="60" w:line="240" w:lineRule="auto"/>
         <w:outlineLvl w:val="2"/>
       </w:pPr>
       <w:r>
         <w:rPr>
           <w:sz w:val="22"/>
         </w:rPr>
-        <w:t>32.2.3 Google Cloud — Habilitar APIs</w:t>
+        <w:t>C2.2.3 Google Cloud — Habilitar APIs</w:t>
       </w:r>
     </w:p>
     <w:p>
       <w:pPr>
         <w:pStyle w:val="Endure-FirstParagraphBodyText"/>
-        <w:spacing w:before="100" w:after="100"/>
+        <w:spacing w:before="100" w:after="100" w:line="240" w:lineRule="auto"/>
       </w:pPr>
       <w:r>
         <w:rPr>
@@ -3957,28 +3957,28 @@
       <w:pPr>
         <w:pStyle w:val="Endure-Subhead"/>
         <w:keepNext/>
-        <w:spacing w:before="240" w:after="60"/>
+        <w:spacing w:before="240" w:after="60" w:line="240" w:lineRule="auto"/>
         <w:outlineLvl w:val="1"/>
       </w:pPr>
       <w:r>
         <w:rPr>
           <w:sz w:val="24"/>
         </w:rPr>
-        <w:t>32.3 Parrilla de Contenidos en Google Sheets</w:t>
+        <w:t>C2.3 Parrilla de Contenidos en Google Sheets</w:t>
       </w:r>
     </w:p>
     <w:p>
       <w:pPr>
         <w:pStyle w:val="Endure-Subhead"/>
         <w:keepNext/>
-        <w:spacing w:before="160" w:after="60"/>
+        <w:spacing w:before="160" w:after="60" w:line="240" w:lineRule="auto"/>
         <w:outlineLvl w:val="2"/>
       </w:pPr>
       <w:r>
         <w:rPr>
           <w:sz w:val="22"/>
         </w:rPr>
-        <w:t>32.3.1 Datos de Versículos (Salmos + Proverbios)</w:t>
+        <w:t>C2.3.1 Datos de Versículos (Salmos + Proverbios)</w:t>
       </w:r>
     </w:p>
     <w:tbl>
@@ -5860,14 +5860,14 @@
       <w:pPr>
         <w:pStyle w:val="Endure-Subhead"/>
         <w:keepNext/>
-        <w:spacing w:before="160" w:after="60"/>
+        <w:spacing w:before="160" w:after="60" w:line="240" w:lineRule="auto"/>
         <w:outlineLvl w:val="2"/>
       </w:pPr>
       <w:r>
         <w:rPr>
           <w:sz w:val="22"/>
         </w:rPr>
-        <w:t>32.3.2 Importar Parrilla a Google Sheets</w:t>
+        <w:t>C2.3.2 Importar Parrilla a Google Sheets</w:t>
       </w:r>
     </w:p>
     <w:tbl>
@@ -7327,20 +7327,20 @@
       <w:pPr>
         <w:pStyle w:val="Endure-Subhead"/>
         <w:keepNext/>
-        <w:spacing w:before="160" w:after="60"/>
+        <w:spacing w:before="160" w:after="60" w:line="240" w:lineRule="auto"/>
         <w:outlineLvl w:val="2"/>
       </w:pPr>
       <w:r>
         <w:rPr>
           <w:sz w:val="22"/>
         </w:rPr>
-        <w:t>32.3.3 Obtener el Texto de los Versículos (API Biblia)</w:t>
+        <w:t>C2.3.3 Obtener el Texto de los Versículos (API Biblia)</w:t>
       </w:r>
     </w:p>
     <w:p>
       <w:pPr>
         <w:pStyle w:val="Endure-FirstParagraphBodyText"/>
-        <w:spacing w:before="100" w:after="100"/>
+        <w:spacing w:before="100" w:after="100" w:line="240" w:lineRule="auto"/>
       </w:pPr>
       <w:r>
         <w:rPr>
@@ -8440,20 +8440,20 @@
       <w:pPr>
         <w:pStyle w:val="Endure-Subhead"/>
         <w:keepNext/>
-        <w:spacing w:before="240" w:after="60"/>
+        <w:spacing w:before="240" w:after="60" w:line="240" w:lineRule="auto"/>
         <w:outlineLvl w:val="1"/>
       </w:pPr>
       <w:r>
         <w:rPr>
           <w:sz w:val="24"/>
         </w:rPr>
-        <w:t>32.4 Agente 1 — Generador de Scripts</w:t>
+        <w:t>C2.4 Agente 1 — Generador de Scripts</w:t>
       </w:r>
     </w:p>
     <w:p>
       <w:pPr>
         <w:pStyle w:val="Endure-FirstParagraphBodyText"/>
-        <w:spacing w:before="100" w:after="100"/>
+        <w:spacing w:before="100" w:after="100" w:line="240" w:lineRule="auto"/>
       </w:pPr>
       <w:r>
         <w:rPr>
@@ -8466,14 +8466,14 @@
       <w:pPr>
         <w:pStyle w:val="Endure-Subhead"/>
         <w:keepNext/>
-        <w:spacing w:before="160" w:after="60"/>
+        <w:spacing w:before="160" w:after="60" w:line="240" w:lineRule="auto"/>
         <w:outlineLvl w:val="2"/>
       </w:pPr>
       <w:r>
         <w:rPr>
           <w:sz w:val="22"/>
         </w:rPr>
-        <w:t>32.4.1 Sistema de Diversidad de Personajes</w:t>
+        <w:t>C2.4.1 Sistema de Diversidad de Personajes</w:t>
       </w:r>
     </w:p>
     <w:tbl>
@@ -10588,14 +10588,14 @@
       <w:pPr>
         <w:pStyle w:val="Endure-Subhead"/>
         <w:keepNext/>
-        <w:spacing w:before="160" w:after="60"/>
+        <w:spacing w:before="160" w:after="60" w:line="240" w:lineRule="auto"/>
         <w:outlineLvl w:val="2"/>
       </w:pPr>
       <w:r>
         <w:rPr>
           <w:sz w:val="22"/>
         </w:rPr>
-        <w:t>32.4.2 Prompt del Generador de Scripts</w:t>
+        <w:t>C2.4.2 Prompt del Generador de Scripts</w:t>
       </w:r>
     </w:p>
     <w:tbl>
@@ -11173,14 +11173,14 @@
       <w:pPr>
         <w:pStyle w:val="Endure-Subhead"/>
         <w:keepNext/>
-        <w:spacing w:before="160" w:after="60"/>
+        <w:spacing w:before="160" w:after="60" w:line="240" w:lineRule="auto"/>
         <w:outlineLvl w:val="2"/>
       </w:pPr>
       <w:r>
         <w:rPr>
           <w:sz w:val="22"/>
         </w:rPr>
-        <w:t>32.4.3 Script del Agente 1</w:t>
+        <w:t>C2.4.3 Script del Agente 1</w:t>
       </w:r>
     </w:p>
     <w:tbl>
@@ -12984,28 +12984,28 @@
       <w:pPr>
         <w:pStyle w:val="Endure-Subhead"/>
         <w:keepNext/>
-        <w:spacing w:before="240" w:after="60"/>
+        <w:spacing w:before="240" w:after="60" w:line="240" w:lineRule="auto"/>
         <w:outlineLvl w:val="1"/>
       </w:pPr>
       <w:r>
         <w:rPr>
           <w:sz w:val="24"/>
         </w:rPr>
-        <w:t>32.5 Agente 2 — Generador de Imágenes (Stable Diffusion WebUI)</w:t>
+        <w:t>C2.5 Agente 2 — Generador de Imágenes (Stable Diffusion WebUI)</w:t>
       </w:r>
     </w:p>
     <w:p>
       <w:pPr>
         <w:pStyle w:val="Endure-Subhead"/>
         <w:keepNext/>
-        <w:spacing w:before="160" w:after="60"/>
+        <w:spacing w:before="160" w:after="60" w:line="240" w:lineRule="auto"/>
         <w:outlineLvl w:val="2"/>
       </w:pPr>
       <w:r>
         <w:rPr>
           <w:sz w:val="22"/>
         </w:rPr>
-        <w:t>32.5.1 Instalar Stable Diffusion WebUI</w:t>
+        <w:t>C2.5.1 Instalar Stable Diffusion WebUI</w:t>
       </w:r>
     </w:p>
     <w:tbl>
@@ -13476,7 +13476,7 @@
     <w:p>
       <w:pPr>
         <w:pStyle w:val="Endure-ChapterBodyText"/>
-        <w:spacing w:before="100" w:after="100"/>
+        <w:spacing w:before="100" w:after="100" w:line="240" w:lineRule="auto"/>
       </w:pPr>
       <w:r>
         <w:rPr>
@@ -13944,14 +13944,14 @@
       <w:pPr>
         <w:pStyle w:val="Endure-Subhead"/>
         <w:keepNext/>
-        <w:spacing w:before="160" w:after="60"/>
+        <w:spacing w:before="160" w:after="60" w:line="240" w:lineRule="auto"/>
         <w:outlineLvl w:val="2"/>
       </w:pPr>
       <w:r>
         <w:rPr>
           <w:sz w:val="22"/>
         </w:rPr>
-        <w:t>32.5.2 Script del Agente 2</w:t>
+        <w:t>C2.5.2 Script del Agente 2</w:t>
       </w:r>
     </w:p>
     <w:tbl>
@@ -15607,28 +15607,28 @@
       <w:pPr>
         <w:pStyle w:val="Endure-Subhead"/>
         <w:keepNext/>
-        <w:spacing w:before="240" w:after="60"/>
+        <w:spacing w:before="240" w:after="60" w:line="240" w:lineRule="auto"/>
         <w:outlineLvl w:val="1"/>
       </w:pPr>
       <w:r>
         <w:rPr>
           <w:sz w:val="24"/>
         </w:rPr>
-        <w:t>32.6 Agente 3 — TTS + Subtítulos Sincronizados</w:t>
+        <w:t>C2.6 Agente 3 — TTS + Subtítulos Sincronizados</w:t>
       </w:r>
     </w:p>
     <w:p>
       <w:pPr>
         <w:pStyle w:val="Endure-Subhead"/>
         <w:keepNext/>
-        <w:spacing w:before="160" w:after="60"/>
+        <w:spacing w:before="160" w:after="60" w:line="240" w:lineRule="auto"/>
         <w:outlineLvl w:val="2"/>
       </w:pPr>
       <w:r>
         <w:rPr>
           <w:sz w:val="22"/>
         </w:rPr>
-        <w:t>32.6.1 Síntesis de Voz con kokoro-tts</w:t>
+        <w:t>C2.6.1 Síntesis de Voz con kokoro-tts</w:t>
       </w:r>
     </w:p>
     <w:tbl>
@@ -18930,28 +18930,28 @@
       <w:pPr>
         <w:pStyle w:val="Endure-Subhead"/>
         <w:keepNext/>
-        <w:spacing w:before="240" w:after="60"/>
+        <w:spacing w:before="240" w:after="60" w:line="240" w:lineRule="auto"/>
         <w:outlineLvl w:val="1"/>
       </w:pPr>
       <w:r>
         <w:rPr>
           <w:sz w:val="24"/>
         </w:rPr>
-        <w:t>32.7 Agente 4 — Ensamblaje de Video con ffmpeg</w:t>
+        <w:t>C2.7 Agente 4 — Ensamblaje de Video con ffmpeg</w:t>
       </w:r>
     </w:p>
     <w:p>
       <w:pPr>
         <w:pStyle w:val="Endure-Subhead"/>
         <w:keepNext/>
-        <w:spacing w:before="160" w:after="60"/>
+        <w:spacing w:before="160" w:after="60" w:line="240" w:lineRule="auto"/>
         <w:outlineLvl w:val="2"/>
       </w:pPr>
       <w:r>
         <w:rPr>
           <w:sz w:val="22"/>
         </w:rPr>
-        <w:t>32.7.1 Estrategia de Composición</w:t>
+        <w:t>C2.7.1 Estrategia de Composición</w:t>
       </w:r>
     </w:p>
     <w:p>
@@ -18970,11 +18970,11 @@
               <a:graphicData uri="http://schemas.openxmlformats.org/drawingml/2006/picture">
                 <pic:pic>
                   <pic:nvPicPr>
-                    <pic:cNvPr id="0" name="ascii_88750.png"/>
+                    <pic:cNvPr id="0" name="ascii_96845.png"/>
                     <pic:cNvPicPr/>
                   </pic:nvPicPr>
                   <pic:blipFill>
-                    <a:blip r:embed="rId47"/>
+                    <a:blip r:embed="rId52"/>
                     <a:stretch>
                       <a:fillRect/>
                     </a:stretch>
@@ -21817,20 +21817,20 @@
       <w:pPr>
         <w:pStyle w:val="Endure-Subhead"/>
         <w:keepNext/>
-        <w:spacing w:before="240" w:after="60"/>
+        <w:spacing w:before="240" w:after="60" w:line="240" w:lineRule="auto"/>
         <w:outlineLvl w:val="1"/>
       </w:pPr>
       <w:r>
         <w:rPr>
           <w:sz w:val="24"/>
         </w:rPr>
-        <w:t>32.8 Pipeline FastAPI Server (Puerto 8090)</w:t>
+        <w:t>C2.8 Pipeline FastAPI Server (Puerto 8090)</w:t>
       </w:r>
     </w:p>
     <w:p>
       <w:pPr>
         <w:pStyle w:val="Endure-FirstParagraphBodyText"/>
-        <w:spacing w:before="100" w:after="100"/>
+        <w:spacing w:before="100" w:after="100" w:line="240" w:lineRule="auto"/>
       </w:pPr>
       <w:r>
         <w:rPr>
@@ -23756,28 +23756,28 @@
       <w:pPr>
         <w:pStyle w:val="Endure-Subhead"/>
         <w:keepNext/>
-        <w:spacing w:before="240" w:after="60"/>
+        <w:spacing w:before="240" w:after="60" w:line="240" w:lineRule="auto"/>
         <w:outlineLvl w:val="1"/>
       </w:pPr>
       <w:r>
         <w:rPr>
           <w:sz w:val="24"/>
         </w:rPr>
-        <w:t>32.9 N8N Workflows</w:t>
+        <w:t>C2.9 N8N Workflows</w:t>
       </w:r>
     </w:p>
     <w:p>
       <w:pPr>
         <w:pStyle w:val="Endure-Subhead"/>
         <w:keepNext/>
-        <w:spacing w:before="160" w:after="60"/>
+        <w:spacing w:before="160" w:after="60" w:line="240" w:lineRule="auto"/>
         <w:outlineLvl w:val="2"/>
       </w:pPr>
       <w:r>
         <w:rPr>
           <w:sz w:val="22"/>
         </w:rPr>
-        <w:t>32.9.1 Workflow 1 — Producción Diaria (Cron 7 AM)</w:t>
+        <w:t>C2.9.1 Workflow 1 — Producción Diaria (Cron 7 AM)</w:t>
       </w:r>
     </w:p>
     <w:p>
@@ -23796,11 +23796,11 @@
               <a:graphicData uri="http://schemas.openxmlformats.org/drawingml/2006/picture">
                 <pic:pic>
                   <pic:nvPicPr>
-                    <pic:cNvPr id="0" name="ascii_32991.png"/>
+                    <pic:cNvPr id="0" name="ascii_91977.png"/>
                     <pic:cNvPicPr/>
                   </pic:nvPicPr>
                   <pic:blipFill>
-                    <a:blip r:embed="rId48"/>
+                    <a:blip r:embed="rId53"/>
                     <a:stretch>
                       <a:fillRect/>
                     </a:stretch>
@@ -24767,14 +24767,14 @@
       <w:pPr>
         <w:pStyle w:val="Endure-Subhead"/>
         <w:keepNext/>
-        <w:spacing w:before="160" w:after="60"/>
+        <w:spacing w:before="160" w:after="60" w:line="240" w:lineRule="auto"/>
         <w:outlineLvl w:val="2"/>
       </w:pPr>
       <w:r>
         <w:rPr>
           <w:sz w:val="22"/>
         </w:rPr>
-        <w:t>32.9.2 Workflow 2 — Publicación con Aprobación Humana</w:t>
+        <w:t>C2.9.2 Workflow 2 — Publicación con Aprobación Humana</w:t>
       </w:r>
     </w:p>
     <w:tbl>
@@ -24832,7 +24832,7 @@
     <w:p>
       <w:pPr>
         <w:pStyle w:val="Endure-ChapterBodyText"/>
-        <w:spacing w:before="100" w:after="100"/>
+        <w:spacing w:before="100" w:after="100" w:line="240" w:lineRule="auto"/>
       </w:pPr>
       <w:r>
         <w:rPr>
@@ -26286,14 +26286,14 @@
       <w:pPr>
         <w:pStyle w:val="Endure-Subhead"/>
         <w:keepNext/>
-        <w:spacing w:before="240" w:after="60"/>
+        <w:spacing w:before="240" w:after="60" w:line="240" w:lineRule="auto"/>
         <w:outlineLvl w:val="1"/>
       </w:pPr>
       <w:r>
         <w:rPr>
           <w:sz w:val="24"/>
         </w:rPr>
-        <w:t>32.10 Agente 5 — Publicación en YouTube Shorts</w:t>
+        <w:t>C2.10 Agente 5 — Publicación en YouTube Shorts</w:t>
       </w:r>
     </w:p>
     <w:tbl>
@@ -27967,14 +27967,14 @@
       <w:pPr>
         <w:pStyle w:val="Endure-Subhead"/>
         <w:keepNext/>
-        <w:spacing w:before="240" w:after="60"/>
+        <w:spacing w:before="240" w:after="60" w:line="240" w:lineRule="auto"/>
         <w:outlineLvl w:val="1"/>
       </w:pPr>
       <w:r>
         <w:rPr>
           <w:sz w:val="24"/>
         </w:rPr>
-        <w:t>32.11 Agente 6 — Publicación en TikTok</w:t>
+        <w:t>C2.11 Agente 6 — Publicación en TikTok</w:t>
       </w:r>
     </w:p>
     <w:tbl>
@@ -29309,14 +29309,14 @@
       <w:pPr>
         <w:pStyle w:val="Endure-Subhead"/>
         <w:keepNext/>
-        <w:spacing w:before="240" w:after="60"/>
+        <w:spacing w:before="240" w:after="60" w:line="240" w:lineRule="auto"/>
         <w:outlineLvl w:val="1"/>
       </w:pPr>
       <w:r>
         <w:rPr>
           <w:sz w:val="24"/>
         </w:rPr>
-        <w:t>32.12 Agente 7 — Reporte Diario de Analytics</w:t>
+        <w:t>C2.12 Agente 7 — Reporte Diario de Analytics</w:t>
       </w:r>
     </w:p>
     <w:tbl>
@@ -30787,28 +30787,28 @@
       <w:pPr>
         <w:pStyle w:val="Endure-Subhead"/>
         <w:keepNext/>
-        <w:spacing w:before="240" w:after="60"/>
+        <w:spacing w:before="240" w:after="60" w:line="240" w:lineRule="auto"/>
         <w:outlineLvl w:val="1"/>
       </w:pPr>
       <w:r>
         <w:rPr>
           <w:sz w:val="24"/>
         </w:rPr>
-        <w:t>32.13 Modo Energético y Prevención OOM</w:t>
+        <w:t>C2.13 Modo Energético y Prevención OOM</w:t>
       </w:r>
     </w:p>
     <w:p>
       <w:pPr>
         <w:pStyle w:val="Endure-Subhead"/>
         <w:keepNext/>
-        <w:spacing w:before="160" w:after="60"/>
+        <w:spacing w:before="160" w:after="60" w:line="240" w:lineRule="auto"/>
         <w:outlineLvl w:val="2"/>
       </w:pPr>
       <w:r>
         <w:rPr>
           <w:sz w:val="22"/>
         </w:rPr>
-        <w:t>32.13.1 Secuencia de Energía del Pipeline Completo</w:t>
+        <w:t>C2.13.1 Secuencia de Energía del Pipeline Completo</w:t>
       </w:r>
     </w:p>
     <w:tbl>
@@ -31324,14 +31324,14 @@
       <w:pPr>
         <w:pStyle w:val="Endure-Subhead"/>
         <w:keepNext/>
-        <w:spacing w:before="160" w:after="60"/>
+        <w:spacing w:before="160" w:after="60" w:line="240" w:lineRule="auto"/>
         <w:outlineLvl w:val="2"/>
       </w:pPr>
       <w:r>
         <w:rPr>
           <w:sz w:val="22"/>
         </w:rPr>
-        <w:t>32.13.2 Aliases</w:t>
+        <w:t>C2.13.2 Aliases</w:t>
       </w:r>
     </w:p>
     <w:tbl>
@@ -31636,21 +31636,21 @@
       <w:pPr>
         <w:pStyle w:val="Endure-Subhead"/>
         <w:keepNext/>
-        <w:spacing w:before="240" w:after="60"/>
+        <w:spacing w:before="240" w:after="60" w:line="240" w:lineRule="auto"/>
         <w:outlineLvl w:val="1"/>
       </w:pPr>
       <w:r>
         <w:rPr>
           <w:sz w:val="24"/>
         </w:rPr>
-        <w:t>32.14 Solución de Problemas</w:t>
+        <w:t>C2.14 Solución de Problemas</w:t>
       </w:r>
     </w:p>
     <w:p>
       <w:pPr>
         <w:pStyle w:val="Endure-Subhead"/>
         <w:keepNext/>
-        <w:spacing w:before="160" w:after="60"/>
+        <w:spacing w:before="160" w:after="60" w:line="240" w:lineRule="auto"/>
         <w:outlineLvl w:val="2"/>
       </w:pPr>
       <w:r>
@@ -31829,7 +31829,7 @@
       <w:pPr>
         <w:pStyle w:val="Endure-Subhead"/>
         <w:keepNext/>
-        <w:spacing w:before="160" w:after="60"/>
+        <w:spacing w:before="160" w:after="60" w:line="240" w:lineRule="auto"/>
         <w:outlineLvl w:val="2"/>
       </w:pPr>
       <w:r>
@@ -32007,7 +32007,7 @@
       <w:pPr>
         <w:pStyle w:val="Endure-Subhead"/>
         <w:keepNext/>
-        <w:spacing w:before="160" w:after="60"/>
+        <w:spacing w:before="160" w:after="60" w:line="240" w:lineRule="auto"/>
         <w:outlineLvl w:val="2"/>
       </w:pPr>
       <w:r>
@@ -32154,7 +32154,7 @@
       <w:pPr>
         <w:pStyle w:val="Endure-Subhead"/>
         <w:keepNext/>
-        <w:spacing w:before="160" w:after="60"/>
+        <w:spacing w:before="160" w:after="60" w:line="240" w:lineRule="auto"/>
         <w:outlineLvl w:val="2"/>
       </w:pPr>
       <w:r>
@@ -32268,7 +32268,7 @@
       <w:pPr>
         <w:pStyle w:val="Endure-Subhead"/>
         <w:keepNext/>
-        <w:spacing w:before="160" w:after="60"/>
+        <w:spacing w:before="160" w:after="60" w:line="240" w:lineRule="auto"/>
         <w:outlineLvl w:val="2"/>
       </w:pPr>
       <w:r>
@@ -32382,34 +32382,34 @@
       <w:pPr>
         <w:pStyle w:val="Endure-Subhead"/>
         <w:keepNext/>
-        <w:spacing w:before="240" w:after="60"/>
+        <w:spacing w:before="240" w:after="60" w:line="240" w:lineRule="auto"/>
         <w:outlineLvl w:val="1"/>
       </w:pPr>
       <w:r>
         <w:rPr>
           <w:sz w:val="24"/>
         </w:rPr>
-        <w:t>32.15 Escalabilidad y Extensiones</w:t>
+        <w:t>C2.15 Escalabilidad y Extensiones</w:t>
       </w:r>
     </w:p>
     <w:p>
       <w:pPr>
         <w:pStyle w:val="Endure-Subhead"/>
         <w:keepNext/>
-        <w:spacing w:before="160" w:after="60"/>
+        <w:spacing w:before="160" w:after="60" w:line="240" w:lineRule="auto"/>
         <w:outlineLvl w:val="2"/>
       </w:pPr>
       <w:r>
         <w:rPr>
           <w:sz w:val="22"/>
         </w:rPr>
-        <w:t>32.15.1 Advertencia de Memoria — Qué Cargar y Cuándo</w:t>
+        <w:t>C2.15.1 Advertencia de Memoria — Qué Cargar y Cuándo</w:t>
       </w:r>
     </w:p>
     <w:p>
       <w:pPr>
         <w:pStyle w:val="Endure-FirstParagraphBodyText"/>
-        <w:spacing w:before="100" w:after="100"/>
+        <w:spacing w:before="100" w:after="100" w:line="240" w:lineRule="auto"/>
       </w:pPr>
       <w:r>
         <w:rPr>
@@ -32468,7 +32468,7 @@
           </w:tcPr>
           <w:p>
             <w:pPr>
-              <w:spacing w:before="0" w:after="0"/>
+              <w:spacing w:before="0" w:after="0" w:line="240" w:lineRule="auto"/>
               <w:jc w:val="center"/>
             </w:pPr>
             <w:r>
@@ -32501,7 +32501,7 @@
           </w:tcPr>
           <w:p>
             <w:pPr>
-              <w:spacing w:before="0" w:after="0"/>
+              <w:spacing w:before="0" w:after="0" w:line="240" w:lineRule="auto"/>
               <w:jc w:val="center"/>
             </w:pPr>
             <w:r>
@@ -32534,7 +32534,7 @@
           </w:tcPr>
           <w:p>
             <w:pPr>
-              <w:spacing w:before="0" w:after="0"/>
+              <w:spacing w:before="0" w:after="0" w:line="240" w:lineRule="auto"/>
               <w:jc w:val="center"/>
             </w:pPr>
             <w:r>
@@ -32567,7 +32567,7 @@
           </w:tcPr>
           <w:p>
             <w:pPr>
-              <w:spacing w:before="0" w:after="0"/>
+              <w:spacing w:before="0" w:after="0" w:line="240" w:lineRule="auto"/>
               <w:jc w:val="center"/>
             </w:pPr>
             <w:r>
@@ -32605,7 +32605,7 @@
           </w:tcPr>
           <w:p>
             <w:pPr>
-              <w:spacing w:before="0" w:after="0"/>
+              <w:spacing w:before="0" w:after="0" w:line="240" w:lineRule="auto"/>
               <w:jc w:val="center"/>
             </w:pPr>
             <w:r>
@@ -32636,7 +32636,7 @@
           </w:tcPr>
           <w:p>
             <w:pPr>
-              <w:spacing w:before="0" w:after="0"/>
+              <w:spacing w:before="0" w:after="0" w:line="240" w:lineRule="auto"/>
               <w:jc w:val="center"/>
             </w:pPr>
             <w:r>
@@ -32667,7 +32667,7 @@
           </w:tcPr>
           <w:p>
             <w:pPr>
-              <w:spacing w:before="0" w:after="0"/>
+              <w:spacing w:before="0" w:after="0" w:line="240" w:lineRule="auto"/>
               <w:jc w:val="center"/>
             </w:pPr>
             <w:r>
@@ -32698,7 +32698,7 @@
           </w:tcPr>
           <w:p>
             <w:pPr>
-              <w:spacing w:before="0" w:after="0"/>
+              <w:spacing w:before="0" w:after="0" w:line="240" w:lineRule="auto"/>
               <w:jc w:val="center"/>
             </w:pPr>
             <w:r>
@@ -32734,7 +32734,7 @@
           </w:tcPr>
           <w:p>
             <w:pPr>
-              <w:spacing w:before="0" w:after="0"/>
+              <w:spacing w:before="0" w:after="0" w:line="240" w:lineRule="auto"/>
               <w:jc w:val="center"/>
             </w:pPr>
             <w:r>
@@ -32765,7 +32765,7 @@
           </w:tcPr>
           <w:p>
             <w:pPr>
-              <w:spacing w:before="0" w:after="0"/>
+              <w:spacing w:before="0" w:after="0" w:line="240" w:lineRule="auto"/>
               <w:jc w:val="center"/>
             </w:pPr>
             <w:r>
@@ -32796,7 +32796,7 @@
           </w:tcPr>
           <w:p>
             <w:pPr>
-              <w:spacing w:before="0" w:after="0"/>
+              <w:spacing w:before="0" w:after="0" w:line="240" w:lineRule="auto"/>
               <w:jc w:val="center"/>
             </w:pPr>
             <w:r>
@@ -32827,7 +32827,7 @@
           </w:tcPr>
           <w:p>
             <w:pPr>
-              <w:spacing w:before="0" w:after="0"/>
+              <w:spacing w:before="0" w:after="0" w:line="240" w:lineRule="auto"/>
               <w:jc w:val="center"/>
             </w:pPr>
             <w:r>
@@ -32863,7 +32863,7 @@
           </w:tcPr>
           <w:p>
             <w:pPr>
-              <w:spacing w:before="0" w:after="0"/>
+              <w:spacing w:before="0" w:after="0" w:line="240" w:lineRule="auto"/>
               <w:jc w:val="center"/>
             </w:pPr>
             <w:r>
@@ -32894,7 +32894,7 @@
           </w:tcPr>
           <w:p>
             <w:pPr>
-              <w:spacing w:before="0" w:after="0"/>
+              <w:spacing w:before="0" w:after="0" w:line="240" w:lineRule="auto"/>
               <w:jc w:val="center"/>
             </w:pPr>
             <w:r>
@@ -32925,7 +32925,7 @@
           </w:tcPr>
           <w:p>
             <w:pPr>
-              <w:spacing w:before="0" w:after="0"/>
+              <w:spacing w:before="0" w:after="0" w:line="240" w:lineRule="auto"/>
               <w:jc w:val="center"/>
             </w:pPr>
             <w:r>
@@ -32956,7 +32956,7 @@
           </w:tcPr>
           <w:p>
             <w:pPr>
-              <w:spacing w:before="0" w:after="0"/>
+              <w:spacing w:before="0" w:after="0" w:line="240" w:lineRule="auto"/>
               <w:jc w:val="center"/>
             </w:pPr>
             <w:r>
@@ -32992,7 +32992,7 @@
           </w:tcPr>
           <w:p>
             <w:pPr>
-              <w:spacing w:before="0" w:after="0"/>
+              <w:spacing w:before="0" w:after="0" w:line="240" w:lineRule="auto"/>
               <w:jc w:val="center"/>
             </w:pPr>
             <w:r>
@@ -33023,7 +33023,7 @@
           </w:tcPr>
           <w:p>
             <w:pPr>
-              <w:spacing w:before="0" w:after="0"/>
+              <w:spacing w:before="0" w:after="0" w:line="240" w:lineRule="auto"/>
               <w:jc w:val="center"/>
             </w:pPr>
             <w:r>
@@ -33054,7 +33054,7 @@
           </w:tcPr>
           <w:p>
             <w:pPr>
-              <w:spacing w:before="0" w:after="0"/>
+              <w:spacing w:before="0" w:after="0" w:line="240" w:lineRule="auto"/>
               <w:jc w:val="center"/>
             </w:pPr>
             <w:r>
@@ -33085,7 +33085,7 @@
           </w:tcPr>
           <w:p>
             <w:pPr>
-              <w:spacing w:before="0" w:after="0"/>
+              <w:spacing w:before="0" w:after="0" w:line="240" w:lineRule="auto"/>
               <w:jc w:val="center"/>
             </w:pPr>
             <w:r>
@@ -33121,7 +33121,7 @@
           </w:tcPr>
           <w:p>
             <w:pPr>
-              <w:spacing w:before="0" w:after="0"/>
+              <w:spacing w:before="0" w:after="0" w:line="240" w:lineRule="auto"/>
               <w:jc w:val="center"/>
             </w:pPr>
             <w:r>
@@ -33152,7 +33152,7 @@
           </w:tcPr>
           <w:p>
             <w:pPr>
-              <w:spacing w:before="0" w:after="0"/>
+              <w:spacing w:before="0" w:after="0" w:line="240" w:lineRule="auto"/>
               <w:jc w:val="center"/>
             </w:pPr>
             <w:r>
@@ -33183,7 +33183,7 @@
           </w:tcPr>
           <w:p>
             <w:pPr>
-              <w:spacing w:before="0" w:after="0"/>
+              <w:spacing w:before="0" w:after="0" w:line="240" w:lineRule="auto"/>
               <w:jc w:val="center"/>
             </w:pPr>
             <w:r>
@@ -33214,7 +33214,7 @@
           </w:tcPr>
           <w:p>
             <w:pPr>
-              <w:spacing w:before="0" w:after="0"/>
+              <w:spacing w:before="0" w:after="0" w:line="240" w:lineRule="auto"/>
               <w:jc w:val="center"/>
             </w:pPr>
             <w:r>
@@ -33287,7 +33287,7 @@
     <w:p>
       <w:pPr>
         <w:pStyle w:val="Endure-ChapterBodyText"/>
-        <w:spacing w:before="100" w:after="100"/>
+        <w:spacing w:before="100" w:after="100" w:line="240" w:lineRule="auto"/>
       </w:pPr>
       <w:r>
         <w:rPr>
@@ -33465,20 +33465,20 @@
       <w:pPr>
         <w:pStyle w:val="Endure-Subhead"/>
         <w:keepNext/>
-        <w:spacing w:before="160" w:after="60"/>
+        <w:spacing w:before="160" w:after="60" w:line="240" w:lineRule="auto"/>
         <w:outlineLvl w:val="2"/>
       </w:pPr>
       <w:r>
         <w:rPr>
           <w:sz w:val="22"/>
         </w:rPr>
-        <w:t>32.15.2 Evaluación de Backend LLM para Generación de Scripts</w:t>
+        <w:t>C2.15.2 Evaluación de Backend LLM para Generación de Scripts</w:t>
       </w:r>
     </w:p>
     <w:p>
       <w:pPr>
         <w:pStyle w:val="Endure-FirstParagraphBodyText"/>
-        <w:spacing w:before="100" w:after="100"/>
+        <w:spacing w:before="100" w:after="100" w:line="240" w:lineRule="auto"/>
       </w:pPr>
       <w:r>
         <w:rPr>
@@ -33525,7 +33525,7 @@
           </w:tcPr>
           <w:p>
             <w:pPr>
-              <w:spacing w:before="0" w:after="0"/>
+              <w:spacing w:before="0" w:after="0" w:line="240" w:lineRule="auto"/>
               <w:jc w:val="center"/>
             </w:pPr>
             <w:r>
@@ -33558,7 +33558,7 @@
           </w:tcPr>
           <w:p>
             <w:pPr>
-              <w:spacing w:before="0" w:after="0"/>
+              <w:spacing w:before="0" w:after="0" w:line="240" w:lineRule="auto"/>
               <w:jc w:val="center"/>
             </w:pPr>
             <w:r>
@@ -33591,7 +33591,7 @@
           </w:tcPr>
           <w:p>
             <w:pPr>
-              <w:spacing w:before="0" w:after="0"/>
+              <w:spacing w:before="0" w:after="0" w:line="240" w:lineRule="auto"/>
               <w:jc w:val="center"/>
             </w:pPr>
             <w:r>
@@ -33624,7 +33624,7 @@
           </w:tcPr>
           <w:p>
             <w:pPr>
-              <w:spacing w:before="0" w:after="0"/>
+              <w:spacing w:before="0" w:after="0" w:line="240" w:lineRule="auto"/>
               <w:jc w:val="center"/>
             </w:pPr>
             <w:r>
@@ -33657,7 +33657,7 @@
           </w:tcPr>
           <w:p>
             <w:pPr>
-              <w:spacing w:before="0" w:after="0"/>
+              <w:spacing w:before="0" w:after="0" w:line="240" w:lineRule="auto"/>
               <w:jc w:val="center"/>
             </w:pPr>
             <w:r>
@@ -33695,7 +33695,7 @@
           </w:tcPr>
           <w:p>
             <w:pPr>
-              <w:spacing w:before="0" w:after="0"/>
+              <w:spacing w:before="0" w:after="0" w:line="240" w:lineRule="auto"/>
               <w:jc w:val="center"/>
             </w:pPr>
             <w:r>
@@ -33726,7 +33726,7 @@
           </w:tcPr>
           <w:p>
             <w:pPr>
-              <w:spacing w:before="0" w:after="0"/>
+              <w:spacing w:before="0" w:after="0" w:line="240" w:lineRule="auto"/>
               <w:jc w:val="center"/>
             </w:pPr>
             <w:r>
@@ -33757,7 +33757,7 @@
           </w:tcPr>
           <w:p>
             <w:pPr>
-              <w:spacing w:before="0" w:after="0"/>
+              <w:spacing w:before="0" w:after="0" w:line="240" w:lineRule="auto"/>
               <w:jc w:val="center"/>
             </w:pPr>
             <w:r>
@@ -33788,7 +33788,7 @@
           </w:tcPr>
           <w:p>
             <w:pPr>
-              <w:spacing w:before="0" w:after="0"/>
+              <w:spacing w:before="0" w:after="0" w:line="240" w:lineRule="auto"/>
               <w:jc w:val="center"/>
             </w:pPr>
             <w:r>
@@ -33819,7 +33819,7 @@
           </w:tcPr>
           <w:p>
             <w:pPr>
-              <w:spacing w:before="0" w:after="0"/>
+              <w:spacing w:before="0" w:after="0" w:line="240" w:lineRule="auto"/>
               <w:jc w:val="center"/>
             </w:pPr>
             <w:r>
@@ -33855,7 +33855,7 @@
           </w:tcPr>
           <w:p>
             <w:pPr>
-              <w:spacing w:before="0" w:after="0"/>
+              <w:spacing w:before="0" w:after="0" w:line="240" w:lineRule="auto"/>
               <w:jc w:val="center"/>
             </w:pPr>
             <w:r>
@@ -33886,7 +33886,7 @@
           </w:tcPr>
           <w:p>
             <w:pPr>
-              <w:spacing w:before="0" w:after="0"/>
+              <w:spacing w:before="0" w:after="0" w:line="240" w:lineRule="auto"/>
               <w:jc w:val="center"/>
             </w:pPr>
             <w:r>
@@ -33917,7 +33917,7 @@
           </w:tcPr>
           <w:p>
             <w:pPr>
-              <w:spacing w:before="0" w:after="0"/>
+              <w:spacing w:before="0" w:after="0" w:line="240" w:lineRule="auto"/>
               <w:jc w:val="center"/>
             </w:pPr>
             <w:r>
@@ -33948,7 +33948,7 @@
           </w:tcPr>
           <w:p>
             <w:pPr>
-              <w:spacing w:before="0" w:after="0"/>
+              <w:spacing w:before="0" w:after="0" w:line="240" w:lineRule="auto"/>
               <w:jc w:val="center"/>
             </w:pPr>
             <w:r>
@@ -33979,7 +33979,7 @@
           </w:tcPr>
           <w:p>
             <w:pPr>
-              <w:spacing w:before="0" w:after="0"/>
+              <w:spacing w:before="0" w:after="0" w:line="240" w:lineRule="auto"/>
               <w:jc w:val="center"/>
             </w:pPr>
             <w:r>
@@ -34015,7 +34015,7 @@
           </w:tcPr>
           <w:p>
             <w:pPr>
-              <w:spacing w:before="0" w:after="0"/>
+              <w:spacing w:before="0" w:after="0" w:line="240" w:lineRule="auto"/>
               <w:jc w:val="center"/>
             </w:pPr>
             <w:r>
@@ -34046,7 +34046,7 @@
           </w:tcPr>
           <w:p>
             <w:pPr>
-              <w:spacing w:before="0" w:after="0"/>
+              <w:spacing w:before="0" w:after="0" w:line="240" w:lineRule="auto"/>
               <w:jc w:val="center"/>
             </w:pPr>
             <w:r>
@@ -34077,7 +34077,7 @@
           </w:tcPr>
           <w:p>
             <w:pPr>
-              <w:spacing w:before="0" w:after="0"/>
+              <w:spacing w:before="0" w:after="0" w:line="240" w:lineRule="auto"/>
               <w:jc w:val="center"/>
             </w:pPr>
             <w:r>
@@ -34108,7 +34108,7 @@
           </w:tcPr>
           <w:p>
             <w:pPr>
-              <w:spacing w:before="0" w:after="0"/>
+              <w:spacing w:before="0" w:after="0" w:line="240" w:lineRule="auto"/>
               <w:jc w:val="center"/>
             </w:pPr>
             <w:r>
@@ -34139,7 +34139,7 @@
           </w:tcPr>
           <w:p>
             <w:pPr>
-              <w:spacing w:before="0" w:after="0"/>
+              <w:spacing w:before="0" w:after="0" w:line="240" w:lineRule="auto"/>
               <w:jc w:val="center"/>
             </w:pPr>
             <w:r>
@@ -34175,7 +34175,7 @@
           </w:tcPr>
           <w:p>
             <w:pPr>
-              <w:spacing w:before="0" w:after="0"/>
+              <w:spacing w:before="0" w:after="0" w:line="240" w:lineRule="auto"/>
               <w:jc w:val="center"/>
             </w:pPr>
             <w:r>
@@ -34206,7 +34206,7 @@
           </w:tcPr>
           <w:p>
             <w:pPr>
-              <w:spacing w:before="0" w:after="0"/>
+              <w:spacing w:before="0" w:after="0" w:line="240" w:lineRule="auto"/>
               <w:jc w:val="center"/>
             </w:pPr>
             <w:r>
@@ -34237,7 +34237,7 @@
           </w:tcPr>
           <w:p>
             <w:pPr>
-              <w:spacing w:before="0" w:after="0"/>
+              <w:spacing w:before="0" w:after="0" w:line="240" w:lineRule="auto"/>
               <w:jc w:val="center"/>
             </w:pPr>
             <w:r>
@@ -34268,7 +34268,7 @@
           </w:tcPr>
           <w:p>
             <w:pPr>
-              <w:spacing w:before="0" w:after="0"/>
+              <w:spacing w:before="0" w:after="0" w:line="240" w:lineRule="auto"/>
               <w:jc w:val="center"/>
             </w:pPr>
             <w:r>
@@ -34299,7 +34299,7 @@
           </w:tcPr>
           <w:p>
             <w:pPr>
-              <w:spacing w:before="0" w:after="0"/>
+              <w:spacing w:before="0" w:after="0" w:line="240" w:lineRule="auto"/>
               <w:jc w:val="center"/>
             </w:pPr>
             <w:r>
@@ -34372,7 +34372,7 @@
     <w:p>
       <w:pPr>
         <w:pStyle w:val="Endure-ChapterBodyText"/>
-        <w:spacing w:before="100" w:after="100"/>
+        <w:spacing w:before="100" w:after="100" w:line="240" w:lineRule="auto"/>
       </w:pPr>
       <w:r>
         <w:rPr>
@@ -34686,20 +34686,20 @@
       <w:pPr>
         <w:pStyle w:val="Endure-Subhead"/>
         <w:keepNext/>
-        <w:spacing w:before="160" w:after="60"/>
+        <w:spacing w:before="160" w:after="60" w:line="240" w:lineRule="auto"/>
         <w:outlineLvl w:val="2"/>
       </w:pPr>
       <w:r>
         <w:rPr>
           <w:sz w:val="22"/>
         </w:rPr>
-        <w:t>32.15.3 Extensión a Otros Tipos de Canal</w:t>
+        <w:t>C2.15.3 Extensión a Otros Tipos de Canal</w:t>
       </w:r>
     </w:p>
     <w:p>
       <w:pPr>
         <w:pStyle w:val="Endure-FirstParagraphBodyText"/>
-        <w:spacing w:before="100" w:after="100"/>
+        <w:spacing w:before="100" w:after="100" w:line="240" w:lineRule="auto"/>
       </w:pPr>
       <w:r>
         <w:rPr>
@@ -34744,7 +34744,7 @@
           </w:tcPr>
           <w:p>
             <w:pPr>
-              <w:spacing w:before="0" w:after="0"/>
+              <w:spacing w:before="0" w:after="0" w:line="240" w:lineRule="auto"/>
               <w:jc w:val="center"/>
             </w:pPr>
             <w:r>
@@ -34777,7 +34777,7 @@
           </w:tcPr>
           <w:p>
             <w:pPr>
-              <w:spacing w:before="0" w:after="0"/>
+              <w:spacing w:before="0" w:after="0" w:line="240" w:lineRule="auto"/>
               <w:jc w:val="center"/>
             </w:pPr>
             <w:r>
@@ -34810,7 +34810,7 @@
           </w:tcPr>
           <w:p>
             <w:pPr>
-              <w:spacing w:before="0" w:after="0"/>
+              <w:spacing w:before="0" w:after="0" w:line="240" w:lineRule="auto"/>
               <w:jc w:val="center"/>
             </w:pPr>
             <w:r>
@@ -34848,7 +34848,7 @@
           </w:tcPr>
           <w:p>
             <w:pPr>
-              <w:spacing w:before="0" w:after="0"/>
+              <w:spacing w:before="0" w:after="0" w:line="240" w:lineRule="auto"/>
               <w:jc w:val="center"/>
             </w:pPr>
             <w:r>
@@ -34879,7 +34879,7 @@
           </w:tcPr>
           <w:p>
             <w:pPr>
-              <w:spacing w:before="0" w:after="0"/>
+              <w:spacing w:before="0" w:after="0" w:line="240" w:lineRule="auto"/>
               <w:jc w:val="both"/>
             </w:pPr>
             <w:r>
@@ -34910,7 +34910,7 @@
           </w:tcPr>
           <w:p>
             <w:pPr>
-              <w:spacing w:before="0" w:after="0"/>
+              <w:spacing w:before="0" w:after="0" w:line="240" w:lineRule="auto"/>
               <w:jc w:val="center"/>
             </w:pPr>
             <w:r>
@@ -34946,7 +34946,7 @@
           </w:tcPr>
           <w:p>
             <w:pPr>
-              <w:spacing w:before="0" w:after="0"/>
+              <w:spacing w:before="0" w:after="0" w:line="240" w:lineRule="auto"/>
               <w:jc w:val="center"/>
             </w:pPr>
             <w:r>
@@ -34977,7 +34977,7 @@
           </w:tcPr>
           <w:p>
             <w:pPr>
-              <w:spacing w:before="0" w:after="0"/>
+              <w:spacing w:before="0" w:after="0" w:line="240" w:lineRule="auto"/>
               <w:jc w:val="both"/>
             </w:pPr>
             <w:r>
@@ -35008,7 +35008,7 @@
           </w:tcPr>
           <w:p>
             <w:pPr>
-              <w:spacing w:before="0" w:after="0"/>
+              <w:spacing w:before="0" w:after="0" w:line="240" w:lineRule="auto"/>
               <w:jc w:val="center"/>
             </w:pPr>
             <w:r>
@@ -35044,7 +35044,7 @@
           </w:tcPr>
           <w:p>
             <w:pPr>
-              <w:spacing w:before="0" w:after="0"/>
+              <w:spacing w:before="0" w:after="0" w:line="240" w:lineRule="auto"/>
               <w:jc w:val="center"/>
             </w:pPr>
             <w:r>
@@ -35075,7 +35075,7 @@
           </w:tcPr>
           <w:p>
             <w:pPr>
-              <w:spacing w:before="0" w:after="0"/>
+              <w:spacing w:before="0" w:after="0" w:line="240" w:lineRule="auto"/>
               <w:jc w:val="both"/>
             </w:pPr>
             <w:r>
@@ -35106,7 +35106,7 @@
           </w:tcPr>
           <w:p>
             <w:pPr>
-              <w:spacing w:before="0" w:after="0"/>
+              <w:spacing w:before="0" w:after="0" w:line="240" w:lineRule="auto"/>
               <w:jc w:val="center"/>
             </w:pPr>
             <w:r>
@@ -35142,7 +35142,7 @@
           </w:tcPr>
           <w:p>
             <w:pPr>
-              <w:spacing w:before="0" w:after="0"/>
+              <w:spacing w:before="0" w:after="0" w:line="240" w:lineRule="auto"/>
               <w:jc w:val="center"/>
             </w:pPr>
             <w:r>
@@ -35173,7 +35173,7 @@
           </w:tcPr>
           <w:p>
             <w:pPr>
-              <w:spacing w:before="0" w:after="0"/>
+              <w:spacing w:before="0" w:after="0" w:line="240" w:lineRule="auto"/>
               <w:jc w:val="both"/>
             </w:pPr>
             <w:r>
@@ -35204,7 +35204,7 @@
           </w:tcPr>
           <w:p>
             <w:pPr>
-              <w:spacing w:before="0" w:after="0"/>
+              <w:spacing w:before="0" w:after="0" w:line="240" w:lineRule="auto"/>
               <w:jc w:val="center"/>
             </w:pPr>
             <w:r>
@@ -35433,7 +35433,7 @@
       <w:pPr>
         <w:pStyle w:val="Endure-Subhead"/>
         <w:keepNext/>
-        <w:spacing w:before="240" w:after="60"/>
+        <w:spacing w:before="240" w:after="60" w:line="240" w:lineRule="auto"/>
         <w:outlineLvl w:val="1"/>
       </w:pPr>
       <w:r>
@@ -35446,7 +35446,7 @@
     <w:p>
       <w:pPr>
         <w:pStyle w:val="Endure-FirstParagraphBodyText"/>
-        <w:spacing w:before="100" w:after="100"/>
+        <w:spacing w:before="100" w:after="100" w:line="240" w:lineRule="auto"/>
       </w:pPr>
       <w:r>
         <w:rPr>
@@ -35471,7 +35471,7 @@
     <w:p>
       <w:pPr>
         <w:pStyle w:val="Endure-ChapterBodyText"/>
-        <w:spacing w:before="40" w:after="40"/>
+        <w:spacing w:before="40" w:after="40" w:line="240" w:lineRule="auto"/>
         <w:ind w:left="360" w:hanging="216"/>
       </w:pPr>
       <w:r>
@@ -35497,7 +35497,7 @@
     <w:p>
       <w:pPr>
         <w:pStyle w:val="Endure-ChapterBodyText"/>
-        <w:spacing w:before="40" w:after="40"/>
+        <w:spacing w:before="40" w:after="40" w:line="240" w:lineRule="auto"/>
         <w:ind w:left="360" w:hanging="216"/>
       </w:pPr>
       <w:r>
@@ -35523,7 +35523,7 @@
     <w:p>
       <w:pPr>
         <w:pStyle w:val="Endure-ChapterBodyText"/>
-        <w:spacing w:before="40" w:after="40"/>
+        <w:spacing w:before="40" w:after="40" w:line="240" w:lineRule="auto"/>
         <w:ind w:left="360" w:hanging="216"/>
       </w:pPr>
       <w:r>
@@ -35549,7 +35549,7 @@
     <w:p>
       <w:pPr>
         <w:pStyle w:val="Endure-ChapterBodyText"/>
-        <w:spacing w:before="40" w:after="40"/>
+        <w:spacing w:before="40" w:after="40" w:line="240" w:lineRule="auto"/>
         <w:ind w:left="360" w:hanging="216"/>
       </w:pPr>
       <w:r>
@@ -35575,7 +35575,7 @@
     <w:p>
       <w:pPr>
         <w:pStyle w:val="Endure-ChapterBodyText"/>
-        <w:spacing w:before="40" w:after="40"/>
+        <w:spacing w:before="40" w:after="40" w:line="240" w:lineRule="auto"/>
         <w:ind w:left="360" w:hanging="216"/>
       </w:pPr>
       <w:r>
@@ -35601,7 +35601,7 @@
     <w:p>
       <w:pPr>
         <w:pStyle w:val="Endure-ChapterBodyText"/>
-        <w:spacing w:before="40" w:after="40"/>
+        <w:spacing w:before="40" w:after="40" w:line="240" w:lineRule="auto"/>
         <w:ind w:left="360" w:hanging="216"/>
       </w:pPr>
       <w:r>
@@ -35632,7 +35632,7 @@
     <w:p>
       <w:pPr>
         <w:pStyle w:val="Endure-ChapterBodyText"/>
-        <w:spacing w:before="100" w:after="100"/>
+        <w:spacing w:before="100" w:after="100" w:line="240" w:lineRule="auto"/>
       </w:pPr>
       <w:r>
         <w:rPr>
@@ -35644,7 +35644,7 @@
     <w:p>
       <w:pPr>
         <w:pStyle w:val="Endure-ChapterBodyText"/>
-        <w:spacing w:before="100" w:after="100"/>
+        <w:spacing w:before="100" w:after="100" w:line="240" w:lineRule="auto"/>
       </w:pPr>
       <w:r>
         <w:rPr>
@@ -35656,6 +35656,11 @@
     </w:p>
     <w:sectPr>
       <w:footerReference w:type="first" r:id="rId43"/>
+      <w:headerReference w:type="default" r:id="rId46"/>
+      <w:footerReference w:type="default" r:id="rId47"/>
+      <w:headerReference w:type="even" r:id="rId48"/>
+      <w:footerReference w:type="even" r:id="rId49"/>
+      <w:headerReference w:type="first" r:id="rId50"/>
       <w:type w:val="nextColumn"/>
       <w:pgSz w:w="10080" w:h="14400"/>
       <w:pgMar w:top="794" w:right="851" w:bottom="794" w:left="1077" w:header="454" w:footer="454" w:gutter="0"/>
@@ -36900,6 +36905,26 @@
 </w:ftr>
 </file>
 
+<file path=word/footer34.xml><?xml version="1.0" encoding="utf-8"?>
+<w:ftr xmlns:m="http://schemas.openxmlformats.org/officeDocument/2006/math" xmlns:mc="http://schemas.openxmlformats.org/markup-compatibility/2006" xmlns:mo="http://schemas.microsoft.com/office/mac/office/2008/main" xmlns:mv="urn:schemas-microsoft-com:mac:vml" xmlns:o="urn:schemas-microsoft-com:office:office" xmlns:r="http://schemas.openxmlformats.org/officeDocument/2006/relationships" xmlns:v="urn:schemas-microsoft-com:vml" xmlns:w10="urn:schemas-microsoft-com:office:word" xmlns:w14="http://schemas.microsoft.com/office/word/2010/wordml" xmlns:w="http://schemas.openxmlformats.org/wordprocessingml/2006/main" xmlns:wne="http://schemas.microsoft.com/office/word/2006/wordml" xmlns:wp14="http://schemas.microsoft.com/office/word/2010/wordprocessingDrawing" xmlns:wp="http://schemas.openxmlformats.org/drawingml/2006/wordprocessingDrawing" xmlns:wpc="http://schemas.microsoft.com/office/word/2010/wordprocessingCanvas" xmlns:wpg="http://schemas.microsoft.com/office/word/2010/wordprocessingGroup" xmlns:wpi="http://schemas.microsoft.com/office/word/2010/wordprocessingInk" xmlns:wps="http://schemas.microsoft.com/office/word/2010/wordprocessingShape" mc:Ignorable="w14 wp14">
+  <w:p>
+    <w:pPr>
+      <w:pStyle w:val="Footer"/>
+    </w:pPr>
+  </w:p>
+</w:ftr>
+</file>
+
+<file path=word/footer35.xml><?xml version="1.0" encoding="utf-8"?>
+<w:ftr xmlns:m="http://schemas.openxmlformats.org/officeDocument/2006/math" xmlns:mc="http://schemas.openxmlformats.org/markup-compatibility/2006" xmlns:mo="http://schemas.microsoft.com/office/mac/office/2008/main" xmlns:mv="urn:schemas-microsoft-com:mac:vml" xmlns:o="urn:schemas-microsoft-com:office:office" xmlns:r="http://schemas.openxmlformats.org/officeDocument/2006/relationships" xmlns:v="urn:schemas-microsoft-com:vml" xmlns:w10="urn:schemas-microsoft-com:office:word" xmlns:w14="http://schemas.microsoft.com/office/word/2010/wordml" xmlns:w="http://schemas.openxmlformats.org/wordprocessingml/2006/main" xmlns:wne="http://schemas.microsoft.com/office/word/2006/wordml" xmlns:wp14="http://schemas.microsoft.com/office/word/2010/wordprocessingDrawing" xmlns:wp="http://schemas.openxmlformats.org/drawingml/2006/wordprocessingDrawing" xmlns:wpc="http://schemas.microsoft.com/office/word/2010/wordprocessingCanvas" xmlns:wpg="http://schemas.microsoft.com/office/word/2010/wordprocessingGroup" xmlns:wpi="http://schemas.microsoft.com/office/word/2010/wordprocessingInk" xmlns:wps="http://schemas.microsoft.com/office/word/2010/wordprocessingShape" mc:Ignorable="w14 wp14">
+  <w:p>
+    <w:pPr>
+      <w:pStyle w:val="Footer"/>
+    </w:pPr>
+  </w:p>
+</w:ftr>
+</file>
+
 <file path=word/footer4.xml><?xml version="1.0" encoding="utf-8"?>
 <w:ftr xmlns:wpc="http://schemas.microsoft.com/office/word/2010/wordprocessingCanvas" xmlns:cx="http://schemas.microsoft.com/office/drawing/2014/chartex" xmlns:cx1="http://schemas.microsoft.com/office/drawing/2015/9/8/chartex" xmlns:cx2="http://schemas.microsoft.com/office/drawing/2015/10/21/chartex" xmlns:cx3="http://schemas.microsoft.com/office/drawing/2016/5/9/chartex" xmlns:cx4="http://schemas.microsoft.com/office/drawing/2016/5/10/chartex" xmlns:cx5="http://schemas.microsoft.com/office/drawing/2016/5/11/chartex" xmlns:cx6="http://schemas.microsoft.com/office/drawing/2016/5/12/chartex" xmlns:cx7="http://schemas.microsoft.com/office/drawing/2016/5/13/chartex" xmlns:cx8="http://schemas.microsoft.com/office/drawing/2016/5/14/chartex" xmlns:mc="http://schemas.openxmlformats.org/markup-compatibility/2006" xmlns:aink="http://schemas.microsoft.com/office/drawing/2016/ink" xmlns:am3d="http://schemas.microsoft.com/office/drawing/2017/model3d" xmlns:o="urn:schemas-microsoft-com:office:office" xmlns:oel="http://schemas.microsoft.com/office/2019/extlst" xmlns:r="http://schemas.openxmlformats.org/officeDocument/2006/relationships" xmlns:m="http://schemas.openxmlformats.org/officeDocument/2006/math" xmlns:v="urn:schemas-microsoft-com:vml" xmlns:wp14="http://schemas.microsoft.com/office/word/2010/wordprocessingDrawing" xmlns:wp="http://schemas.openxmlformats.org/drawingml/2006/wordprocessingDrawing" xmlns:w10="urn:schemas-microsoft-com:office:word" xmlns:w="http://schemas.openxmlformats.org/wordprocessingml/2006/main" xmlns:w14="http://schemas.microsoft.com/office/word/2010/wordml" xmlns:w15="http://schemas.microsoft.com/office/word/2012/wordml" xmlns:w16cex="http://schemas.microsoft.com/office/word/2018/wordml/cex" xmlns:w16cid="http://schemas.microsoft.com/office/word/2016/wordml/cid" xmlns:w16="http://schemas.microsoft.com/office/word/2018/wordml" xmlns:w16du="http://schemas.microsoft.com/office/word/2023/wordml/word16du" xmlns:w16sdtdh="http://schemas.microsoft.com/office/word/2020/wordml/sdtdatahash" xmlns:w16sdtfl="http://schemas.microsoft.com/office/word/2024/wordml/sdtformatlock" xmlns:w16se="http://schemas.microsoft.com/office/word/2015/wordml/symex" xmlns:wpg="http://schemas.microsoft.com/office/word/2010/wordprocessingGroup" xmlns:wpi="http://schemas.microsoft.com/office/word/2010/wordprocessingInk" xmlns:wne="http://schemas.microsoft.com/office/word/2006/wordml" xmlns:wps="http://schemas.microsoft.com/office/word/2010/wordprocessingShape" mc:Ignorable="w14 w15 w16se w16cid w16 w16cex w16sdtdh w16sdtfl w16du wp14">
   <w:p>
@@ -37157,6 +37182,36 @@
     <w:r>
       <w:t>TÍTULO DEL LIBRO</w:t>
     </w:r>
+  </w:p>
+</w:hdr>
+</file>
+
+<file path=word/header3.xml><?xml version="1.0" encoding="utf-8"?>
+<w:hdr xmlns:m="http://schemas.openxmlformats.org/officeDocument/2006/math" xmlns:mc="http://schemas.openxmlformats.org/markup-compatibility/2006" xmlns:mo="http://schemas.microsoft.com/office/mac/office/2008/main" xmlns:mv="urn:schemas-microsoft-com:mac:vml" xmlns:o="urn:schemas-microsoft-com:office:office" xmlns:r="http://schemas.openxmlformats.org/officeDocument/2006/relationships" xmlns:v="urn:schemas-microsoft-com:vml" xmlns:w10="urn:schemas-microsoft-com:office:word" xmlns:w14="http://schemas.microsoft.com/office/word/2010/wordml" xmlns:w="http://schemas.openxmlformats.org/wordprocessingml/2006/main" xmlns:wne="http://schemas.microsoft.com/office/word/2006/wordml" xmlns:wp14="http://schemas.microsoft.com/office/word/2010/wordprocessingDrawing" xmlns:wp="http://schemas.openxmlformats.org/drawingml/2006/wordprocessingDrawing" xmlns:wpc="http://schemas.microsoft.com/office/word/2010/wordprocessingCanvas" xmlns:wpg="http://schemas.microsoft.com/office/word/2010/wordprocessingGroup" xmlns:wpi="http://schemas.microsoft.com/office/word/2010/wordprocessingInk" xmlns:wps="http://schemas.microsoft.com/office/word/2010/wordprocessingShape" mc:Ignorable="w14 wp14">
+  <w:p>
+    <w:pPr>
+      <w:pStyle w:val="Header"/>
+    </w:pPr>
+  </w:p>
+</w:hdr>
+</file>
+
+<file path=word/header4.xml><?xml version="1.0" encoding="utf-8"?>
+<w:hdr xmlns:m="http://schemas.openxmlformats.org/officeDocument/2006/math" xmlns:mc="http://schemas.openxmlformats.org/markup-compatibility/2006" xmlns:mo="http://schemas.microsoft.com/office/mac/office/2008/main" xmlns:mv="urn:schemas-microsoft-com:mac:vml" xmlns:o="urn:schemas-microsoft-com:office:office" xmlns:r="http://schemas.openxmlformats.org/officeDocument/2006/relationships" xmlns:v="urn:schemas-microsoft-com:vml" xmlns:w10="urn:schemas-microsoft-com:office:word" xmlns:w14="http://schemas.microsoft.com/office/word/2010/wordml" xmlns:w="http://schemas.openxmlformats.org/wordprocessingml/2006/main" xmlns:wne="http://schemas.microsoft.com/office/word/2006/wordml" xmlns:wp14="http://schemas.microsoft.com/office/word/2010/wordprocessingDrawing" xmlns:wp="http://schemas.openxmlformats.org/drawingml/2006/wordprocessingDrawing" xmlns:wpc="http://schemas.microsoft.com/office/word/2010/wordprocessingCanvas" xmlns:wpg="http://schemas.microsoft.com/office/word/2010/wordprocessingGroup" xmlns:wpi="http://schemas.microsoft.com/office/word/2010/wordprocessingInk" xmlns:wps="http://schemas.microsoft.com/office/word/2010/wordprocessingShape" mc:Ignorable="w14 wp14">
+  <w:p>
+    <w:pPr>
+      <w:pStyle w:val="Header"/>
+    </w:pPr>
+  </w:p>
+</w:hdr>
+</file>
+
+<file path=word/header5.xml><?xml version="1.0" encoding="utf-8"?>
+<w:hdr xmlns:m="http://schemas.openxmlformats.org/officeDocument/2006/math" xmlns:mc="http://schemas.openxmlformats.org/markup-compatibility/2006" xmlns:mo="http://schemas.microsoft.com/office/mac/office/2008/main" xmlns:mv="urn:schemas-microsoft-com:mac:vml" xmlns:o="urn:schemas-microsoft-com:office:office" xmlns:r="http://schemas.openxmlformats.org/officeDocument/2006/relationships" xmlns:v="urn:schemas-microsoft-com:vml" xmlns:w10="urn:schemas-microsoft-com:office:word" xmlns:w14="http://schemas.microsoft.com/office/word/2010/wordml" xmlns:w="http://schemas.openxmlformats.org/wordprocessingml/2006/main" xmlns:wne="http://schemas.microsoft.com/office/word/2006/wordml" xmlns:wp14="http://schemas.microsoft.com/office/word/2010/wordprocessingDrawing" xmlns:wp="http://schemas.openxmlformats.org/drawingml/2006/wordprocessingDrawing" xmlns:wpc="http://schemas.microsoft.com/office/word/2010/wordprocessingCanvas" xmlns:wpg="http://schemas.microsoft.com/office/word/2010/wordprocessingGroup" xmlns:wpi="http://schemas.microsoft.com/office/word/2010/wordprocessingInk" xmlns:wps="http://schemas.microsoft.com/office/word/2010/wordprocessingShape" mc:Ignorable="w14 wp14">
+  <w:p>
+    <w:pPr>
+      <w:pStyle w:val="Header"/>
+    </w:pPr>
   </w:p>
 </w:hdr>
 </file>
